--- a/word/MEJA-WebStore-Complete-Plan.docx
+++ b/word/MEJA-WebStore-Complete-Plan.docx
@@ -5320,7 +5320,7 @@
           <w:rFonts w:ascii="Consolas" w:hAnsi="Consolas"/>
           <w:sz w:val="18"/>
         </w:rPr>
-        <w:t xml:space="preserve">    section Phase 4 — Hardening &amp; launch</w:t>
+        <w:t xml:space="preserve">    section Phase 4 — Sandbox live testing &amp; demo</w:t>
       </w:r>
       <w:r>
         <w:br/>
@@ -5330,7 +5330,57 @@
           <w:rFonts w:ascii="Consolas" w:hAnsi="Consolas"/>
           <w:sz w:val="18"/>
         </w:rPr>
-        <w:t xml:space="preserve">    Perf/a11y/SEO + cutover              :p4a, after p3b, 21d</w:t>
+        <w:t xml:space="preserve">    Stand up production-parity sandbox   :p4a, after p3b, 10d</w:t>
+      </w:r>
+      <w:r>
+        <w:br/>
+      </w:r>
+      <w:r>
+        <w:rPr>
+          <w:rFonts w:ascii="Consolas" w:hAnsi="Consolas"/>
+          <w:sz w:val="18"/>
+        </w:rPr>
+        <w:t xml:space="preserve">    Perf / a11y / SEO hardening          :p4b, after p3b, 21d</w:t>
+      </w:r>
+      <w:r>
+        <w:br/>
+      </w:r>
+      <w:r>
+        <w:rPr>
+          <w:rFonts w:ascii="Consolas" w:hAnsi="Consolas"/>
+          <w:sz w:val="18"/>
+        </w:rPr>
+        <w:t xml:space="preserve">    Live end-to-end demo + UAT sign-off  :p4c, after p4a, 14d</w:t>
+      </w:r>
+      <w:r>
+        <w:br/>
+      </w:r>
+      <w:r>
+        <w:rPr>
+          <w:rFonts w:ascii="Consolas" w:hAnsi="Consolas"/>
+          <w:sz w:val="18"/>
+        </w:rPr>
+        <w:t xml:space="preserve">    Parallel run (sandbox ∥ live store)  :p4d, after p4c, 14d</w:t>
+      </w:r>
+      <w:r>
+        <w:br/>
+      </w:r>
+      <w:r>
+        <w:rPr>
+          <w:rFonts w:ascii="Consolas" w:hAnsi="Consolas"/>
+          <w:sz w:val="18"/>
+        </w:rPr>
+        <w:t xml:space="preserve">    section Phase 5 — Cutover &amp; launch</w:t>
+      </w:r>
+      <w:r>
+        <w:br/>
+      </w:r>
+      <w:r>
+        <w:rPr>
+          <w:rFonts w:ascii="Consolas" w:hAnsi="Consolas"/>
+          <w:sz w:val="18"/>
+        </w:rPr>
+        <w:t xml:space="preserve">    Go/no-go · DNS swap · post-launch watch :p5a, after p4d, 7d</w:t>
       </w:r>
     </w:p>
     <w:tbl>
@@ -5536,7 +5586,7 @@
               <w:rPr>
                 <w:b/>
               </w:rPr>
-              <w:t>4 — Hardening &amp; launch</w:t>
+              <w:t>4 — Sandbox live testing &amp; demo</w:t>
             </w:r>
           </w:p>
         </w:tc>
@@ -5546,7 +5596,25 @@
           </w:tcPr>
           <w:p>
             <w:r>
-              <w:t>Production cutover.</w:t>
+              <w:t xml:space="preserve">A production-parity sandbox where the whole store is exercised </w:t>
+            </w:r>
+            <w:r>
+              <w:rPr>
+                <w:b/>
+              </w:rPr>
+              <w:t>live</w:t>
+            </w:r>
+            <w:r>
+              <w:t xml:space="preserve"> and demoed for sign-off </w:t>
+            </w:r>
+            <w:r>
+              <w:rPr>
+                <w:b/>
+              </w:rPr>
+              <w:t>before any swap</w:t>
+            </w:r>
+            <w:r>
+              <w:t>. The existing store keeps serving customers untouched.</w:t>
             </w:r>
           </w:p>
         </w:tc>
@@ -5556,13 +5624,513 @@
           </w:tcPr>
           <w:p>
             <w:r>
-              <w:t>NFRs met; SEO preserved; rollback plan tested.</w:t>
+              <w:t xml:space="preserve">All product types + all 4 integrations pass live end-to-end in sandbox; stakeholder demo signed off; NFRs (perf/a11y/SEO) met; parallel run clean; </w:t>
+            </w:r>
+            <w:r>
+              <w:rPr>
+                <w:b/>
+              </w:rPr>
+              <w:t>go/no-go = GO</w:t>
+            </w:r>
+            <w:r>
+              <w:t>.</w:t>
+            </w:r>
+          </w:p>
+        </w:tc>
+      </w:tr>
+      <w:tr>
+        <w:tc>
+          <w:tcPr>
+            <w:tcW w:type="dxa" w:w="3216"/>
+          </w:tcPr>
+          <w:p>
+            <w:r>
+              <w:rPr>
+                <w:b/>
+              </w:rPr>
+              <w:t>5 — Cutover &amp; launch</w:t>
+            </w:r>
+          </w:p>
+        </w:tc>
+        <w:tc>
+          <w:tcPr>
+            <w:tcW w:type="dxa" w:w="3216"/>
+          </w:tcPr>
+          <w:p>
+            <w:r>
+              <w:t>Production swap from the existing store.</w:t>
+            </w:r>
+          </w:p>
+        </w:tc>
+        <w:tc>
+          <w:tcPr>
+            <w:tcW w:type="dxa" w:w="3216"/>
+          </w:tcPr>
+          <w:p>
+            <w:r>
+              <w:t>301 map live; DNS swapped; rollback tested &amp; on standby; post-launch monitoring green.</w:t>
             </w:r>
           </w:p>
         </w:tc>
       </w:tr>
     </w:tbl>
     <w:p/>
+    <w:p>
+      <w:pPr>
+        <w:pStyle w:val="Heading3"/>
+      </w:pPr>
+      <w:r>
+        <w:t>11.1 Sandbox live testing &amp; demo — the pre-swap gate</w:t>
+      </w:r>
+    </w:p>
+    <w:p>
+      <w:r>
+        <w:rPr>
+          <w:b/>
+        </w:rPr>
+        <w:t>Before the existing mejadesigns.com is swapped for the new store, everything runs first in a production-parity sandbox that is exercised *live* and demoed for sign-off.</w:t>
+      </w:r>
+      <w:r>
+        <w:t xml:space="preserve"> The current store keeps serving real customers, untouched, until the go/no-go gate passes — so there is zero customer risk during testing.</w:t>
+      </w:r>
+    </w:p>
+    <w:p>
+      <w:r>
+        <w:rPr>
+          <w:b/>
+        </w:rPr>
+        <w:t>Sandbox environment (mirrors production, fully isolated data):</w:t>
+      </w:r>
+    </w:p>
+    <w:tbl>
+      <w:tblPr>
+        <w:tblStyle w:val="LightGrid-Accent1"/>
+        <w:tblW w:type="auto" w:w="0"/>
+        <w:tblLayout w:type="autofit"/>
+        <w:tblLook w:firstColumn="1" w:firstRow="1" w:lastColumn="0" w:lastRow="0" w:noHBand="0" w:noVBand="1" w:val="04A0"/>
+      </w:tblPr>
+      <w:tblGrid>
+        <w:gridCol w:w="4824"/>
+        <w:gridCol w:w="4824"/>
+      </w:tblGrid>
+      <w:tr>
+        <w:tc>
+          <w:tcPr>
+            <w:tcW w:type="dxa" w:w="4824"/>
+          </w:tcPr>
+          <w:p>
+            <w:r>
+              <w:rPr>
+                <w:b/>
+              </w:rPr>
+              <w:t>Component</w:t>
+            </w:r>
+          </w:p>
+        </w:tc>
+        <w:tc>
+          <w:tcPr>
+            <w:tcW w:type="dxa" w:w="4824"/>
+          </w:tcPr>
+          <w:p>
+            <w:r>
+              <w:rPr>
+                <w:b/>
+              </w:rPr>
+              <w:t>Sandbox form</w:t>
+            </w:r>
+          </w:p>
+        </w:tc>
+      </w:tr>
+      <w:tr>
+        <w:tc>
+          <w:tcPr>
+            <w:tcW w:type="dxa" w:w="4824"/>
+          </w:tcPr>
+          <w:p>
+            <w:r>
+              <w:t>Shopify</w:t>
+            </w:r>
+          </w:p>
+        </w:tc>
+        <w:tc>
+          <w:tcPr>
+            <w:tcW w:type="dxa" w:w="4824"/>
+          </w:tcPr>
+          <w:p>
+            <w:r>
+              <w:t xml:space="preserve">Development/preview store (or password-protected staging theme) using a </w:t>
+            </w:r>
+            <w:r>
+              <w:rPr>
+                <w:b/>
+              </w:rPr>
+              <w:t>test payment gateway</w:t>
+            </w:r>
+            <w:r>
+              <w:t xml:space="preserve"> (Shopify Bogus Gateway) — no real charges.</w:t>
+            </w:r>
+          </w:p>
+        </w:tc>
+      </w:tr>
+      <w:tr>
+        <w:tc>
+          <w:tcPr>
+            <w:tcW w:type="dxa" w:w="4824"/>
+          </w:tcPr>
+          <w:p>
+            <w:r>
+              <w:t>MEJA‑CRM</w:t>
+            </w:r>
+          </w:p>
+        </w:tc>
+        <w:tc>
+          <w:tcPr>
+            <w:tcW w:type="dxa" w:w="4824"/>
+          </w:tcPr>
+          <w:p>
+            <w:r>
+              <w:t xml:space="preserve">CRM sandbox/test tenant pushing </w:t>
+            </w:r>
+            <w:r>
+              <w:rPr>
+                <w:b/>
+              </w:rPr>
+              <w:t>demo</w:t>
+            </w:r>
+            <w:r>
+              <w:t xml:space="preserve"> quotes only (no real customer PII).</w:t>
+            </w:r>
+          </w:p>
+        </w:tc>
+      </w:tr>
+      <w:tr>
+        <w:tc>
+          <w:tcPr>
+            <w:tcW w:type="dxa" w:w="4824"/>
+          </w:tcPr>
+          <w:p>
+            <w:r>
+              <w:t>Atelier3d</w:t>
+            </w:r>
+          </w:p>
+        </w:tc>
+        <w:tc>
+          <w:tcPr>
+            <w:tcW w:type="dxa" w:w="4824"/>
+          </w:tcPr>
+          <w:p>
+            <w:r>
+              <w:t>Sandbox project + keys; same option models as production.</w:t>
+            </w:r>
+          </w:p>
+        </w:tc>
+      </w:tr>
+      <w:tr>
+        <w:tc>
+          <w:tcPr>
+            <w:tcW w:type="dxa" w:w="4824"/>
+          </w:tcPr>
+          <w:p>
+            <w:r>
+              <w:t>4K render engine</w:t>
+            </w:r>
+          </w:p>
+        </w:tc>
+        <w:tc>
+          <w:tcPr>
+            <w:tcW w:type="dxa" w:w="4824"/>
+          </w:tcPr>
+          <w:p>
+            <w:r>
+              <w:t xml:space="preserve">Test render queue writing to a </w:t>
+            </w:r>
+            <w:r>
+              <w:rPr>
+                <w:b/>
+              </w:rPr>
+              <w:t>non-production</w:t>
+            </w:r>
+            <w:r>
+              <w:t xml:space="preserve"> CDN bucket.</w:t>
+            </w:r>
+          </w:p>
+        </w:tc>
+      </w:tr>
+      <w:tr>
+        <w:tc>
+          <w:tcPr>
+            <w:tcW w:type="dxa" w:w="4824"/>
+          </w:tcPr>
+          <w:p>
+            <w:r>
+              <w:t>Integration Layer</w:t>
+            </w:r>
+          </w:p>
+        </w:tc>
+        <w:tc>
+          <w:tcPr>
+            <w:tcW w:type="dxa" w:w="4824"/>
+          </w:tcPr>
+          <w:p>
+            <w:r>
+              <w:t>Staging deployment with its own DB, secrets, and webhook endpoints.</w:t>
+            </w:r>
+          </w:p>
+        </w:tc>
+      </w:tr>
+    </w:tbl>
+    <w:p/>
+    <w:p>
+      <w:r>
+        <w:rPr>
+          <w:b/>
+        </w:rPr>
+        <w:t>Live demo scope — every workflow exercised end-to-end, for real, in the sandbox:</w:t>
+      </w:r>
+    </w:p>
+    <w:p>
+      <w:pPr>
+        <w:pStyle w:val="ListBullet"/>
+      </w:pPr>
+      <w:r>
+        <w:t>Ready-made purchase → test checkout → order created.</w:t>
+      </w:r>
+    </w:p>
+    <w:p>
+      <w:pPr>
+        <w:pStyle w:val="ListBullet"/>
+      </w:pPr>
+      <w:r>
+        <w:t xml:space="preserve">CRM pushes a </w:t>
+      </w:r>
+      <w:r>
+        <w:rPr>
+          <w:b/>
+        </w:rPr>
+        <w:t>private/unlisted</w:t>
+      </w:r>
+      <w:r>
+        <w:t xml:space="preserve"> quote → signed link opens → buy.</w:t>
+      </w:r>
+    </w:p>
+    <w:p>
+      <w:pPr>
+        <w:pStyle w:val="ListBullet"/>
+      </w:pPr>
+      <w:r>
+        <w:rPr>
+          <w:b/>
+        </w:rPr>
+        <w:t>Configurable shelf</w:t>
+      </w:r>
+      <w:r>
+        <w:t xml:space="preserve"> (Tile, Art Back, </w:t>
+      </w:r>
+      <w:r>
+        <w:rPr>
+          <w:b/>
+        </w:rPr>
+        <w:t>and</w:t>
+      </w:r>
+      <w:r>
+        <w:t xml:space="preserve"> at least one additional style) → live price + 4K render → buy.</w:t>
+      </w:r>
+    </w:p>
+    <w:p>
+      <w:pPr>
+        <w:pStyle w:val="ListBullet"/>
+      </w:pPr>
+      <w:r>
+        <w:rPr>
+          <w:b/>
+        </w:rPr>
+        <w:t>Hybrid</w:t>
+      </w:r>
+      <w:r>
+        <w:t xml:space="preserve"> listing → edit unlocked options → price/render update → buy.</w:t>
+      </w:r>
+    </w:p>
+    <w:p>
+      <w:pPr>
+        <w:pStyle w:val="ListBullet"/>
+      </w:pPr>
+      <w:r>
+        <w:rPr>
+          <w:b/>
+        </w:rPr>
+        <w:t>Atelier3d custom build</w:t>
+      </w:r>
+      <w:r>
+        <w:t xml:space="preserve"> → 3D design → 4K render → buy and/or route to a CRM quote.</w:t>
+      </w:r>
+    </w:p>
+    <w:p>
+      <w:pPr>
+        <w:pStyle w:val="ListBullet"/>
+      </w:pPr>
+      <w:r>
+        <w:t>Order → fulfillment packet (config + BOM + 4K render) reaches ops.</w:t>
+      </w:r>
+    </w:p>
+    <w:p>
+      <w:pPr>
+        <w:pStyle w:val="ListBullet"/>
+      </w:pPr>
+      <w:r>
+        <w:rPr>
+          <w:b/>
+        </w:rPr>
+        <w:t>Failure drills:</w:t>
+      </w:r>
+      <w:r>
+        <w:t xml:space="preserve"> render engine down (WebGL fallback), expired private link, invalid configuration, CRM-vs-rules price reconciliation.</w:t>
+      </w:r>
+    </w:p>
+    <w:p>
+      <w:r>
+        <w:rPr>
+          <w:b/>
+        </w:rPr>
+        <w:t>Demo &amp; UAT:</w:t>
+      </w:r>
+      <w:r>
+        <w:t xml:space="preserve"> a scheduled walkthrough for stakeholders on the live sandbox URL; UAT scripts per product type; defects logged, triaged, and re-tested; accessibility (WCAG 2.2 AA) and performance audits run against the sandbox.</w:t>
+      </w:r>
+    </w:p>
+    <w:p>
+      <w:r>
+        <w:rPr>
+          <w:b/>
+        </w:rPr>
+        <w:t>Parallel run (soft launch):</w:t>
+      </w:r>
+      <w:r>
+        <w:t xml:space="preserve"> for ~1–2 weeks the new store runs </w:t>
+      </w:r>
+      <w:r>
+        <w:rPr>
+          <w:b/>
+        </w:rPr>
+        <w:t>alongside</w:t>
+      </w:r>
+      <w:r>
+        <w:t xml:space="preserve"> the existing live store — behind a password, limited audience, or feature flag — so pricing, behavior, and integrations can be compared against today's store with </w:t>
+      </w:r>
+      <w:r>
+        <w:rPr>
+          <w:b/>
+        </w:rPr>
+        <w:t>no customer impact</w:t>
+      </w:r>
+      <w:r>
+        <w:t>.</w:t>
+      </w:r>
+    </w:p>
+    <w:p>
+      <w:r>
+        <w:rPr>
+          <w:b/>
+        </w:rPr>
+        <w:t>Go / no-go checklist — all must be GREEN to authorize the swap:</w:t>
+      </w:r>
+    </w:p>
+    <w:p>
+      <w:pPr>
+        <w:pStyle w:val="ListBullet"/>
+      </w:pPr>
+      <w:r>
+        <w:t xml:space="preserve">[ ] All five product types pass </w:t>
+      </w:r>
+      <w:r>
+        <w:rPr>
+          <w:b/>
+        </w:rPr>
+        <w:t>live</w:t>
+      </w:r>
+      <w:r>
+        <w:t xml:space="preserve"> end-to-end in the sandbox.</w:t>
+      </w:r>
+    </w:p>
+    <w:p>
+      <w:pPr>
+        <w:pStyle w:val="ListBullet"/>
+      </w:pPr>
+      <w:r>
+        <w:t>[ ] All four integrations (Shopify, MEJA‑CRM, Atelier3d, 4K render) verified live.</w:t>
+      </w:r>
+    </w:p>
+    <w:p>
+      <w:pPr>
+        <w:pStyle w:val="ListBullet"/>
+      </w:pPr>
+      <w:r>
+        <w:t>[ ] Stakeholder demo signed off.</w:t>
+      </w:r>
+    </w:p>
+    <w:p>
+      <w:pPr>
+        <w:pStyle w:val="ListBullet"/>
+      </w:pPr>
+      <w:r>
+        <w:t>[ ] Performance, accessibility (AA), and SEO-parity audits pass.</w:t>
+      </w:r>
+    </w:p>
+    <w:p>
+      <w:pPr>
+        <w:pStyle w:val="ListBullet"/>
+      </w:pPr>
+      <w:r>
+        <w:t>[ ] 301 redirect map verified; private listings excluded from indexing.</w:t>
+      </w:r>
+    </w:p>
+    <w:p>
+      <w:pPr>
+        <w:pStyle w:val="ListBullet"/>
+      </w:pPr>
+      <w:r>
+        <w:t>[ ] Rollback plan tested and on standby.</w:t>
+      </w:r>
+    </w:p>
+    <w:p>
+      <w:pPr>
+        <w:pStyle w:val="ListBullet"/>
+      </w:pPr>
+      <w:r>
+        <w:t>[ ] Parallel run shows no blocking discrepancies vs. the existing store.</w:t>
+      </w:r>
+    </w:p>
+    <w:p>
+      <w:r>
+        <w:t xml:space="preserve">Only after a recorded </w:t>
+      </w:r>
+      <w:r>
+        <w:rPr>
+          <w:b/>
+        </w:rPr>
+        <w:t>GO</w:t>
+      </w:r>
+      <w:r>
+        <w:t xml:space="preserve"> decision does </w:t>
+      </w:r>
+      <w:r>
+        <w:rPr>
+          <w:b/>
+        </w:rPr>
+        <w:t>Phase 5</w:t>
+      </w:r>
+      <w:r>
+        <w:t xml:space="preserve"> perform the cutover. The existing store remains the </w:t>
+      </w:r>
+      <w:r>
+        <w:rPr>
+          <w:b/>
+        </w:rPr>
+        <w:t>rollback target</w:t>
+      </w:r>
+      <w:r>
+        <w:t xml:space="preserve"> throughout launch.</w:t>
+      </w:r>
+    </w:p>
     <w:p>
       <w:pPr>
         <w:pBdr>
@@ -6215,7 +6783,16 @@
           </w:tcPr>
           <w:p>
             <w:r>
-              <w:t>301 map, parity audit, staged rollout, monitoring.</w:t>
+              <w:t xml:space="preserve">301 map, parity audit, </w:t>
+            </w:r>
+            <w:r>
+              <w:rPr>
+                <w:b/>
+              </w:rPr>
+              <w:t>sandbox parallel run + go/no-go gate (§11.1)</w:t>
+            </w:r>
+            <w:r>
+              <w:t>, staged rollout, monitoring; existing store kept as rollback target.</w:t>
             </w:r>
           </w:p>
         </w:tc>
@@ -7026,6 +7603,57 @@
           <w:p>
             <w:r>
               <w:t>Confirm launch styles; system supports unlimited via data.</w:t>
+            </w:r>
+          </w:p>
+        </w:tc>
+      </w:tr>
+      <w:tr>
+        <w:tc>
+          <w:tcPr>
+            <w:tcW w:type="dxa" w:w="2412"/>
+          </w:tcPr>
+          <w:p>
+            <w:r>
+              <w:rPr>
+                <w:b/>
+              </w:rPr>
+              <w:t>D9</w:t>
+            </w:r>
+          </w:p>
+        </w:tc>
+        <w:tc>
+          <w:tcPr>
+            <w:tcW w:type="dxa" w:w="2412"/>
+          </w:tcPr>
+          <w:p>
+            <w:r>
+              <w:t>Pre-swap parallel-run length &amp; demo sign-off group (§11.1)</w:t>
+            </w:r>
+          </w:p>
+        </w:tc>
+        <w:tc>
+          <w:tcPr>
+            <w:tcW w:type="dxa" w:w="2412"/>
+          </w:tcPr>
+          <w:p>
+            <w:r>
+              <w:t>1 wk / 2 wks / longer · who signs off</w:t>
+            </w:r>
+          </w:p>
+        </w:tc>
+        <w:tc>
+          <w:tcPr>
+            <w:tcW w:type="dxa" w:w="2412"/>
+          </w:tcPr>
+          <w:p>
+            <w:r>
+              <w:rPr>
+                <w:b/>
+              </w:rPr>
+              <w:t>~2 weeks</w:t>
+            </w:r>
+            <w:r>
+              <w:t xml:space="preserve"> parallel run; named stakeholders sign the recorded go/no-go before swap.</w:t>
             </w:r>
           </w:p>
         </w:tc>

--- a/word/MEJA-WebStore-Complete-Plan.docx
+++ b/word/MEJA-WebStore-Complete-Plan.docx
@@ -12099,6 +12099,29 @@
       </w:r>
     </w:p>
     <w:p>
+      <w:r>
+        <w:t xml:space="preserve">Workflows A–H below cover the </w:t>
+      </w:r>
+      <w:r>
+        <w:rPr>
+          <w:b/>
+        </w:rPr>
+        <w:t>customer &amp; system</w:t>
+      </w:r>
+      <w:r>
+        <w:t xml:space="preserve"> path. </w:t>
+      </w:r>
+      <w:r>
+        <w:rPr>
+          <w:b/>
+        </w:rPr>
+        <w:t>§12 adds the operational (back-of-house) workflow</w:t>
+      </w:r>
+      <w:r>
+        <w:t xml:space="preserve"> the production/ops team follows to fulfill each product type — intake, spec verification, sourcing, build, QA, pack, ship, and close-out.</w:t>
+      </w:r>
+    </w:p>
+    <w:p>
       <w:pPr>
         <w:pBdr>
           <w:bottom w:val="single" w:sz="6" w:space="1" w:color="BBBBBB"/>
@@ -15097,11 +15120,1836 @@
       </w:pPr>
     </w:p>
     <w:p>
+      <w:pPr>
+        <w:pStyle w:val="Heading2"/>
+      </w:pPr>
+      <w:r>
+        <w:t>12. Operational workflows (back-of-house) — per product type</w:t>
+      </w:r>
+    </w:p>
+    <w:p>
+      <w:r>
+        <w:t xml:space="preserve">Workflows A–H describe the </w:t>
+      </w:r>
+      <w:r>
+        <w:rPr>
+          <w:b/>
+        </w:rPr>
+        <w:t>customer &amp; system</w:t>
+      </w:r>
+      <w:r>
+        <w:t xml:space="preserve"> journey. This part describes what the </w:t>
+      </w:r>
+      <w:r>
+        <w:rPr>
+          <w:b/>
+        </w:rPr>
+        <w:t>operations / production team</w:t>
+      </w:r>
+      <w:r>
+        <w:t xml:space="preserve"> does once an order is placed, for each product type. The shared starting point is the </w:t>
+      </w:r>
+      <w:r>
+        <w:rPr>
+          <w:b/>
+        </w:rPr>
+        <w:t>production packet</w:t>
+      </w:r>
+      <w:r>
+        <w:t xml:space="preserve"> from Workflow H (configuration + BOM + the approved 4K render + customer details). </w:t>
+      </w:r>
+      <w:r>
+        <w:rPr>
+          <w:b/>
+        </w:rPr>
+        <w:t>The approved 4K render is the visual spec of record</w:t>
+      </w:r>
+      <w:r>
+        <w:t xml:space="preserve"> — QA builds and checks against it.</w:t>
+      </w:r>
+    </w:p>
+    <w:p>
+      <w:r>
+        <w:rPr>
+          <w:b/>
+        </w:rPr>
+        <w:t>Operational role codes:</w:t>
+      </w:r>
+    </w:p>
+    <w:tbl>
+      <w:tblPr>
+        <w:tblStyle w:val="LightGrid-Accent1"/>
+        <w:tblW w:type="auto" w:w="0"/>
+        <w:tblLayout w:type="autofit"/>
+        <w:tblLook w:firstColumn="1" w:firstRow="1" w:lastColumn="0" w:lastRow="0" w:noHBand="0" w:noVBand="1" w:val="04A0"/>
+      </w:tblPr>
+      <w:tblGrid>
+        <w:gridCol w:w="4824"/>
+        <w:gridCol w:w="4824"/>
+      </w:tblGrid>
+      <w:tr>
+        <w:tc>
+          <w:tcPr>
+            <w:tcW w:type="dxa" w:w="4824"/>
+          </w:tcPr>
+          <w:p>
+            <w:r>
+              <w:rPr>
+                <w:b/>
+              </w:rPr>
+              <w:t>Code</w:t>
+            </w:r>
+          </w:p>
+        </w:tc>
+        <w:tc>
+          <w:tcPr>
+            <w:tcW w:type="dxa" w:w="4824"/>
+          </w:tcPr>
+          <w:p>
+            <w:r>
+              <w:rPr>
+                <w:b/>
+              </w:rPr>
+              <w:t>Role</w:t>
+            </w:r>
+          </w:p>
+        </w:tc>
+      </w:tr>
+      <w:tr>
+        <w:tc>
+          <w:tcPr>
+            <w:tcW w:type="dxa" w:w="4824"/>
+          </w:tcPr>
+          <w:p>
+            <w:r>
+              <w:rPr>
+                <w:b/>
+              </w:rPr>
+              <w:t>CS</w:t>
+            </w:r>
+          </w:p>
+        </w:tc>
+        <w:tc>
+          <w:tcPr>
+            <w:tcW w:type="dxa" w:w="4824"/>
+          </w:tcPr>
+          <w:p>
+            <w:r>
+              <w:t>Sales / Customer Service</w:t>
+            </w:r>
+          </w:p>
+        </w:tc>
+      </w:tr>
+      <w:tr>
+        <w:tc>
+          <w:tcPr>
+            <w:tcW w:type="dxa" w:w="4824"/>
+          </w:tcPr>
+          <w:p>
+            <w:r>
+              <w:rPr>
+                <w:b/>
+              </w:rPr>
+              <w:t>OPS</w:t>
+            </w:r>
+          </w:p>
+        </w:tc>
+        <w:tc>
+          <w:tcPr>
+            <w:tcW w:type="dxa" w:w="4824"/>
+          </w:tcPr>
+          <w:p>
+            <w:r>
+              <w:t>Production scheduler / Ops lead</w:t>
+            </w:r>
+          </w:p>
+        </w:tc>
+      </w:tr>
+      <w:tr>
+        <w:tc>
+          <w:tcPr>
+            <w:tcW w:type="dxa" w:w="4824"/>
+          </w:tcPr>
+          <w:p>
+            <w:r>
+              <w:rPr>
+                <w:b/>
+              </w:rPr>
+              <w:t>MK</w:t>
+            </w:r>
+          </w:p>
+        </w:tc>
+        <w:tc>
+          <w:tcPr>
+            <w:tcW w:type="dxa" w:w="4824"/>
+          </w:tcPr>
+          <w:p>
+            <w:r>
+              <w:t>Maker / craftsperson (incl. finishing)</w:t>
+            </w:r>
+          </w:p>
+        </w:tc>
+      </w:tr>
+      <w:tr>
+        <w:tc>
+          <w:tcPr>
+            <w:tcW w:type="dxa" w:w="4824"/>
+          </w:tcPr>
+          <w:p>
+            <w:r>
+              <w:rPr>
+                <w:b/>
+              </w:rPr>
+              <w:t>QA</w:t>
+            </w:r>
+          </w:p>
+        </w:tc>
+        <w:tc>
+          <w:tcPr>
+            <w:tcW w:type="dxa" w:w="4824"/>
+          </w:tcPr>
+          <w:p>
+            <w:r>
+              <w:t>Quality control</w:t>
+            </w:r>
+          </w:p>
+        </w:tc>
+      </w:tr>
+      <w:tr>
+        <w:tc>
+          <w:tcPr>
+            <w:tcW w:type="dxa" w:w="4824"/>
+          </w:tcPr>
+          <w:p>
+            <w:r>
+              <w:rPr>
+                <w:b/>
+              </w:rPr>
+              <w:t>SHIP</w:t>
+            </w:r>
+          </w:p>
+        </w:tc>
+        <w:tc>
+          <w:tcPr>
+            <w:tcW w:type="dxa" w:w="4824"/>
+          </w:tcPr>
+          <w:p>
+            <w:r>
+              <w:t>Fulfillment / shipping</w:t>
+            </w:r>
+          </w:p>
+        </w:tc>
+      </w:tr>
+      <w:tr>
+        <w:tc>
+          <w:tcPr>
+            <w:tcW w:type="dxa" w:w="4824"/>
+          </w:tcPr>
+          <w:p>
+            <w:r>
+              <w:rPr>
+                <w:b/>
+              </w:rPr>
+              <w:t>SYS</w:t>
+            </w:r>
+          </w:p>
+        </w:tc>
+        <w:tc>
+          <w:tcPr>
+            <w:tcW w:type="dxa" w:w="4824"/>
+          </w:tcPr>
+          <w:p>
+            <w:r>
+              <w:t>Integration Layer / CRM (automated)</w:t>
+            </w:r>
+          </w:p>
+        </w:tc>
+      </w:tr>
+    </w:tbl>
+    <w:p/>
+    <w:p>
+      <w:pPr>
+        <w:pBdr>
+          <w:bottom w:val="single" w:sz="6" w:space="1" w:color="BBBBBB"/>
+        </w:pBdr>
+      </w:pPr>
+    </w:p>
+    <w:p>
+      <w:pPr>
+        <w:pStyle w:val="Heading3"/>
+      </w:pPr>
+      <w:r>
+        <w:t>12.1 Ready-Made — operations</w:t>
+      </w:r>
+    </w:p>
+    <w:p>
       <w:r>
         <w:rPr>
           <w:i/>
-        </w:rPr>
-        <w:t>End of Product Workflows (Draft v0.1). Please approve the flows and the open question in §10.</w:t>
+          <w:color w:val="666666"/>
+          <w:sz w:val="18"/>
+        </w:rPr>
+        <w:t>Diagram (Mermaid source — renders as a diagram on GitHub):</w:t>
+      </w:r>
+    </w:p>
+    <w:p>
+      <w:pPr>
+        <w:shd w:val="clear" w:color="auto" w:fill="F4F4F2"/>
+        <w:ind w:left="216" w:right="216"/>
+      </w:pPr>
+      <w:r>
+        <w:rPr>
+          <w:rFonts w:ascii="Consolas" w:hAnsi="Consolas"/>
+          <w:sz w:val="18"/>
+        </w:rPr>
+        <w:t>flowchart LR</w:t>
+      </w:r>
+      <w:r>
+        <w:br/>
+      </w:r>
+      <w:r>
+        <w:rPr>
+          <w:rFonts w:ascii="Consolas" w:hAnsi="Consolas"/>
+          <w:sz w:val="18"/>
+        </w:rPr>
+        <w:t xml:space="preserve">    O[Order paid] --&gt; S{In stock?}</w:t>
+      </w:r>
+      <w:r>
+        <w:br/>
+      </w:r>
+      <w:r>
+        <w:rPr>
+          <w:rFonts w:ascii="Consolas" w:hAnsi="Consolas"/>
+          <w:sz w:val="18"/>
+        </w:rPr>
+        <w:t xml:space="preserve">    S --&gt;|Yes| P[Pick from inventory]</w:t>
+      </w:r>
+      <w:r>
+        <w:br/>
+      </w:r>
+      <w:r>
+        <w:rPr>
+          <w:rFonts w:ascii="Consolas" w:hAnsi="Consolas"/>
+          <w:sz w:val="18"/>
+        </w:rPr>
+        <w:t xml:space="preserve">    S --&gt;|No| B[Build to standard spec / backorder comms]</w:t>
+      </w:r>
+      <w:r>
+        <w:br/>
+      </w:r>
+      <w:r>
+        <w:rPr>
+          <w:rFonts w:ascii="Consolas" w:hAnsi="Consolas"/>
+          <w:sz w:val="18"/>
+        </w:rPr>
+        <w:t xml:space="preserve">    P --&gt; Q[QA spot-check]</w:t>
+      </w:r>
+      <w:r>
+        <w:br/>
+      </w:r>
+      <w:r>
+        <w:rPr>
+          <w:rFonts w:ascii="Consolas" w:hAnsi="Consolas"/>
+          <w:sz w:val="18"/>
+        </w:rPr>
+        <w:t xml:space="preserve">    B --&gt; Q</w:t>
+      </w:r>
+      <w:r>
+        <w:br/>
+      </w:r>
+      <w:r>
+        <w:rPr>
+          <w:rFonts w:ascii="Consolas" w:hAnsi="Consolas"/>
+          <w:sz w:val="18"/>
+        </w:rPr>
+        <w:t xml:space="preserve">    Q --&gt; PK[Pack]</w:t>
+      </w:r>
+      <w:r>
+        <w:br/>
+      </w:r>
+      <w:r>
+        <w:rPr>
+          <w:rFonts w:ascii="Consolas" w:hAnsi="Consolas"/>
+          <w:sz w:val="18"/>
+        </w:rPr>
+        <w:t xml:space="preserve">    PK --&gt; SH[Ship + tracking]</w:t>
+      </w:r>
+      <w:r>
+        <w:br/>
+      </w:r>
+      <w:r>
+        <w:rPr>
+          <w:rFonts w:ascii="Consolas" w:hAnsi="Consolas"/>
+          <w:sz w:val="18"/>
+        </w:rPr>
+        <w:t xml:space="preserve">    SH --&gt; CL[Close order · restock if reorder point hit]</w:t>
+      </w:r>
+    </w:p>
+    <w:p>
+      <w:pPr>
+        <w:pStyle w:val="ListBullet"/>
+      </w:pPr>
+      <w:r>
+        <w:rPr>
+          <w:b/>
+        </w:rPr>
+        <w:t>Owner:</w:t>
+      </w:r>
+      <w:r>
+        <w:t xml:space="preserve"> SHIP (stocked) or MK→SHIP (made-to-order); OPS accountable.</w:t>
+      </w:r>
+    </w:p>
+    <w:p>
+      <w:pPr>
+        <w:pStyle w:val="ListBullet"/>
+      </w:pPr>
+      <w:r>
+        <w:rPr>
+          <w:b/>
+        </w:rPr>
+        <w:t>Lead time / SLA:</w:t>
+      </w:r>
+      <w:r>
+        <w:t xml:space="preserve"> in-stock ship in 1–2 business days; made-to-order standard 1–2 weeks.</w:t>
+      </w:r>
+    </w:p>
+    <w:p>
+      <w:pPr>
+        <w:pStyle w:val="ListBullet"/>
+      </w:pPr>
+      <w:r>
+        <w:rPr>
+          <w:b/>
+        </w:rPr>
+        <w:t>Exceptions:</w:t>
+      </w:r>
+      <w:r>
+        <w:t xml:space="preserve"> out of stock → backorder comms + ETA (CS); failed spot-check → pull + replace.</w:t>
+      </w:r>
+    </w:p>
+    <w:p>
+      <w:pPr>
+        <w:pStyle w:val="Heading3"/>
+      </w:pPr>
+      <w:r>
+        <w:t>12.2 Private / Unlisted (locked) — operations</w:t>
+      </w:r>
+    </w:p>
+    <w:p>
+      <w:r>
+        <w:rPr>
+          <w:i/>
+          <w:color w:val="666666"/>
+          <w:sz w:val="18"/>
+        </w:rPr>
+        <w:t>Diagram (Mermaid source — renders as a diagram on GitHub):</w:t>
+      </w:r>
+    </w:p>
+    <w:p>
+      <w:pPr>
+        <w:shd w:val="clear" w:color="auto" w:fill="F4F4F2"/>
+        <w:ind w:left="216" w:right="216"/>
+      </w:pPr>
+      <w:r>
+        <w:rPr>
+          <w:rFonts w:ascii="Consolas" w:hAnsi="Consolas"/>
+          <w:sz w:val="18"/>
+        </w:rPr>
+        <w:t>flowchart LR</w:t>
+      </w:r>
+      <w:r>
+        <w:br/>
+      </w:r>
+      <w:r>
+        <w:rPr>
+          <w:rFonts w:ascii="Consolas" w:hAnsi="Consolas"/>
+          <w:sz w:val="18"/>
+        </w:rPr>
+        <w:t xml:space="preserve">    O[Order paid · locked spec] --&gt; V[Verify spec vs CRM quote]</w:t>
+      </w:r>
+      <w:r>
+        <w:br/>
+      </w:r>
+      <w:r>
+        <w:rPr>
+          <w:rFonts w:ascii="Consolas" w:hAnsi="Consolas"/>
+          <w:sz w:val="18"/>
+        </w:rPr>
+        <w:t xml:space="preserve">    V --&gt; SRC[Source materials per BOM]</w:t>
+      </w:r>
+      <w:r>
+        <w:br/>
+      </w:r>
+      <w:r>
+        <w:rPr>
+          <w:rFonts w:ascii="Consolas" w:hAnsi="Consolas"/>
+          <w:sz w:val="18"/>
+        </w:rPr>
+        <w:t xml:space="preserve">    SRC --&gt; MK[Build to locked spec]</w:t>
+      </w:r>
+      <w:r>
+        <w:br/>
+      </w:r>
+      <w:r>
+        <w:rPr>
+          <w:rFonts w:ascii="Consolas" w:hAnsi="Consolas"/>
+          <w:sz w:val="18"/>
+        </w:rPr>
+        <w:t xml:space="preserve">    MK --&gt; QA[QA vs approved 4K render]</w:t>
+      </w:r>
+      <w:r>
+        <w:br/>
+      </w:r>
+      <w:r>
+        <w:rPr>
+          <w:rFonts w:ascii="Consolas" w:hAnsi="Consolas"/>
+          <w:sz w:val="18"/>
+        </w:rPr>
+        <w:t xml:space="preserve">    QA --&gt;|pass| PK[Pack with approval proof]</w:t>
+      </w:r>
+      <w:r>
+        <w:br/>
+      </w:r>
+      <w:r>
+        <w:rPr>
+          <w:rFonts w:ascii="Consolas" w:hAnsi="Consolas"/>
+          <w:sz w:val="18"/>
+        </w:rPr>
+        <w:t xml:space="preserve">    QA --&gt;|fail| RW[Rework]</w:t>
+      </w:r>
+      <w:r>
+        <w:br/>
+      </w:r>
+      <w:r>
+        <w:rPr>
+          <w:rFonts w:ascii="Consolas" w:hAnsi="Consolas"/>
+          <w:sz w:val="18"/>
+        </w:rPr>
+        <w:t xml:space="preserve">    RW --&gt; QA</w:t>
+      </w:r>
+      <w:r>
+        <w:br/>
+      </w:r>
+      <w:r>
+        <w:rPr>
+          <w:rFonts w:ascii="Consolas" w:hAnsi="Consolas"/>
+          <w:sz w:val="18"/>
+        </w:rPr>
+        <w:t xml:space="preserve">    PK --&gt; SH[Ship]</w:t>
+      </w:r>
+      <w:r>
+        <w:br/>
+      </w:r>
+      <w:r>
+        <w:rPr>
+          <w:rFonts w:ascii="Consolas" w:hAnsi="Consolas"/>
+          <w:sz w:val="18"/>
+        </w:rPr>
+        <w:t xml:space="preserve">    SH --&gt; CL[CRM close-out · quote won]</w:t>
+      </w:r>
+    </w:p>
+    <w:p>
+      <w:pPr>
+        <w:pStyle w:val="ListBullet"/>
+      </w:pPr>
+      <w:r>
+        <w:rPr>
+          <w:b/>
+        </w:rPr>
+        <w:t>Owner:</w:t>
+      </w:r>
+      <w:r>
+        <w:t xml:space="preserve"> OPS (verify) → MK (build) → QA → SHIP; CS consulted on any ambiguity.</w:t>
+      </w:r>
+    </w:p>
+    <w:p>
+      <w:pPr>
+        <w:pStyle w:val="ListBullet"/>
+      </w:pPr>
+      <w:r>
+        <w:rPr>
+          <w:b/>
+        </w:rPr>
+        <w:t>Lead time / SLA:</w:t>
+      </w:r>
+      <w:r>
+        <w:t xml:space="preserve"> per quote (set in CRM); confirm at intake.</w:t>
+      </w:r>
+    </w:p>
+    <w:p>
+      <w:pPr>
+        <w:pStyle w:val="ListBullet"/>
+      </w:pPr>
+      <w:r>
+        <w:rPr>
+          <w:b/>
+        </w:rPr>
+        <w:t>Exceptions:</w:t>
+      </w:r>
+      <w:r>
+        <w:t xml:space="preserve"> spec ambiguity → </w:t>
+      </w:r>
+      <w:r>
+        <w:rPr>
+          <w:b/>
+        </w:rPr>
+        <w:t>CS confirms with customer before build</w:t>
+      </w:r>
+      <w:r>
+        <w:t xml:space="preserve"> (locked spec is authoritative, never silently changed); material substitution requires CS sign-off.</w:t>
+      </w:r>
+    </w:p>
+    <w:p>
+      <w:pPr>
+        <w:pStyle w:val="Heading3"/>
+      </w:pPr>
+      <w:r>
+        <w:t>12.3 Configurable shelves (Tile / Art Back / others) — operations</w:t>
+      </w:r>
+    </w:p>
+    <w:p>
+      <w:r>
+        <w:rPr>
+          <w:i/>
+          <w:color w:val="666666"/>
+          <w:sz w:val="18"/>
+        </w:rPr>
+        <w:t>Diagram (Mermaid source — renders as a diagram on GitHub):</w:t>
+      </w:r>
+    </w:p>
+    <w:p>
+      <w:pPr>
+        <w:shd w:val="clear" w:color="auto" w:fill="F4F4F2"/>
+        <w:ind w:left="216" w:right="216"/>
+      </w:pPr>
+      <w:r>
+        <w:rPr>
+          <w:rFonts w:ascii="Consolas" w:hAnsi="Consolas"/>
+          <w:sz w:val="18"/>
+        </w:rPr>
+        <w:t>flowchart TD</w:t>
+      </w:r>
+      <w:r>
+        <w:br/>
+      </w:r>
+      <w:r>
+        <w:rPr>
+          <w:rFonts w:ascii="Consolas" w:hAnsi="Consolas"/>
+          <w:sz w:val="18"/>
+        </w:rPr>
+        <w:t xml:space="preserve">    O[Order paid · config + BOM] --&gt; J{Style}</w:t>
+      </w:r>
+      <w:r>
+        <w:br/>
+      </w:r>
+      <w:r>
+        <w:rPr>
+          <w:rFonts w:ascii="Consolas" w:hAnsi="Consolas"/>
+          <w:sz w:val="18"/>
+        </w:rPr>
+        <w:t xml:space="preserve">    J --&gt;|Tile| T[Cut blank · layout tiles per count/pattern · set · seal]</w:t>
+      </w:r>
+      <w:r>
+        <w:br/>
+      </w:r>
+      <w:r>
+        <w:rPr>
+          <w:rFonts w:ascii="Consolas" w:hAnsi="Consolas"/>
+          <w:sz w:val="18"/>
+        </w:rPr>
+        <w:t xml:space="preserve">    J --&gt;|Art Back| A[Prep back panel · mount art asset · assemble]</w:t>
+      </w:r>
+      <w:r>
+        <w:br/>
+      </w:r>
+      <w:r>
+        <w:rPr>
+          <w:rFonts w:ascii="Consolas" w:hAnsi="Consolas"/>
+          <w:sz w:val="18"/>
+        </w:rPr>
+        <w:t xml:space="preserve">    J --&gt;|Other| X[Style-specific build routine]</w:t>
+      </w:r>
+      <w:r>
+        <w:br/>
+      </w:r>
+      <w:r>
+        <w:rPr>
+          <w:rFonts w:ascii="Consolas" w:hAnsi="Consolas"/>
+          <w:sz w:val="18"/>
+        </w:rPr>
+        <w:t xml:space="preserve">    T --&gt; F[Finish]</w:t>
+      </w:r>
+      <w:r>
+        <w:br/>
+      </w:r>
+      <w:r>
+        <w:rPr>
+          <w:rFonts w:ascii="Consolas" w:hAnsi="Consolas"/>
+          <w:sz w:val="18"/>
+        </w:rPr>
+        <w:t xml:space="preserve">    A --&gt; F</w:t>
+      </w:r>
+      <w:r>
+        <w:br/>
+      </w:r>
+      <w:r>
+        <w:rPr>
+          <w:rFonts w:ascii="Consolas" w:hAnsi="Consolas"/>
+          <w:sz w:val="18"/>
+        </w:rPr>
+        <w:t xml:space="preserve">    X --&gt; F</w:t>
+      </w:r>
+      <w:r>
+        <w:br/>
+      </w:r>
+      <w:r>
+        <w:rPr>
+          <w:rFonts w:ascii="Consolas" w:hAnsi="Consolas"/>
+          <w:sz w:val="18"/>
+        </w:rPr>
+        <w:t xml:space="preserve">    F --&gt; QA[QA vs render]</w:t>
+      </w:r>
+      <w:r>
+        <w:br/>
+      </w:r>
+      <w:r>
+        <w:rPr>
+          <w:rFonts w:ascii="Consolas" w:hAnsi="Consolas"/>
+          <w:sz w:val="18"/>
+        </w:rPr>
+        <w:t xml:space="preserve">    QA --&gt; PK[Pack]</w:t>
+      </w:r>
+      <w:r>
+        <w:br/>
+      </w:r>
+      <w:r>
+        <w:rPr>
+          <w:rFonts w:ascii="Consolas" w:hAnsi="Consolas"/>
+          <w:sz w:val="18"/>
+        </w:rPr>
+        <w:t xml:space="preserve">    PK --&gt; SH[Ship]</w:t>
+      </w:r>
+      <w:r>
+        <w:br/>
+      </w:r>
+      <w:r>
+        <w:rPr>
+          <w:rFonts w:ascii="Consolas" w:hAnsi="Consolas"/>
+          <w:sz w:val="18"/>
+        </w:rPr>
+        <w:t xml:space="preserve">    SH --&gt; CL[Close]</w:t>
+      </w:r>
+    </w:p>
+    <w:p>
+      <w:pPr>
+        <w:pStyle w:val="ListBullet"/>
+      </w:pPr>
+      <w:r>
+        <w:rPr>
+          <w:b/>
+        </w:rPr>
+        <w:t>Owner:</w:t>
+      </w:r>
+      <w:r>
+        <w:t xml:space="preserve"> MK (build per style jig/template) → QA → SHIP; OPS schedules by style queue.</w:t>
+      </w:r>
+    </w:p>
+    <w:p>
+      <w:pPr>
+        <w:pStyle w:val="ListBullet"/>
+      </w:pPr>
+      <w:r>
+        <w:rPr>
+          <w:b/>
+        </w:rPr>
+        <w:t>Style notes:</w:t>
+      </w:r>
+      <w:r>
+        <w:t xml:space="preserve"> </w:t>
+      </w:r>
+      <w:r>
+        <w:rPr>
+          <w:i/>
+        </w:rPr>
+        <w:t>Tile</w:t>
+      </w:r>
+      <w:r>
+        <w:t xml:space="preserve"> uses a layout jig keyed to tile count/pattern; </w:t>
+      </w:r>
+      <w:r>
+        <w:rPr>
+          <w:i/>
+        </w:rPr>
+        <w:t>Art Back</w:t>
+      </w:r>
+      <w:r>
+        <w:t xml:space="preserve"> keys to the selected back-art asset; new styles add a build routine, </w:t>
+      </w:r>
+      <w:r>
+        <w:rPr>
+          <w:b/>
+        </w:rPr>
+        <w:t>no process rewrite</w:t>
+      </w:r>
+      <w:r>
+        <w:t>.</w:t>
+      </w:r>
+    </w:p>
+    <w:p>
+      <w:pPr>
+        <w:pStyle w:val="ListBullet"/>
+      </w:pPr>
+      <w:r>
+        <w:rPr>
+          <w:b/>
+        </w:rPr>
+        <w:t>Lead time / SLA:</w:t>
+      </w:r>
+      <w:r>
+        <w:t xml:space="preserve"> typically 1–3 weeks depending on size/finish.</w:t>
+      </w:r>
+    </w:p>
+    <w:p>
+      <w:pPr>
+        <w:pStyle w:val="ListBullet"/>
+      </w:pPr>
+      <w:r>
+        <w:rPr>
+          <w:b/>
+        </w:rPr>
+        <w:t>Exceptions:</w:t>
+      </w:r>
+      <w:r>
+        <w:t xml:space="preserve"> component shortage → substitute (within rules) or CS comms; render mismatch at QA → rework before pack.</w:t>
+      </w:r>
+    </w:p>
+    <w:p>
+      <w:pPr>
+        <w:pStyle w:val="Heading3"/>
+      </w:pPr>
+      <w:r>
+        <w:t>12.4 Hybrid (CRM-seeded, customer-edited) — operations</w:t>
+      </w:r>
+    </w:p>
+    <w:p>
+      <w:r>
+        <w:rPr>
+          <w:i/>
+          <w:color w:val="666666"/>
+          <w:sz w:val="18"/>
+        </w:rPr>
+        <w:t>Diagram (Mermaid source — renders as a diagram on GitHub):</w:t>
+      </w:r>
+    </w:p>
+    <w:p>
+      <w:pPr>
+        <w:shd w:val="clear" w:color="auto" w:fill="F4F4F2"/>
+        <w:ind w:left="216" w:right="216"/>
+      </w:pPr>
+      <w:r>
+        <w:rPr>
+          <w:rFonts w:ascii="Consolas" w:hAnsi="Consolas"/>
+          <w:sz w:val="18"/>
+        </w:rPr>
+        <w:t>flowchart LR</w:t>
+      </w:r>
+      <w:r>
+        <w:br/>
+      </w:r>
+      <w:r>
+        <w:rPr>
+          <w:rFonts w:ascii="Consolas" w:hAnsi="Consolas"/>
+          <w:sz w:val="18"/>
+        </w:rPr>
+        <w:t xml:space="preserve">    O[Order paid] --&gt; R["Reconcile FINAL config:&lt;br/&gt;locked baseline + customer edits vs CRM"]</w:t>
+      </w:r>
+      <w:r>
+        <w:br/>
+      </w:r>
+      <w:r>
+        <w:rPr>
+          <w:rFonts w:ascii="Consolas" w:hAnsi="Consolas"/>
+          <w:sz w:val="18"/>
+        </w:rPr>
+        <w:t xml:space="preserve">    R --&gt; D{Edits change BOM or lead time?}</w:t>
+      </w:r>
+      <w:r>
+        <w:br/>
+      </w:r>
+      <w:r>
+        <w:rPr>
+          <w:rFonts w:ascii="Consolas" w:hAnsi="Consolas"/>
+          <w:sz w:val="18"/>
+        </w:rPr>
+        <w:t xml:space="preserve">    D --&gt;|Yes| C[CS confirm with customer + reschedule]</w:t>
+      </w:r>
+      <w:r>
+        <w:br/>
+      </w:r>
+      <w:r>
+        <w:rPr>
+          <w:rFonts w:ascii="Consolas" w:hAnsi="Consolas"/>
+          <w:sz w:val="18"/>
+        </w:rPr>
+        <w:t xml:space="preserve">    D --&gt;|No| MK[Build FINAL config]</w:t>
+      </w:r>
+      <w:r>
+        <w:br/>
+      </w:r>
+      <w:r>
+        <w:rPr>
+          <w:rFonts w:ascii="Consolas" w:hAnsi="Consolas"/>
+          <w:sz w:val="18"/>
+        </w:rPr>
+        <w:t xml:space="preserve">    C --&gt; MK</w:t>
+      </w:r>
+      <w:r>
+        <w:br/>
+      </w:r>
+      <w:r>
+        <w:rPr>
+          <w:rFonts w:ascii="Consolas" w:hAnsi="Consolas"/>
+          <w:sz w:val="18"/>
+        </w:rPr>
+        <w:t xml:space="preserve">    MK --&gt; QA[QA vs render]</w:t>
+      </w:r>
+      <w:r>
+        <w:br/>
+      </w:r>
+      <w:r>
+        <w:rPr>
+          <w:rFonts w:ascii="Consolas" w:hAnsi="Consolas"/>
+          <w:sz w:val="18"/>
+        </w:rPr>
+        <w:t xml:space="preserve">    QA --&gt; PK[Pack]</w:t>
+      </w:r>
+      <w:r>
+        <w:br/>
+      </w:r>
+      <w:r>
+        <w:rPr>
+          <w:rFonts w:ascii="Consolas" w:hAnsi="Consolas"/>
+          <w:sz w:val="18"/>
+        </w:rPr>
+        <w:t xml:space="preserve">    PK --&gt; SH[Ship]</w:t>
+      </w:r>
+      <w:r>
+        <w:br/>
+      </w:r>
+      <w:r>
+        <w:rPr>
+          <w:rFonts w:ascii="Consolas" w:hAnsi="Consolas"/>
+          <w:sz w:val="18"/>
+        </w:rPr>
+        <w:t xml:space="preserve">    SH --&gt; CL[CRM reconcile + close]</w:t>
+      </w:r>
+    </w:p>
+    <w:p>
+      <w:pPr>
+        <w:pStyle w:val="ListBullet"/>
+      </w:pPr>
+      <w:r>
+        <w:rPr>
+          <w:b/>
+        </w:rPr>
+        <w:t>Owner:</w:t>
+      </w:r>
+      <w:r>
+        <w:t xml:space="preserve"> OPS (reconcile) → MK → QA → SHIP; SYS reconciles final config back to the CRM quote.</w:t>
+      </w:r>
+    </w:p>
+    <w:p>
+      <w:pPr>
+        <w:pStyle w:val="ListBullet"/>
+      </w:pPr>
+      <w:r>
+        <w:rPr>
+          <w:b/>
+        </w:rPr>
+        <w:t>Critical rule:</w:t>
+      </w:r>
+      <w:r>
+        <w:t xml:space="preserve"> ops builds the </w:t>
+      </w:r>
+      <w:r>
+        <w:rPr>
+          <w:b/>
+        </w:rPr>
+        <w:t>final purchased configuration</w:t>
+      </w:r>
+      <w:r>
+        <w:t xml:space="preserve"> (locked baseline </w:t>
+      </w:r>
+      <w:r>
+        <w:rPr>
+          <w:b/>
+        </w:rPr>
+        <w:t>plus</w:t>
+      </w:r>
+      <w:r>
+        <w:t xml:space="preserve"> customer edits) — </w:t>
+      </w:r>
+      <w:r>
+        <w:rPr>
+          <w:i/>
+        </w:rPr>
+        <w:t>not</w:t>
+      </w:r>
+      <w:r>
+        <w:t xml:space="preserve"> the original quote. Always confirm which BOM is authoritative at intake.</w:t>
+      </w:r>
+    </w:p>
+    <w:p>
+      <w:pPr>
+        <w:pStyle w:val="ListBullet"/>
+      </w:pPr>
+      <w:r>
+        <w:rPr>
+          <w:b/>
+        </w:rPr>
+        <w:t>Lead time / SLA:</w:t>
+      </w:r>
+      <w:r>
+        <w:t xml:space="preserve"> as configurable; recompute if edits change the BOM.</w:t>
+      </w:r>
+    </w:p>
+    <w:p>
+      <w:pPr>
+        <w:pStyle w:val="ListBullet"/>
+      </w:pPr>
+      <w:r>
+        <w:rPr>
+          <w:b/>
+        </w:rPr>
+        <w:t>Exceptions:</w:t>
+      </w:r>
+      <w:r>
+        <w:t xml:space="preserve"> customer edits push past capacity/lead time → CS reschedule + confirm.</w:t>
+      </w:r>
+    </w:p>
+    <w:p>
+      <w:pPr>
+        <w:pStyle w:val="Heading3"/>
+      </w:pPr>
+      <w:r>
+        <w:t>12.5 Custom build-out (Atelier3d) — operations</w:t>
+      </w:r>
+    </w:p>
+    <w:p>
+      <w:r>
+        <w:rPr>
+          <w:i/>
+          <w:color w:val="666666"/>
+          <w:sz w:val="18"/>
+        </w:rPr>
+        <w:t>Diagram (Mermaid source — renders as a diagram on GitHub):</w:t>
+      </w:r>
+    </w:p>
+    <w:p>
+      <w:pPr>
+        <w:shd w:val="clear" w:color="auto" w:fill="F4F4F2"/>
+        <w:ind w:left="216" w:right="216"/>
+      </w:pPr>
+      <w:r>
+        <w:rPr>
+          <w:rFonts w:ascii="Consolas" w:hAnsi="Consolas"/>
+          <w:sz w:val="18"/>
+        </w:rPr>
+        <w:t>flowchart TD</w:t>
+      </w:r>
+      <w:r>
+        <w:br/>
+      </w:r>
+      <w:r>
+        <w:rPr>
+          <w:rFonts w:ascii="Consolas" w:hAnsi="Consolas"/>
+          <w:sz w:val="18"/>
+        </w:rPr>
+        <w:t xml:space="preserve">    O[Order or deposit · config + BOM + 4K] --&gt; FR[Feasibility confirm + shop drawing / cut list]</w:t>
+      </w:r>
+      <w:r>
+        <w:br/>
+      </w:r>
+      <w:r>
+        <w:rPr>
+          <w:rFonts w:ascii="Consolas" w:hAnsi="Consolas"/>
+          <w:sz w:val="18"/>
+        </w:rPr>
+        <w:t xml:space="preserve">    FR --&gt; SRC[Source materials incl. specialty]</w:t>
+      </w:r>
+      <w:r>
+        <w:br/>
+      </w:r>
+      <w:r>
+        <w:rPr>
+          <w:rFonts w:ascii="Consolas" w:hAnsi="Consolas"/>
+          <w:sz w:val="18"/>
+        </w:rPr>
+        <w:t xml:space="preserve">    SRC --&gt; MK[Build with in-process QA checkpoints]</w:t>
+      </w:r>
+      <w:r>
+        <w:br/>
+      </w:r>
+      <w:r>
+        <w:rPr>
+          <w:rFonts w:ascii="Consolas" w:hAnsi="Consolas"/>
+          <w:sz w:val="18"/>
+        </w:rPr>
+        <w:t xml:space="preserve">    MK --&gt; AP{Customer approval milestone?}</w:t>
+      </w:r>
+      <w:r>
+        <w:br/>
+      </w:r>
+      <w:r>
+        <w:rPr>
+          <w:rFonts w:ascii="Consolas" w:hAnsi="Consolas"/>
+          <w:sz w:val="18"/>
+        </w:rPr>
+        <w:t xml:space="preserve">    AP --&gt;|needed| CSF[CS shares progress photos to approve]</w:t>
+      </w:r>
+      <w:r>
+        <w:br/>
+      </w:r>
+      <w:r>
+        <w:rPr>
+          <w:rFonts w:ascii="Consolas" w:hAnsi="Consolas"/>
+          <w:sz w:val="18"/>
+        </w:rPr>
+        <w:t xml:space="preserve">    AP --&gt;|no| FIN[Finish]</w:t>
+      </w:r>
+      <w:r>
+        <w:br/>
+      </w:r>
+      <w:r>
+        <w:rPr>
+          <w:rFonts w:ascii="Consolas" w:hAnsi="Consolas"/>
+          <w:sz w:val="18"/>
+        </w:rPr>
+        <w:t xml:space="preserve">    CSF --&gt; FIN</w:t>
+      </w:r>
+      <w:r>
+        <w:br/>
+      </w:r>
+      <w:r>
+        <w:rPr>
+          <w:rFonts w:ascii="Consolas" w:hAnsi="Consolas"/>
+          <w:sz w:val="18"/>
+        </w:rPr>
+        <w:t xml:space="preserve">    FIN --&gt; QA[Final QA vs 4K render]</w:t>
+      </w:r>
+      <w:r>
+        <w:br/>
+      </w:r>
+      <w:r>
+        <w:rPr>
+          <w:rFonts w:ascii="Consolas" w:hAnsi="Consolas"/>
+          <w:sz w:val="18"/>
+        </w:rPr>
+        <w:t xml:space="preserve">    QA --&gt;|pass| PK[White-glove pack]</w:t>
+      </w:r>
+      <w:r>
+        <w:br/>
+      </w:r>
+      <w:r>
+        <w:rPr>
+          <w:rFonts w:ascii="Consolas" w:hAnsi="Consolas"/>
+          <w:sz w:val="18"/>
+        </w:rPr>
+        <w:t xml:space="preserve">    QA --&gt;|fail| RW[Rework]</w:t>
+      </w:r>
+      <w:r>
+        <w:br/>
+      </w:r>
+      <w:r>
+        <w:rPr>
+          <w:rFonts w:ascii="Consolas" w:hAnsi="Consolas"/>
+          <w:sz w:val="18"/>
+        </w:rPr>
+        <w:t xml:space="preserve">    RW --&gt; QA</w:t>
+      </w:r>
+      <w:r>
+        <w:br/>
+      </w:r>
+      <w:r>
+        <w:rPr>
+          <w:rFonts w:ascii="Consolas" w:hAnsi="Consolas"/>
+          <w:sz w:val="18"/>
+        </w:rPr>
+        <w:t xml:space="preserve">    PK --&gt; SH[Ship / delivery]</w:t>
+      </w:r>
+      <w:r>
+        <w:br/>
+      </w:r>
+      <w:r>
+        <w:rPr>
+          <w:rFonts w:ascii="Consolas" w:hAnsi="Consolas"/>
+          <w:sz w:val="18"/>
+        </w:rPr>
+        <w:t xml:space="preserve">    SH --&gt; CL[CRM close + post-sale]</w:t>
+      </w:r>
+    </w:p>
+    <w:p>
+      <w:pPr>
+        <w:pStyle w:val="ListBullet"/>
+      </w:pPr>
+      <w:r>
+        <w:rPr>
+          <w:b/>
+        </w:rPr>
+        <w:t>Owner:</w:t>
+      </w:r>
+      <w:r>
+        <w:t xml:space="preserve"> OPS + MK (highest-touch); CS owns customer approval milestones; QA accountable for final sign-off vs render.</w:t>
+      </w:r>
+    </w:p>
+    <w:p>
+      <w:pPr>
+        <w:pStyle w:val="ListBullet"/>
+      </w:pPr>
+      <w:r>
+        <w:rPr>
+          <w:b/>
+        </w:rPr>
+        <w:t>Lead time / SLA:</w:t>
+      </w:r>
+      <w:r>
+        <w:t xml:space="preserve"> longest; quoted per piece (often via CRM deposit path before build).</w:t>
+      </w:r>
+    </w:p>
+    <w:p>
+      <w:pPr>
+        <w:pStyle w:val="ListBullet"/>
+      </w:pPr>
+      <w:r>
+        <w:rPr>
+          <w:b/>
+        </w:rPr>
+        <w:t>Exceptions:</w:t>
+      </w:r>
+      <w:r>
+        <w:t xml:space="preserve"> post-order feasibility fail (rare) → CS + redesign or refund; specialty material delay → ETA comms; milestone rejection → revise before continuing.</w:t>
+      </w:r>
+    </w:p>
+    <w:p>
+      <w:pPr>
+        <w:pStyle w:val="Heading3"/>
+      </w:pPr>
+      <w:r>
+        <w:t>12.6 Cross-cutting operational flows</w:t>
+      </w:r>
+    </w:p>
+    <w:tbl>
+      <w:tblPr>
+        <w:tblStyle w:val="LightGrid-Accent1"/>
+        <w:tblW w:type="auto" w:w="0"/>
+        <w:tblLayout w:type="autofit"/>
+        <w:tblLook w:firstColumn="1" w:firstRow="1" w:lastColumn="0" w:lastRow="0" w:noHBand="0" w:noVBand="1" w:val="04A0"/>
+      </w:tblPr>
+      <w:tblGrid>
+        <w:gridCol w:w="4824"/>
+        <w:gridCol w:w="4824"/>
+      </w:tblGrid>
+      <w:tr>
+        <w:tc>
+          <w:tcPr>
+            <w:tcW w:type="dxa" w:w="4824"/>
+          </w:tcPr>
+          <w:p>
+            <w:r>
+              <w:rPr>
+                <w:b/>
+              </w:rPr>
+              <w:t>Flow</w:t>
+            </w:r>
+          </w:p>
+        </w:tc>
+        <w:tc>
+          <w:tcPr>
+            <w:tcW w:type="dxa" w:w="4824"/>
+          </w:tcPr>
+          <w:p>
+            <w:r>
+              <w:rPr>
+                <w:b/>
+              </w:rPr>
+              <w:t>What it does</w:t>
+            </w:r>
+          </w:p>
+        </w:tc>
+      </w:tr>
+      <w:tr>
+        <w:tc>
+          <w:tcPr>
+            <w:tcW w:type="dxa" w:w="4824"/>
+          </w:tcPr>
+          <w:p>
+            <w:r>
+              <w:rPr>
+                <w:b/>
+              </w:rPr>
+              <w:t>Materials &amp; inventory</w:t>
+            </w:r>
+          </w:p>
+        </w:tc>
+        <w:tc>
+          <w:tcPr>
+            <w:tcW w:type="dxa" w:w="4824"/>
+          </w:tcPr>
+          <w:p>
+            <w:r>
+              <w:t>BOM → stock check → reorder; maintain safety stock for common woods/tiles/finishes; flag long-lead specialty items at intake.</w:t>
+            </w:r>
+          </w:p>
+        </w:tc>
+      </w:tr>
+      <w:tr>
+        <w:tc>
+          <w:tcPr>
+            <w:tcW w:type="dxa" w:w="4824"/>
+          </w:tcPr>
+          <w:p>
+            <w:r>
+              <w:rPr>
+                <w:b/>
+              </w:rPr>
+              <w:t>QA — render vs build</w:t>
+            </w:r>
+          </w:p>
+        </w:tc>
+        <w:tc>
+          <w:tcPr>
+            <w:tcW w:type="dxa" w:w="4824"/>
+          </w:tcPr>
+          <w:p>
+            <w:r>
+              <w:t xml:space="preserve">The approved </w:t>
+            </w:r>
+            <w:r>
+              <w:rPr>
+                <w:b/>
+              </w:rPr>
+              <w:t>4K render is the spec of record</w:t>
+            </w:r>
+            <w:r>
+              <w:t>; QA verifies the built piece matches it (dimensions, wood, finish, layout) before pack.</w:t>
+            </w:r>
+          </w:p>
+        </w:tc>
+      </w:tr>
+      <w:tr>
+        <w:tc>
+          <w:tcPr>
+            <w:tcW w:type="dxa" w:w="4824"/>
+          </w:tcPr>
+          <w:p>
+            <w:r>
+              <w:rPr>
+                <w:b/>
+              </w:rPr>
+              <w:t>Returns / rework / warranty</w:t>
+            </w:r>
+          </w:p>
+        </w:tc>
+        <w:tc>
+          <w:tcPr>
+            <w:tcW w:type="dxa" w:w="4824"/>
+          </w:tcPr>
+          <w:p>
+            <w:r>
+              <w:t>Made-to-order &amp; custom are limited/no-return by policy (set in CS comms); defects → rework or remake; warranty claims logged to CRM.</w:t>
+            </w:r>
+          </w:p>
+        </w:tc>
+      </w:tr>
+      <w:tr>
+        <w:tc>
+          <w:tcPr>
+            <w:tcW w:type="dxa" w:w="4824"/>
+          </w:tcPr>
+          <w:p>
+            <w:r>
+              <w:rPr>
+                <w:b/>
+              </w:rPr>
+              <w:t>Capacity &amp; scheduling</w:t>
+            </w:r>
+          </w:p>
+        </w:tc>
+        <w:tc>
+          <w:tcPr>
+            <w:tcW w:type="dxa" w:w="4824"/>
+          </w:tcPr>
+          <w:p>
+            <w:r>
+              <w:t>OPS queues by product type; WIP limits per maker; lead-time SLAs published to CS so quotes/PDP show realistic ship dates.</w:t>
+            </w:r>
+          </w:p>
+        </w:tc>
+      </w:tr>
+    </w:tbl>
+    <w:p/>
+    <w:p>
+      <w:pPr>
+        <w:pStyle w:val="Heading3"/>
+      </w:pPr>
+      <w:r>
+        <w:t>12.7 Operational RACI (by stage)</w:t>
+      </w:r>
+    </w:p>
+    <w:tbl>
+      <w:tblPr>
+        <w:tblStyle w:val="LightGrid-Accent1"/>
+        <w:tblW w:type="auto" w:w="0"/>
+        <w:tblLayout w:type="autofit"/>
+        <w:tblLook w:firstColumn="1" w:firstRow="1" w:lastColumn="0" w:lastRow="0" w:noHBand="0" w:noVBand="1" w:val="04A0"/>
+      </w:tblPr>
+      <w:tblGrid>
+        <w:gridCol w:w="2412"/>
+        <w:gridCol w:w="2412"/>
+        <w:gridCol w:w="2412"/>
+        <w:gridCol w:w="2412"/>
+      </w:tblGrid>
+      <w:tr>
+        <w:tc>
+          <w:tcPr>
+            <w:tcW w:type="dxa" w:w="2412"/>
+          </w:tcPr>
+          <w:p>
+            <w:r>
+              <w:rPr>
+                <w:b/>
+              </w:rPr>
+              <w:t>Operational stage</w:t>
+            </w:r>
+          </w:p>
+        </w:tc>
+        <w:tc>
+          <w:tcPr>
+            <w:tcW w:type="dxa" w:w="2412"/>
+          </w:tcPr>
+          <w:p>
+            <w:r>
+              <w:rPr>
+                <w:b/>
+              </w:rPr>
+              <w:t>R (does it)</w:t>
+            </w:r>
+          </w:p>
+        </w:tc>
+        <w:tc>
+          <w:tcPr>
+            <w:tcW w:type="dxa" w:w="2412"/>
+          </w:tcPr>
+          <w:p>
+            <w:r>
+              <w:rPr>
+                <w:b/>
+              </w:rPr>
+              <w:t>A (owns outcome)</w:t>
+            </w:r>
+          </w:p>
+        </w:tc>
+        <w:tc>
+          <w:tcPr>
+            <w:tcW w:type="dxa" w:w="2412"/>
+          </w:tcPr>
+          <w:p>
+            <w:r>
+              <w:rPr>
+                <w:b/>
+              </w:rPr>
+              <w:t>C / I</w:t>
+            </w:r>
+          </w:p>
+        </w:tc>
+      </w:tr>
+      <w:tr>
+        <w:tc>
+          <w:tcPr>
+            <w:tcW w:type="dxa" w:w="2412"/>
+          </w:tcPr>
+          <w:p>
+            <w:r>
+              <w:t>Intake / packet receipt</w:t>
+            </w:r>
+          </w:p>
+        </w:tc>
+        <w:tc>
+          <w:tcPr>
+            <w:tcW w:type="dxa" w:w="2412"/>
+          </w:tcPr>
+          <w:p>
+            <w:r>
+              <w:t>SYS → OPS</w:t>
+            </w:r>
+          </w:p>
+        </w:tc>
+        <w:tc>
+          <w:tcPr>
+            <w:tcW w:type="dxa" w:w="2412"/>
+          </w:tcPr>
+          <w:p>
+            <w:r>
+              <w:t>OPS</w:t>
+            </w:r>
+          </w:p>
+        </w:tc>
+        <w:tc>
+          <w:tcPr>
+            <w:tcW w:type="dxa" w:w="2412"/>
+          </w:tcPr>
+          <w:p>
+            <w:r>
+              <w:t>CS</w:t>
+            </w:r>
+          </w:p>
+        </w:tc>
+      </w:tr>
+      <w:tr>
+        <w:tc>
+          <w:tcPr>
+            <w:tcW w:type="dxa" w:w="2412"/>
+          </w:tcPr>
+          <w:p>
+            <w:r>
+              <w:t>Spec verify &amp; feasibility</w:t>
+            </w:r>
+          </w:p>
+        </w:tc>
+        <w:tc>
+          <w:tcPr>
+            <w:tcW w:type="dxa" w:w="2412"/>
+          </w:tcPr>
+          <w:p>
+            <w:r>
+              <w:t>OPS</w:t>
+            </w:r>
+          </w:p>
+        </w:tc>
+        <w:tc>
+          <w:tcPr>
+            <w:tcW w:type="dxa" w:w="2412"/>
+          </w:tcPr>
+          <w:p>
+            <w:r>
+              <w:t>OPS</w:t>
+            </w:r>
+          </w:p>
+        </w:tc>
+        <w:tc>
+          <w:tcPr>
+            <w:tcW w:type="dxa" w:w="2412"/>
+          </w:tcPr>
+          <w:p>
+            <w:r>
+              <w:t>CS, MK (custom)</w:t>
+            </w:r>
+          </w:p>
+        </w:tc>
+      </w:tr>
+      <w:tr>
+        <w:tc>
+          <w:tcPr>
+            <w:tcW w:type="dxa" w:w="2412"/>
+          </w:tcPr>
+          <w:p>
+            <w:r>
+              <w:t>Source materials (BOM)</w:t>
+            </w:r>
+          </w:p>
+        </w:tc>
+        <w:tc>
+          <w:tcPr>
+            <w:tcW w:type="dxa" w:w="2412"/>
+          </w:tcPr>
+          <w:p>
+            <w:r>
+              <w:t>OPS</w:t>
+            </w:r>
+          </w:p>
+        </w:tc>
+        <w:tc>
+          <w:tcPr>
+            <w:tcW w:type="dxa" w:w="2412"/>
+          </w:tcPr>
+          <w:p>
+            <w:r>
+              <w:t>OPS</w:t>
+            </w:r>
+          </w:p>
+        </w:tc>
+        <w:tc>
+          <w:tcPr>
+            <w:tcW w:type="dxa" w:w="2412"/>
+          </w:tcPr>
+          <w:p>
+            <w:r>
+              <w:t>MK</w:t>
+            </w:r>
+          </w:p>
+        </w:tc>
+      </w:tr>
+      <w:tr>
+        <w:tc>
+          <w:tcPr>
+            <w:tcW w:type="dxa" w:w="2412"/>
+          </w:tcPr>
+          <w:p>
+            <w:r>
+              <w:t>Build</w:t>
+            </w:r>
+          </w:p>
+        </w:tc>
+        <w:tc>
+          <w:tcPr>
+            <w:tcW w:type="dxa" w:w="2412"/>
+          </w:tcPr>
+          <w:p>
+            <w:r>
+              <w:t>MK</w:t>
+            </w:r>
+          </w:p>
+        </w:tc>
+        <w:tc>
+          <w:tcPr>
+            <w:tcW w:type="dxa" w:w="2412"/>
+          </w:tcPr>
+          <w:p>
+            <w:r>
+              <w:t>OPS</w:t>
+            </w:r>
+          </w:p>
+        </w:tc>
+        <w:tc>
+          <w:tcPr>
+            <w:tcW w:type="dxa" w:w="2412"/>
+          </w:tcPr>
+          <w:p>
+            <w:r>
+              <w:t>QA</w:t>
+            </w:r>
+          </w:p>
+        </w:tc>
+      </w:tr>
+      <w:tr>
+        <w:tc>
+          <w:tcPr>
+            <w:tcW w:type="dxa" w:w="2412"/>
+          </w:tcPr>
+          <w:p>
+            <w:r>
+              <w:t>QA vs approved render</w:t>
+            </w:r>
+          </w:p>
+        </w:tc>
+        <w:tc>
+          <w:tcPr>
+            <w:tcW w:type="dxa" w:w="2412"/>
+          </w:tcPr>
+          <w:p>
+            <w:r>
+              <w:t>QA</w:t>
+            </w:r>
+          </w:p>
+        </w:tc>
+        <w:tc>
+          <w:tcPr>
+            <w:tcW w:type="dxa" w:w="2412"/>
+          </w:tcPr>
+          <w:p>
+            <w:r>
+              <w:t>OPS</w:t>
+            </w:r>
+          </w:p>
+        </w:tc>
+        <w:tc>
+          <w:tcPr>
+            <w:tcW w:type="dxa" w:w="2412"/>
+          </w:tcPr>
+          <w:p>
+            <w:r>
+              <w:t>MK</w:t>
+            </w:r>
+          </w:p>
+        </w:tc>
+      </w:tr>
+      <w:tr>
+        <w:tc>
+          <w:tcPr>
+            <w:tcW w:type="dxa" w:w="2412"/>
+          </w:tcPr>
+          <w:p>
+            <w:r>
+              <w:t>Pack &amp; ship</w:t>
+            </w:r>
+          </w:p>
+        </w:tc>
+        <w:tc>
+          <w:tcPr>
+            <w:tcW w:type="dxa" w:w="2412"/>
+          </w:tcPr>
+          <w:p>
+            <w:r>
+              <w:t>SHIP</w:t>
+            </w:r>
+          </w:p>
+        </w:tc>
+        <w:tc>
+          <w:tcPr>
+            <w:tcW w:type="dxa" w:w="2412"/>
+          </w:tcPr>
+          <w:p>
+            <w:r>
+              <w:t>OPS</w:t>
+            </w:r>
+          </w:p>
+        </w:tc>
+        <w:tc>
+          <w:tcPr>
+            <w:tcW w:type="dxa" w:w="2412"/>
+          </w:tcPr>
+          <w:p>
+            <w:r>
+              <w:t>CS</w:t>
+            </w:r>
+          </w:p>
+        </w:tc>
+      </w:tr>
+      <w:tr>
+        <w:tc>
+          <w:tcPr>
+            <w:tcW w:type="dxa" w:w="2412"/>
+          </w:tcPr>
+          <w:p>
+            <w:r>
+              <w:t>Close-out / CRM reconcile</w:t>
+            </w:r>
+          </w:p>
+        </w:tc>
+        <w:tc>
+          <w:tcPr>
+            <w:tcW w:type="dxa" w:w="2412"/>
+          </w:tcPr>
+          <w:p>
+            <w:r>
+              <w:t>SYS</w:t>
+            </w:r>
+          </w:p>
+        </w:tc>
+        <w:tc>
+          <w:tcPr>
+            <w:tcW w:type="dxa" w:w="2412"/>
+          </w:tcPr>
+          <w:p>
+            <w:r>
+              <w:t>OPS</w:t>
+            </w:r>
+          </w:p>
+        </w:tc>
+        <w:tc>
+          <w:tcPr>
+            <w:tcW w:type="dxa" w:w="2412"/>
+          </w:tcPr>
+          <w:p>
+            <w:r>
+              <w:t>CS</w:t>
+            </w:r>
+          </w:p>
+        </w:tc>
+      </w:tr>
+    </w:tbl>
+    <w:p/>
+    <w:p>
+      <w:pPr>
+        <w:pStyle w:val="Heading3"/>
+      </w:pPr>
+      <w:r>
+        <w:t>12.8 Operational metrics (feed the KPIs in Master Plan §14)</w:t>
+      </w:r>
+    </w:p>
+    <w:p>
+      <w:pPr>
+        <w:pStyle w:val="ListBullet"/>
+      </w:pPr>
+      <w:r>
+        <w:rPr>
+          <w:b/>
+        </w:rPr>
+        <w:t>On-time-ship rate</w:t>
+      </w:r>
+      <w:r>
+        <w:t xml:space="preserve"> vs. promised lead time, per product type.</w:t>
+      </w:r>
+    </w:p>
+    <w:p>
+      <w:pPr>
+        <w:pStyle w:val="ListBullet"/>
+      </w:pPr>
+      <w:r>
+        <w:rPr>
+          <w:b/>
+        </w:rPr>
+        <w:t>First-pass QA yield</w:t>
+      </w:r>
+      <w:r>
+        <w:t xml:space="preserve"> (built right the first time; render-match rate).</w:t>
+      </w:r>
+    </w:p>
+    <w:p>
+      <w:pPr>
+        <w:pStyle w:val="ListBullet"/>
+      </w:pPr>
+      <w:r>
+        <w:rPr>
+          <w:b/>
+        </w:rPr>
+        <w:t>Rework rate</w:t>
+      </w:r>
+      <w:r>
+        <w:t xml:space="preserve"> and average rework time.</w:t>
+      </w:r>
+    </w:p>
+    <w:p>
+      <w:pPr>
+        <w:pStyle w:val="ListBullet"/>
+      </w:pPr>
+      <w:r>
+        <w:rPr>
+          <w:b/>
+        </w:rPr>
+        <w:t>Production cycle time</w:t>
+      </w:r>
+      <w:r>
+        <w:t xml:space="preserve"> per type (intake → ship).</w:t>
+      </w:r>
+    </w:p>
+    <w:p>
+      <w:pPr>
+        <w:pStyle w:val="ListBullet"/>
+      </w:pPr>
+      <w:r>
+        <w:rPr>
+          <w:b/>
+        </w:rPr>
+        <w:t>Material stockout incidents</w:t>
+      </w:r>
+      <w:r>
+        <w:t xml:space="preserve"> affecting promised dates.</w:t>
+      </w:r>
+    </w:p>
+    <w:p>
+      <w:pPr>
+        <w:pBdr>
+          <w:bottom w:val="single" w:sz="6" w:space="1" w:color="BBBBBB"/>
+        </w:pBdr>
+      </w:pPr>
+    </w:p>
+    <w:p>
+      <w:r>
+        <w:rPr>
+          <w:i/>
+        </w:rPr>
+        <w:t>End of Product Workflows (Draft v0.1). Please approve the flows — customer/system (§2–9) and operational (§12) — and the open question in §10.</w:t>
       </w:r>
     </w:p>
     <w:sectPr>

--- a/word/MEJA-WebStore-Complete-Plan.docx
+++ b/word/MEJA-WebStore-Complete-Plan.docx
@@ -4349,7 +4349,16 @@
           </w:tcPr>
           <w:p>
             <w:r>
-              <w:t>About, FAQ, care, shipping, warranty.</w:t>
+              <w:t xml:space="preserve">About, FAQ, care, shipping, </w:t>
+            </w:r>
+            <w:r>
+              <w:rPr>
+                <w:b/>
+              </w:rPr>
+              <w:t>made-to-order policy (no returns/exchanges — all items custom-made)</w:t>
+            </w:r>
+            <w:r>
+              <w:t>.</w:t>
             </w:r>
           </w:p>
         </w:tc>
@@ -8763,6 +8772,31 @@
             </w:r>
             <w:r>
               <w:t>, expandable breakdown.</w:t>
+            </w:r>
+          </w:p>
+        </w:tc>
+      </w:tr>
+      <w:tr>
+        <w:tc>
+          <w:tcPr>
+            <w:tcW w:type="dxa" w:w="4824"/>
+          </w:tcPr>
+          <w:p>
+            <w:r>
+              <w:rPr>
+                <w:b/>
+              </w:rPr>
+              <w:t>Made-to-order policy microcopy</w:t>
+            </w:r>
+          </w:p>
+        </w:tc>
+        <w:tc>
+          <w:tcPr>
+            <w:tcW w:type="dxa" w:w="4824"/>
+          </w:tcPr>
+          <w:p>
+            <w:r>
+              <w:t>"Made to order · no returns or exchanges" shown near add-to-cart, in the cart, and at checkout — every product is custom-made.</w:t>
             </w:r>
           </w:p>
         </w:tc>
@@ -16327,7 +16361,16 @@
         <w:t>Exceptions:</w:t>
       </w:r>
       <w:r>
-        <w:t xml:space="preserve"> post-order feasibility fail (rare) → CS + redesign or refund; specialty material delay → ETA comms; milestone rejection → revise before continuing.</w:t>
+        <w:t xml:space="preserve"> post-order feasibility fail (rare) → CS + redesign/remake (refund </w:t>
+      </w:r>
+      <w:r>
+        <w:rPr>
+          <w:b/>
+        </w:rPr>
+        <w:t>only</w:t>
+      </w:r>
+      <w:r>
+        <w:t xml:space="preserve"> if MEJA cannot fulfill — there are no customer-initiated returns, see §12.6); specialty material delay → ETA comms; milestone rejection → revise before continuing.</w:t>
       </w:r>
     </w:p>
     <w:p>
@@ -16446,7 +16489,7 @@
               <w:rPr>
                 <w:b/>
               </w:rPr>
-              <w:t>Returns / rework / warranty</w:t>
+              <w:t>No returns — all items custom-made · rework / remake</w:t>
             </w:r>
           </w:p>
         </w:tc>
@@ -16456,7 +16499,31 @@
           </w:tcPr>
           <w:p>
             <w:r>
-              <w:t>Made-to-order &amp; custom are limited/no-return by policy (set in CS comms); defects → rework or remake; warranty claims logged to CRM.</w:t>
+              <w:rPr>
+                <w:b/>
+              </w:rPr>
+              <w:t>Every product is made to order, so there are no returns or exchanges.</w:t>
+            </w:r>
+            <w:r>
+              <w:t xml:space="preserve"> This is stated clearly on the PDP, in the cart, at checkout, and in CS comms. If an item arrives </w:t>
+            </w:r>
+            <w:r>
+              <w:rPr>
+                <w:b/>
+              </w:rPr>
+              <w:t>defective or not matching the approved 4K render</w:t>
+            </w:r>
+            <w:r>
+              <w:t xml:space="preserve">, MEJA repairs, reworks, or remakes it; such cases are logged to CRM. Refunds occur </w:t>
+            </w:r>
+            <w:r>
+              <w:rPr>
+                <w:b/>
+              </w:rPr>
+              <w:t>only</w:t>
+            </w:r>
+            <w:r>
+              <w:t xml:space="preserve"> where MEJA cannot fulfill an order it accepted.</w:t>
             </w:r>
           </w:p>
         </w:tc>

--- a/word/MEJA-WebStore-Complete-Plan.docx
+++ b/word/MEJA-WebStore-Complete-Plan.docx
@@ -1558,13 +1558,63 @@
         <w:rPr>
           <w:i/>
         </w:rPr>
-        <w:t>Style</w:t>
+        <w:t xml:space="preserve">Styles </w:t>
       </w:r>
       <w:r>
         <w:rPr>
           <w:i/>
         </w:rPr>
-        <w:t xml:space="preserve"> is data, not code. Adding a new shelf style (or an entirely new configurable family) is a catalog/configuration change, never a redeploy.</w:t>
+        <w:t>and options</w:t>
+      </w:r>
+      <w:r>
+        <w:rPr>
+          <w:i/>
+        </w:rPr>
+        <w:t xml:space="preserve"> are </w:t>
+      </w:r>
+      <w:r>
+        <w:rPr>
+          <w:i/>
+        </w:rPr>
+        <w:t>data</w:t>
+      </w:r>
+      <w:r>
+        <w:rPr>
+          <w:i/>
+        </w:rPr>
+        <w:t>, not code — and not Shopify variants.</w:t>
+      </w:r>
+      <w:r>
+        <w:rPr>
+          <w:i/>
+        </w:rPr>
+        <w:t xml:space="preserve"> Adding a new shelf style, option dimension, or value is a configuration change, never a redeploy. The combinatorial option space (often 10⁵+ combinations — e.g., one Tile-Back shelf = </w:t>
+      </w:r>
+      <w:r>
+        <w:rPr>
+          <w:b/>
+          <w:i/>
+        </w:rPr>
+        <w:t>139,968</w:t>
+      </w:r>
+      <w:r>
+        <w:rPr>
+          <w:i/>
+        </w:rPr>
+        <w:t xml:space="preserve">) lives in the </w:t>
+      </w:r>
+      <w:r>
+        <w:rPr>
+          <w:b/>
+          <w:i/>
+        </w:rPr>
+        <w:t>Variant &amp; Options Engine</w:t>
+      </w:r>
+      <w:r>
+        <w:rPr>
+          <w:i/>
+        </w:rPr>
+        <w:t xml:space="preserve"> (§5.4), never in Shopify's native variant model (3-option / 2,048-variant limits).</w:t>
       </w:r>
     </w:p>
     <w:p>
@@ -2439,6 +2489,941 @@
       </w:r>
       <w:r>
         <w:t xml:space="preserve"> (see Decision D1 and the phased roadmap).</w:t>
+      </w:r>
+    </w:p>
+    <w:p>
+      <w:pPr>
+        <w:pStyle w:val="Heading3"/>
+      </w:pPr>
+      <w:r>
+        <w:t xml:space="preserve">5.4 Variant &amp; Options Engine — </w:t>
+      </w:r>
+      <w:r>
+        <w:rPr>
+          <w:i/>
+        </w:rPr>
+        <w:t>why Shopify-native variants do not fit</w:t>
+      </w:r>
+    </w:p>
+    <w:p>
+      <w:r>
+        <w:t xml:space="preserve">MEJA's configurable products explode combinatorially. A single </w:t>
+      </w:r>
+      <w:r>
+        <w:rPr>
+          <w:b/>
+        </w:rPr>
+        <w:t>Tile-Back shelf</w:t>
+      </w:r>
+      <w:r>
+        <w:t xml:space="preserve"> already produces </w:t>
+      </w:r>
+      <w:r>
+        <w:rPr>
+          <w:b/>
+        </w:rPr>
+        <w:t>139,968</w:t>
+      </w:r>
+      <w:r>
+        <w:t xml:space="preserve"> combinations:</w:t>
+      </w:r>
+    </w:p>
+    <w:tbl>
+      <w:tblPr>
+        <w:tblStyle w:val="LightGrid-Accent1"/>
+        <w:tblW w:type="auto" w:w="0"/>
+        <w:tblLayout w:type="autofit"/>
+        <w:tblLook w:firstColumn="1" w:firstRow="1" w:lastColumn="0" w:lastRow="0" w:noHBand="0" w:noVBand="1" w:val="04A0"/>
+      </w:tblPr>
+      <w:tblGrid>
+        <w:gridCol w:w="4824"/>
+        <w:gridCol w:w="4824"/>
+      </w:tblGrid>
+      <w:tr>
+        <w:tc>
+          <w:tcPr>
+            <w:tcW w:type="dxa" w:w="4824"/>
+          </w:tcPr>
+          <w:p>
+            <w:r>
+              <w:rPr>
+                <w:b/>
+              </w:rPr>
+              <w:t>Option dimension</w:t>
+            </w:r>
+          </w:p>
+        </w:tc>
+        <w:tc>
+          <w:tcPr>
+            <w:tcW w:type="dxa" w:w="4824"/>
+          </w:tcPr>
+          <w:p>
+            <w:r>
+              <w:rPr>
+                <w:b/>
+              </w:rPr>
+              <w:t>Values</w:t>
+            </w:r>
+          </w:p>
+        </w:tc>
+      </w:tr>
+      <w:tr>
+        <w:tc>
+          <w:tcPr>
+            <w:tcW w:type="dxa" w:w="4824"/>
+          </w:tcPr>
+          <w:p>
+            <w:r>
+              <w:t>Stain</w:t>
+            </w:r>
+          </w:p>
+        </w:tc>
+        <w:tc>
+          <w:tcPr>
+            <w:tcW w:type="dxa" w:w="4824"/>
+          </w:tcPr>
+          <w:p>
+            <w:r>
+              <w:t>18</w:t>
+            </w:r>
+          </w:p>
+        </w:tc>
+      </w:tr>
+      <w:tr>
+        <w:tc>
+          <w:tcPr>
+            <w:tcW w:type="dxa" w:w="4824"/>
+          </w:tcPr>
+          <w:p>
+            <w:r>
+              <w:t>Tile pattern</w:t>
+            </w:r>
+          </w:p>
+        </w:tc>
+        <w:tc>
+          <w:tcPr>
+            <w:tcW w:type="dxa" w:w="4824"/>
+          </w:tcPr>
+          <w:p>
+            <w:r>
+              <w:t>18</w:t>
+            </w:r>
+          </w:p>
+        </w:tc>
+      </w:tr>
+      <w:tr>
+        <w:tc>
+          <w:tcPr>
+            <w:tcW w:type="dxa" w:w="4824"/>
+          </w:tcPr>
+          <w:p>
+            <w:r>
+              <w:t>Length</w:t>
+            </w:r>
+          </w:p>
+        </w:tc>
+        <w:tc>
+          <w:tcPr>
+            <w:tcW w:type="dxa" w:w="4824"/>
+          </w:tcPr>
+          <w:p>
+            <w:r>
+              <w:t>8</w:t>
+            </w:r>
+          </w:p>
+        </w:tc>
+      </w:tr>
+      <w:tr>
+        <w:tc>
+          <w:tcPr>
+            <w:tcW w:type="dxa" w:w="4824"/>
+          </w:tcPr>
+          <w:p>
+            <w:r>
+              <w:t>Tile color</w:t>
+            </w:r>
+          </w:p>
+        </w:tc>
+        <w:tc>
+          <w:tcPr>
+            <w:tcW w:type="dxa" w:w="4824"/>
+          </w:tcPr>
+          <w:p>
+            <w:r>
+              <w:t>9</w:t>
+            </w:r>
+          </w:p>
+        </w:tc>
+      </w:tr>
+      <w:tr>
+        <w:tc>
+          <w:tcPr>
+            <w:tcW w:type="dxa" w:w="4824"/>
+          </w:tcPr>
+          <w:p>
+            <w:r>
+              <w:t>Hook style</w:t>
+            </w:r>
+          </w:p>
+        </w:tc>
+        <w:tc>
+          <w:tcPr>
+            <w:tcW w:type="dxa" w:w="4824"/>
+          </w:tcPr>
+          <w:p>
+            <w:r>
+              <w:t>6</w:t>
+            </w:r>
+          </w:p>
+        </w:tc>
+      </w:tr>
+      <w:tr>
+        <w:tc>
+          <w:tcPr>
+            <w:tcW w:type="dxa" w:w="4824"/>
+          </w:tcPr>
+          <w:p>
+            <w:r>
+              <w:rPr>
+                <w:b/>
+              </w:rPr>
+              <w:t>Total combinations</w:t>
+            </w:r>
+          </w:p>
+        </w:tc>
+        <w:tc>
+          <w:tcPr>
+            <w:tcW w:type="dxa" w:w="4824"/>
+          </w:tcPr>
+          <w:p>
+            <w:r>
+              <w:rPr>
+                <w:b/>
+              </w:rPr>
+              <w:t>18 × 18 × 8 × 9 × 6 = 139,968</w:t>
+            </w:r>
+          </w:p>
+        </w:tc>
+      </w:tr>
+    </w:tbl>
+    <w:p/>
+    <w:p>
+      <w:r>
+        <w:t xml:space="preserve">Shopify cannot model this natively, on </w:t>
+      </w:r>
+      <w:r>
+        <w:rPr>
+          <w:b/>
+        </w:rPr>
+        <w:t>two</w:t>
+      </w:r>
+      <w:r>
+        <w:t xml:space="preserve"> independent limits — and a third issue makes it impossible regardless:</w:t>
+      </w:r>
+    </w:p>
+    <w:p>
+      <w:pPr>
+        <w:pStyle w:val="ListNumber"/>
+      </w:pPr>
+      <w:r>
+        <w:rPr>
+          <w:b/>
+        </w:rPr>
+        <w:t>Option ceiling:</w:t>
+      </w:r>
+      <w:r>
+        <w:t xml:space="preserve"> Shopify allows </w:t>
+      </w:r>
+      <w:r>
+        <w:rPr>
+          <w:b/>
+        </w:rPr>
+        <w:t>3 options per product</w:t>
+      </w:r>
+      <w:r>
+        <w:t xml:space="preserve">; this product needs </w:t>
+      </w:r>
+      <w:r>
+        <w:rPr>
+          <w:b/>
+        </w:rPr>
+        <w:t>5</w:t>
+      </w:r>
+      <w:r>
+        <w:t xml:space="preserve"> (Art-Back, custom tile, and custom art add even more). </w:t>
+      </w:r>
+      <w:r>
+        <w:rPr>
+          <w:i/>
+        </w:rPr>
+        <w:t>(Shopify, current as of 2025-10-15.)</w:t>
+      </w:r>
+    </w:p>
+    <w:p>
+      <w:pPr>
+        <w:pStyle w:val="ListNumber"/>
+      </w:pPr>
+      <w:r>
+        <w:rPr>
+          <w:b/>
+        </w:rPr>
+        <w:t>Variant ceiling:</w:t>
+      </w:r>
+      <w:r>
+        <w:t xml:space="preserve"> Shopify allows </w:t>
+      </w:r>
+      <w:r>
+        <w:rPr>
+          <w:b/>
+        </w:rPr>
+        <w:t>2,048 variants per product</w:t>
+      </w:r>
+      <w:r>
+        <w:t xml:space="preserve"> (raised from 100 on 2025-10-15); 139,968 is </w:t>
+      </w:r>
+      <w:r>
+        <w:rPr>
+          <w:b/>
+        </w:rPr>
+        <w:t>~68× over</w:t>
+      </w:r>
+      <w:r>
+        <w:t>.</w:t>
+      </w:r>
+    </w:p>
+    <w:p>
+      <w:pPr>
+        <w:pStyle w:val="ListNumber"/>
+      </w:pPr>
+      <w:r>
+        <w:rPr>
+          <w:b/>
+        </w:rPr>
+        <w:t>Un-enumerable inputs:</w:t>
+      </w:r>
+      <w:r>
+        <w:t xml:space="preserve"> </w:t>
+      </w:r>
+      <w:r>
+        <w:rPr>
+          <w:b/>
+        </w:rPr>
+        <w:t>custom tile</w:t>
+      </w:r>
+      <w:r>
+        <w:t xml:space="preserve"> and </w:t>
+      </w:r>
+      <w:r>
+        <w:rPr>
+          <w:b/>
+        </w:rPr>
+        <w:t>custom art</w:t>
+      </w:r>
+      <w:r>
+        <w:t xml:space="preserve"> are free-form (uploaded artwork, bespoke layouts) — an </w:t>
+      </w:r>
+      <w:r>
+        <w:rPr>
+          <w:i/>
+        </w:rPr>
+        <w:t>infinite</w:t>
+      </w:r>
+      <w:r>
+        <w:t xml:space="preserve"> space that can never be pre-listed as variants.</w:t>
+      </w:r>
+    </w:p>
+    <w:p>
+      <w:r>
+        <w:rPr>
+          <w:b/>
+        </w:rPr>
+        <w:t>Conclusion: we never model option combinations as Shopify variants.</w:t>
+      </w:r>
+      <w:r>
+        <w:t xml:space="preserve"> A dedicated </w:t>
+      </w:r>
+      <w:r>
+        <w:rPr>
+          <w:b/>
+        </w:rPr>
+        <w:t>Variant &amp; Options Engine</w:t>
+      </w:r>
+      <w:r>
+        <w:t xml:space="preserve"> owns the option space; Shopify carries only the </w:t>
+      </w:r>
+      <w:r>
+        <w:rPr>
+          <w:i/>
+        </w:rPr>
+        <w:t>result</w:t>
+      </w:r>
+      <w:r>
+        <w:t xml:space="preserve"> of a configuration as a custom-priced line item.</w:t>
+      </w:r>
+    </w:p>
+    <w:p>
+      <w:r>
+        <w:rPr>
+          <w:i/>
+          <w:color w:val="666666"/>
+          <w:sz w:val="18"/>
+        </w:rPr>
+        <w:t>Diagram (Mermaid source — renders as a diagram on GitHub):</w:t>
+      </w:r>
+    </w:p>
+    <w:p>
+      <w:pPr>
+        <w:shd w:val="clear" w:color="auto" w:fill="F4F4F2"/>
+        <w:ind w:left="216" w:right="216"/>
+      </w:pPr>
+      <w:r>
+        <w:rPr>
+          <w:rFonts w:ascii="Consolas" w:hAnsi="Consolas"/>
+          <w:sz w:val="18"/>
+        </w:rPr>
+        <w:t>flowchart LR</w:t>
+      </w:r>
+      <w:r>
+        <w:br/>
+      </w:r>
+      <w:r>
+        <w:rPr>
+          <w:rFonts w:ascii="Consolas" w:hAnsi="Consolas"/>
+          <w:sz w:val="18"/>
+        </w:rPr>
+        <w:t xml:space="preserve">    subgraph Engine["Variant &amp; Options Engine (Integration Layer)"]</w:t>
+      </w:r>
+      <w:r>
+        <w:br/>
+      </w:r>
+      <w:r>
+        <w:rPr>
+          <w:rFonts w:ascii="Consolas" w:hAnsi="Consolas"/>
+          <w:sz w:val="18"/>
+        </w:rPr>
+        <w:t xml:space="preserve">      OM[Option Model&lt;br/&gt;dimensions · values · constraints · custom inputs]</w:t>
+      </w:r>
+      <w:r>
+        <w:br/>
+      </w:r>
+      <w:r>
+        <w:rPr>
+          <w:rFonts w:ascii="Consolas" w:hAnsi="Consolas"/>
+          <w:sz w:val="18"/>
+        </w:rPr>
+        <w:t xml:space="preserve">      PR[Pricing Rules Engine&lt;br/&gt;base + modifiers + formulas]</w:t>
+      </w:r>
+      <w:r>
+        <w:br/>
+      </w:r>
+      <w:r>
+        <w:rPr>
+          <w:rFonts w:ascii="Consolas" w:hAnsi="Consolas"/>
+          <w:sz w:val="18"/>
+        </w:rPr>
+        <w:t xml:space="preserve">      CFG[Configuration&lt;br/&gt;configId · selections · BOM · price · render]</w:t>
+      </w:r>
+      <w:r>
+        <w:br/>
+      </w:r>
+      <w:r>
+        <w:rPr>
+          <w:rFonts w:ascii="Consolas" w:hAnsi="Consolas"/>
+          <w:sz w:val="18"/>
+        </w:rPr>
+        <w:t xml:space="preserve">    end</w:t>
+      </w:r>
+      <w:r>
+        <w:br/>
+      </w:r>
+      <w:r>
+        <w:rPr>
+          <w:rFonts w:ascii="Consolas" w:hAnsi="Consolas"/>
+          <w:sz w:val="18"/>
+        </w:rPr>
+        <w:t xml:space="preserve">    OM --&gt; CFG</w:t>
+      </w:r>
+      <w:r>
+        <w:br/>
+      </w:r>
+      <w:r>
+        <w:rPr>
+          <w:rFonts w:ascii="Consolas" w:hAnsi="Consolas"/>
+          <w:sz w:val="18"/>
+        </w:rPr>
+        <w:t xml:space="preserve">    PR --&gt; CFG</w:t>
+      </w:r>
+      <w:r>
+        <w:br/>
+      </w:r>
+      <w:r>
+        <w:rPr>
+          <w:rFonts w:ascii="Consolas" w:hAnsi="Consolas"/>
+          <w:sz w:val="18"/>
+        </w:rPr>
+        <w:t xml:space="preserve">    CFG --&gt;|custom-priced line + configId + option props| SH[Shopify base product&lt;br/&gt;+ native checkout]</w:t>
+      </w:r>
+      <w:r>
+        <w:br/>
+      </w:r>
+      <w:r>
+        <w:rPr>
+          <w:rFonts w:ascii="Consolas" w:hAnsi="Consolas"/>
+          <w:sz w:val="18"/>
+        </w:rPr>
+        <w:t xml:space="preserve">    CFG --&gt;|component draw| INV[Component / BOM inventory]</w:t>
+      </w:r>
+    </w:p>
+    <w:p>
+      <w:r>
+        <w:rPr>
+          <w:b/>
+        </w:rPr>
+        <w:t>How it works</w:t>
+      </w:r>
+    </w:p>
+    <w:tbl>
+      <w:tblPr>
+        <w:tblStyle w:val="LightGrid-Accent1"/>
+        <w:tblW w:type="auto" w:w="0"/>
+        <w:tblLayout w:type="autofit"/>
+        <w:tblLook w:firstColumn="1" w:firstRow="1" w:lastColumn="0" w:lastRow="0" w:noHBand="0" w:noVBand="1" w:val="04A0"/>
+      </w:tblPr>
+      <w:tblGrid>
+        <w:gridCol w:w="4824"/>
+        <w:gridCol w:w="4824"/>
+      </w:tblGrid>
+      <w:tr>
+        <w:tc>
+          <w:tcPr>
+            <w:tcW w:type="dxa" w:w="4824"/>
+          </w:tcPr>
+          <w:p>
+            <w:r>
+              <w:rPr>
+                <w:b/>
+              </w:rPr>
+              <w:t>Concern</w:t>
+            </w:r>
+          </w:p>
+        </w:tc>
+        <w:tc>
+          <w:tcPr>
+            <w:tcW w:type="dxa" w:w="4824"/>
+          </w:tcPr>
+          <w:p>
+            <w:r>
+              <w:rPr>
+                <w:b/>
+              </w:rPr>
+              <w:t>Approach</w:t>
+            </w:r>
+          </w:p>
+        </w:tc>
+      </w:tr>
+      <w:tr>
+        <w:tc>
+          <w:tcPr>
+            <w:tcW w:type="dxa" w:w="4824"/>
+          </w:tcPr>
+          <w:p>
+            <w:r>
+              <w:rPr>
+                <w:b/>
+              </w:rPr>
+              <w:t>What's selectable</w:t>
+            </w:r>
+          </w:p>
+        </w:tc>
+        <w:tc>
+          <w:tcPr>
+            <w:tcW w:type="dxa" w:w="4824"/>
+          </w:tcPr>
+          <w:p>
+            <w:r>
+              <w:t xml:space="preserve">The </w:t>
+            </w:r>
+            <w:r>
+              <w:rPr>
+                <w:b/>
+              </w:rPr>
+              <w:t>Option Model</w:t>
+            </w:r>
+            <w:r>
+              <w:t xml:space="preserve"> (per family/style) defines </w:t>
+            </w:r>
+            <w:r>
+              <w:rPr>
+                <w:i/>
+              </w:rPr>
+              <w:t>unlimited</w:t>
+            </w:r>
+            <w:r>
+              <w:t xml:space="preserve"> dimensions, values, dependencies, constraints, and free-form input types (upload/text). Source of truth in the Integration Layer; mirrored to Atelier3d for the 3D scene. Adding a stain — or a whole new dimension — is </w:t>
+            </w:r>
+            <w:r>
+              <w:rPr>
+                <w:b/>
+              </w:rPr>
+              <w:t>data</w:t>
+            </w:r>
+            <w:r>
+              <w:t>, not code or variants.</w:t>
+            </w:r>
+          </w:p>
+        </w:tc>
+      </w:tr>
+      <w:tr>
+        <w:tc>
+          <w:tcPr>
+            <w:tcW w:type="dxa" w:w="4824"/>
+          </w:tcPr>
+          <w:p>
+            <w:r>
+              <w:rPr>
+                <w:b/>
+              </w:rPr>
+              <w:t>Price</w:t>
+            </w:r>
+          </w:p>
+        </w:tc>
+        <w:tc>
+          <w:tcPr>
+            <w:tcW w:type="dxa" w:w="4824"/>
+          </w:tcPr>
+          <w:p>
+            <w:r>
+              <w:t xml:space="preserve">The </w:t>
+            </w:r>
+            <w:r>
+              <w:rPr>
+                <w:b/>
+              </w:rPr>
+              <w:t>Pricing Rules Engine</w:t>
+            </w:r>
+            <w:r>
+              <w:t xml:space="preserve"> computes price deterministically: </w:t>
+            </w:r>
+            <w:r>
+              <w:rPr>
+                <w:rFonts w:ascii="Consolas" w:hAnsi="Consolas"/>
+                <w:sz w:val="19"/>
+              </w:rPr>
+              <w:t>base + Σ option modifiers + formulas</w:t>
+            </w:r>
+            <w:r>
+              <w:t xml:space="preserve"> (e.g., length → material cost, tile count → labor). Versioned. </w:t>
+            </w:r>
+            <w:r>
+              <w:rPr>
+                <w:b/>
+              </w:rPr>
+              <w:t>Server-side authority</w:t>
+            </w:r>
+            <w:r>
+              <w:t xml:space="preserve"> — the client never sets price.</w:t>
+            </w:r>
+          </w:p>
+        </w:tc>
+      </w:tr>
+      <w:tr>
+        <w:tc>
+          <w:tcPr>
+            <w:tcW w:type="dxa" w:w="4824"/>
+          </w:tcPr>
+          <w:p>
+            <w:r>
+              <w:rPr>
+                <w:b/>
+              </w:rPr>
+              <w:t>Catalog footprint in Shopify</w:t>
+            </w:r>
+          </w:p>
+        </w:tc>
+        <w:tc>
+          <w:tcPr>
+            <w:tcW w:type="dxa" w:w="4824"/>
+          </w:tcPr>
+          <w:p>
+            <w:r>
+              <w:rPr>
+                <w:b/>
+              </w:rPr>
+              <w:t>One base "configurable" product per family/style</w:t>
+            </w:r>
+            <w:r>
+              <w:t xml:space="preserve"> (a handful of products) — </w:t>
+            </w:r>
+            <w:r>
+              <w:rPr>
+                <w:i/>
+              </w:rPr>
+              <w:t>not</w:t>
+            </w:r>
+            <w:r>
+              <w:t xml:space="preserve"> 139,968 variants. The chosen configuration rides on the cart line as </w:t>
+            </w:r>
+            <w:r>
+              <w:rPr>
+                <w:b/>
+              </w:rPr>
+              <w:t>line-item properties + a `configId`</w:t>
+            </w:r>
+            <w:r>
+              <w:t>.</w:t>
+            </w:r>
+          </w:p>
+        </w:tc>
+      </w:tr>
+      <w:tr>
+        <w:tc>
+          <w:tcPr>
+            <w:tcW w:type="dxa" w:w="4824"/>
+          </w:tcPr>
+          <w:p>
+            <w:r>
+              <w:rPr>
+                <w:b/>
+              </w:rPr>
+              <w:t>Getting the price into checkout</w:t>
+            </w:r>
+            <w:r>
+              <w:t xml:space="preserve"> (Decision </w:t>
+            </w:r>
+            <w:r>
+              <w:rPr>
+                <w:b/>
+              </w:rPr>
+              <w:t>D10</w:t>
+            </w:r>
+            <w:r>
+              <w:t>)</w:t>
+            </w:r>
+          </w:p>
+        </w:tc>
+        <w:tc>
+          <w:tcPr>
+            <w:tcW w:type="dxa" w:w="4824"/>
+          </w:tcPr>
+          <w:p>
+            <w:r>
+              <w:rPr>
+                <w:b/>
+              </w:rPr>
+              <w:t>A. Cart Transform Function (Shopify Plus):</w:t>
+            </w:r>
+            <w:r>
+              <w:t xml:space="preserve"> a base variant sits in the native cart; a server-side Shopify Function rewrites its price to the engine-computed amount from the attached </w:t>
+            </w:r>
+            <w:r>
+              <w:rPr>
+                <w:rFonts w:ascii="Consolas" w:hAnsi="Consolas"/>
+                <w:sz w:val="19"/>
+              </w:rPr>
+              <w:t>configId</w:t>
+            </w:r>
+            <w:r>
+              <w:t xml:space="preserve">. Keeps native cart/checkout UX. · </w:t>
+            </w:r>
+            <w:r>
+              <w:rPr>
+                <w:b/>
+              </w:rPr>
+              <w:t>B. Draft Orders API:</w:t>
+            </w:r>
+            <w:r>
+              <w:t xml:space="preserve"> the Integration Layer creates a draft order with a custom-priced line, then converts it to a checkout. Works without Plus; ideal for </w:t>
+            </w:r>
+            <w:r>
+              <w:rPr>
+                <w:b/>
+              </w:rPr>
+              <w:t>CRM-pushed private/hybrid quotes</w:t>
+            </w:r>
+            <w:r>
+              <w:t>.</w:t>
+            </w:r>
+          </w:p>
+        </w:tc>
+      </w:tr>
+      <w:tr>
+        <w:tc>
+          <w:tcPr>
+            <w:tcW w:type="dxa" w:w="4824"/>
+          </w:tcPr>
+          <w:p>
+            <w:r>
+              <w:rPr>
+                <w:b/>
+              </w:rPr>
+              <w:t>Inventory</w:t>
+            </w:r>
+          </w:p>
+        </w:tc>
+        <w:tc>
+          <w:tcPr>
+            <w:tcW w:type="dxa" w:w="4824"/>
+          </w:tcPr>
+          <w:p>
+            <w:r>
+              <w:t xml:space="preserve">Tracked at the </w:t>
+            </w:r>
+            <w:r>
+              <w:rPr>
+                <w:b/>
+              </w:rPr>
+              <w:t>component / BOM level</w:t>
+            </w:r>
+            <w:r>
+              <w:t xml:space="preserve"> (blanks, tiles, hooks, stain), never per combination. Feasibility = component availability, not 139,968 phantom SKUs.</w:t>
+            </w:r>
+          </w:p>
+        </w:tc>
+      </w:tr>
+      <w:tr>
+        <w:tc>
+          <w:tcPr>
+            <w:tcW w:type="dxa" w:w="4824"/>
+          </w:tcPr>
+          <w:p>
+            <w:r>
+              <w:rPr>
+                <w:b/>
+              </w:rPr>
+              <w:t>Merchandising &amp; filtering</w:t>
+            </w:r>
+          </w:p>
+        </w:tc>
+        <w:tc>
+          <w:tcPr>
+            <w:tcW w:type="dxa" w:w="4824"/>
+          </w:tcPr>
+          <w:p>
+            <w:r>
+              <w:t xml:space="preserve">Collection filters (e.g., "available in walnut") are driven by </w:t>
+            </w:r>
+            <w:r>
+              <w:rPr>
+                <w:b/>
+              </w:rPr>
+              <w:t>option metadata</w:t>
+            </w:r>
+            <w:r>
+              <w:t>, not variants.</w:t>
+            </w:r>
+          </w:p>
+        </w:tc>
+      </w:tr>
+      <w:tr>
+        <w:tc>
+          <w:tcPr>
+            <w:tcW w:type="dxa" w:w="4824"/>
+          </w:tcPr>
+          <w:p>
+            <w:r>
+              <w:rPr>
+                <w:b/>
+              </w:rPr>
+              <w:t>Anti-tampering</w:t>
+            </w:r>
+          </w:p>
+        </w:tc>
+        <w:tc>
+          <w:tcPr>
+            <w:tcW w:type="dxa" w:w="4824"/>
+          </w:tcPr>
+          <w:p>
+            <w:r>
+              <w:t xml:space="preserve">Final price is always (re)computed and set </w:t>
+            </w:r>
+            <w:r>
+              <w:rPr>
+                <w:b/>
+              </w:rPr>
+              <w:t>server-side</w:t>
+            </w:r>
+            <w:r>
+              <w:t xml:space="preserve"> (Function or Draft Order) and re-validated against </w:t>
+            </w:r>
+            <w:r>
+              <w:rPr>
+                <w:rFonts w:ascii="Consolas" w:hAnsi="Consolas"/>
+                <w:sz w:val="19"/>
+              </w:rPr>
+              <w:t>configId</w:t>
+            </w:r>
+            <w:r>
+              <w:t xml:space="preserve"> at the </w:t>
+            </w:r>
+            <w:r>
+              <w:rPr>
+                <w:rFonts w:ascii="Consolas" w:hAnsi="Consolas"/>
+                <w:sz w:val="19"/>
+              </w:rPr>
+              <w:t>orders/create</w:t>
+            </w:r>
+            <w:r>
+              <w:t xml:space="preserve"> webhook.</w:t>
+            </w:r>
+          </w:p>
+        </w:tc>
+      </w:tr>
+    </w:tbl>
+    <w:p/>
+    <w:p>
+      <w:r>
+        <w:rPr>
+          <w:b/>
+        </w:rPr>
+        <w:t>Recommendation:</w:t>
+      </w:r>
+      <w:r>
+        <w:t xml:space="preserve"> </w:t>
+      </w:r>
+      <w:r>
+        <w:rPr>
+          <w:b/>
+        </w:rPr>
+        <w:t>Cart Transform Functions on Shopify Plus</w:t>
+      </w:r>
+      <w:r>
+        <w:t xml:space="preserve"> for self-serve configurators (native UX), </w:t>
+      </w:r>
+      <w:r>
+        <w:rPr>
+          <w:b/>
+        </w:rPr>
+        <w:t>plus Draft Orders</w:t>
+      </w:r>
+      <w:r>
+        <w:t xml:space="preserve"> for CRM-pushed quotes and as a non-Plus fallback. This makes </w:t>
+      </w:r>
+      <w:r>
+        <w:rPr>
+          <w:b/>
+        </w:rPr>
+        <w:t>Shopify Plus (Decision D3) effectively required</w:t>
+      </w:r>
+      <w:r>
+        <w:t xml:space="preserve">, and reinforces </w:t>
+      </w:r>
+      <w:r>
+        <w:rPr>
+          <w:b/>
+        </w:rPr>
+        <w:t>hybrid-headless (D1)</w:t>
+      </w:r>
+      <w:r>
+        <w:t xml:space="preserve"> — native variant pickers cannot express this, so the </w:t>
+      </w:r>
+      <w:r>
+        <w:rPr>
+          <w:b/>
+        </w:rPr>
+        <w:t>configurator UI is mandatory</w:t>
+      </w:r>
+      <w:r>
+        <w:t xml:space="preserve"> for these products.</w:t>
       </w:r>
     </w:p>
     <w:p>
@@ -2624,7 +3609,68 @@
           </w:tcPr>
           <w:p>
             <w:r>
-              <w:t>create/update products &amp; variants, set metafields, manage publications/visibility</w:t>
+              <w:t>create/update base products, set metafields, manage publications/visibility</w:t>
+            </w:r>
+          </w:p>
+        </w:tc>
+      </w:tr>
+      <w:tr>
+        <w:tc>
+          <w:tcPr>
+            <w:tcW w:type="dxa" w:w="2412"/>
+          </w:tcPr>
+          <w:p>
+            <w:r>
+              <w:t>Integration Layer → Shopify</w:t>
+            </w:r>
+          </w:p>
+        </w:tc>
+        <w:tc>
+          <w:tcPr>
+            <w:tcW w:type="dxa" w:w="2412"/>
+          </w:tcPr>
+          <w:p>
+            <w:r>
+              <w:t>sync</w:t>
+            </w:r>
+          </w:p>
+        </w:tc>
+        <w:tc>
+          <w:tcPr>
+            <w:tcW w:type="dxa" w:w="2412"/>
+          </w:tcPr>
+          <w:p>
+            <w:r>
+              <w:t>Draft Orders / Cart Transform Function</w:t>
+            </w:r>
+          </w:p>
+        </w:tc>
+        <w:tc>
+          <w:tcPr>
+            <w:tcW w:type="dxa" w:w="2412"/>
+          </w:tcPr>
+          <w:p>
+            <w:r>
+              <w:t xml:space="preserve">set the </w:t>
+            </w:r>
+            <w:r>
+              <w:rPr>
+                <w:b/>
+              </w:rPr>
+              <w:t>configured line price</w:t>
+            </w:r>
+            <w:r>
+              <w:t xml:space="preserve"> (server-side) + attach </w:t>
+            </w:r>
+            <w:r>
+              <w:rPr>
+                <w:rFonts w:ascii="Consolas" w:hAnsi="Consolas"/>
+                <w:sz w:val="19"/>
+              </w:rPr>
+              <w:t>configId</w:t>
+            </w:r>
+            <w:r>
+              <w:t xml:space="preserve"> &amp; option properties — see §5.4</w:t>
             </w:r>
           </w:p>
         </w:tc>
@@ -3922,7 +4968,25 @@
         <w:t>Shopify holds</w:t>
       </w:r>
       <w:r>
-        <w:t xml:space="preserve"> products, variants, inventory, orders, customers (system of record).</w:t>
+        <w:t xml:space="preserve"> base products (a handful per family/style — </w:t>
+      </w:r>
+      <w:r>
+        <w:rPr>
+          <w:b/>
+        </w:rPr>
+        <w:t>not</w:t>
+      </w:r>
+      <w:r>
+        <w:t xml:space="preserve"> the option combinations), </w:t>
+      </w:r>
+      <w:r>
+        <w:rPr>
+          <w:b/>
+        </w:rPr>
+        <w:t>component-level inventory</w:t>
+      </w:r>
+      <w:r>
+        <w:t>, orders, customers (system of record). See §5.4 for why combinations are never stored as variants.</w:t>
       </w:r>
     </w:p>
     <w:p>
@@ -3945,7 +5009,25 @@
         <w:t>mapping &amp; state</w:t>
       </w:r>
       <w:r>
-        <w:t xml:space="preserve"> Shopify can't model well: option models, configurations, render-job state, quote↔product links, pricing rulesets, signed-access tokens.</w:t>
+        <w:t xml:space="preserve"> Shopify can't model well: </w:t>
+      </w:r>
+      <w:r>
+        <w:rPr>
+          <w:b/>
+        </w:rPr>
+        <w:t>option models</w:t>
+      </w:r>
+      <w:r>
+        <w:t xml:space="preserve">, configurations, </w:t>
+      </w:r>
+      <w:r>
+        <w:rPr>
+          <w:b/>
+        </w:rPr>
+        <w:t>pricing rulesets</w:t>
+      </w:r>
+      <w:r>
+        <w:t>, render-job state, quote↔product links, signed-access tokens.</w:t>
       </w:r>
     </w:p>
     <w:p>
@@ -3956,10 +5038,34 @@
         <w:rPr>
           <w:b/>
         </w:rPr>
+        <w:t>Inventory is tracked at the component/BOM level</w:t>
+      </w:r>
+      <w:r>
+        <w:t xml:space="preserve"> (blanks, tiles, hooks, stain), not per option-combination — there is no per-combination SKU.</w:t>
+      </w:r>
+    </w:p>
+    <w:p>
+      <w:pPr>
+        <w:pStyle w:val="ListBullet"/>
+      </w:pPr>
+      <w:r>
+        <w:rPr>
+          <w:b/>
+        </w:rPr>
         <w:t>Metafields</w:t>
       </w:r>
       <w:r>
-        <w:t xml:space="preserve"> carry per-product config schema, visibility flags, and per-line-item config snapshots into Shopify so back-office/fulfillment can see them.</w:t>
+        <w:t xml:space="preserve"> carry per-product config schema, visibility flags, and per-line-item config snapshots (incl. </w:t>
+      </w:r>
+      <w:r>
+        <w:rPr>
+          <w:rFonts w:ascii="Consolas" w:hAnsi="Consolas"/>
+          <w:sz w:val="19"/>
+        </w:rPr>
+        <w:t>configId</w:t>
+      </w:r>
+      <w:r>
+        <w:t>) into Shopify so back-office/fulfillment can see exactly what was bought.</w:t>
       </w:r>
     </w:p>
     <w:p>
@@ -6823,7 +7929,7 @@
           </w:tcPr>
           <w:p>
             <w:r>
-              <w:t>Catalog can't model "styles as data"</w:t>
+              <w:t>Variant explosion exceeds Shopify limits (3 options / 2,048 variants); custom tile/art are un-enumerable</w:t>
             </w:r>
           </w:p>
         </w:tc>
@@ -6833,7 +7939,10 @@
           </w:tcPr>
           <w:p>
             <w:r>
-              <w:t>Low</w:t>
+              <w:rPr>
+                <w:b/>
+              </w:rPr>
+              <w:t>High</w:t>
             </w:r>
           </w:p>
         </w:tc>
@@ -6843,7 +7952,7 @@
           </w:tcPr>
           <w:p>
             <w:r>
-              <w:t>Med</w:t>
+              <w:t>High</w:t>
             </w:r>
           </w:p>
         </w:tc>
@@ -6853,7 +7962,13 @@
           </w:tcPr>
           <w:p>
             <w:r>
-              <w:t>Metafield-driven option models; no code change to add a style.</w:t>
+              <w:rPr>
+                <w:b/>
+              </w:rPr>
+              <w:t>Variant &amp; Options Engine (§5.4)</w:t>
+            </w:r>
+            <w:r>
+              <w:t>: options as data + server-side pricing + custom-priced line items (Cart Transform / Draft Orders); inventory at BOM level; never model combinations as native variants.</w:t>
             </w:r>
           </w:p>
         </w:tc>
@@ -7667,6 +8782,66 @@
           </w:p>
         </w:tc>
       </w:tr>
+      <w:tr>
+        <w:tc>
+          <w:tcPr>
+            <w:tcW w:type="dxa" w:w="2412"/>
+          </w:tcPr>
+          <w:p>
+            <w:r>
+              <w:rPr>
+                <w:b/>
+              </w:rPr>
+              <w:t>D10</w:t>
+            </w:r>
+          </w:p>
+        </w:tc>
+        <w:tc>
+          <w:tcPr>
+            <w:tcW w:type="dxa" w:w="2412"/>
+          </w:tcPr>
+          <w:p>
+            <w:r>
+              <w:t>How configured purchases reach Shopify checkout (§5.4)</w:t>
+            </w:r>
+          </w:p>
+        </w:tc>
+        <w:tc>
+          <w:tcPr>
+            <w:tcW w:type="dxa" w:w="2412"/>
+          </w:tcPr>
+          <w:p>
+            <w:r>
+              <w:t>Cart Transform Functions (Plus) / Draft Orders API / both</w:t>
+            </w:r>
+          </w:p>
+        </w:tc>
+        <w:tc>
+          <w:tcPr>
+            <w:tcW w:type="dxa" w:w="2412"/>
+          </w:tcPr>
+          <w:p>
+            <w:r>
+              <w:rPr>
+                <w:b/>
+              </w:rPr>
+              <w:t>Both</w:t>
+            </w:r>
+            <w:r>
+              <w:t xml:space="preserve"> — Cart Transform on Plus for self-serve native UX; Draft Orders for CRM-pushed quotes &amp; non-Plus fallback. Makes </w:t>
+            </w:r>
+            <w:r>
+              <w:rPr>
+                <w:b/>
+              </w:rPr>
+              <w:t>D3 = Plus</w:t>
+            </w:r>
+            <w:r>
+              <w:t xml:space="preserve"> effectively required.</w:t>
+            </w:r>
+          </w:p>
+        </w:tc>
+      </w:tr>
     </w:tbl>
     <w:p/>
     <w:p>
@@ -9185,6 +10360,51 @@
       </w:r>
       <w:r>
         <w:t>.</w:t>
+      </w:r>
+    </w:p>
+    <w:p>
+      <w:pPr>
+        <w:pStyle w:val="IntenseQuote"/>
+        <w:ind w:left="432"/>
+      </w:pPr>
+      <w:r>
+        <w:rPr>
+          <w:b/>
+          <w:i/>
+        </w:rPr>
+        <w:t>Note:</w:t>
+      </w:r>
+      <w:r>
+        <w:rPr>
+          <w:i/>
+        </w:rPr>
+        <w:t xml:space="preserve"> configurable products </w:t>
+      </w:r>
+      <w:r>
+        <w:rPr>
+          <w:b/>
+          <w:i/>
+        </w:rPr>
+        <w:t>never</w:t>
+      </w:r>
+      <w:r>
+        <w:rPr>
+          <w:i/>
+        </w:rPr>
+        <w:t xml:space="preserve"> use Shopify's native variant picker (3-option / 2,048-variant limits). All options come from the </w:t>
+      </w:r>
+      <w:r>
+        <w:rPr>
+          <w:b/>
+          <w:i/>
+        </w:rPr>
+        <w:t>Variant &amp; Options Engine</w:t>
+      </w:r>
+      <w:r>
+        <w:rPr>
+          <w:i/>
+        </w:rPr>
+        <w:t xml:space="preserve"> (Master Plan §5.4); the configurator UI is mandatory for these products.</w:t>
       </w:r>
     </w:p>
     <w:p>
@@ -13252,7 +14472,7 @@
           <w:rFonts w:ascii="Consolas" w:hAnsi="Consolas"/>
           <w:sz w:val="18"/>
         </w:rPr>
-        <w:t xml:space="preserve">    IL-&gt;&gt;SH: Ensure variant/line maps to config (line-item properties/metafields)</w:t>
+        <w:t xml:space="preserve">    IL-&gt;&gt;SH: Custom-priced line via Cart Transform/Draft Order + configId + option properties</w:t>
       </w:r>
       <w:r>
         <w:br/>

--- a/word/MEJA-WebStore-Complete-Plan.docx
+++ b/word/MEJA-WebStore-Complete-Plan.docx
@@ -93,6 +93,14 @@
       </w:pPr>
       <w:r>
         <w:t>Product Workflows</w:t>
+      </w:r>
+    </w:p>
+    <w:p>
+      <w:pPr>
+        <w:pStyle w:val="ListNumber"/>
+      </w:pPr>
+      <w:r>
+        <w:t>Integration Context (sibling apps)</w:t>
       </w:r>
     </w:p>
     <w:p>
@@ -18237,6 +18245,2849 @@
           <w:i/>
         </w:rPr>
         <w:t>End of Product Workflows (Draft v0.1). Please approve the flows — customer/system (§2–9) and operational (§12) — and the open question in §10.</w:t>
+      </w:r>
+    </w:p>
+    <w:p>
+      <w:r>
+        <w:br w:type="page"/>
+      </w:r>
+    </w:p>
+    <w:p>
+      <w:pPr>
+        <w:pStyle w:val="Title"/>
+      </w:pPr>
+      <w:r>
+        <w:t>Integration Context — the three connected apps (field notes)</w:t>
+      </w:r>
+    </w:p>
+    <w:p>
+      <w:r>
+        <w:rPr>
+          <w:b/>
+        </w:rPr>
+        <w:t>Document type:</w:t>
+      </w:r>
+      <w:r>
+        <w:t xml:space="preserve"> Captured context from reviewing the live sibling repos (for the plan)</w:t>
+      </w:r>
+    </w:p>
+    <w:p>
+      <w:r>
+        <w:rPr>
+          <w:b/>
+        </w:rPr>
+        <w:t>Date:</w:t>
+      </w:r>
+      <w:r>
+        <w:t xml:space="preserve"> 2026-06-13</w:t>
+      </w:r>
+    </w:p>
+    <w:p>
+      <w:r>
+        <w:rPr>
+          <w:b/>
+        </w:rPr>
+        <w:t>Source:</w:t>
+      </w:r>
+      <w:r>
+        <w:t xml:space="preserve"> public snapshots of </w:t>
+      </w:r>
+      <w:r>
+        <w:rPr>
+          <w:rFonts w:ascii="Consolas" w:hAnsi="Consolas"/>
+          <w:sz w:val="19"/>
+        </w:rPr>
+        <w:t>jfsgi/MEJA-CRM-OrderManagement</w:t>
+      </w:r>
+      <w:r>
+        <w:t xml:space="preserve">, </w:t>
+      </w:r>
+      <w:r>
+        <w:rPr>
+          <w:rFonts w:ascii="Consolas" w:hAnsi="Consolas"/>
+          <w:sz w:val="19"/>
+        </w:rPr>
+        <w:t>jfsgi/MEJAFurnitureDesign-</w:t>
+      </w:r>
+      <w:r>
+        <w:t xml:space="preserve"> (Atelier3D), </w:t>
+      </w:r>
+      <w:r>
+        <w:rPr>
+          <w:rFonts w:ascii="Consolas" w:hAnsi="Consolas"/>
+          <w:sz w:val="19"/>
+        </w:rPr>
+        <w:t>jfsgi/4kGraphics</w:t>
+      </w:r>
+      <w:r>
+        <w:t xml:space="preserve">, reviewed 2026-06-13. </w:t>
+      </w:r>
+      <w:r>
+        <w:rPr>
+          <w:i/>
+        </w:rPr>
+        <w:t>(Repos may be private again now — this file is the durable capture.)</w:t>
+      </w:r>
+    </w:p>
+    <w:p>
+      <w:r>
+        <w:rPr>
+          <w:b/>
+        </w:rPr>
+        <w:t>Status:</w:t>
+      </w:r>
+      <w:r>
+        <w:t xml:space="preserve"> 🟢 Reference — used to reconcile the Master Plan with the real systems.</w:t>
+      </w:r>
+    </w:p>
+    <w:p>
+      <w:pPr>
+        <w:pStyle w:val="IntenseQuote"/>
+        <w:ind w:left="432"/>
+      </w:pPr>
+      <w:r>
+        <w:rPr>
+          <w:i/>
+        </w:rPr>
+        <w:t xml:space="preserve">Why this exists: the four "systems" in the Master Plan are </w:t>
+      </w:r>
+      <w:r>
+        <w:rPr>
+          <w:b/>
+          <w:i/>
+        </w:rPr>
+        <w:t>real, in-flight applications</w:t>
+      </w:r>
+      <w:r>
+        <w:rPr>
+          <w:i/>
+        </w:rPr>
+        <w:t xml:space="preserve"> with documented contracts, not greenfield. This note records what they actually are and </w:t>
+      </w:r>
+      <w:r>
+        <w:rPr>
+          <w:b/>
+          <w:i/>
+        </w:rPr>
+        <w:t>where the Master Plan must change to match them</w:t>
+      </w:r>
+      <w:r>
+        <w:rPr>
+          <w:i/>
+        </w:rPr>
+        <w:t xml:space="preserve"> (§4).</w:t>
+      </w:r>
+    </w:p>
+    <w:p>
+      <w:pPr>
+        <w:pBdr>
+          <w:bottom w:val="single" w:sz="6" w:space="1" w:color="BBBBBB"/>
+        </w:pBdr>
+      </w:pPr>
+    </w:p>
+    <w:p>
+      <w:pPr>
+        <w:pStyle w:val="Heading2"/>
+      </w:pPr>
+      <w:r>
+        <w:t>1. The three apps as they actually exist</w:t>
+      </w:r>
+    </w:p>
+    <w:p>
+      <w:pPr>
+        <w:pStyle w:val="Heading3"/>
+      </w:pPr>
+      <w:r>
+        <w:t>1.1 MEJA‑CRM‑OrderManagement — the business system of record + integration hub</w:t>
+      </w:r>
+    </w:p>
+    <w:p>
+      <w:pPr>
+        <w:pStyle w:val="ListBullet"/>
+      </w:pPr>
+      <w:r>
+        <w:rPr>
+          <w:b/>
+        </w:rPr>
+        <w:t>What:</w:t>
+      </w:r>
+      <w:r>
+        <w:t xml:space="preserve"> a rebuild of "MEJA Production" — </w:t>
+      </w:r>
+      <w:r>
+        <w:rPr>
+          <w:b/>
+        </w:rPr>
+        <w:t>CRM · Quoting · Work Orders · Listings · Shopify storefront · Ad Studio · Shipping</w:t>
+      </w:r>
+      <w:r>
+        <w:t>.</w:t>
+      </w:r>
+    </w:p>
+    <w:p>
+      <w:pPr>
+        <w:pStyle w:val="ListBullet"/>
+      </w:pPr>
+      <w:r>
+        <w:rPr>
+          <w:b/>
+        </w:rPr>
+        <w:t>Stack:</w:t>
+      </w:r>
+      <w:r>
+        <w:t xml:space="preserve"> </w:t>
+      </w:r>
+      <w:r>
+        <w:rPr>
+          <w:b/>
+        </w:rPr>
+        <w:t>Next.js 15</w:t>
+      </w:r>
+      <w:r>
+        <w:t xml:space="preserve"> (App Router, server actions) on </w:t>
+      </w:r>
+      <w:r>
+        <w:rPr>
+          <w:b/>
+        </w:rPr>
+        <w:t>Vercel</w:t>
+      </w:r>
+      <w:r>
+        <w:t xml:space="preserve">; </w:t>
+      </w:r>
+      <w:r>
+        <w:rPr>
+          <w:b/>
+        </w:rPr>
+        <w:t>Supabase</w:t>
+      </w:r>
+      <w:r>
+        <w:t xml:space="preserve"> (Postgres 16, RLS, Auth, Edge Functions, pg_cron); </w:t>
+      </w:r>
+      <w:r>
+        <w:rPr>
+          <w:b/>
+        </w:rPr>
+        <w:t>Drizzle</w:t>
+      </w:r>
+      <w:r>
+        <w:t xml:space="preserve"> ORM; </w:t>
+      </w:r>
+      <w:r>
+        <w:rPr>
+          <w:b/>
+        </w:rPr>
+        <w:t>Google Workspace</w:t>
+      </w:r>
+      <w:r>
+        <w:t xml:space="preserve"> Drive for images; </w:t>
+      </w:r>
+      <w:r>
+        <w:rPr>
+          <w:b/>
+        </w:rPr>
+        <w:t>Tailwind v4</w:t>
+      </w:r>
+      <w:r>
+        <w:t xml:space="preserve"> mapped to </w:t>
+      </w:r>
+      <w:r>
+        <w:rPr>
+          <w:b/>
+        </w:rPr>
+        <w:t>`--mj-*` tokens</w:t>
+      </w:r>
+      <w:r>
+        <w:t xml:space="preserve"> (token-only color rule); </w:t>
+      </w:r>
+      <w:r>
+        <w:rPr>
+          <w:b/>
+        </w:rPr>
+        <w:t>Zod</w:t>
+      </w:r>
+      <w:r>
+        <w:t xml:space="preserve"> validation.</w:t>
+      </w:r>
+    </w:p>
+    <w:p>
+      <w:pPr>
+        <w:pStyle w:val="ListBullet"/>
+      </w:pPr>
+      <w:r>
+        <w:rPr>
+          <w:b/>
+        </w:rPr>
+        <w:t>Maturity:</w:t>
+      </w:r>
+      <w:r>
+        <w:t xml:space="preserve"> schema (36 tables) approved; design system "</w:t>
+      </w:r>
+      <w:r>
+        <w:rPr>
+          <w:b/>
+        </w:rPr>
+        <w:t>Indigo Atelier</w:t>
+      </w:r>
+      <w:r>
+        <w:t xml:space="preserve">" locked; </w:t>
+      </w:r>
+      <w:r>
+        <w:rPr>
+          <w:b/>
+        </w:rPr>
+        <w:t>quote builder</w:t>
+      </w:r>
+      <w:r>
+        <w:t xml:space="preserve"> (Phase 5) and </w:t>
+      </w:r>
+      <w:r>
+        <w:rPr>
+          <w:b/>
+        </w:rPr>
+        <w:t>work orders + cut lists</w:t>
+      </w:r>
+      <w:r>
+        <w:t xml:space="preserve"> (Phase 6) </w:t>
+      </w:r>
+      <w:r>
+        <w:rPr>
+          <w:b/>
+        </w:rPr>
+        <w:t>complete</w:t>
+      </w:r>
+      <w:r>
+        <w:t xml:space="preserve">, pricing engine </w:t>
+      </w:r>
+      <w:r>
+        <w:rPr>
+          <w:b/>
+        </w:rPr>
+        <w:t>golden-tested to the cent</w:t>
+      </w:r>
+      <w:r>
+        <w:t xml:space="preserve"> on ~50 historical quotes. </w:t>
+      </w:r>
+      <w:r>
+        <w:rPr>
+          <w:b/>
+        </w:rPr>
+        <w:t>Listings (Phase 8)</w:t>
+      </w:r>
+      <w:r>
+        <w:t xml:space="preserve"> and </w:t>
+      </w:r>
+      <w:r>
+        <w:rPr>
+          <w:b/>
+        </w:rPr>
+        <w:t>Integrations/job-queue (Phase 7)</w:t>
+      </w:r>
+      <w:r>
+        <w:t xml:space="preserve"> are </w:t>
+      </w:r>
+      <w:r>
+        <w:rPr>
+          <w:b/>
+        </w:rPr>
+        <w:t>in progress</w:t>
+      </w:r>
+      <w:r>
+        <w:t>.</w:t>
+      </w:r>
+    </w:p>
+    <w:p>
+      <w:pPr>
+        <w:pStyle w:val="ListBullet"/>
+      </w:pPr>
+      <w:r>
+        <w:rPr>
+          <w:b/>
+        </w:rPr>
+        <w:t>Storefront intent (their plan):</w:t>
+      </w:r>
+      <w:r>
+        <w:t xml:space="preserve"> "</w:t>
+      </w:r>
+      <w:r>
+        <w:rPr>
+          <w:b/>
+        </w:rPr>
+        <w:t>Shopify Online Store 2.0 theme in `/storefront` — Phase 8.</w:t>
+      </w:r>
+      <w:r>
+        <w:t>"</w:t>
+      </w:r>
+    </w:p>
+    <w:p>
+      <w:pPr>
+        <w:pStyle w:val="Heading3"/>
+      </w:pPr>
+      <w:r>
+        <w:t xml:space="preserve">1.2 MEJAFurnitureDesign‑ = </w:t>
+      </w:r>
+      <w:r>
+        <w:rPr>
+          <w:b/>
+        </w:rPr>
+        <w:t>Atelier3D</w:t>
+      </w:r>
+      <w:r>
+        <w:t xml:space="preserve"> — parametric design studio</w:t>
+      </w:r>
+    </w:p>
+    <w:p>
+      <w:pPr>
+        <w:pStyle w:val="ListBullet"/>
+      </w:pPr>
+      <w:r>
+        <w:rPr>
+          <w:b/>
+        </w:rPr>
+        <w:t>What:</w:t>
+      </w:r>
+      <w:r>
+        <w:t xml:space="preserve"> web 3D parametric furniture design (Design / Studio / Documents workspaces). Smart parametric components, X/Y/Z adaptation, cut lists/BOM, CNC </w:t>
+      </w:r>
+      <w:r>
+        <w:rPr>
+          <w:b/>
+        </w:rPr>
+        <w:t>DXF/STEP</w:t>
+      </w:r>
+      <w:r>
+        <w:t xml:space="preserve"> export, marketing renders/turntables.</w:t>
+      </w:r>
+    </w:p>
+    <w:p>
+      <w:pPr>
+        <w:pStyle w:val="ListBullet"/>
+      </w:pPr>
+      <w:r>
+        <w:rPr>
+          <w:b/>
+        </w:rPr>
+        <w:t>Stack:</w:t>
+      </w:r>
+      <w:r>
+        <w:t xml:space="preserve"> </w:t>
+      </w:r>
+      <w:r>
+        <w:rPr>
+          <w:b/>
+        </w:rPr>
+        <w:t>React 19 + TypeScript + Vite + three.js (react-three-fiber)</w:t>
+      </w:r>
+      <w:r>
+        <w:t xml:space="preserve"> + zustand + Web Workers (</w:t>
+      </w:r>
+      <w:r>
+        <w:rPr>
+          <w:b/>
+        </w:rPr>
+        <w:t>OpenCascade.js</w:t>
+      </w:r>
+      <w:r>
+        <w:t xml:space="preserve"> WASM); API = </w:t>
+      </w:r>
+      <w:r>
+        <w:rPr>
+          <w:b/>
+        </w:rPr>
+        <w:t>Node + NestJS</w:t>
+      </w:r>
+      <w:r>
+        <w:t xml:space="preserve">; </w:t>
+      </w:r>
+      <w:r>
+        <w:rPr>
+          <w:b/>
+        </w:rPr>
+        <w:t>Postgres + S3 + Redis/BullMQ</w:t>
+      </w:r>
+      <w:r>
+        <w:t xml:space="preserve">; render workers = </w:t>
+      </w:r>
+      <w:r>
+        <w:rPr>
+          <w:b/>
+        </w:rPr>
+        <w:t>headless Blender + Cycles (GPU, up to 8K)</w:t>
+      </w:r>
+      <w:r>
+        <w:t xml:space="preserve">; geometry workers = </w:t>
+      </w:r>
+      <w:r>
+        <w:rPr>
+          <w:b/>
+        </w:rPr>
+        <w:t>OCCT</w:t>
+      </w:r>
+      <w:r>
+        <w:t>.</w:t>
+      </w:r>
+    </w:p>
+    <w:p>
+      <w:pPr>
+        <w:pStyle w:val="ListBullet"/>
+      </w:pPr>
+      <w:r>
+        <w:rPr>
+          <w:b/>
+        </w:rPr>
+        <w:t>Model:</w:t>
+      </w:r>
+      <w:r>
+        <w:t xml:space="preserve"> a project is a serializable </w:t>
+      </w:r>
+      <w:r>
+        <w:rPr>
+          <w:b/>
+        </w:rPr>
+        <w:t>JSON document</w:t>
+      </w:r>
+      <w:r>
+        <w:t xml:space="preserve"> (tree of versioned component recipes + expressions); deterministic client/server parity. "Workshop" = per-user private component library.</w:t>
+      </w:r>
+    </w:p>
+    <w:p>
+      <w:pPr>
+        <w:pStyle w:val="ListBullet"/>
+      </w:pPr>
+      <w:r>
+        <w:rPr>
+          <w:b/>
+        </w:rPr>
+        <w:t>Status:</w:t>
+      </w:r>
+      <w:r>
+        <w:t xml:space="preserve"> Phase 0 app working (viewport, parametric runtime, inspector, live cut list/BOM, undo/redo, JSON save/open).</w:t>
+      </w:r>
+    </w:p>
+    <w:p>
+      <w:pPr>
+        <w:pStyle w:val="Heading3"/>
+      </w:pPr>
+      <w:r>
+        <w:t>1.3 4kGraphics — the render engine (+ build-plan generator)</w:t>
+      </w:r>
+    </w:p>
+    <w:p>
+      <w:pPr>
+        <w:pStyle w:val="ListBullet"/>
+      </w:pPr>
+      <w:r>
+        <w:rPr>
+          <w:b/>
+        </w:rPr>
+        <w:t>What:</w:t>
+      </w:r>
+      <w:r>
+        <w:t xml:space="preserve"> renders furniture at </w:t>
+      </w:r>
+      <w:r>
+        <w:rPr>
+          <w:b/>
+        </w:rPr>
+        <w:t>3840×2160 (2× supersample → 7680×4320 internal)</w:t>
+      </w:r>
+      <w:r>
+        <w:t xml:space="preserve"> with </w:t>
+      </w:r>
+      <w:r>
+        <w:rPr>
+          <w:b/>
+        </w:rPr>
+        <w:t>procedural PBR materials</w:t>
+      </w:r>
+      <w:r>
+        <w:t xml:space="preserve"> (oak/walnut/cherry/cedar/paints/steel/brass/linen — no texture downloads), </w:t>
+      </w:r>
+      <w:r>
+        <w:rPr>
+          <w:b/>
+        </w:rPr>
+        <w:t>and</w:t>
+      </w:r>
+      <w:r>
+        <w:t xml:space="preserve"> generates the </w:t>
+      </w:r>
+      <w:r>
+        <w:rPr>
+          <w:b/>
+        </w:rPr>
+        <w:t>build plan</w:t>
+      </w:r>
+      <w:r>
+        <w:t xml:space="preserve"> (cut list, hardware, tools, assembly steps, board-feet, shop-hours) from the </w:t>
+      </w:r>
+      <w:r>
+        <w:rPr>
+          <w:b/>
+        </w:rPr>
+        <w:t>same part layout</w:t>
+      </w:r>
+      <w:r>
+        <w:t xml:space="preserve"> — so </w:t>
+      </w:r>
+      <w:r>
+        <w:rPr>
+          <w:i/>
+        </w:rPr>
+        <w:t>render and cut list can never disagree</w:t>
+      </w:r>
+      <w:r>
+        <w:t>.</w:t>
+      </w:r>
+    </w:p>
+    <w:p>
+      <w:pPr>
+        <w:pStyle w:val="ListBullet"/>
+      </w:pPr>
+      <w:r>
+        <w:rPr>
+          <w:b/>
+        </w:rPr>
+        <w:t>Ships in three forms:</w:t>
+      </w:r>
+      <w:r>
+        <w:t xml:space="preserve"> </w:t>
+      </w:r>
+      <w:r>
+        <w:rPr>
+          <w:rFonts w:ascii="Consolas" w:hAnsi="Consolas"/>
+          <w:sz w:val="19"/>
+        </w:rPr>
+        <w:t>@4kgraphics/engine</w:t>
+      </w:r>
+      <w:r>
+        <w:t xml:space="preserve"> (embeddable TS/Three.js lib </w:t>
+      </w:r>
+      <w:r>
+        <w:rPr>
+          <w:b/>
+        </w:rPr>
+        <w:t>and</w:t>
+      </w:r>
+      <w:r>
+        <w:t xml:space="preserve"> a self-contained </w:t>
+      </w:r>
+      <w:r>
+        <w:rPr>
+          <w:rFonts w:ascii="Consolas" w:hAnsi="Consolas"/>
+          <w:sz w:val="19"/>
+        </w:rPr>
+        <w:t>browser.js</w:t>
+      </w:r>
+      <w:r>
+        <w:t xml:space="preserve"> drop-in), </w:t>
+      </w:r>
+      <w:r>
+        <w:rPr>
+          <w:rFonts w:ascii="Consolas" w:hAnsi="Consolas"/>
+          <w:sz w:val="19"/>
+        </w:rPr>
+        <w:t>@4kgraphics/server</w:t>
+      </w:r>
+      <w:r>
+        <w:t xml:space="preserve"> (headless render API), </w:t>
+      </w:r>
+      <w:r>
+        <w:rPr>
+          <w:rFonts w:ascii="Consolas" w:hAnsi="Consolas"/>
+          <w:sz w:val="19"/>
+        </w:rPr>
+        <w:t>apps/demo</w:t>
+      </w:r>
+      <w:r>
+        <w:t>.</w:t>
+      </w:r>
+    </w:p>
+    <w:p>
+      <w:pPr>
+        <w:pStyle w:val="ListBullet"/>
+      </w:pPr>
+      <w:r>
+        <w:rPr>
+          <w:b/>
+        </w:rPr>
+        <w:t>Embeds anywhere:</w:t>
+      </w:r>
+      <w:r>
+        <w:t xml:space="preserve"> the </w:t>
+      </w:r>
+      <w:r>
+        <w:rPr>
+          <w:rFonts w:ascii="Consolas" w:hAnsi="Consolas"/>
+          <w:sz w:val="19"/>
+        </w:rPr>
+        <w:t>browser.js</w:t>
+      </w:r>
+      <w:r>
+        <w:t xml:space="preserve"> module loads via a </w:t>
+      </w:r>
+      <w:r>
+        <w:rPr>
+          <w:rFonts w:ascii="Consolas" w:hAnsi="Consolas"/>
+          <w:sz w:val="19"/>
+        </w:rPr>
+        <w:t>&lt;script type="module"&gt;</w:t>
+      </w:r>
+      <w:r>
+        <w:t xml:space="preserve"> in </w:t>
+      </w:r>
+      <w:r>
+        <w:rPr>
+          <w:i/>
+        </w:rPr>
+        <w:t>any</w:t>
+      </w:r>
+      <w:r>
+        <w:t xml:space="preserve"> server-rendered page (Flask/Django/PHP — </w:t>
+      </w:r>
+      <w:r>
+        <w:rPr>
+          <w:b/>
+        </w:rPr>
+        <w:t>and a Shopify Liquid theme</w:t>
+      </w:r>
+      <w:r>
+        <w:t xml:space="preserve">). Client-side it exposes live orbit preview, </w:t>
+      </w:r>
+      <w:r>
+        <w:rPr>
+          <w:rFonts w:ascii="Consolas" w:hAnsi="Consolas"/>
+          <w:sz w:val="19"/>
+        </w:rPr>
+        <w:t>renderSnapshot()</w:t>
+      </w:r>
+      <w:r>
+        <w:t xml:space="preserve"> → 4K PNG Blob, </w:t>
+      </w:r>
+      <w:r>
+        <w:rPr>
+          <w:rFonts w:ascii="Consolas" w:hAnsi="Consolas"/>
+          <w:sz w:val="19"/>
+        </w:rPr>
+        <w:t>getBuildPlan()</w:t>
+      </w:r>
+      <w:r>
+        <w:t xml:space="preserve"> → cut-list JSON.</w:t>
+      </w:r>
+    </w:p>
+    <w:p>
+      <w:pPr>
+        <w:pBdr>
+          <w:bottom w:val="single" w:sz="6" w:space="1" w:color="BBBBBB"/>
+        </w:pBdr>
+      </w:pPr>
+    </w:p>
+    <w:p>
+      <w:pPr>
+        <w:pStyle w:val="Heading2"/>
+      </w:pPr>
+      <w:r>
+        <w:t>2. How they're actually wired (the real integration design)</w:t>
+      </w:r>
+    </w:p>
+    <w:p>
+      <w:r>
+        <w:rPr>
+          <w:i/>
+          <w:color w:val="666666"/>
+          <w:sz w:val="18"/>
+        </w:rPr>
+        <w:t>Diagram (Mermaid source — renders as a diagram on GitHub):</w:t>
+      </w:r>
+    </w:p>
+    <w:p>
+      <w:pPr>
+        <w:shd w:val="clear" w:color="auto" w:fill="F4F4F2"/>
+        <w:ind w:left="216" w:right="216"/>
+      </w:pPr>
+      <w:r>
+        <w:rPr>
+          <w:rFonts w:ascii="Consolas" w:hAnsi="Consolas"/>
+          <w:sz w:val="18"/>
+        </w:rPr>
+        <w:t>flowchart LR</w:t>
+      </w:r>
+      <w:r>
+        <w:br/>
+      </w:r>
+      <w:r>
+        <w:rPr>
+          <w:rFonts w:ascii="Consolas" w:hAnsi="Consolas"/>
+          <w:sz w:val="18"/>
+        </w:rPr>
+        <w:t xml:space="preserve">    subgraph CRM["MEJA-CRM (Next.js + Supabase) — system of record + hub"]</w:t>
+      </w:r>
+      <w:r>
+        <w:br/>
+      </w:r>
+      <w:r>
+        <w:rPr>
+          <w:rFonts w:ascii="Consolas" w:hAnsi="Consolas"/>
+          <w:sz w:val="18"/>
+        </w:rPr>
+        <w:t xml:space="preserve">      Q[Quotes / Pricing engine]</w:t>
+      </w:r>
+      <w:r>
+        <w:br/>
+      </w:r>
+      <w:r>
+        <w:rPr>
+          <w:rFonts w:ascii="Consolas" w:hAnsi="Consolas"/>
+          <w:sz w:val="18"/>
+        </w:rPr>
+        <w:t xml:space="preserve">      L[Listings]</w:t>
+      </w:r>
+      <w:r>
+        <w:br/>
+      </w:r>
+      <w:r>
+        <w:rPr>
+          <w:rFonts w:ascii="Consolas" w:hAnsi="Consolas"/>
+          <w:sz w:val="18"/>
+        </w:rPr>
+        <w:t xml:space="preserve">      ST[store_orders / order_lines]</w:t>
+      </w:r>
+      <w:r>
+        <w:br/>
+      </w:r>
+      <w:r>
+        <w:rPr>
+          <w:rFonts w:ascii="Consolas" w:hAnsi="Consolas"/>
+          <w:sz w:val="18"/>
+        </w:rPr>
+        <w:t xml:space="preserve">      WO[Work orders / cut_parts]</w:t>
+      </w:r>
+      <w:r>
+        <w:br/>
+      </w:r>
+      <w:r>
+        <w:rPr>
+          <w:rFonts w:ascii="Consolas" w:hAnsi="Consolas"/>
+          <w:sz w:val="18"/>
+        </w:rPr>
+        <w:t xml:space="preserve">      JQ[(integration_jobs queue)]</w:t>
+      </w:r>
+      <w:r>
+        <w:br/>
+      </w:r>
+      <w:r>
+        <w:rPr>
+          <w:rFonts w:ascii="Consolas" w:hAnsi="Consolas"/>
+          <w:sz w:val="18"/>
+        </w:rPr>
+        <w:t xml:space="preserve">    end</w:t>
+      </w:r>
+      <w:r>
+        <w:br/>
+      </w:r>
+      <w:r>
+        <w:rPr>
+          <w:rFonts w:ascii="Consolas" w:hAnsi="Consolas"/>
+          <w:sz w:val="18"/>
+        </w:rPr>
+        <w:t xml:space="preserve">    SHOP[Shopify Online Store 2.0 theme&lt;br/&gt;/storefront]</w:t>
+      </w:r>
+      <w:r>
+        <w:br/>
+      </w:r>
+      <w:r>
+        <w:rPr>
+          <w:rFonts w:ascii="Consolas" w:hAnsi="Consolas"/>
+          <w:sz w:val="18"/>
+        </w:rPr>
+        <w:t xml:space="preserve">    A3D[Atelier3D&lt;br/&gt;NestJS API + Blender farm]</w:t>
+      </w:r>
+      <w:r>
+        <w:br/>
+      </w:r>
+      <w:r>
+        <w:rPr>
+          <w:rFonts w:ascii="Consolas" w:hAnsi="Consolas"/>
+          <w:sz w:val="18"/>
+        </w:rPr>
+        <w:t xml:space="preserve">    R4K[4kGraphics&lt;br/&gt;engine + render service]</w:t>
+      </w:r>
+      <w:r>
+        <w:br/>
+      </w:r>
+      <w:r>
+        <w:rPr>
+          <w:rFonts w:ascii="Consolas" w:hAnsi="Consolas"/>
+          <w:sz w:val="18"/>
+        </w:rPr>
+        <w:t xml:space="preserve"> </w:t>
+      </w:r>
+      <w:r>
+        <w:br/>
+      </w:r>
+      <w:r>
+        <w:rPr>
+          <w:rFonts w:ascii="Consolas" w:hAnsi="Consolas"/>
+          <w:sz w:val="18"/>
+        </w:rPr>
+        <w:t xml:space="preserve">    Q --&gt; L --&gt; SHOP</w:t>
+      </w:r>
+      <w:r>
+        <w:br/>
+      </w:r>
+      <w:r>
+        <w:rPr>
+          <w:rFonts w:ascii="Consolas" w:hAnsi="Consolas"/>
+          <w:sz w:val="18"/>
+        </w:rPr>
+        <w:t xml:space="preserve">    SHOP -- order webhook --&gt; ST --&gt; WO</w:t>
+      </w:r>
+      <w:r>
+        <w:br/>
+      </w:r>
+      <w:r>
+        <w:rPr>
+          <w:rFonts w:ascii="Consolas" w:hAnsi="Consolas"/>
+          <w:sz w:val="18"/>
+        </w:rPr>
+        <w:t xml:space="preserve">    Q -- accept --&gt; WO</w:t>
+      </w:r>
+      <w:r>
+        <w:br/>
+      </w:r>
+      <w:r>
+        <w:rPr>
+          <w:rFonts w:ascii="Consolas" w:hAnsi="Consolas"/>
+          <w:sz w:val="18"/>
+        </w:rPr>
+        <w:t xml:space="preserve">    JQ -- render_4k --&gt; R4K</w:t>
+      </w:r>
+      <w:r>
+        <w:br/>
+      </w:r>
+      <w:r>
+        <w:rPr>
+          <w:rFonts w:ascii="Consolas" w:hAnsi="Consolas"/>
+          <w:sz w:val="18"/>
+        </w:rPr>
+        <w:t xml:space="preserve">    JQ -- atelier_import --&gt; A3D</w:t>
+      </w:r>
+      <w:r>
+        <w:br/>
+      </w:r>
+      <w:r>
+        <w:rPr>
+          <w:rFonts w:ascii="Consolas" w:hAnsi="Consolas"/>
+          <w:sz w:val="18"/>
+        </w:rPr>
+        <w:t xml:space="preserve">    SHOP -. embeds .-&gt; R4K</w:t>
+      </w:r>
+    </w:p>
+    <w:p>
+      <w:pPr>
+        <w:pStyle w:val="ListBullet"/>
+      </w:pPr>
+      <w:r>
+        <w:rPr>
+          <w:b/>
+        </w:rPr>
+        <w:t>CRM is the hub and the business system of record</w:t>
+      </w:r>
+      <w:r>
+        <w:t xml:space="preserve"> (customers, products, quotes, pricing, work orders, listings). </w:t>
+      </w:r>
+      <w:r>
+        <w:rPr>
+          <w:b/>
+        </w:rPr>
+        <w:t>Shopify is the storefront + checkout</w:t>
+      </w:r>
+      <w:r>
+        <w:t xml:space="preserve">, mirroring purchasable listings. </w:t>
+      </w:r>
+      <w:r>
+        <w:rPr>
+          <w:b/>
+        </w:rPr>
+        <w:t>4kGraphics + Atelier3D are workers</w:t>
+      </w:r>
+      <w:r>
+        <w:t xml:space="preserve"> behind the CRM's job queue.</w:t>
+      </w:r>
+    </w:p>
+    <w:p>
+      <w:pPr>
+        <w:pStyle w:val="ListBullet"/>
+      </w:pPr>
+      <w:r>
+        <w:rPr>
+          <w:b/>
+        </w:rPr>
+        <w:t>Integration = a typed job-queue contract</w:t>
+      </w:r>
+      <w:r>
+        <w:t xml:space="preserve"> (</w:t>
+      </w:r>
+      <w:r>
+        <w:rPr>
+          <w:rFonts w:ascii="Consolas" w:hAnsi="Consolas"/>
+          <w:sz w:val="19"/>
+        </w:rPr>
+        <w:t>integration_jobs</w:t>
+      </w:r>
+      <w:r>
+        <w:t>): enqueue → atomic claim (</w:t>
+      </w:r>
+      <w:r>
+        <w:rPr>
+          <w:rFonts w:ascii="Consolas" w:hAnsi="Consolas"/>
+          <w:sz w:val="19"/>
+        </w:rPr>
+        <w:t>SKIP LOCKED</w:t>
+      </w:r>
+      <w:r>
+        <w:t xml:space="preserve">) → complete → fail-with-requeue (≤3×) → reap-stuck. Worker API: </w:t>
+      </w:r>
+      <w:r>
+        <w:rPr>
+          <w:rFonts w:ascii="Consolas" w:hAnsi="Consolas"/>
+          <w:sz w:val="19"/>
+        </w:rPr>
+        <w:t>POST /api/jobs/claim</w:t>
+      </w:r>
+      <w:r>
+        <w:t xml:space="preserve">, </w:t>
+      </w:r>
+      <w:r>
+        <w:rPr>
+          <w:rFonts w:ascii="Consolas" w:hAnsi="Consolas"/>
+          <w:sz w:val="19"/>
+        </w:rPr>
+        <w:t>POST /api/jobs/[id]</w:t>
+      </w:r>
+      <w:r>
+        <w:t xml:space="preserve">, bearer-gated by </w:t>
+      </w:r>
+      <w:r>
+        <w:rPr>
+          <w:rFonts w:ascii="Consolas" w:hAnsi="Consolas"/>
+          <w:sz w:val="19"/>
+        </w:rPr>
+        <w:t>JOBS_WORKER_TOKEN</w:t>
+      </w:r>
+      <w:r>
+        <w:t xml:space="preserve">. Job kinds today: </w:t>
+      </w:r>
+      <w:r>
+        <w:rPr>
+          <w:b/>
+        </w:rPr>
+        <w:t>`render_4k`</w:t>
+      </w:r>
+      <w:r>
+        <w:t xml:space="preserve"> (→ 4kGraphics; image lands in Drive </w:t>
+      </w:r>
+      <w:r>
+        <w:rPr>
+          <w:rFonts w:ascii="Consolas" w:hAnsi="Consolas"/>
+          <w:sz w:val="19"/>
+        </w:rPr>
+        <w:t>drive_files</w:t>
+      </w:r>
+      <w:r>
+        <w:t xml:space="preserve">, tagged with product code) and </w:t>
+      </w:r>
+      <w:r>
+        <w:rPr>
+          <w:b/>
+        </w:rPr>
+        <w:t>`atelier_import`</w:t>
+      </w:r>
+      <w:r>
+        <w:t xml:space="preserve"> (→ builds a </w:t>
+      </w:r>
+      <w:r>
+        <w:rPr>
+          <w:b/>
+        </w:rPr>
+        <w:t>draft product</w:t>
+      </w:r>
+      <w:r>
+        <w:t xml:space="preserve">, dims+parts pre-filled, </w:t>
+      </w:r>
+      <w:r>
+        <w:rPr>
+          <w:rFonts w:ascii="Consolas" w:hAnsi="Consolas"/>
+          <w:sz w:val="19"/>
+        </w:rPr>
+        <w:t>atelier_model_ref</w:t>
+      </w:r>
+      <w:r>
+        <w:t xml:space="preserve">). A </w:t>
+      </w:r>
+      <w:r>
+        <w:rPr>
+          <w:b/>
+        </w:rPr>
+        <w:t>`shopify_push`</w:t>
+      </w:r>
+      <w:r>
+        <w:t xml:space="preserve"> producer is the natural next kind.</w:t>
+      </w:r>
+    </w:p>
+    <w:p>
+      <w:pPr>
+        <w:pStyle w:val="Heading3"/>
+      </w:pPr>
+      <w:r>
+        <w:t>2.1 4kGraphics contract (for the storefront/CRM)</w:t>
+      </w:r>
+    </w:p>
+    <w:p>
+      <w:pPr>
+        <w:pStyle w:val="ListBullet"/>
+      </w:pPr>
+      <w:r>
+        <w:rPr>
+          <w:b/>
+        </w:rPr>
+        <w:t>Embedded (live preview + client 4K):</w:t>
+      </w:r>
+      <w:r>
+        <w:t xml:space="preserve"> </w:t>
+      </w:r>
+      <w:r>
+        <w:rPr>
+          <w:rFonts w:ascii="Consolas" w:hAnsi="Consolas"/>
+          <w:sz w:val="19"/>
+        </w:rPr>
+        <w:t>new FurnitureEngine({container})</w:t>
+      </w:r>
+      <w:r>
+        <w:t xml:space="preserve">, </w:t>
+      </w:r>
+      <w:r>
+        <w:rPr>
+          <w:rFonts w:ascii="Consolas" w:hAnsi="Consolas"/>
+          <w:sz w:val="19"/>
+        </w:rPr>
+        <w:t>showFurniture(spec)</w:t>
+      </w:r>
+      <w:r>
+        <w:t xml:space="preserve">, </w:t>
+      </w:r>
+      <w:r>
+        <w:rPr>
+          <w:rFonts w:ascii="Consolas" w:hAnsi="Consolas"/>
+          <w:sz w:val="19"/>
+        </w:rPr>
+        <w:t>setMaterial(id, partName?)</w:t>
+      </w:r>
+      <w:r>
+        <w:t xml:space="preserve">, </w:t>
+      </w:r>
+      <w:r>
+        <w:rPr>
+          <w:rFonts w:ascii="Consolas" w:hAnsi="Consolas"/>
+          <w:sz w:val="19"/>
+        </w:rPr>
+        <w:t>setStain(id)</w:t>
+      </w:r>
+      <w:r>
+        <w:t xml:space="preserve">, </w:t>
+      </w:r>
+      <w:r>
+        <w:rPr>
+          <w:rFonts w:ascii="Consolas" w:hAnsi="Consolas"/>
+          <w:sz w:val="19"/>
+        </w:rPr>
+        <w:t>setLighting('studio'|'showroom'|'daylight')</w:t>
+      </w:r>
+      <w:r>
+        <w:t xml:space="preserve">, </w:t>
+      </w:r>
+      <w:r>
+        <w:rPr>
+          <w:rFonts w:ascii="Consolas" w:hAnsi="Consolas"/>
+          <w:sz w:val="19"/>
+        </w:rPr>
+        <w:t>setCameraOrbit()</w:t>
+      </w:r>
+      <w:r>
+        <w:t xml:space="preserve">, </w:t>
+      </w:r>
+      <w:r>
+        <w:rPr>
+          <w:rFonts w:ascii="Consolas" w:hAnsi="Consolas"/>
+          <w:sz w:val="19"/>
+        </w:rPr>
+        <w:t>renderSnapshot({width,height,supersample,transparent})</w:t>
+      </w:r>
+      <w:r>
+        <w:t xml:space="preserve"> → PNG Blob, </w:t>
+      </w:r>
+      <w:r>
+        <w:rPr>
+          <w:rFonts w:ascii="Consolas" w:hAnsi="Consolas"/>
+          <w:sz w:val="19"/>
+        </w:rPr>
+        <w:t>getBuildPlan()</w:t>
+      </w:r>
+      <w:r>
+        <w:t xml:space="preserve"> → cut list.</w:t>
+      </w:r>
+    </w:p>
+    <w:p>
+      <w:pPr>
+        <w:pStyle w:val="ListBullet"/>
+      </w:pPr>
+      <w:r>
+        <w:rPr>
+          <w:b/>
+        </w:rPr>
+        <w:t>Headless service (server renders):</w:t>
+      </w:r>
+      <w:r>
+        <w:t xml:space="preserve"> </w:t>
+      </w:r>
+      <w:r>
+        <w:rPr>
+          <w:rFonts w:ascii="Consolas" w:hAnsi="Consolas"/>
+          <w:sz w:val="19"/>
+        </w:rPr>
+        <w:t>POST /v1/render</w:t>
+      </w:r>
+      <w:r>
+        <w:t xml:space="preserve"> (</w:t>
+      </w:r>
+      <w:r>
+        <w:rPr>
+          <w:rFonts w:ascii="Consolas" w:hAnsi="Consolas"/>
+          <w:sz w:val="19"/>
+        </w:rPr>
+        <w:t>{spec, material, lighting, textureSize}</w:t>
+      </w:r>
+      <w:r>
+        <w:t xml:space="preserve">) → 4K PNG; </w:t>
+      </w:r>
+      <w:r>
+        <w:rPr>
+          <w:rFonts w:ascii="Consolas" w:hAnsi="Consolas"/>
+          <w:sz w:val="19"/>
+        </w:rPr>
+        <w:t>POST /v1/buildplan</w:t>
+      </w:r>
+      <w:r>
+        <w:t xml:space="preserve"> (</w:t>
+      </w:r>
+      <w:r>
+        <w:rPr>
+          <w:rFonts w:ascii="Consolas" w:hAnsi="Consolas"/>
+          <w:sz w:val="19"/>
+        </w:rPr>
+        <w:t>{spec}</w:t>
+      </w:r>
+      <w:r>
+        <w:t xml:space="preserve">) → build-plan JSON. Needs a persistent host (Railway/Fly/VPS), </w:t>
+      </w:r>
+      <w:r>
+        <w:rPr>
+          <w:b/>
+        </w:rPr>
+        <w:t>not</w:t>
+      </w:r>
+      <w:r>
+        <w:t xml:space="preserve"> Vercel.</w:t>
+      </w:r>
+    </w:p>
+    <w:p>
+      <w:pPr>
+        <w:pStyle w:val="ListBullet"/>
+      </w:pPr>
+      <w:r>
+        <w:rPr>
+          <w:b/>
+        </w:rPr>
+        <w:t>Spec = plain JSON in millimeters</w:t>
+      </w:r>
+      <w:r>
+        <w:t xml:space="preserve">, </w:t>
+      </w:r>
+      <w:r>
+        <w:rPr>
+          <w:rFonts w:ascii="Consolas" w:hAnsi="Consolas"/>
+          <w:sz w:val="19"/>
+        </w:rPr>
+        <w:t>kind ∈ {table, bookshelf, cabinet, drawerbox, door, drawerfront, drawerunit, endtable}</w:t>
+      </w:r>
+      <w:r>
+        <w:t xml:space="preserve">. </w:t>
+      </w:r>
+      <w:r>
+        <w:rPr>
+          <w:rFonts w:ascii="Consolas" w:hAnsi="Consolas"/>
+          <w:sz w:val="19"/>
+        </w:rPr>
+        <w:t>validateSpec()</w:t>
+      </w:r>
+      <w:r>
+        <w:t xml:space="preserve"> guards impossible geometry. Cut-list items also carry fractional-inch strings. </w:t>
+      </w:r>
+      <w:r>
+        <w:rPr>
+          <w:b/>
+        </w:rPr>
+        <w:t>Note:</w:t>
+      </w:r>
+      <w:r>
+        <w:t xml:space="preserve"> a </w:t>
+      </w:r>
+      <w:r>
+        <w:rPr>
+          <w:b/>
+        </w:rPr>
+        <w:t>MEJA "shelf" (Tile / Art Back) is not yet a `kind`</w:t>
+      </w:r>
+      <w:r>
+        <w:t xml:space="preserve"> — it must be authored as a parametric component (Atelier3D + 4kGraphics) or modeled via the CRM product/parts model.</w:t>
+      </w:r>
+    </w:p>
+    <w:p>
+      <w:pPr>
+        <w:pBdr>
+          <w:bottom w:val="single" w:sz="6" w:space="1" w:color="BBBBBB"/>
+        </w:pBdr>
+      </w:pPr>
+    </w:p>
+    <w:p>
+      <w:pPr>
+        <w:pStyle w:val="Heading2"/>
+      </w:pPr>
+      <w:r>
+        <w:t>3. CRM data model — the tables that matter for the store</w:t>
+      </w:r>
+    </w:p>
+    <w:p>
+      <w:r>
+        <w:t>From the approved ERD (</w:t>
+      </w:r>
+      <w:r>
+        <w:rPr>
+          <w:rFonts w:ascii="Consolas" w:hAnsi="Consolas"/>
+          <w:sz w:val="19"/>
+        </w:rPr>
+        <w:t>src/db/schema.ts</w:t>
+      </w:r>
+      <w:r>
+        <w:t>, 36 tables). Most relevant:</w:t>
+      </w:r>
+    </w:p>
+    <w:tbl>
+      <w:tblPr>
+        <w:tblStyle w:val="LightGrid-Accent1"/>
+        <w:tblW w:type="auto" w:w="0"/>
+        <w:tblLayout w:type="autofit"/>
+        <w:tblLook w:firstColumn="1" w:firstRow="1" w:lastColumn="0" w:lastRow="0" w:noHBand="0" w:noVBand="1" w:val="04A0"/>
+      </w:tblPr>
+      <w:tblGrid>
+        <w:gridCol w:w="4824"/>
+        <w:gridCol w:w="4824"/>
+      </w:tblGrid>
+      <w:tr>
+        <w:tc>
+          <w:tcPr>
+            <w:tcW w:type="dxa" w:w="4824"/>
+          </w:tcPr>
+          <w:p>
+            <w:r>
+              <w:rPr>
+                <w:b/>
+              </w:rPr>
+              <w:t>Table</w:t>
+            </w:r>
+          </w:p>
+        </w:tc>
+        <w:tc>
+          <w:tcPr>
+            <w:tcW w:type="dxa" w:w="4824"/>
+          </w:tcPr>
+          <w:p>
+            <w:r>
+              <w:rPr>
+                <w:b/>
+              </w:rPr>
+              <w:t>Why it matters to the store</w:t>
+            </w:r>
+          </w:p>
+        </w:tc>
+      </w:tr>
+      <w:tr>
+        <w:tc>
+          <w:tcPr>
+            <w:tcW w:type="dxa" w:w="4824"/>
+          </w:tcPr>
+          <w:p>
+            <w:r>
+              <w:rPr>
+                <w:rFonts w:ascii="Consolas" w:hAnsi="Consolas"/>
+                <w:sz w:val="19"/>
+              </w:rPr>
+              <w:t>listings</w:t>
+            </w:r>
+          </w:p>
+        </w:tc>
+        <w:tc>
+          <w:tcPr>
+            <w:tcW w:type="dxa" w:w="4824"/>
+          </w:tcPr>
+          <w:p>
+            <w:r>
+              <w:rPr>
+                <w:b/>
+              </w:rPr>
+              <w:t>Already the store-listing model:</w:t>
+            </w:r>
+            <w:r>
+              <w:t xml:space="preserve"> </w:t>
+            </w:r>
+            <w:r>
+              <w:rPr>
+                <w:rFonts w:ascii="Consolas" w:hAnsi="Consolas"/>
+                <w:sz w:val="19"/>
+              </w:rPr>
+              <w:t>platform</w:t>
+            </w:r>
+            <w:r>
+              <w:t xml:space="preserve"> (shopify·etsy), </w:t>
+            </w:r>
+            <w:r>
+              <w:rPr>
+                <w:rFonts w:ascii="Consolas" w:hAnsi="Consolas"/>
+                <w:sz w:val="19"/>
+              </w:rPr>
+              <w:t>kind</w:t>
+            </w:r>
+            <w:r>
+              <w:t xml:space="preserve"> (</w:t>
+            </w:r>
+            <w:r>
+              <w:rPr>
+                <w:b/>
+              </w:rPr>
+              <w:t>private · shelf_template · catalog</w:t>
+            </w:r>
+            <w:r>
+              <w:t xml:space="preserve">), links </w:t>
+            </w:r>
+            <w:r>
+              <w:rPr>
+                <w:rFonts w:ascii="Consolas" w:hAnsi="Consolas"/>
+                <w:sz w:val="19"/>
+              </w:rPr>
+              <w:t>product</w:t>
+            </w:r>
+            <w:r>
+              <w:t xml:space="preserve"> + </w:t>
+            </w:r>
+            <w:r>
+              <w:rPr>
+                <w:rFonts w:ascii="Consolas" w:hAnsi="Consolas"/>
+                <w:sz w:val="19"/>
+              </w:rPr>
+              <w:t>quote</w:t>
+            </w:r>
+            <w:r>
+              <w:t xml:space="preserve">, </w:t>
+            </w:r>
+            <w:r>
+              <w:rPr>
+                <w:rFonts w:ascii="Consolas" w:hAnsi="Consolas"/>
+                <w:sz w:val="19"/>
+              </w:rPr>
+              <w:t>price</w:t>
+            </w:r>
+            <w:r>
+              <w:t xml:space="preserve">, </w:t>
+            </w:r>
+            <w:r>
+              <w:rPr>
+                <w:rFonts w:ascii="Consolas" w:hAnsi="Consolas"/>
+                <w:sz w:val="19"/>
+              </w:rPr>
+              <w:t>status</w:t>
+            </w:r>
+            <w:r>
+              <w:t xml:space="preserve">. </w:t>
+            </w:r>
+            <w:r>
+              <w:rPr>
+                <w:b/>
+              </w:rPr>
+              <w:t>Private listings require a quote.</w:t>
+            </w:r>
+          </w:p>
+        </w:tc>
+      </w:tr>
+      <w:tr>
+        <w:tc>
+          <w:tcPr>
+            <w:tcW w:type="dxa" w:w="4824"/>
+          </w:tcPr>
+          <w:p>
+            <w:r>
+              <w:rPr>
+                <w:rFonts w:ascii="Consolas" w:hAnsi="Consolas"/>
+                <w:sz w:val="19"/>
+              </w:rPr>
+              <w:t>shelf_templates</w:t>
+            </w:r>
+          </w:p>
+        </w:tc>
+        <w:tc>
+          <w:tcPr>
+            <w:tcW w:type="dxa" w:w="4824"/>
+          </w:tcPr>
+          <w:p>
+            <w:r>
+              <w:rPr>
+                <w:b/>
+              </w:rPr>
+              <w:t>The shelf option matrix</w:t>
+            </w:r>
+            <w:r>
+              <w:t xml:space="preserve"> — the configurable-shelf definition (Tile / Art Back / …). This </w:t>
+            </w:r>
+            <w:r>
+              <w:rPr>
+                <w:i/>
+              </w:rPr>
+              <w:t>is</w:t>
+            </w:r>
+            <w:r>
+              <w:t xml:space="preserve"> the "Variant &amp; Options Engine" home for shelves.</w:t>
+            </w:r>
+          </w:p>
+        </w:tc>
+      </w:tr>
+      <w:tr>
+        <w:tc>
+          <w:tcPr>
+            <w:tcW w:type="dxa" w:w="4824"/>
+          </w:tcPr>
+          <w:p>
+            <w:r>
+              <w:rPr>
+                <w:rFonts w:ascii="Consolas" w:hAnsi="Consolas"/>
+                <w:sz w:val="19"/>
+              </w:rPr>
+              <w:t>store_orders</w:t>
+            </w:r>
+            <w:r>
+              <w:t xml:space="preserve"> / </w:t>
+            </w:r>
+            <w:r>
+              <w:rPr>
+                <w:rFonts w:ascii="Consolas" w:hAnsi="Consolas"/>
+                <w:sz w:val="19"/>
+              </w:rPr>
+              <w:t>order_lines</w:t>
+            </w:r>
+          </w:p>
+        </w:tc>
+        <w:tc>
+          <w:tcPr>
+            <w:tcW w:type="dxa" w:w="4824"/>
+          </w:tcPr>
+          <w:p>
+            <w:r>
+              <w:rPr>
+                <w:b/>
+              </w:rPr>
+              <w:t>Shopify order ingestion</w:t>
+            </w:r>
+            <w:r>
+              <w:t xml:space="preserve"> (incl. deposit/balance "private flow"); store buyers on no-quote orders </w:t>
+            </w:r>
+            <w:r>
+              <w:rPr>
+                <w:b/>
+              </w:rPr>
+              <w:t>auto-create a CRM customer</w:t>
+            </w:r>
+            <w:r>
+              <w:t>.</w:t>
+            </w:r>
+          </w:p>
+        </w:tc>
+      </w:tr>
+      <w:tr>
+        <w:tc>
+          <w:tcPr>
+            <w:tcW w:type="dxa" w:w="4824"/>
+          </w:tcPr>
+          <w:p>
+            <w:r>
+              <w:rPr>
+                <w:rFonts w:ascii="Consolas" w:hAnsi="Consolas"/>
+                <w:sz w:val="19"/>
+              </w:rPr>
+              <w:t>integration_jobs</w:t>
+            </w:r>
+          </w:p>
+        </w:tc>
+        <w:tc>
+          <w:tcPr>
+            <w:tcW w:type="dxa" w:w="4824"/>
+          </w:tcPr>
+          <w:p>
+            <w:r>
+              <w:t>The job-queue contract (above).</w:t>
+            </w:r>
+          </w:p>
+        </w:tc>
+      </w:tr>
+      <w:tr>
+        <w:tc>
+          <w:tcPr>
+            <w:tcW w:type="dxa" w:w="4824"/>
+          </w:tcPr>
+          <w:p>
+            <w:r>
+              <w:rPr>
+                <w:rFonts w:ascii="Consolas" w:hAnsi="Consolas"/>
+                <w:sz w:val="19"/>
+              </w:rPr>
+              <w:t>product_types</w:t>
+            </w:r>
+            <w:r>
+              <w:t xml:space="preserve"> / </w:t>
+            </w:r>
+            <w:r>
+              <w:rPr>
+                <w:rFonts w:ascii="Consolas" w:hAnsi="Consolas"/>
+                <w:sz w:val="19"/>
+              </w:rPr>
+              <w:t>product_parts</w:t>
+            </w:r>
+            <w:r>
+              <w:t xml:space="preserve"> / </w:t>
+            </w:r>
+            <w:r>
+              <w:rPr>
+                <w:rFonts w:ascii="Consolas" w:hAnsi="Consolas"/>
+                <w:sz w:val="19"/>
+              </w:rPr>
+              <w:t>product_children</w:t>
+            </w:r>
+            <w:r>
+              <w:t xml:space="preserve"> (+ </w:t>
+            </w:r>
+            <w:r>
+              <w:rPr>
+                <w:rFonts w:ascii="Consolas" w:hAnsi="Consolas"/>
+                <w:sz w:val="19"/>
+              </w:rPr>
+              <w:t>product_child_dims</w:t>
+            </w:r>
+            <w:r>
+              <w:t>/</w:t>
+            </w:r>
+            <w:r>
+              <w:rPr>
+                <w:rFonts w:ascii="Consolas" w:hAnsi="Consolas"/>
+                <w:sz w:val="19"/>
+              </w:rPr>
+              <w:t>dim_map</w:t>
+            </w:r>
+            <w:r>
+              <w:t>)</w:t>
+            </w:r>
+          </w:p>
+        </w:tc>
+        <w:tc>
+          <w:tcPr>
+            <w:tcW w:type="dxa" w:w="4824"/>
+          </w:tcPr>
+          <w:p>
+            <w:r>
+              <w:t xml:space="preserve">Parts-first parametric catalog: per-axis formulas </w:t>
+            </w:r>
+            <w:r>
+              <w:rPr>
+                <w:rFonts w:ascii="Consolas" w:hAnsi="Consolas"/>
+                <w:sz w:val="19"/>
+              </w:rPr>
+              <w:t>base − mult × sub + add</w:t>
+            </w:r>
+            <w:r>
+              <w:t xml:space="preserve"> + </w:t>
+            </w:r>
+            <w:r>
+              <w:rPr>
+                <w:rFonts w:ascii="Consolas" w:hAnsi="Consolas"/>
+                <w:sz w:val="19"/>
+              </w:rPr>
+              <w:t>ticket_adj</w:t>
+            </w:r>
+            <w:r>
+              <w:t xml:space="preserve">; assemblies resize children via </w:t>
+            </w:r>
+            <w:r>
+              <w:rPr>
+                <w:rFonts w:ascii="Consolas" w:hAnsi="Consolas"/>
+                <w:sz w:val="19"/>
+              </w:rPr>
+              <w:t>dim_map</w:t>
+            </w:r>
+            <w:r>
+              <w:t xml:space="preserve">. Atelier3D imports land as </w:t>
+            </w:r>
+            <w:r>
+              <w:rPr>
+                <w:b/>
+              </w:rPr>
+              <w:t>draft</w:t>
+            </w:r>
+            <w:r>
+              <w:t xml:space="preserve"> product_types.</w:t>
+            </w:r>
+          </w:p>
+        </w:tc>
+      </w:tr>
+      <w:tr>
+        <w:tc>
+          <w:tcPr>
+            <w:tcW w:type="dxa" w:w="4824"/>
+          </w:tcPr>
+          <w:p>
+            <w:r>
+              <w:rPr>
+                <w:rFonts w:ascii="Consolas" w:hAnsi="Consolas"/>
+                <w:sz w:val="19"/>
+              </w:rPr>
+              <w:t>materials</w:t>
+            </w:r>
+            <w:r>
+              <w:t xml:space="preserve"> / </w:t>
+            </w:r>
+            <w:r>
+              <w:rPr>
+                <w:rFonts w:ascii="Consolas" w:hAnsi="Consolas"/>
+                <w:sz w:val="19"/>
+              </w:rPr>
+              <w:t>features</w:t>
+            </w:r>
+            <w:r>
+              <w:t xml:space="preserve"> / </w:t>
+            </w:r>
+            <w:r>
+              <w:rPr>
+                <w:rFonts w:ascii="Consolas" w:hAnsi="Consolas"/>
+                <w:sz w:val="19"/>
+              </w:rPr>
+              <w:t>hardware</w:t>
+            </w:r>
+            <w:r>
+              <w:t xml:space="preserve"> (+ </w:t>
+            </w:r>
+            <w:r>
+              <w:rPr>
+                <w:rFonts w:ascii="Consolas" w:hAnsi="Consolas"/>
+                <w:sz w:val="19"/>
+              </w:rPr>
+              <w:t>hardware_addons</w:t>
+            </w:r>
+            <w:r>
+              <w:t>)</w:t>
+            </w:r>
+          </w:p>
+        </w:tc>
+        <w:tc>
+          <w:tcPr>
+            <w:tcW w:type="dxa" w:w="4824"/>
+          </w:tcPr>
+          <w:p>
+            <w:r>
+              <w:t xml:space="preserve">Pricing inputs: cost/sqft, scrap, margin; feature pricing methods </w:t>
+            </w:r>
+            <w:r>
+              <w:rPr>
+                <w:rFonts w:ascii="Consolas" w:hAnsi="Consolas"/>
+                <w:sz w:val="19"/>
+              </w:rPr>
+              <w:t>each·sqft·linear_ft·min_plus_sqft</w:t>
+            </w:r>
+            <w:r>
+              <w:t>.</w:t>
+            </w:r>
+          </w:p>
+        </w:tc>
+      </w:tr>
+      <w:tr>
+        <w:tc>
+          <w:tcPr>
+            <w:tcW w:type="dxa" w:w="4824"/>
+          </w:tcPr>
+          <w:p>
+            <w:r>
+              <w:rPr>
+                <w:rFonts w:ascii="Consolas" w:hAnsi="Consolas"/>
+                <w:sz w:val="19"/>
+              </w:rPr>
+              <w:t>quotes</w:t>
+            </w:r>
+            <w:r>
+              <w:t xml:space="preserve"> / </w:t>
+            </w:r>
+            <w:r>
+              <w:rPr>
+                <w:rFonts w:ascii="Consolas" w:hAnsi="Consolas"/>
+                <w:sz w:val="19"/>
+              </w:rPr>
+              <w:t>quote_versions</w:t>
+            </w:r>
+            <w:r>
+              <w:t xml:space="preserve"> / </w:t>
+            </w:r>
+            <w:r>
+              <w:rPr>
+                <w:rFonts w:ascii="Consolas" w:hAnsi="Consolas"/>
+                <w:sz w:val="19"/>
+              </w:rPr>
+              <w:t>line_items</w:t>
+            </w:r>
+            <w:r>
+              <w:t xml:space="preserve"> (+ features/hardware/materials)</w:t>
+            </w:r>
+          </w:p>
+        </w:tc>
+        <w:tc>
+          <w:tcPr>
+            <w:tcW w:type="dxa" w:w="4824"/>
+          </w:tcPr>
+          <w:p>
+            <w:r>
+              <w:t xml:space="preserve">Quoting with </w:t>
+            </w:r>
+            <w:r>
+              <w:rPr>
+                <w:b/>
+              </w:rPr>
+              <w:t>pricing snapshot columns</w:t>
+            </w:r>
+            <w:r>
+              <w:t xml:space="preserve"> so re-pricing never rewrites history; immutable stored totals.</w:t>
+            </w:r>
+          </w:p>
+        </w:tc>
+      </w:tr>
+      <w:tr>
+        <w:tc>
+          <w:tcPr>
+            <w:tcW w:type="dxa" w:w="4824"/>
+          </w:tcPr>
+          <w:p>
+            <w:r>
+              <w:rPr>
+                <w:rFonts w:ascii="Consolas" w:hAnsi="Consolas"/>
+                <w:sz w:val="19"/>
+              </w:rPr>
+              <w:t>assembly_cut_list</w:t>
+            </w:r>
+            <w:r>
+              <w:t xml:space="preserve"> (view)</w:t>
+            </w:r>
+          </w:p>
+        </w:tc>
+        <w:tc>
+          <w:tcPr>
+            <w:tcW w:type="dxa" w:w="4824"/>
+          </w:tcPr>
+          <w:p>
+            <w:r>
+              <w:t>Resolves a product/line into the flattened cut list across the whole assembly — powers editor preview, quote rollup, and WO cut list.</w:t>
+            </w:r>
+          </w:p>
+        </w:tc>
+      </w:tr>
+      <w:tr>
+        <w:tc>
+          <w:tcPr>
+            <w:tcW w:type="dxa" w:w="4824"/>
+          </w:tcPr>
+          <w:p>
+            <w:r>
+              <w:rPr>
+                <w:rFonts w:ascii="Consolas" w:hAnsi="Consolas"/>
+                <w:sz w:val="19"/>
+              </w:rPr>
+              <w:t>work_orders</w:t>
+            </w:r>
+            <w:r>
+              <w:t xml:space="preserve"> / </w:t>
+            </w:r>
+            <w:r>
+              <w:rPr>
+                <w:rFonts w:ascii="Consolas" w:hAnsi="Consolas"/>
+                <w:sz w:val="19"/>
+              </w:rPr>
+              <w:t>wo_items</w:t>
+            </w:r>
+            <w:r>
+              <w:t xml:space="preserve"> / </w:t>
+            </w:r>
+            <w:r>
+              <w:rPr>
+                <w:rFonts w:ascii="Consolas" w:hAnsi="Consolas"/>
+                <w:sz w:val="19"/>
+              </w:rPr>
+              <w:t>cut_parts</w:t>
+            </w:r>
+            <w:r>
+              <w:t xml:space="preserve"> / </w:t>
+            </w:r>
+            <w:r>
+              <w:rPr>
+                <w:rFonts w:ascii="Consolas" w:hAnsi="Consolas"/>
+                <w:sz w:val="19"/>
+              </w:rPr>
+              <w:t>wo_step_progress</w:t>
+            </w:r>
+          </w:p>
+        </w:tc>
+        <w:tc>
+          <w:tcPr>
+            <w:tcW w:type="dxa" w:w="4824"/>
+          </w:tcPr>
+          <w:p>
+            <w:r>
+              <w:t xml:space="preserve">Accept quote → WO; frozen cut list; data-driven </w:t>
+            </w:r>
+            <w:r>
+              <w:rPr>
+                <w:rFonts w:ascii="Consolas" w:hAnsi="Consolas"/>
+                <w:sz w:val="19"/>
+              </w:rPr>
+              <w:t>workflow_steps</w:t>
+            </w:r>
+            <w:r>
+              <w:t>.</w:t>
+            </w:r>
+          </w:p>
+        </w:tc>
+      </w:tr>
+    </w:tbl>
+    <w:p/>
+    <w:p>
+      <w:r>
+        <w:rPr>
+          <w:b/>
+        </w:rPr>
+        <w:t>Money/IDs convention:</w:t>
+      </w:r>
+      <w:r>
+        <w:t xml:space="preserve"> </w:t>
+      </w:r>
+      <w:r>
+        <w:rPr>
+          <w:rFonts w:ascii="Consolas" w:hAnsi="Consolas"/>
+          <w:sz w:val="19"/>
+        </w:rPr>
+        <w:t>uuid</w:t>
+      </w:r>
+      <w:r>
+        <w:t xml:space="preserve"> PKs, </w:t>
+      </w:r>
+      <w:r>
+        <w:rPr>
+          <w:rFonts w:ascii="Consolas" w:hAnsi="Consolas"/>
+          <w:sz w:val="19"/>
+        </w:rPr>
+        <w:t>numeric(12,2)</w:t>
+      </w:r>
+      <w:r>
+        <w:t xml:space="preserve"> for money (never floats), </w:t>
+      </w:r>
+      <w:r>
+        <w:rPr>
+          <w:rFonts w:ascii="Consolas" w:hAnsi="Consolas"/>
+          <w:sz w:val="19"/>
+        </w:rPr>
+        <w:t>timestamptz</w:t>
+      </w:r>
+      <w:r>
+        <w:t xml:space="preserve"> audit columns, soft-archive via </w:t>
+      </w:r>
+      <w:r>
+        <w:rPr>
+          <w:rFonts w:ascii="Consolas" w:hAnsi="Consolas"/>
+          <w:sz w:val="19"/>
+        </w:rPr>
+        <w:t>status</w:t>
+      </w:r>
+      <w:r>
+        <w:t>/</w:t>
+      </w:r>
+      <w:r>
+        <w:rPr>
+          <w:rFonts w:ascii="Consolas" w:hAnsi="Consolas"/>
+          <w:sz w:val="19"/>
+        </w:rPr>
+        <w:t>archived_at</w:t>
+      </w:r>
+      <w:r>
+        <w:t>.</w:t>
+      </w:r>
+    </w:p>
+    <w:p>
+      <w:pPr>
+        <w:pBdr>
+          <w:bottom w:val="single" w:sz="6" w:space="1" w:color="BBBBBB"/>
+        </w:pBdr>
+      </w:pPr>
+    </w:p>
+    <w:p>
+      <w:pPr>
+        <w:pStyle w:val="Heading2"/>
+      </w:pPr>
+      <w:r>
+        <w:t>4. 🔴 Reconciliations — where the Master Plan must change</w:t>
+      </w:r>
+    </w:p>
+    <w:tbl>
+      <w:tblPr>
+        <w:tblStyle w:val="LightGrid-Accent1"/>
+        <w:tblW w:type="auto" w:w="0"/>
+        <w:tblLayout w:type="autofit"/>
+        <w:tblLook w:firstColumn="1" w:firstRow="1" w:lastColumn="0" w:lastRow="0" w:noHBand="0" w:noVBand="1" w:val="04A0"/>
+      </w:tblPr>
+      <w:tblGrid>
+        <w:gridCol w:w="2412"/>
+        <w:gridCol w:w="2412"/>
+        <w:gridCol w:w="2412"/>
+        <w:gridCol w:w="2412"/>
+      </w:tblGrid>
+      <w:tr>
+        <w:tc>
+          <w:tcPr>
+            <w:tcW w:type="dxa" w:w="2412"/>
+          </w:tcPr>
+          <w:p>
+            <w:r>
+              <w:rPr>
+                <w:b/>
+              </w:rPr>
+              <w:t>Plan area</w:t>
+            </w:r>
+          </w:p>
+        </w:tc>
+        <w:tc>
+          <w:tcPr>
+            <w:tcW w:type="dxa" w:w="2412"/>
+          </w:tcPr>
+          <w:p>
+            <w:r>
+              <w:rPr>
+                <w:b/>
+              </w:rPr>
+              <w:t>My draft said</w:t>
+            </w:r>
+          </w:p>
+        </w:tc>
+        <w:tc>
+          <w:tcPr>
+            <w:tcW w:type="dxa" w:w="2412"/>
+          </w:tcPr>
+          <w:p>
+            <w:r>
+              <w:rPr>
+                <w:b/>
+              </w:rPr>
+              <w:t>The real systems say</w:t>
+            </w:r>
+          </w:p>
+        </w:tc>
+        <w:tc>
+          <w:tcPr>
+            <w:tcW w:type="dxa" w:w="2412"/>
+          </w:tcPr>
+          <w:p>
+            <w:r>
+              <w:rPr>
+                <w:b/>
+              </w:rPr>
+              <w:t>Recommended change</w:t>
+            </w:r>
+          </w:p>
+        </w:tc>
+      </w:tr>
+      <w:tr>
+        <w:tc>
+          <w:tcPr>
+            <w:tcW w:type="dxa" w:w="2412"/>
+          </w:tcPr>
+          <w:p>
+            <w:r>
+              <w:rPr>
+                <w:b/>
+              </w:rPr>
+              <w:t>D1 architecture</w:t>
+            </w:r>
+          </w:p>
+        </w:tc>
+        <w:tc>
+          <w:tcPr>
+            <w:tcW w:type="dxa" w:w="2412"/>
+          </w:tcPr>
+          <w:p>
+            <w:r>
+              <w:t>Hybrid-headless (recommended)</w:t>
+            </w:r>
+          </w:p>
+        </w:tc>
+        <w:tc>
+          <w:tcPr>
+            <w:tcW w:type="dxa" w:w="2412"/>
+          </w:tcPr>
+          <w:p>
+            <w:r>
+              <w:t xml:space="preserve">CRM plans a </w:t>
+            </w:r>
+            <w:r>
+              <w:rPr>
+                <w:b/>
+              </w:rPr>
+              <w:t>Shopify OS 2.0 theme</w:t>
+            </w:r>
+            <w:r>
+              <w:t xml:space="preserve"> in </w:t>
+            </w:r>
+            <w:r>
+              <w:rPr>
+                <w:rFonts w:ascii="Consolas" w:hAnsi="Consolas"/>
+                <w:sz w:val="19"/>
+              </w:rPr>
+              <w:t>/storefront</w:t>
+            </w:r>
+            <w:r>
+              <w:t xml:space="preserve">; 4kGraphics </w:t>
+            </w:r>
+            <w:r>
+              <w:rPr>
+                <w:rFonts w:ascii="Consolas" w:hAnsi="Consolas"/>
+                <w:sz w:val="19"/>
+              </w:rPr>
+              <w:t>browser.js</w:t>
+            </w:r>
+            <w:r>
+              <w:t xml:space="preserve"> embeds in a Liquid theme</w:t>
+            </w:r>
+          </w:p>
+        </w:tc>
+        <w:tc>
+          <w:tcPr>
+            <w:tcW w:type="dxa" w:w="2412"/>
+          </w:tcPr>
+          <w:p>
+            <w:r>
+              <w:rPr>
+                <w:b/>
+              </w:rPr>
+              <w:t>Re-recommend OS 2.0 theme + embedded 4kGraphics engine</w:t>
+            </w:r>
+            <w:r>
+              <w:t>; keep headless as optional for the most immersive pages only. Lowers cost/complexity.</w:t>
+            </w:r>
+          </w:p>
+        </w:tc>
+      </w:tr>
+      <w:tr>
+        <w:tc>
+          <w:tcPr>
+            <w:tcW w:type="dxa" w:w="2412"/>
+          </w:tcPr>
+          <w:p>
+            <w:r>
+              <w:rPr>
+                <w:b/>
+              </w:rPr>
+              <w:t>System of record</w:t>
+            </w:r>
+          </w:p>
+        </w:tc>
+        <w:tc>
+          <w:tcPr>
+            <w:tcW w:type="dxa" w:w="2412"/>
+          </w:tcPr>
+          <w:p>
+            <w:r>
+              <w:t>"Shopify is the system of record"</w:t>
+            </w:r>
+          </w:p>
+        </w:tc>
+        <w:tc>
+          <w:tcPr>
+            <w:tcW w:type="dxa" w:w="2412"/>
+          </w:tcPr>
+          <w:p>
+            <w:r>
+              <w:rPr>
+                <w:b/>
+              </w:rPr>
+              <w:t>CRM (Supabase) owns</w:t>
+            </w:r>
+            <w:r>
+              <w:t xml:space="preserve"> products, quotes, pricing, work orders, listings; Shopify owns storefront+checkout+payments</w:t>
+            </w:r>
+          </w:p>
+        </w:tc>
+        <w:tc>
+          <w:tcPr>
+            <w:tcW w:type="dxa" w:w="2412"/>
+          </w:tcPr>
+          <w:p>
+            <w:r>
+              <w:t xml:space="preserve">Reframe: </w:t>
+            </w:r>
+            <w:r>
+              <w:rPr>
+                <w:b/>
+              </w:rPr>
+              <w:t>CRM = business system of record + hub; Shopify = commerce/checkout.</w:t>
+            </w:r>
+          </w:p>
+        </w:tc>
+      </w:tr>
+      <w:tr>
+        <w:tc>
+          <w:tcPr>
+            <w:tcW w:type="dxa" w:w="2412"/>
+          </w:tcPr>
+          <w:p>
+            <w:r>
+              <w:rPr>
+                <w:b/>
+              </w:rPr>
+              <w:t>Integration Layer</w:t>
+            </w:r>
+          </w:p>
+        </w:tc>
+        <w:tc>
+          <w:tcPr>
+            <w:tcW w:type="dxa" w:w="2412"/>
+          </w:tcPr>
+          <w:p>
+            <w:r>
+              <w:t>New middleware (API gateway + bus)</w:t>
+            </w:r>
+          </w:p>
+        </w:tc>
+        <w:tc>
+          <w:tcPr>
+            <w:tcW w:type="dxa" w:w="2412"/>
+          </w:tcPr>
+          <w:p>
+            <w:r>
+              <w:t xml:space="preserve">A </w:t>
+            </w:r>
+            <w:r>
+              <w:rPr>
+                <w:b/>
+              </w:rPr>
+              <w:t>typed job-queue</w:t>
+            </w:r>
+            <w:r>
+              <w:t xml:space="preserve"> (</w:t>
+            </w:r>
+            <w:r>
+              <w:rPr>
+                <w:rFonts w:ascii="Consolas" w:hAnsi="Consolas"/>
+                <w:sz w:val="19"/>
+              </w:rPr>
+              <w:t>integration_jobs</w:t>
+            </w:r>
+            <w:r>
+              <w:t>) + worker API already exist in the CRM</w:t>
+            </w:r>
+          </w:p>
+        </w:tc>
+        <w:tc>
+          <w:tcPr>
+            <w:tcW w:type="dxa" w:w="2412"/>
+          </w:tcPr>
+          <w:p>
+            <w:r>
+              <w:rPr>
+                <w:b/>
+              </w:rPr>
+              <w:t>Adopt/extend the CRM job queue</w:t>
+            </w:r>
+            <w:r>
+              <w:t xml:space="preserve">; add a </w:t>
+            </w:r>
+            <w:r>
+              <w:rPr>
+                <w:rFonts w:ascii="Consolas" w:hAnsi="Consolas"/>
+                <w:sz w:val="19"/>
+              </w:rPr>
+              <w:t>shopify_push</w:t>
+            </w:r>
+            <w:r>
+              <w:t xml:space="preserve"> job + order-webhook ingestion. Don't build a parallel bus.</w:t>
+            </w:r>
+          </w:p>
+        </w:tc>
+      </w:tr>
+      <w:tr>
+        <w:tc>
+          <w:tcPr>
+            <w:tcW w:type="dxa" w:w="2412"/>
+          </w:tcPr>
+          <w:p>
+            <w:r>
+              <w:rPr>
+                <w:b/>
+              </w:rPr>
+              <w:t>Pricing engine</w:t>
+            </w:r>
+          </w:p>
+        </w:tc>
+        <w:tc>
+          <w:tcPr>
+            <w:tcW w:type="dxa" w:w="2412"/>
+          </w:tcPr>
+          <w:p>
+            <w:r>
+              <w:t>New "Pricing Rules Engine"</w:t>
+            </w:r>
+          </w:p>
+        </w:tc>
+        <w:tc>
+          <w:tcPr>
+            <w:tcW w:type="dxa" w:w="2412"/>
+          </w:tcPr>
+          <w:p>
+            <w:r>
+              <w:t xml:space="preserve">CRM pricing engine </w:t>
+            </w:r>
+            <w:r>
+              <w:rPr>
+                <w:b/>
+              </w:rPr>
+              <w:t>golden-tested to the cent</w:t>
+            </w:r>
+          </w:p>
+        </w:tc>
+        <w:tc>
+          <w:tcPr>
+            <w:tcW w:type="dxa" w:w="2412"/>
+          </w:tcPr>
+          <w:p>
+            <w:r>
+              <w:rPr>
+                <w:b/>
+              </w:rPr>
+              <w:t>Pricing authority = CRM engine.</w:t>
+            </w:r>
+            <w:r>
+              <w:t xml:space="preserve"> Shopify shows the CRM-computed price (Draft Orders / Functions); we don't re-derive.</w:t>
+            </w:r>
+          </w:p>
+        </w:tc>
+      </w:tr>
+      <w:tr>
+        <w:tc>
+          <w:tcPr>
+            <w:tcW w:type="dxa" w:w="2412"/>
+          </w:tcPr>
+          <w:p>
+            <w:r>
+              <w:rPr>
+                <w:b/>
+              </w:rPr>
+              <w:t>Product taxonomy</w:t>
+            </w:r>
+          </w:p>
+        </w:tc>
+        <w:tc>
+          <w:tcPr>
+            <w:tcW w:type="dxa" w:w="2412"/>
+          </w:tcPr>
+          <w:p>
+            <w:r>
+              <w:t>ready-made / private / configurable / hybrid / custom</w:t>
+            </w:r>
+          </w:p>
+        </w:tc>
+        <w:tc>
+          <w:tcPr>
+            <w:tcW w:type="dxa" w:w="2412"/>
+          </w:tcPr>
+          <w:p>
+            <w:r>
+              <w:t xml:space="preserve">CRM listing kinds: </w:t>
+            </w:r>
+            <w:r>
+              <w:rPr>
+                <w:b/>
+              </w:rPr>
+              <w:t>catalog / private / shelf_template</w:t>
+            </w:r>
+          </w:p>
+        </w:tc>
+        <w:tc>
+          <w:tcPr>
+            <w:tcW w:type="dxa" w:w="2412"/>
+          </w:tcPr>
+          <w:p>
+            <w:r>
+              <w:t xml:space="preserve">Map ours → theirs: catalog=ready-made, private=private/unlisted (quote-required), </w:t>
+            </w:r>
+            <w:r>
+              <w:rPr>
+                <w:b/>
+              </w:rPr>
+              <w:t>shelf_template=configurable shelves</w:t>
+            </w:r>
+            <w:r>
+              <w:t>; hybrid = quote-originated shelf_template with editable options.</w:t>
+            </w:r>
+          </w:p>
+        </w:tc>
+      </w:tr>
+      <w:tr>
+        <w:tc>
+          <w:tcPr>
+            <w:tcW w:type="dxa" w:w="2412"/>
+          </w:tcPr>
+          <w:p>
+            <w:r>
+              <w:rPr>
+                <w:b/>
+              </w:rPr>
+              <w:t>Variant &amp; Options Engine (§5.4)</w:t>
+            </w:r>
+          </w:p>
+        </w:tc>
+        <w:tc>
+          <w:tcPr>
+            <w:tcW w:type="dxa" w:w="2412"/>
+          </w:tcPr>
+          <w:p>
+            <w:r>
+              <w:t>New engine in our middleware</w:t>
+            </w:r>
+          </w:p>
+        </w:tc>
+        <w:tc>
+          <w:tcPr>
+            <w:tcW w:type="dxa" w:w="2412"/>
+          </w:tcPr>
+          <w:p>
+            <w:r>
+              <w:rPr>
+                <w:b/>
+              </w:rPr>
+              <w:t>`shelf_templates` table</w:t>
+            </w:r>
+            <w:r>
+              <w:t xml:space="preserve"> + the parts/</w:t>
+            </w:r>
+            <w:r>
+              <w:rPr>
+                <w:rFonts w:ascii="Consolas" w:hAnsi="Consolas"/>
+                <w:sz w:val="19"/>
+              </w:rPr>
+              <w:t>dim_map</w:t>
+            </w:r>
+            <w:r>
+              <w:t xml:space="preserve"> model already do this</w:t>
+            </w:r>
+          </w:p>
+        </w:tc>
+        <w:tc>
+          <w:tcPr>
+            <w:tcW w:type="dxa" w:w="2412"/>
+          </w:tcPr>
+          <w:p>
+            <w:r>
+              <w:t xml:space="preserve">Implement the option matrix </w:t>
+            </w:r>
+            <w:r>
+              <w:rPr>
+                <w:b/>
+              </w:rPr>
+              <w:t>in the CRM `shelf_templates`</w:t>
+            </w:r>
+            <w:r>
+              <w:t>, surfaced to the theme; keep the "never native Shopify variants" conclusion.</w:t>
+            </w:r>
+          </w:p>
+        </w:tc>
+      </w:tr>
+      <w:tr>
+        <w:tc>
+          <w:tcPr>
+            <w:tcW w:type="dxa" w:w="2412"/>
+          </w:tcPr>
+          <w:p>
+            <w:r>
+              <w:rPr>
+                <w:b/>
+              </w:rPr>
+              <w:t>BOM / cut list</w:t>
+            </w:r>
+          </w:p>
+        </w:tc>
+        <w:tc>
+          <w:tcPr>
+            <w:tcW w:type="dxa" w:w="2412"/>
+          </w:tcPr>
+          <w:p>
+            <w:r>
+              <w:t>We compute BOM</w:t>
+            </w:r>
+          </w:p>
+        </w:tc>
+        <w:tc>
+          <w:tcPr>
+            <w:tcW w:type="dxa" w:w="2412"/>
+          </w:tcPr>
+          <w:p>
+            <w:r>
+              <w:rPr>
+                <w:rFonts w:ascii="Consolas" w:hAnsi="Consolas"/>
+                <w:sz w:val="19"/>
+              </w:rPr>
+              <w:t>assembly_cut_list</w:t>
+            </w:r>
+            <w:r>
+              <w:t xml:space="preserve"> (CRM) </w:t>
+            </w:r>
+            <w:r>
+              <w:rPr>
+                <w:b/>
+              </w:rPr>
+              <w:t>and</w:t>
+            </w:r>
+            <w:r>
+              <w:t xml:space="preserve"> 4kGraphics </w:t>
+            </w:r>
+            <w:r>
+              <w:rPr>
+                <w:rFonts w:ascii="Consolas" w:hAnsi="Consolas"/>
+                <w:sz w:val="19"/>
+              </w:rPr>
+              <w:t>getBuildPlan()</w:t>
+            </w:r>
+            <w:r>
+              <w:t xml:space="preserve"> — render &amp; cut list share one layout</w:t>
+            </w:r>
+          </w:p>
+        </w:tc>
+        <w:tc>
+          <w:tcPr>
+            <w:tcW w:type="dxa" w:w="2412"/>
+          </w:tcPr>
+          <w:p>
+            <w:r>
+              <w:rPr>
+                <w:b/>
+              </w:rPr>
+              <w:t>Reuse those</w:t>
+            </w:r>
+            <w:r>
+              <w:t>; never invent a separate BOM.</w:t>
+            </w:r>
+          </w:p>
+        </w:tc>
+      </w:tr>
+      <w:tr>
+        <w:tc>
+          <w:tcPr>
+            <w:tcW w:type="dxa" w:w="2412"/>
+          </w:tcPr>
+          <w:p>
+            <w:r>
+              <w:rPr>
+                <w:b/>
+              </w:rPr>
+              <w:t>4K rendering</w:t>
+            </w:r>
+          </w:p>
+        </w:tc>
+        <w:tc>
+          <w:tcPr>
+            <w:tcW w:type="dxa" w:w="2412"/>
+          </w:tcPr>
+          <w:p>
+            <w:r>
+              <w:t>Generic async render API</w:t>
+            </w:r>
+          </w:p>
+        </w:tc>
+        <w:tc>
+          <w:tcPr>
+            <w:tcW w:type="dxa" w:w="2412"/>
+          </w:tcPr>
+          <w:p>
+            <w:r>
+              <w:rPr>
+                <w:rFonts w:ascii="Consolas" w:hAnsi="Consolas"/>
+                <w:sz w:val="19"/>
+              </w:rPr>
+              <w:t>render_4k</w:t>
+            </w:r>
+            <w:r>
+              <w:t xml:space="preserve"> job → 4kGraphics; embeddable engine gives the instant WebGL preview</w:t>
+            </w:r>
+          </w:p>
+        </w:tc>
+        <w:tc>
+          <w:tcPr>
+            <w:tcW w:type="dxa" w:w="2412"/>
+          </w:tcPr>
+          <w:p>
+            <w:r>
+              <w:t xml:space="preserve">Two-tier still holds: </w:t>
+            </w:r>
+            <w:r>
+              <w:rPr>
+                <w:b/>
+              </w:rPr>
+              <w:t>embedded engine = instant preview + client 4K; `render_4k` job = server 4K</w:t>
+            </w:r>
+            <w:r>
+              <w:t>. Confirms D7 (WebGL-first).</w:t>
+            </w:r>
+          </w:p>
+        </w:tc>
+      </w:tr>
+      <w:tr>
+        <w:tc>
+          <w:tcPr>
+            <w:tcW w:type="dxa" w:w="2412"/>
+          </w:tcPr>
+          <w:p>
+            <w:r>
+              <w:rPr>
+                <w:b/>
+              </w:rPr>
+              <w:t>UI design system</w:t>
+            </w:r>
+          </w:p>
+        </w:tc>
+        <w:tc>
+          <w:tcPr>
+            <w:tcW w:type="dxa" w:w="2412"/>
+          </w:tcPr>
+          <w:p>
+            <w:r>
+              <w:t>10 fresh iterations</w:t>
+            </w:r>
+          </w:p>
+        </w:tc>
+        <w:tc>
+          <w:tcPr>
+            <w:tcW w:type="dxa" w:w="2412"/>
+          </w:tcPr>
+          <w:p>
+            <w:r>
+              <w:t xml:space="preserve">CRM = </w:t>
+            </w:r>
+            <w:r>
+              <w:rPr>
+                <w:b/>
+              </w:rPr>
+              <w:t>Indigo Atelier `--mj-*` tokens</w:t>
+            </w:r>
+            <w:r>
+              <w:t xml:space="preserve">; Atelier3D = warm-neutral + </w:t>
+            </w:r>
+            <w:r>
+              <w:rPr>
+                <w:b/>
+              </w:rPr>
+              <w:t>teal</w:t>
+            </w:r>
+            <w:r>
+              <w:t xml:space="preserve"> accent, dark Studio</w:t>
+            </w:r>
+          </w:p>
+        </w:tc>
+        <w:tc>
+          <w:tcPr>
+            <w:tcW w:type="dxa" w:w="2412"/>
+          </w:tcPr>
+          <w:p>
+            <w:r>
+              <w:rPr>
+                <w:b/>
+              </w:rPr>
+              <w:t>Harmonize the store with the suite</w:t>
+            </w:r>
+            <w:r>
+              <w:t xml:space="preserve">: consume the same </w:t>
+            </w:r>
+            <w:r>
+              <w:rPr>
+                <w:rFonts w:ascii="Consolas" w:hAnsi="Consolas"/>
+                <w:sz w:val="19"/>
+              </w:rPr>
+              <w:t>--mj-*</w:t>
+            </w:r>
+            <w:r>
+              <w:t xml:space="preserve"> token philosophy / Indigo Atelier palette so CRM, Atelier3D, and store feel like one brand. The 10 iterations remain useful exploration; recommend the warm/atelier directions (#1/#2/#3) as closest fits.</w:t>
+            </w:r>
+          </w:p>
+        </w:tc>
+      </w:tr>
+    </w:tbl>
+    <w:p/>
+    <w:p>
+      <w:pPr>
+        <w:pBdr>
+          <w:bottom w:val="single" w:sz="6" w:space="1" w:color="BBBBBB"/>
+        </w:pBdr>
+      </w:pPr>
+    </w:p>
+    <w:p>
+      <w:pPr>
+        <w:pStyle w:val="Heading2"/>
+      </w:pPr>
+      <w:r>
+        <w:t>5. Open questions to confirm with the team</w:t>
+      </w:r>
+    </w:p>
+    <w:p>
+      <w:pPr>
+        <w:pStyle w:val="ListNumber"/>
+      </w:pPr>
+      <w:r>
+        <w:rPr>
+          <w:b/>
+        </w:rPr>
+        <w:t>D1:</w:t>
+      </w:r>
+      <w:r>
+        <w:t xml:space="preserve"> go with </w:t>
+      </w:r>
+      <w:r>
+        <w:rPr>
+          <w:b/>
+        </w:rPr>
+        <w:t>Shopify OS 2.0 theme + embedded 4kGraphics</w:t>
+      </w:r>
+      <w:r>
+        <w:t xml:space="preserve"> (align with CRM Phase 8), or still pursue headless for flagship pages?</w:t>
+      </w:r>
+    </w:p>
+    <w:p>
+      <w:pPr>
+        <w:pStyle w:val="ListNumber"/>
+      </w:pPr>
+      <w:r>
+        <w:rPr>
+          <w:b/>
+        </w:rPr>
+        <w:t>Shelf as a parametric `kind`:</w:t>
+      </w:r>
+      <w:r>
+        <w:t xml:space="preserve"> author "Tile" / "Art Back" shelves as 4kGraphics/Atelier3D parametric components, or model purely via CRM </w:t>
+      </w:r>
+      <w:r>
+        <w:rPr>
+          <w:rFonts w:ascii="Consolas" w:hAnsi="Consolas"/>
+          <w:sz w:val="19"/>
+        </w:rPr>
+        <w:t>shelf_templates</w:t>
+      </w:r>
+      <w:r>
+        <w:t xml:space="preserve"> + parts? (Affects whether the configurator gets true live 3D for shelves.)</w:t>
+      </w:r>
+    </w:p>
+    <w:p>
+      <w:pPr>
+        <w:pStyle w:val="ListNumber"/>
+      </w:pPr>
+      <w:r>
+        <w:rPr>
+          <w:b/>
+        </w:rPr>
+        <w:t>Store theme tokens:</w:t>
+      </w:r>
+      <w:r>
+        <w:t xml:space="preserve"> adopt the CRM's </w:t>
+      </w:r>
+      <w:r>
+        <w:rPr>
+          <w:b/>
+        </w:rPr>
+        <w:t>Indigo Atelier `--mj-*`</w:t>
+      </w:r>
+      <w:r>
+        <w:t xml:space="preserve"> tokens directly for one-brand consistency?</w:t>
+      </w:r>
+    </w:p>
+    <w:p>
+      <w:pPr>
+        <w:pStyle w:val="ListNumber"/>
+      </w:pPr>
+      <w:r>
+        <w:rPr>
+          <w:b/>
+        </w:rPr>
+        <w:t>Job kinds:</w:t>
+      </w:r>
+      <w:r>
+        <w:t xml:space="preserve"> confirm a </w:t>
+      </w:r>
+      <w:r>
+        <w:rPr>
+          <w:b/>
+        </w:rPr>
+        <w:t>`shopify_push`</w:t>
+      </w:r>
+      <w:r>
+        <w:t xml:space="preserve"> job + </w:t>
+      </w:r>
+      <w:r>
+        <w:rPr>
+          <w:b/>
+        </w:rPr>
+        <w:t>store-order webhook → `store_orders`</w:t>
+      </w:r>
+      <w:r>
+        <w:t xml:space="preserve"> ingestion as the store↔CRM contract.</w:t>
+      </w:r>
+    </w:p>
+    <w:p>
+      <w:pPr>
+        <w:pStyle w:val="ListNumber"/>
+      </w:pPr>
+      <w:r>
+        <w:rPr>
+          <w:b/>
+        </w:rPr>
+        <w:t>Hosting:</w:t>
+      </w:r>
+      <w:r>
+        <w:t xml:space="preserve"> 4kGraphics render service needs a persistent host (Railway/Fly/VPS) — who operates it?</w:t>
+      </w:r>
+    </w:p>
+    <w:p>
+      <w:pPr>
+        <w:pBdr>
+          <w:bottom w:val="single" w:sz="6" w:space="1" w:color="BBBBBB"/>
+        </w:pBdr>
+      </w:pPr>
+    </w:p>
+    <w:p>
+      <w:r>
+        <w:rPr>
+          <w:i/>
+        </w:rPr>
+        <w:t>These reconciliations are not yet applied to the Master Plan / UI Standard / Workflows — they're staged here for approval. On your go-ahead I'll fold them in (notably Decision D1, the integration-layer section, the pricing-authority decision, the listings taxonomy, and the design-token alignment).</w:t>
       </w:r>
     </w:p>
     <w:sectPr>

--- a/word/MEJA-WebStore-Complete-Plan.docx
+++ b/word/MEJA-WebStore-Complete-Plan.docx
@@ -135,7 +135,17 @@
         <w:t>Version:</w:t>
       </w:r>
       <w:r>
-        <w:t xml:space="preserve"> 0.1 (Draft)</w:t>
+        <w:t xml:space="preserve"> 0.2 (Draft — reconciled with the real sibling apps; see </w:t>
+      </w:r>
+      <w:r>
+        <w:rPr>
+          <w:color w:val="1A4F8A"/>
+          <w:u w:val="single"/>
+        </w:rPr>
+        <w:t>`05-Integration-Context.md`</w:t>
+      </w:r>
+      <w:r>
+        <w:t>)</w:t>
       </w:r>
     </w:p>
     <w:p>
@@ -429,60 +439,191 @@
     </w:p>
     <w:p>
       <w:r>
-        <w:t xml:space="preserve">All systems talk over </w:t>
+        <w:t xml:space="preserve">These systems are </w:t>
       </w:r>
       <w:r>
         <w:rPr>
           <w:b/>
         </w:rPr>
-        <w:t>APIs</w:t>
-      </w:r>
-      <w:r>
-        <w:t xml:space="preserve"> through a thin </w:t>
+        <w:t>real, in-flight applications</w:t>
+      </w:r>
+      <w:r>
+        <w:t xml:space="preserve"> (reviewed 2026-06-13; see </w:t>
+      </w:r>
+      <w:r>
+        <w:rPr>
+          <w:color w:val="1A4F8A"/>
+          <w:u w:val="single"/>
+        </w:rPr>
+        <w:t>`05-Integration-Context.md`</w:t>
+      </w:r>
+      <w:r>
+        <w:t xml:space="preserve">): </w:t>
       </w:r>
       <w:r>
         <w:rPr>
           <w:b/>
         </w:rPr>
-        <w:t>Integration Layer</w:t>
-      </w:r>
-      <w:r>
-        <w:t xml:space="preserve">, with </w:t>
+        <w:t>MEJA‑CRM</w:t>
+      </w:r>
+      <w:r>
+        <w:t xml:space="preserve"> (Next.js 15 + Supabase) is the </w:t>
       </w:r>
       <w:r>
         <w:rPr>
           <w:b/>
         </w:rPr>
-        <w:t>Shopify</w:t>
-      </w:r>
-      <w:r>
-        <w:t xml:space="preserve"> as the commerce system of record.</w:t>
-      </w:r>
-    </w:p>
-    <w:p>
+        <w:t>business system of record + integration hub</w:t>
+      </w:r>
+      <w:r>
+        <w:t xml:space="preserve"> — it owns customers, products, the golden-tested </w:t>
+      </w:r>
       <w:r>
         <w:rPr>
           <w:b/>
         </w:rPr>
+        <w:t>pricing engine</w:t>
+      </w:r>
+      <w:r>
+        <w:t xml:space="preserve">, quotes, work orders, and </w:t>
+      </w:r>
+      <w:r>
+        <w:rPr>
+          <w:b/>
+        </w:rPr>
+        <w:t>listings</w:t>
+      </w:r>
+      <w:r>
+        <w:t xml:space="preserve">, and already plans the Shopify storefront. </w:t>
+      </w:r>
+      <w:r>
+        <w:rPr>
+          <w:b/>
+        </w:rPr>
+        <w:t>Atelier3D</w:t>
+      </w:r>
+      <w:r>
+        <w:t xml:space="preserve"> (React + Three.js + NestJS) is the parametric design studio. </w:t>
+      </w:r>
+      <w:r>
+        <w:rPr>
+          <w:b/>
+        </w:rPr>
+        <w:t>4kGraphics</w:t>
+      </w:r>
+      <w:r>
+        <w:t xml:space="preserve"> is the render engine (embeddable Three.js library + headless </w:t>
+      </w:r>
+      <w:r>
+        <w:rPr>
+          <w:rFonts w:ascii="Consolas" w:hAnsi="Consolas"/>
+          <w:sz w:val="19"/>
+        </w:rPr>
+        <w:t>/v1/render</w:t>
+      </w:r>
+      <w:r>
+        <w:t xml:space="preserve"> service). They connect through the CRM's </w:t>
+      </w:r>
+      <w:r>
+        <w:rPr>
+          <w:b/>
+        </w:rPr>
+        <w:t>typed job-queue contract</w:t>
+      </w:r>
+      <w:r>
+        <w:t xml:space="preserve"> (</w:t>
+      </w:r>
+      <w:r>
+        <w:rPr>
+          <w:rFonts w:ascii="Consolas" w:hAnsi="Consolas"/>
+          <w:sz w:val="19"/>
+        </w:rPr>
+        <w:t>integration_jobs</w:t>
+      </w:r>
+      <w:r>
+        <w:t>), not ad-hoc point-to-point APIs.</w:t>
+      </w:r>
+    </w:p>
+    <w:p>
+      <w:r>
+        <w:rPr>
+          <w:b/>
+        </w:rPr>
         <w:t>Recommended approach:</w:t>
       </w:r>
       <w:r>
-        <w:t xml:space="preserve"> a </w:t>
+        <w:t xml:space="preserve"> build the storefront as a </w:t>
       </w:r>
       <w:r>
         <w:rPr>
           <w:b/>
         </w:rPr>
-        <w:t>hybrid-headless</w:t>
-      </w:r>
-      <w:r>
-        <w:t xml:space="preserve"> build — Shopify owns commerce (catalog, cart, checkout, orders, payments, customers); a custom storefront renders rich product/configurator experiences and hosts the Atelier3d + 4K rendering surfaces. This balances Shopify's reliability and PCI-compliant checkout with the UX freedom that live 3D/4K configuration demands. </w:t>
+        <w:t>Shopify Online Store 2.0 theme</w:t>
+      </w:r>
+      <w:r>
+        <w:t xml:space="preserve"> (the CRM's own Phase 8 plan) with the </w:t>
+      </w:r>
+      <w:r>
+        <w:rPr>
+          <w:b/>
+        </w:rPr>
+        <w:t>4kGraphics engine embedded</w:t>
+      </w:r>
+      <w:r>
+        <w:t xml:space="preserve"> in the theme for live 3D + 4K — its </w:t>
+      </w:r>
+      <w:r>
+        <w:rPr>
+          <w:rFonts w:ascii="Consolas" w:hAnsi="Consolas"/>
+          <w:sz w:val="19"/>
+        </w:rPr>
+        <w:t>browser.js</w:t>
+      </w:r>
+      <w:r>
+        <w:t xml:space="preserve"> drop-in loads via a </w:t>
+      </w:r>
+      <w:r>
+        <w:rPr>
+          <w:rFonts w:ascii="Consolas" w:hAnsi="Consolas"/>
+          <w:sz w:val="19"/>
+        </w:rPr>
+        <w:t>&lt;script&gt;</w:t>
+      </w:r>
+      <w:r>
+        <w:t xml:space="preserve"> in any Liquid template. </w:t>
+      </w:r>
+      <w:r>
+        <w:rPr>
+          <w:b/>
+        </w:rPr>
+        <w:t>Shopify owns the storefront + checkout</w:t>
+      </w:r>
+      <w:r>
+        <w:t xml:space="preserve"> (PCI-compliant); </w:t>
+      </w:r>
+      <w:r>
+        <w:rPr>
+          <w:b/>
+        </w:rPr>
+        <w:t>MEJA‑CRM is the system of record + hub</w:t>
+      </w:r>
+      <w:r>
+        <w:t xml:space="preserve"> (catalog, pricing, listings, order-ingest). Full headless is </w:t>
       </w:r>
       <w:r>
         <w:rPr>
           <w:i/>
         </w:rPr>
-        <w:t>(See §16, Decision D1 for alternatives.)</w:t>
+        <w:t>not</w:t>
+      </w:r>
+      <w:r>
+        <w:t xml:space="preserve"> required — keep it optional for a few flagship-immersive pages only. </w:t>
+      </w:r>
+      <w:r>
+        <w:rPr>
+          <w:i/>
+        </w:rPr>
+        <w:t>(See §16, Decision D1.)</w:t>
       </w:r>
     </w:p>
     <w:p>
@@ -597,16 +738,26 @@
         <w:t>G4</w:t>
       </w:r>
       <w:r>
-        <w:t xml:space="preserve"> — Provide a </w:t>
+        <w:t xml:space="preserve"> — Extend the CRM's </w:t>
       </w:r>
       <w:r>
         <w:rPr>
           <w:b/>
         </w:rPr>
-        <w:t>documented, versioned API contract</w:t>
-      </w:r>
-      <w:r>
-        <w:t xml:space="preserve"> between Shopify, MEJA‑CRM, Atelier3d, and the render engine.</w:t>
+        <w:t>typed job-queue contract</w:t>
+      </w:r>
+      <w:r>
+        <w:t xml:space="preserve"> (</w:t>
+      </w:r>
+      <w:r>
+        <w:rPr>
+          <w:rFonts w:ascii="Consolas" w:hAnsi="Consolas"/>
+          <w:sz w:val="19"/>
+        </w:rPr>
+        <w:t>integration_jobs</w:t>
+      </w:r>
+      <w:r>
+        <w:t>) and listings/store-order surfaces to connect Shopify ⇄ MEJA‑CRM ⇄ Atelier3D ⇄ 4kGraphics; keep contracts documented and versioned.</w:t>
       </w:r>
     </w:p>
     <w:p>
@@ -669,7 +820,7 @@
         <w:pStyle w:val="ListBullet"/>
       </w:pPr>
       <w:r>
-        <w:t>Building MEJA‑CRM itself (we integrate with it; we assume it exposes/consumes APIs).</w:t>
+        <w:t>Building MEJA‑CRM, Atelier3D, or 4kGraphics themselves (we integrate via the CRM's existing job queue, listings, and store-order surfaces, and the 4kGraphics engine/service).</w:t>
       </w:r>
     </w:p>
     <w:p>
@@ -918,7 +1069,7 @@
           </w:tcPr>
           <w:p>
             <w:r>
-              <w:t xml:space="preserve">Handled outside the store (the future </w:t>
+              <w:t xml:space="preserve">Centralized in </w:t>
             </w:r>
             <w:r>
               <w:rPr>
@@ -927,7 +1078,7 @@
               <w:t>MEJA‑CRM</w:t>
             </w:r>
             <w:r>
-              <w:t xml:space="preserve"> centralizes this).</w:t>
+              <w:t xml:space="preserve"> (Next.js 15 + Supabase) — pricing engine golden-tested; quote→work-order live; listings (Phase 8) push to Shopify.</w:t>
             </w:r>
           </w:p>
         </w:tc>
@@ -1013,7 +1164,44 @@
         <w:t>3D/4K visualization</w:t>
       </w:r>
       <w:r>
-        <w:t xml:space="preserve"> on top of a Shopify foundation.</w:t>
+        <w:t xml:space="preserve"> on top of a Shopify foundation, wired into the </w:t>
+      </w:r>
+      <w:r>
+        <w:rPr>
+          <w:b/>
+        </w:rPr>
+        <w:t>already-built MEJA‑CRM</w:t>
+      </w:r>
+      <w:r>
+        <w:t xml:space="preserve"> (quoting, pricing, listings, work orders) and its </w:t>
+      </w:r>
+      <w:r>
+        <w:rPr>
+          <w:b/>
+        </w:rPr>
+        <w:t>Atelier3D</w:t>
+      </w:r>
+      <w:r>
+        <w:t xml:space="preserve"> / </w:t>
+      </w:r>
+      <w:r>
+        <w:rPr>
+          <w:b/>
+        </w:rPr>
+        <w:t>4kGraphics</w:t>
+      </w:r>
+      <w:r>
+        <w:t xml:space="preserve"> workers. See </w:t>
+      </w:r>
+      <w:r>
+        <w:rPr>
+          <w:color w:val="1A4F8A"/>
+          <w:u w:val="single"/>
+        </w:rPr>
+        <w:t>`05-Integration-Context.md`</w:t>
+      </w:r>
+      <w:r>
+        <w:t>.</w:t>
       </w:r>
     </w:p>
     <w:p>
@@ -1276,7 +1464,7 @@
           </w:tcPr>
           <w:p>
             <w:r>
-              <w:t>Shopify</w:t>
+              <w:t>MEJA‑CRM catalog → Shopify</w:t>
             </w:r>
           </w:p>
         </w:tc>
@@ -1346,7 +1534,7 @@
           </w:tcPr>
           <w:p>
             <w:r>
-              <w:t>Customer-driven options recompute SKU + price.</w:t>
+              <w:t>Customer-driven options recompute the price.</w:t>
             </w:r>
           </w:p>
         </w:tc>
@@ -1366,7 +1554,17 @@
           </w:tcPr>
           <w:p>
             <w:r>
-              <w:t>Pricing rules engine</w:t>
+              <w:t>MEJA‑CRM pricing engine (</w:t>
+            </w:r>
+            <w:r>
+              <w:rPr>
+                <w:rFonts w:ascii="Consolas" w:hAnsi="Consolas"/>
+                <w:sz w:val="19"/>
+              </w:rPr>
+              <w:t>shelf_templates</w:t>
+            </w:r>
+            <w:r>
+              <w:t>)</w:t>
             </w:r>
           </w:p>
         </w:tc>
@@ -1420,7 +1618,7 @@
           </w:tcPr>
           <w:p>
             <w:r>
-              <w:t>CRM baseline + rules for editable options</w:t>
+              <w:t>MEJA‑CRM pricing engine (locked + editable)</w:t>
             </w:r>
           </w:p>
         </w:tc>
@@ -1445,7 +1643,7 @@
           </w:tcPr>
           <w:p>
             <w:r>
-              <w:t>Atelier3d session designs a bespoke piece; 4K render; quote → cart.</w:t>
+              <w:t>Atelier3D session designs a bespoke piece; 4K render; quote → cart.</w:t>
             </w:r>
           </w:p>
         </w:tc>
@@ -1465,7 +1663,7 @@
           </w:tcPr>
           <w:p>
             <w:r>
-              <w:t>Atelier3d BOM → pricing rules</w:t>
+              <w:t>Atelier3D BOM → MEJA‑CRM pricing engine</w:t>
             </w:r>
           </w:p>
         </w:tc>
@@ -1554,6 +1752,67 @@
           <w:b/>
           <w:i/>
         </w:rPr>
+        <w:t>Maps to the CRM `listings.kind`:</w:t>
+      </w:r>
+      <w:r>
+        <w:rPr>
+          <w:i/>
+        </w:rPr>
+        <w:t xml:space="preserve"> </w:t>
+      </w:r>
+      <w:r>
+        <w:rPr>
+          <w:rFonts w:ascii="Consolas" w:hAnsi="Consolas"/>
+          <w:i/>
+          <w:sz w:val="19"/>
+        </w:rPr>
+        <w:t>catalog</w:t>
+      </w:r>
+      <w:r>
+        <w:rPr>
+          <w:i/>
+        </w:rPr>
+        <w:t xml:space="preserve"> = Ready-Made · </w:t>
+      </w:r>
+      <w:r>
+        <w:rPr>
+          <w:rFonts w:ascii="Consolas" w:hAnsi="Consolas"/>
+          <w:i/>
+          <w:sz w:val="19"/>
+        </w:rPr>
+        <w:t>private</w:t>
+      </w:r>
+      <w:r>
+        <w:rPr>
+          <w:i/>
+        </w:rPr>
+        <w:t xml:space="preserve"> = Private/Unlisted (quote-required) · </w:t>
+      </w:r>
+      <w:r>
+        <w:rPr>
+          <w:rFonts w:ascii="Consolas" w:hAnsi="Consolas"/>
+          <w:i/>
+          <w:sz w:val="19"/>
+        </w:rPr>
+        <w:t>shelf_template</w:t>
+      </w:r>
+      <w:r>
+        <w:rPr>
+          <w:i/>
+        </w:rPr>
+        <w:t xml:space="preserve"> = Configurable &amp; Hybrid shelves. Private listings always originate from a quote (CRM rule).</w:t>
+      </w:r>
+    </w:p>
+    <w:p>
+      <w:pPr>
+        <w:pStyle w:val="IntenseQuote"/>
+        <w:ind w:left="432"/>
+      </w:pPr>
+      <w:r>
+        <w:rPr>
+          <w:b/>
+          <w:i/>
+        </w:rPr>
         <w:t>Design principle:</w:t>
       </w:r>
       <w:r>
@@ -1642,6 +1901,39 @@
     </w:p>
     <w:p>
       <w:pPr>
+        <w:pStyle w:val="IntenseQuote"/>
+        <w:ind w:left="432"/>
+      </w:pPr>
+      <w:r>
+        <w:rPr>
+          <w:i/>
+        </w:rPr>
+        <w:t xml:space="preserve">The four systems are real apps — see </w:t>
+      </w:r>
+      <w:r>
+        <w:rPr>
+          <w:i/>
+          <w:color w:val="1A4F8A"/>
+          <w:u w:val="single"/>
+        </w:rPr>
+        <w:t>`05-Integration-Context.md`</w:t>
+      </w:r>
+      <w:r>
+        <w:rPr>
+          <w:i/>
+        </w:rPr>
+        <w:t xml:space="preserve">. </w:t>
+      </w:r>
+      <w:r>
+        <w:rPr>
+          <w:b/>
+          <w:i/>
+        </w:rPr>
+        <w:t>MEJA‑CRM is the business system of record + integration hub; Shopify is the storefront + checkout; Atelier3D and 4kGraphics are workers behind the CRM's job queue.</w:t>
+      </w:r>
+    </w:p>
+    <w:p>
+      <w:pPr>
         <w:pStyle w:val="Heading3"/>
       </w:pPr>
       <w:r>
@@ -1678,7 +1970,7 @@
           <w:rFonts w:ascii="Consolas" w:hAnsi="Consolas"/>
           <w:sz w:val="18"/>
         </w:rPr>
-        <w:t xml:space="preserve">    subgraph Customer</w:t>
+        <w:t xml:space="preserve">    U[Shopper / Account holder]</w:t>
       </w:r>
       <w:r>
         <w:br/>
@@ -1688,7 +1980,7 @@
           <w:rFonts w:ascii="Consolas" w:hAnsi="Consolas"/>
           <w:sz w:val="18"/>
         </w:rPr>
-        <w:t xml:space="preserve">      U[Shopper / Account holder]</w:t>
+        <w:t xml:space="preserve"> </w:t>
       </w:r>
       <w:r>
         <w:br/>
@@ -1698,6 +1990,56 @@
           <w:rFonts w:ascii="Consolas" w:hAnsi="Consolas"/>
           <w:sz w:val="18"/>
         </w:rPr>
+        <w:t xml:space="preserve">    subgraph SHOP["Shopify — storefront + checkout"]</w:t>
+      </w:r>
+      <w:r>
+        <w:br/>
+      </w:r>
+      <w:r>
+        <w:rPr>
+          <w:rFonts w:ascii="Consolas" w:hAnsi="Consolas"/>
+          <w:sz w:val="18"/>
+        </w:rPr>
+        <w:t xml:space="preserve">      THEME[Online Store 2.0 theme]</w:t>
+      </w:r>
+      <w:r>
+        <w:br/>
+      </w:r>
+      <w:r>
+        <w:rPr>
+          <w:rFonts w:ascii="Consolas" w:hAnsi="Consolas"/>
+          <w:sz w:val="18"/>
+        </w:rPr>
+        <w:t xml:space="preserve">      ENG[4kGraphics engine&lt;br/&gt;embedded browser.js]</w:t>
+      </w:r>
+      <w:r>
+        <w:br/>
+      </w:r>
+      <w:r>
+        <w:rPr>
+          <w:rFonts w:ascii="Consolas" w:hAnsi="Consolas"/>
+          <w:sz w:val="18"/>
+        </w:rPr>
+        <w:t xml:space="preserve">      CO[Native checkout]</w:t>
+      </w:r>
+      <w:r>
+        <w:br/>
+      </w:r>
+      <w:r>
+        <w:rPr>
+          <w:rFonts w:ascii="Consolas" w:hAnsi="Consolas"/>
+          <w:sz w:val="18"/>
+        </w:rPr>
+        <w:t xml:space="preserve">      WH[(Order webhooks)]</w:t>
+      </w:r>
+      <w:r>
+        <w:br/>
+      </w:r>
+      <w:r>
+        <w:rPr>
+          <w:rFonts w:ascii="Consolas" w:hAnsi="Consolas"/>
+          <w:sz w:val="18"/>
+        </w:rPr>
         <w:t xml:space="preserve">    end</w:t>
       </w:r>
       <w:r>
@@ -1718,7 +2060,7 @@
           <w:rFonts w:ascii="Consolas" w:hAnsi="Consolas"/>
           <w:sz w:val="18"/>
         </w:rPr>
-        <w:t xml:space="preserve">    subgraph Storefront["Storefront (hybrid-headless)"]</w:t>
+        <w:t xml:space="preserve">    subgraph CRM["MEJA-CRM — system of record + hub (Next.js + Supabase)"]</w:t>
       </w:r>
       <w:r>
         <w:br/>
@@ -1728,7 +2070,7 @@
           <w:rFonts w:ascii="Consolas" w:hAnsi="Consolas"/>
           <w:sz w:val="18"/>
         </w:rPr>
-        <w:t xml:space="preserve">      SF[Custom Storefront&lt;br/&gt;Hydrogen/Remix or Next.js]</w:t>
+        <w:t xml:space="preserve">      CAT[Catalog / product model]</w:t>
       </w:r>
       <w:r>
         <w:br/>
@@ -1738,7 +2080,7 @@
           <w:rFonts w:ascii="Consolas" w:hAnsi="Consolas"/>
           <w:sz w:val="18"/>
         </w:rPr>
-        <w:t xml:space="preserve">      CFG[Atelier3d Configurator&lt;br/&gt;embedded surface]</w:t>
+        <w:t xml:space="preserve">      PRICE[Pricing engine]</w:t>
       </w:r>
       <w:r>
         <w:br/>
@@ -1748,7 +2090,7 @@
           <w:rFonts w:ascii="Consolas" w:hAnsi="Consolas"/>
           <w:sz w:val="18"/>
         </w:rPr>
-        <w:t xml:space="preserve">      RV[4K Render Viewer]</w:t>
+        <w:t xml:space="preserve">      LIST[Listings · shelf_templates]</w:t>
       </w:r>
       <w:r>
         <w:br/>
@@ -1758,6 +2100,36 @@
           <w:rFonts w:ascii="Consolas" w:hAnsi="Consolas"/>
           <w:sz w:val="18"/>
         </w:rPr>
+        <w:t xml:space="preserve">      SO[store_orders / order_lines]</w:t>
+      </w:r>
+      <w:r>
+        <w:br/>
+      </w:r>
+      <w:r>
+        <w:rPr>
+          <w:rFonts w:ascii="Consolas" w:hAnsi="Consolas"/>
+          <w:sz w:val="18"/>
+        </w:rPr>
+        <w:t xml:space="preserve">      WO[Work orders / cut_parts]</w:t>
+      </w:r>
+      <w:r>
+        <w:br/>
+      </w:r>
+      <w:r>
+        <w:rPr>
+          <w:rFonts w:ascii="Consolas" w:hAnsi="Consolas"/>
+          <w:sz w:val="18"/>
+        </w:rPr>
+        <w:t xml:space="preserve">      JQ[(integration_jobs queue)]</w:t>
+      </w:r>
+      <w:r>
+        <w:br/>
+      </w:r>
+      <w:r>
+        <w:rPr>
+          <w:rFonts w:ascii="Consolas" w:hAnsi="Consolas"/>
+          <w:sz w:val="18"/>
+        </w:rPr>
         <w:t xml:space="preserve">    end</w:t>
       </w:r>
       <w:r>
@@ -1778,7 +2150,7 @@
           <w:rFonts w:ascii="Consolas" w:hAnsi="Consolas"/>
           <w:sz w:val="18"/>
         </w:rPr>
-        <w:t xml:space="preserve">    subgraph IL["Integration Layer (middleware)"]</w:t>
+        <w:t xml:space="preserve">    A3D[Atelier3D&lt;br/&gt;NestJS + Blender farm]</w:t>
       </w:r>
       <w:r>
         <w:br/>
@@ -1788,7 +2160,7 @@
           <w:rFonts w:ascii="Consolas" w:hAnsi="Consolas"/>
           <w:sz w:val="18"/>
         </w:rPr>
-        <w:t xml:space="preserve">      API[API Gateway]</w:t>
+        <w:t xml:space="preserve">    R4K[4kGraphics render service&lt;br/&gt;/v1/render · /v1/buildplan]</w:t>
       </w:r>
       <w:r>
         <w:br/>
@@ -1798,7 +2170,7 @@
           <w:rFonts w:ascii="Consolas" w:hAnsi="Consolas"/>
           <w:sz w:val="18"/>
         </w:rPr>
-        <w:t xml:space="preserve">      Q[Event/Webhook Bus]</w:t>
+        <w:t xml:space="preserve"> </w:t>
       </w:r>
       <w:r>
         <w:br/>
@@ -1808,7 +2180,7 @@
           <w:rFonts w:ascii="Consolas" w:hAnsi="Consolas"/>
           <w:sz w:val="18"/>
         </w:rPr>
-        <w:t xml:space="preserve">      MAP[Pricing &amp; Mapping Service]</w:t>
+        <w:t xml:space="preserve">    U --&gt; THEME</w:t>
       </w:r>
       <w:r>
         <w:br/>
@@ -1818,7 +2190,7 @@
           <w:rFonts w:ascii="Consolas" w:hAnsi="Consolas"/>
           <w:sz w:val="18"/>
         </w:rPr>
-        <w:t xml:space="preserve">      JOB[Render Job Orchestrator]</w:t>
+        <w:t xml:space="preserve">    THEME &lt;--&gt; ENG</w:t>
       </w:r>
       <w:r>
         <w:br/>
@@ -1828,7 +2200,7 @@
           <w:rFonts w:ascii="Consolas" w:hAnsi="Consolas"/>
           <w:sz w:val="18"/>
         </w:rPr>
-        <w:t xml:space="preserve">    end</w:t>
+        <w:t xml:space="preserve">    LIST --&gt;|publish / push| THEME</w:t>
       </w:r>
       <w:r>
         <w:br/>
@@ -1838,7 +2210,7 @@
           <w:rFonts w:ascii="Consolas" w:hAnsi="Consolas"/>
           <w:sz w:val="18"/>
         </w:rPr>
-        <w:t xml:space="preserve"> </w:t>
+        <w:t xml:space="preserve">    THEME --&gt; CO --&gt; WH</w:t>
       </w:r>
       <w:r>
         <w:br/>
@@ -1848,7 +2220,7 @@
           <w:rFonts w:ascii="Consolas" w:hAnsi="Consolas"/>
           <w:sz w:val="18"/>
         </w:rPr>
-        <w:t xml:space="preserve">    subgraph Shopify</w:t>
+        <w:t xml:space="preserve">    WH --&gt;|order ingest| SO</w:t>
       </w:r>
       <w:r>
         <w:br/>
@@ -1858,7 +2230,7 @@
           <w:rFonts w:ascii="Consolas" w:hAnsi="Consolas"/>
           <w:sz w:val="18"/>
         </w:rPr>
-        <w:t xml:space="preserve">      ST[Storefront API]</w:t>
+        <w:t xml:space="preserve">    SO --&gt; WO</w:t>
       </w:r>
       <w:r>
         <w:br/>
@@ -1868,7 +2240,7 @@
           <w:rFonts w:ascii="Consolas" w:hAnsi="Consolas"/>
           <w:sz w:val="18"/>
         </w:rPr>
-        <w:t xml:space="preserve">      AD[Admin API]</w:t>
+        <w:t xml:space="preserve">    PRICE --&gt; LIST</w:t>
       </w:r>
       <w:r>
         <w:br/>
@@ -1878,7 +2250,7 @@
           <w:rFonts w:ascii="Consolas" w:hAnsi="Consolas"/>
           <w:sz w:val="18"/>
         </w:rPr>
-        <w:t xml:space="preserve">      CO[Checkout]</w:t>
+        <w:t xml:space="preserve">    JQ --&gt;|render_4k| R4K</w:t>
       </w:r>
       <w:r>
         <w:br/>
@@ -1888,7 +2260,7 @@
           <w:rFonts w:ascii="Consolas" w:hAnsi="Consolas"/>
           <w:sz w:val="18"/>
         </w:rPr>
-        <w:t xml:space="preserve">      WH[(Webhooks)]</w:t>
+        <w:t xml:space="preserve">    JQ --&gt;|atelier_import| A3D</w:t>
       </w:r>
       <w:r>
         <w:br/>
@@ -1898,247 +2270,7 @@
           <w:rFonts w:ascii="Consolas" w:hAnsi="Consolas"/>
           <w:sz w:val="18"/>
         </w:rPr>
-        <w:t xml:space="preserve">    end</w:t>
-      </w:r>
-      <w:r>
-        <w:br/>
-      </w:r>
-      <w:r>
-        <w:rPr>
-          <w:rFonts w:ascii="Consolas" w:hAnsi="Consolas"/>
-          <w:sz w:val="18"/>
-        </w:rPr>
-        <w:t xml:space="preserve"> </w:t>
-      </w:r>
-      <w:r>
-        <w:br/>
-      </w:r>
-      <w:r>
-        <w:rPr>
-          <w:rFonts w:ascii="Consolas" w:hAnsi="Consolas"/>
-          <w:sz w:val="18"/>
-        </w:rPr>
-        <w:t xml:space="preserve">    CRM[MEJA-CRM Quoting Platform]</w:t>
-      </w:r>
-      <w:r>
-        <w:br/>
-      </w:r>
-      <w:r>
-        <w:rPr>
-          <w:rFonts w:ascii="Consolas" w:hAnsi="Consolas"/>
-          <w:sz w:val="18"/>
-        </w:rPr>
-        <w:t xml:space="preserve">    A3D[Atelier3d Service + Config API]</w:t>
-      </w:r>
-      <w:r>
-        <w:br/>
-      </w:r>
-      <w:r>
-        <w:rPr>
-          <w:rFonts w:ascii="Consolas" w:hAnsi="Consolas"/>
-          <w:sz w:val="18"/>
-        </w:rPr>
-        <w:t xml:space="preserve">    R4K[4K Rendering Engine]</w:t>
-      </w:r>
-      <w:r>
-        <w:br/>
-      </w:r>
-      <w:r>
-        <w:rPr>
-          <w:rFonts w:ascii="Consolas" w:hAnsi="Consolas"/>
-          <w:sz w:val="18"/>
-        </w:rPr>
-        <w:t xml:space="preserve">    CDN[(Media/CDN)]</w:t>
-      </w:r>
-      <w:r>
-        <w:br/>
-      </w:r>
-      <w:r>
-        <w:rPr>
-          <w:rFonts w:ascii="Consolas" w:hAnsi="Consolas"/>
-          <w:sz w:val="18"/>
-        </w:rPr>
-        <w:t xml:space="preserve"> </w:t>
-      </w:r>
-      <w:r>
-        <w:br/>
-      </w:r>
-      <w:r>
-        <w:rPr>
-          <w:rFonts w:ascii="Consolas" w:hAnsi="Consolas"/>
-          <w:sz w:val="18"/>
-        </w:rPr>
-        <w:t xml:space="preserve">    U --&gt; SF</w:t>
-      </w:r>
-      <w:r>
-        <w:br/>
-      </w:r>
-      <w:r>
-        <w:rPr>
-          <w:rFonts w:ascii="Consolas" w:hAnsi="Consolas"/>
-          <w:sz w:val="18"/>
-        </w:rPr>
-        <w:t xml:space="preserve">    SF &lt;--&gt; CFG</w:t>
-      </w:r>
-      <w:r>
-        <w:br/>
-      </w:r>
-      <w:r>
-        <w:rPr>
-          <w:rFonts w:ascii="Consolas" w:hAnsi="Consolas"/>
-          <w:sz w:val="18"/>
-        </w:rPr>
-        <w:t xml:space="preserve">    CFG --&gt; RV</w:t>
-      </w:r>
-      <w:r>
-        <w:br/>
-      </w:r>
-      <w:r>
-        <w:rPr>
-          <w:rFonts w:ascii="Consolas" w:hAnsi="Consolas"/>
-          <w:sz w:val="18"/>
-        </w:rPr>
-        <w:t xml:space="preserve">    SF &lt;--&gt; ST</w:t>
-      </w:r>
-      <w:r>
-        <w:br/>
-      </w:r>
-      <w:r>
-        <w:rPr>
-          <w:rFonts w:ascii="Consolas" w:hAnsi="Consolas"/>
-          <w:sz w:val="18"/>
-        </w:rPr>
-        <w:t xml:space="preserve">    SF --&gt; CO</w:t>
-      </w:r>
-      <w:r>
-        <w:br/>
-      </w:r>
-      <w:r>
-        <w:rPr>
-          <w:rFonts w:ascii="Consolas" w:hAnsi="Consolas"/>
-          <w:sz w:val="18"/>
-        </w:rPr>
-        <w:t xml:space="preserve">    SF &lt;--&gt; API</w:t>
-      </w:r>
-      <w:r>
-        <w:br/>
-      </w:r>
-      <w:r>
-        <w:rPr>
-          <w:rFonts w:ascii="Consolas" w:hAnsi="Consolas"/>
-          <w:sz w:val="18"/>
-        </w:rPr>
-        <w:t xml:space="preserve"> </w:t>
-      </w:r>
-      <w:r>
-        <w:br/>
-      </w:r>
-      <w:r>
-        <w:rPr>
-          <w:rFonts w:ascii="Consolas" w:hAnsi="Consolas"/>
-          <w:sz w:val="18"/>
-        </w:rPr>
-        <w:t xml:space="preserve">    API &lt;--&gt; MAP</w:t>
-      </w:r>
-      <w:r>
-        <w:br/>
-      </w:r>
-      <w:r>
-        <w:rPr>
-          <w:rFonts w:ascii="Consolas" w:hAnsi="Consolas"/>
-          <w:sz w:val="18"/>
-        </w:rPr>
-        <w:t xml:space="preserve">    API &lt;--&gt; CRM</w:t>
-      </w:r>
-      <w:r>
-        <w:br/>
-      </w:r>
-      <w:r>
-        <w:rPr>
-          <w:rFonts w:ascii="Consolas" w:hAnsi="Consolas"/>
-          <w:sz w:val="18"/>
-        </w:rPr>
-        <w:t xml:space="preserve">    CFG &lt;--&gt; A3D</w:t>
-      </w:r>
-      <w:r>
-        <w:br/>
-      </w:r>
-      <w:r>
-        <w:rPr>
-          <w:rFonts w:ascii="Consolas" w:hAnsi="Consolas"/>
-          <w:sz w:val="18"/>
-        </w:rPr>
-        <w:t xml:space="preserve">    JOB --&gt; R4K</w:t>
-      </w:r>
-      <w:r>
-        <w:br/>
-      </w:r>
-      <w:r>
-        <w:rPr>
-          <w:rFonts w:ascii="Consolas" w:hAnsi="Consolas"/>
-          <w:sz w:val="18"/>
-        </w:rPr>
-        <w:t xml:space="preserve">    R4K --&gt; CDN</w:t>
-      </w:r>
-      <w:r>
-        <w:br/>
-      </w:r>
-      <w:r>
-        <w:rPr>
-          <w:rFonts w:ascii="Consolas" w:hAnsi="Consolas"/>
-          <w:sz w:val="18"/>
-        </w:rPr>
-        <w:t xml:space="preserve">    RV --&gt; CDN</w:t>
-      </w:r>
-      <w:r>
-        <w:br/>
-      </w:r>
-      <w:r>
-        <w:rPr>
-          <w:rFonts w:ascii="Consolas" w:hAnsi="Consolas"/>
-          <w:sz w:val="18"/>
-        </w:rPr>
-        <w:t xml:space="preserve"> </w:t>
-      </w:r>
-      <w:r>
-        <w:br/>
-      </w:r>
-      <w:r>
-        <w:rPr>
-          <w:rFonts w:ascii="Consolas" w:hAnsi="Consolas"/>
-          <w:sz w:val="18"/>
-        </w:rPr>
-        <w:t xml:space="preserve">    CRM &lt;--&gt; Q</w:t>
-      </w:r>
-      <w:r>
-        <w:br/>
-      </w:r>
-      <w:r>
-        <w:rPr>
-          <w:rFonts w:ascii="Consolas" w:hAnsi="Consolas"/>
-          <w:sz w:val="18"/>
-        </w:rPr>
-        <w:t xml:space="preserve">    Q &lt;--&gt; AD</w:t>
-      </w:r>
-      <w:r>
-        <w:br/>
-      </w:r>
-      <w:r>
-        <w:rPr>
-          <w:rFonts w:ascii="Consolas" w:hAnsi="Consolas"/>
-          <w:sz w:val="18"/>
-        </w:rPr>
-        <w:t xml:space="preserve">    Shopify -. order/customer events .-&gt; WH --&gt; Q</w:t>
-      </w:r>
-      <w:r>
-        <w:br/>
-      </w:r>
-      <w:r>
-        <w:rPr>
-          <w:rFonts w:ascii="Consolas" w:hAnsi="Consolas"/>
-          <w:sz w:val="18"/>
-        </w:rPr>
-        <w:t xml:space="preserve">    MAP &lt;--&gt; AD</w:t>
+        <w:t xml:space="preserve">    ENG &lt;-. specs / renders .-&gt; R4K</w:t>
       </w:r>
     </w:p>
     <w:p>
@@ -2197,7 +2329,7 @@
               <w:rPr>
                 <w:b/>
               </w:rPr>
-              <w:t>Example tech (illustrative)</w:t>
+              <w:t>Actual implementation</w:t>
             </w:r>
           </w:p>
         </w:tc>
@@ -2212,7 +2344,7 @@
               <w:rPr>
                 <w:b/>
               </w:rPr>
-              <w:t>Storefront</w:t>
+              <w:t>Shopify (storefront + checkout)</w:t>
             </w:r>
           </w:p>
         </w:tc>
@@ -2222,7 +2354,7 @@
           </w:tcPr>
           <w:p>
             <w:r>
-              <w:t>Renders pages, configurator, render viewer; reads catalog via Storefront API; sends to Shopify checkout.</w:t>
+              <w:t>Renders pages, hosts the embedded 3D/4K configurator, owns cart/checkout/orders/payments/taxes.</w:t>
             </w:r>
           </w:p>
         </w:tc>
@@ -2231,52 +2363,23 @@
             <w:tcW w:type="dxa" w:w="3216"/>
           </w:tcPr>
           <w:p>
-            <w:r>
-              <w:t xml:space="preserve">Shopify Hydrogen/Remix on Oxygen, </w:t>
-            </w:r>
             <w:r>
               <w:rPr>
                 <w:b/>
               </w:rPr>
-              <w:t>or</w:t>
-            </w:r>
-            <w:r>
-              <w:t xml:space="preserve"> Next.js; React; TypeScript.</w:t>
-            </w:r>
-          </w:p>
-        </w:tc>
-      </w:tr>
-      <w:tr>
-        <w:tc>
-          <w:tcPr>
-            <w:tcW w:type="dxa" w:w="3216"/>
-          </w:tcPr>
-          <w:p>
+              <w:t>Online Store 2.0 theme</w:t>
+            </w:r>
+            <w:r>
+              <w:t xml:space="preserve"> (Liquid + sections) with the </w:t>
+            </w:r>
             <w:r>
               <w:rPr>
                 <w:b/>
               </w:rPr>
-              <w:t>Integration Layer</w:t>
-            </w:r>
-          </w:p>
-        </w:tc>
-        <w:tc>
-          <w:tcPr>
-            <w:tcW w:type="dxa" w:w="3216"/>
-          </w:tcPr>
-          <w:p>
-            <w:r>
-              <w:t>The glue: auth, mapping, pricing, webhook fan-out, render orchestration, idempotency, retries.</w:t>
-            </w:r>
-          </w:p>
-        </w:tc>
-        <w:tc>
-          <w:tcPr>
-            <w:tcW w:type="dxa" w:w="3216"/>
-          </w:tcPr>
-          <w:p>
-            <w:r>
-              <w:t>Node/TypeScript service; queue (e.g., SQS/PubSub); Postgres for mapping/state.</w:t>
+              <w:t>4kGraphics `browser.js`</w:t>
+            </w:r>
+            <w:r>
+              <w:t xml:space="preserve"> embedded; native checkout (Plus for Functions — D3/D10).</w:t>
             </w:r>
           </w:p>
         </w:tc>
@@ -2291,7 +2394,7 @@
               <w:rPr>
                 <w:b/>
               </w:rPr>
-              <w:t>Shopify (system of record)</w:t>
+              <w:t>MEJA‑CRM (system of record + hub)</w:t>
             </w:r>
           </w:p>
         </w:tc>
@@ -2301,102 +2404,53 @@
           </w:tcPr>
           <w:p>
             <w:r>
-              <w:t>Catalog, variants, inventory, cart, checkout, orders, customers, payments, taxes.</w:t>
-            </w:r>
-          </w:p>
-        </w:tc>
-        <w:tc>
-          <w:tcPr>
-            <w:tcW w:type="dxa" w:w="3216"/>
-          </w:tcPr>
-          <w:p>
-            <w:r>
-              <w:t>Shopify Plus recommended for scripting/checkout extensibility.</w:t>
-            </w:r>
-          </w:p>
-        </w:tc>
-      </w:tr>
-      <w:tr>
-        <w:tc>
-          <w:tcPr>
-            <w:tcW w:type="dxa" w:w="3216"/>
-          </w:tcPr>
-          <w:p>
+              <w:t xml:space="preserve">Catalog/product model, </w:t>
+            </w:r>
             <w:r>
               <w:rPr>
                 <w:b/>
               </w:rPr>
-              <w:t>MEJA‑CRM</w:t>
-            </w:r>
-          </w:p>
-        </w:tc>
-        <w:tc>
-          <w:tcPr>
-            <w:tcW w:type="dxa" w:w="3216"/>
-          </w:tcPr>
-          <w:p>
-            <w:r>
-              <w:t>Quote authoring; pushes private/hybrid listings; receives order status.</w:t>
-            </w:r>
-          </w:p>
-        </w:tc>
-        <w:tc>
-          <w:tcPr>
-            <w:tcW w:type="dxa" w:w="3216"/>
-          </w:tcPr>
-          <w:p>
-            <w:r>
-              <w:t>External; integrates via REST + webhooks.</w:t>
-            </w:r>
-          </w:p>
-        </w:tc>
-      </w:tr>
-      <w:tr>
-        <w:tc>
-          <w:tcPr>
-            <w:tcW w:type="dxa" w:w="3216"/>
-          </w:tcPr>
-          <w:p>
+              <w:t>pricing engine</w:t>
+            </w:r>
+            <w:r>
+              <w:t xml:space="preserve">, quotes, </w:t>
+            </w:r>
             <w:r>
               <w:rPr>
                 <w:b/>
               </w:rPr>
-              <w:t>Atelier3d</w:t>
-            </w:r>
-          </w:p>
-        </w:tc>
-        <w:tc>
-          <w:tcPr>
-            <w:tcW w:type="dxa" w:w="3216"/>
-          </w:tcPr>
-          <w:p>
-            <w:r>
-              <w:t>3D configuration logic, scene/state, BOM output.</w:t>
-            </w:r>
-          </w:p>
-        </w:tc>
-        <w:tc>
-          <w:tcPr>
-            <w:tcW w:type="dxa" w:w="3216"/>
-          </w:tcPr>
-          <w:p>
-            <w:r>
-              <w:t>Embedded SDK + Config API.</w:t>
-            </w:r>
-          </w:p>
-        </w:tc>
-      </w:tr>
-      <w:tr>
-        <w:tc>
-          <w:tcPr>
-            <w:tcW w:type="dxa" w:w="3216"/>
-          </w:tcPr>
-          <w:p>
+              <w:t>listings</w:t>
+            </w:r>
+            <w:r>
+              <w:t xml:space="preserve"> (</w:t>
+            </w:r>
+            <w:r>
+              <w:rPr>
+                <w:rFonts w:ascii="Consolas" w:hAnsi="Consolas"/>
+                <w:sz w:val="19"/>
+              </w:rPr>
+              <w:t>catalog/private/shelf_template</w:t>
+            </w:r>
+            <w:r>
+              <w:t xml:space="preserve">), </w:t>
+            </w:r>
             <w:r>
               <w:rPr>
                 <w:b/>
               </w:rPr>
-              <w:t>4K Render Engine</w:t>
+              <w:t>store-order ingestion</w:t>
+            </w:r>
+            <w:r>
+              <w:t xml:space="preserve">, work orders, and the </w:t>
+            </w:r>
+            <w:r>
+              <w:rPr>
+                <w:b/>
+              </w:rPr>
+              <w:t>job queue</w:t>
+            </w:r>
+            <w:r>
+              <w:t xml:space="preserve"> that drives the workers.</w:t>
             </w:r>
           </w:p>
         </w:tc>
@@ -2406,17 +2460,153 @@
           </w:tcPr>
           <w:p>
             <w:r>
-              <w:t>High-resolution render jobs from configuration state.</w:t>
-            </w:r>
-          </w:p>
-        </w:tc>
+              <w:rPr>
+                <w:b/>
+              </w:rPr>
+              <w:t>Next.js 15 + Supabase (Postgres/RLS) + Drizzle.</w:t>
+            </w:r>
+            <w:r>
+              <w:t xml:space="preserve"> Worker API </w:t>
+            </w:r>
+            <w:r>
+              <w:rPr>
+                <w:rFonts w:ascii="Consolas" w:hAnsi="Consolas"/>
+                <w:sz w:val="19"/>
+              </w:rPr>
+              <w:t>POST /api/jobs/claim</w:t>
+            </w:r>
+            <w:r>
+              <w:t xml:space="preserve">, </w:t>
+            </w:r>
+            <w:r>
+              <w:rPr>
+                <w:rFonts w:ascii="Consolas" w:hAnsi="Consolas"/>
+                <w:sz w:val="19"/>
+              </w:rPr>
+              <w:t>POST /api/jobs/[id]</w:t>
+            </w:r>
+            <w:r>
+              <w:t xml:space="preserve"> (bearer </w:t>
+            </w:r>
+            <w:r>
+              <w:rPr>
+                <w:rFonts w:ascii="Consolas" w:hAnsi="Consolas"/>
+                <w:sz w:val="19"/>
+              </w:rPr>
+              <w:t>JOBS_WORKER_TOKEN</w:t>
+            </w:r>
+            <w:r>
+              <w:t>).</w:t>
+            </w:r>
+          </w:p>
+        </w:tc>
+      </w:tr>
+      <w:tr>
         <w:tc>
           <w:tcPr>
             <w:tcW w:type="dxa" w:w="3216"/>
           </w:tcPr>
           <w:p>
             <w:r>
-              <w:t>Async job API → CDN asset URLs.</w:t>
+              <w:rPr>
+                <w:b/>
+              </w:rPr>
+              <w:t>4kGraphics (render worker)</w:t>
+            </w:r>
+          </w:p>
+        </w:tc>
+        <w:tc>
+          <w:tcPr>
+            <w:tcW w:type="dxa" w:w="3216"/>
+          </w:tcPr>
+          <w:p>
+            <w:r>
+              <w:t>Live WebGL preview, client-side 4K snapshot, headless server 4K + build-plan; render &amp; cut list share one part layout.</w:t>
+            </w:r>
+          </w:p>
+        </w:tc>
+        <w:tc>
+          <w:tcPr>
+            <w:tcW w:type="dxa" w:w="3216"/>
+          </w:tcPr>
+          <w:p>
+            <w:r>
+              <w:t xml:space="preserve">Embeddable engine + headless </w:t>
+            </w:r>
+            <w:r>
+              <w:rPr>
+                <w:rFonts w:ascii="Consolas" w:hAnsi="Consolas"/>
+                <w:sz w:val="19"/>
+              </w:rPr>
+              <w:t>POST /v1/render</w:t>
+            </w:r>
+            <w:r>
+              <w:t xml:space="preserve"> &amp; </w:t>
+            </w:r>
+            <w:r>
+              <w:rPr>
+                <w:rFonts w:ascii="Consolas" w:hAnsi="Consolas"/>
+                <w:sz w:val="19"/>
+              </w:rPr>
+              <w:t>/v1/buildplan</w:t>
+            </w:r>
+            <w:r>
+              <w:t xml:space="preserve"> (persistent host — Railway/Fly/VPS). Driven by </w:t>
+            </w:r>
+            <w:r>
+              <w:rPr>
+                <w:rFonts w:ascii="Consolas" w:hAnsi="Consolas"/>
+                <w:sz w:val="19"/>
+              </w:rPr>
+              <w:t>render_4k</w:t>
+            </w:r>
+            <w:r>
+              <w:t xml:space="preserve"> jobs.</w:t>
+            </w:r>
+          </w:p>
+        </w:tc>
+      </w:tr>
+      <w:tr>
+        <w:tc>
+          <w:tcPr>
+            <w:tcW w:type="dxa" w:w="3216"/>
+          </w:tcPr>
+          <w:p>
+            <w:r>
+              <w:rPr>
+                <w:b/>
+              </w:rPr>
+              <w:t>Atelier3D (design worker)</w:t>
+            </w:r>
+          </w:p>
+        </w:tc>
+        <w:tc>
+          <w:tcPr>
+            <w:tcW w:type="dxa" w:w="3216"/>
+          </w:tcPr>
+          <w:p>
+            <w:r>
+              <w:t>Bespoke parametric design; exports a draft product (dims + parts) into the CRM.</w:t>
+            </w:r>
+          </w:p>
+        </w:tc>
+        <w:tc>
+          <w:tcPr>
+            <w:tcW w:type="dxa" w:w="3216"/>
+          </w:tcPr>
+          <w:p>
+            <w:r>
+              <w:t xml:space="preserve">React + Three.js + NestJS; Blender Cycles farm; driven by </w:t>
+            </w:r>
+            <w:r>
+              <w:rPr>
+                <w:rFonts w:ascii="Consolas" w:hAnsi="Consolas"/>
+                <w:sz w:val="19"/>
+              </w:rPr>
+              <w:t>atelier_import</w:t>
+            </w:r>
+            <w:r>
+              <w:t xml:space="preserve"> jobs.</w:t>
             </w:r>
           </w:p>
         </w:tc>
@@ -2428,7 +2618,7 @@
         <w:pStyle w:val="Heading3"/>
       </w:pPr>
       <w:r>
-        <w:t>5.3 Why hybrid-headless (recommendation rationale)</w:t>
+        <w:t>5.3 Why an OS 2.0 theme + embedded engine (recommendation rationale)</w:t>
       </w:r>
     </w:p>
     <w:p>
@@ -2439,10 +2629,20 @@
         <w:rPr>
           <w:b/>
         </w:rPr>
-        <w:t>Live 4K + 3D</w:t>
-      </w:r>
-      <w:r>
-        <w:t xml:space="preserve"> needs a custom canvas, async render handling, and viewer UX that a stock Liquid theme constrains.</w:t>
+        <w:t>It matches the CRM's own plan</w:t>
+      </w:r>
+      <w:r>
+        <w:t xml:space="preserve"> ("Shopify Online Store 2.0 theme in </w:t>
+      </w:r>
+      <w:r>
+        <w:rPr>
+          <w:rFonts w:ascii="Consolas" w:hAnsi="Consolas"/>
+          <w:sz w:val="19"/>
+        </w:rPr>
+        <w:t>/storefront</w:t>
+      </w:r>
+      <w:r>
+        <w:t xml:space="preserve"> — Phase 8"), so store and CRM stay one program, not two.</w:t>
       </w:r>
     </w:p>
     <w:p>
@@ -2453,10 +2653,29 @@
         <w:rPr>
           <w:b/>
         </w:rPr>
-        <w:t>Private/hybrid listings</w:t>
-      </w:r>
-      <w:r>
-        <w:t xml:space="preserve"> need fine-grained, customer-scoped visibility and signed access that's cleaner in a custom storefront.</w:t>
+        <w:t>The 4kGraphics `browser.js` embeds in Liquid</w:t>
+      </w:r>
+      <w:r>
+        <w:t xml:space="preserve"> via a </w:t>
+      </w:r>
+      <w:r>
+        <w:rPr>
+          <w:rFonts w:ascii="Consolas" w:hAnsi="Consolas"/>
+          <w:sz w:val="19"/>
+        </w:rPr>
+        <w:t>&lt;script type="module"&gt;</w:t>
+      </w:r>
+      <w:r>
+        <w:t xml:space="preserve"> — live 3D + client-side 4K </w:t>
+      </w:r>
+      <w:r>
+        <w:rPr>
+          <w:b/>
+        </w:rPr>
+        <w:t>without</w:t>
+      </w:r>
+      <w:r>
+        <w:t xml:space="preserve"> a headless storefront.</w:t>
       </w:r>
     </w:p>
     <w:p>
@@ -2470,7 +2689,7 @@
         <w:t>Shopify checkout stays native</w:t>
       </w:r>
       <w:r>
-        <w:t xml:space="preserve"> → PCI scope, fraud, taxes, and payments remain Shopify's problem, not ours.</w:t>
+        <w:t xml:space="preserve"> → PCI scope, fraud, taxes, and payments remain Shopify's.</w:t>
       </w:r>
     </w:p>
     <w:p>
@@ -2478,25 +2697,13 @@
         <w:pStyle w:val="ListBullet"/>
       </w:pPr>
       <w:r>
-        <w:t xml:space="preserve">We can </w:t>
-      </w:r>
-      <w:r>
         <w:rPr>
           <w:b/>
         </w:rPr>
-        <w:t>start native + apps</w:t>
-      </w:r>
-      <w:r>
-        <w:t xml:space="preserve"> for speed and </w:t>
-      </w:r>
-      <w:r>
-        <w:rPr>
-          <w:b/>
-        </w:rPr>
-        <w:t>graduate pages to headless</w:t>
-      </w:r>
-      <w:r>
-        <w:t xml:space="preserve"> (see Decision D1 and the phased roadmap).</w:t>
+        <w:t>Lower cost/complexity than headless</w:t>
+      </w:r>
+      <w:r>
+        <w:t>; full headless stays optional for a few flagship-immersive pages if ever justified (D1).</w:t>
       </w:r>
     </w:p>
     <w:p>
@@ -2899,7 +3106,7 @@
           <w:rFonts w:ascii="Consolas" w:hAnsi="Consolas"/>
           <w:sz w:val="18"/>
         </w:rPr>
-        <w:t xml:space="preserve">    subgraph Engine["Variant &amp; Options Engine (Integration Layer)"]</w:t>
+        <w:t xml:space="preserve">    subgraph Engine["Variant &amp; Options Engine (MEJA-CRM: shelf_templates + parts model)"]</w:t>
       </w:r>
       <w:r>
         <w:br/>
@@ -2919,7 +3126,7 @@
           <w:rFonts w:ascii="Consolas" w:hAnsi="Consolas"/>
           <w:sz w:val="18"/>
         </w:rPr>
-        <w:t xml:space="preserve">      PR[Pricing Rules Engine&lt;br/&gt;base + modifiers + formulas]</w:t>
+        <w:t xml:space="preserve">      PR[CRM pricing engine&lt;br/&gt;golden-tested to the cent]</w:t>
       </w:r>
       <w:r>
         <w:br/>
@@ -3067,7 +3274,16 @@
               <w:t>unlimited</w:t>
             </w:r>
             <w:r>
-              <w:t xml:space="preserve"> dimensions, values, dependencies, constraints, and free-form input types (upload/text). Source of truth in the Integration Layer; mirrored to Atelier3d for the 3D scene. Adding a stain — or a whole new dimension — is </w:t>
+              <w:t xml:space="preserve"> dimensions, values, dependencies, constraints, and free-form input types (upload/text). Source of truth in the </w:t>
+            </w:r>
+            <w:r>
+              <w:rPr>
+                <w:b/>
+              </w:rPr>
+              <w:t>CRM (`shelf_templates` + parts/`dim_map`)</w:t>
+            </w:r>
+            <w:r>
+              <w:t xml:space="preserve">; mirrored to Atelier3D for the 3D scene. Adding a stain — or a whole new dimension — is </w:t>
             </w:r>
             <w:r>
               <w:rPr>
@@ -3107,20 +3323,10 @@
               <w:rPr>
                 <w:b/>
               </w:rPr>
-              <w:t>Pricing Rules Engine</w:t>
-            </w:r>
-            <w:r>
-              <w:t xml:space="preserve"> computes price deterministically: </w:t>
-            </w:r>
-            <w:r>
-              <w:rPr>
-                <w:rFonts w:ascii="Consolas" w:hAnsi="Consolas"/>
-                <w:sz w:val="19"/>
-              </w:rPr>
-              <w:t>base + Σ option modifiers + formulas</w:t>
-            </w:r>
-            <w:r>
-              <w:t xml:space="preserve"> (e.g., length → material cost, tile count → labor). Versioned. </w:t>
+              <w:t>CRM pricing engine</w:t>
+            </w:r>
+            <w:r>
+              <w:t xml:space="preserve"> (golden-tested to the cent) computes price deterministically from the parts/materials/features model. </w:t>
             </w:r>
             <w:r>
               <w:rPr>
@@ -3221,7 +3427,7 @@
               <w:t>A. Cart Transform Function (Shopify Plus):</w:t>
             </w:r>
             <w:r>
-              <w:t xml:space="preserve"> a base variant sits in the native cart; a server-side Shopify Function rewrites its price to the engine-computed amount from the attached </w:t>
+              <w:t xml:space="preserve"> a base variant sits in the native cart; a server-side Shopify Function rewrites its price to the CRM-computed amount from the attached </w:t>
             </w:r>
             <w:r>
               <w:rPr>
@@ -3240,7 +3446,7 @@
               <w:t>B. Draft Orders API:</w:t>
             </w:r>
             <w:r>
-              <w:t xml:space="preserve"> the Integration Layer creates a draft order with a custom-priced line, then converts it to a checkout. Works without Plus; ideal for </w:t>
+              <w:t xml:space="preserve"> the CRM creates a draft order with a custom-priced line, then converts it to a checkout. Works without Plus; ideal for </w:t>
             </w:r>
             <w:r>
               <w:rPr>
@@ -3419,7 +3625,7 @@
         <w:rPr>
           <w:b/>
         </w:rPr>
-        <w:t>hybrid-headless (D1)</w:t>
+        <w:t>the OS 2.0 theme + embedded engine (D1)</w:t>
       </w:r>
       <w:r>
         <w:t xml:space="preserve"> — native variant pickers cannot express this, so the </w:t>
@@ -3428,7 +3634,7 @@
         <w:rPr>
           <w:b/>
         </w:rPr>
-        <w:t>configurator UI is mandatory</w:t>
+        <w:t>embedded configurator UI is mandatory</w:t>
       </w:r>
       <w:r>
         <w:t xml:space="preserve"> for these products.</w:t>
@@ -3451,16 +3657,45 @@
     </w:p>
     <w:p>
       <w:r>
-        <w:t xml:space="preserve">All cross-system calls go through the </w:t>
+        <w:t xml:space="preserve">Cross-system work is coordinated by </w:t>
       </w:r>
       <w:r>
         <w:rPr>
           <w:b/>
         </w:rPr>
-        <w:t>Integration Layer</w:t>
-      </w:r>
-      <w:r>
-        <w:t>. No system calls another's internals directly; this gives us one place for auth, logging, retries, idempotency, and versioning.</w:t>
+        <w:t>MEJA‑CRM</w:t>
+      </w:r>
+      <w:r>
+        <w:t xml:space="preserve"> via its </w:t>
+      </w:r>
+      <w:r>
+        <w:rPr>
+          <w:b/>
+        </w:rPr>
+        <w:t>typed job queue</w:t>
+      </w:r>
+      <w:r>
+        <w:t xml:space="preserve"> (</w:t>
+      </w:r>
+      <w:r>
+        <w:rPr>
+          <w:rFonts w:ascii="Consolas" w:hAnsi="Consolas"/>
+          <w:sz w:val="19"/>
+        </w:rPr>
+        <w:t>integration_jobs</w:t>
+      </w:r>
+      <w:r>
+        <w:t xml:space="preserve">: enqueue → atomic claim </w:t>
+      </w:r>
+      <w:r>
+        <w:rPr>
+          <w:rFonts w:ascii="Consolas" w:hAnsi="Consolas"/>
+          <w:sz w:val="19"/>
+        </w:rPr>
+        <w:t>SKIP LOCKED</w:t>
+      </w:r>
+      <w:r>
+        <w:t xml:space="preserve"> → complete → fail-with-requeue ≤3× → reap-stuck) plus Shopify's Admin/Storefront APIs and order webhooks. This gives one hub for auth, retries, idempotency, and versioning.</w:t>
       </w:r>
     </w:p>
     <w:p>
@@ -3545,7 +3780,7 @@
           </w:tcPr>
           <w:p>
             <w:r>
-              <w:t>Storefront → Shopify</w:t>
+              <w:t>Theme → Shopify</w:t>
             </w:r>
           </w:p>
         </w:tc>
@@ -3565,7 +3800,7 @@
           </w:tcPr>
           <w:p>
             <w:r>
-              <w:t>Storefront API (GraphQL)</w:t>
+              <w:t>Liquid + Storefront/Ajax API</w:t>
             </w:r>
           </w:p>
         </w:tc>
@@ -3575,7 +3810,7 @@
           </w:tcPr>
           <w:p>
             <w:r>
-              <w:t>read products/collections, create cart, go to checkout</w:t>
+              <w:t>read products/collections, cart, native checkout</w:t>
             </w:r>
           </w:p>
         </w:tc>
@@ -3587,7 +3822,7 @@
           </w:tcPr>
           <w:p>
             <w:r>
-              <w:t>Integration Layer → Shopify</w:t>
+              <w:t>Theme ↔ 4kGraphics engine</w:t>
             </w:r>
           </w:p>
         </w:tc>
@@ -3597,7 +3832,7 @@
           </w:tcPr>
           <w:p>
             <w:r>
-              <w:t>sync</w:t>
+              <w:t>in-page</w:t>
             </w:r>
           </w:p>
         </w:tc>
@@ -3607,7 +3842,14 @@
           </w:tcPr>
           <w:p>
             <w:r>
-              <w:t>Admin API (GraphQL/REST)</w:t>
+              <w:t xml:space="preserve">embedded </w:t>
+            </w:r>
+            <w:r>
+              <w:rPr>
+                <w:rFonts w:ascii="Consolas" w:hAnsi="Consolas"/>
+                <w:sz w:val="19"/>
+              </w:rPr>
+              <w:t>browser.js</w:t>
             </w:r>
           </w:p>
         </w:tc>
@@ -3617,7 +3859,24 @@
           </w:tcPr>
           <w:p>
             <w:r>
-              <w:t>create/update base products, set metafields, manage publications/visibility</w:t>
+              <w:t xml:space="preserve">live 3D preview, </w:t>
+            </w:r>
+            <w:r>
+              <w:rPr>
+                <w:rFonts w:ascii="Consolas" w:hAnsi="Consolas"/>
+                <w:sz w:val="19"/>
+              </w:rPr>
+              <w:t>renderSnapshot()</w:t>
+            </w:r>
+            <w:r>
+              <w:t xml:space="preserve"> (client 4K), </w:t>
+            </w:r>
+            <w:r>
+              <w:rPr>
+                <w:rFonts w:ascii="Consolas" w:hAnsi="Consolas"/>
+                <w:sz w:val="19"/>
+              </w:rPr>
+              <w:t>getBuildPlan()</w:t>
             </w:r>
           </w:p>
         </w:tc>
@@ -3629,7 +3888,7 @@
           </w:tcPr>
           <w:p>
             <w:r>
-              <w:t>Integration Layer → Shopify</w:t>
+              <w:t>MEJA‑CRM → Shopify</w:t>
             </w:r>
           </w:p>
         </w:tc>
@@ -3649,7 +3908,7 @@
           </w:tcPr>
           <w:p>
             <w:r>
-              <w:t>Draft Orders / Cart Transform Function</w:t>
+              <w:t>Admin API + (Cart Transform Fn / Draft Orders)</w:t>
             </w:r>
           </w:p>
         </w:tc>
@@ -3659,16 +3918,25 @@
           </w:tcPr>
           <w:p>
             <w:r>
-              <w:t xml:space="preserve">set the </w:t>
+              <w:t xml:space="preserve">publish/push </w:t>
             </w:r>
             <w:r>
               <w:rPr>
                 <w:b/>
               </w:rPr>
-              <w:t>configured line price</w:t>
-            </w:r>
-            <w:r>
-              <w:t xml:space="preserve"> (server-side) + attach </w:t>
+              <w:t>listings</w:t>
+            </w:r>
+            <w:r>
+              <w:t xml:space="preserve"> as base products; set configured </w:t>
+            </w:r>
+            <w:r>
+              <w:rPr>
+                <w:b/>
+              </w:rPr>
+              <w:t>line price</w:t>
+            </w:r>
+            <w:r>
+              <w:t xml:space="preserve"> server-side + </w:t>
             </w:r>
             <w:r>
               <w:rPr>
@@ -3678,7 +3946,7 @@
               <w:t>configId</w:t>
             </w:r>
             <w:r>
-              <w:t xml:space="preserve"> &amp; option properties — see §5.4</w:t>
+              <w:t>/option props (§5.4)</w:t>
             </w:r>
           </w:p>
         </w:tc>
@@ -3690,7 +3958,7 @@
           </w:tcPr>
           <w:p>
             <w:r>
-              <w:t>Shopify → Integration Layer</w:t>
+              <w:t>Shopify → MEJA‑CRM</w:t>
             </w:r>
           </w:p>
         </w:tc>
@@ -3710,51 +3978,107 @@
           </w:tcPr>
           <w:p>
             <w:r>
-              <w:t>Webhooks</w:t>
-            </w:r>
-          </w:p>
-        </w:tc>
-        <w:tc>
-          <w:tcPr>
-            <w:tcW w:type="dxa" w:w="2412"/>
-          </w:tcPr>
-          <w:p>
+              <w:t xml:space="preserve">Order webhooks → </w:t>
+            </w:r>
             <w:r>
               <w:rPr>
                 <w:rFonts w:ascii="Consolas" w:hAnsi="Consolas"/>
                 <w:sz w:val="19"/>
               </w:rPr>
-              <w:t>orders/create</w:t>
-            </w:r>
-            <w:r>
-              <w:t xml:space="preserve">, </w:t>
-            </w:r>
+              <w:t>store_orders</w:t>
+            </w:r>
+          </w:p>
+        </w:tc>
+        <w:tc>
+          <w:tcPr>
+            <w:tcW w:type="dxa" w:w="2412"/>
+          </w:tcPr>
+          <w:p>
+            <w:r>
+              <w:t>ingest `orders/create\</w:t>
+            </w:r>
+          </w:p>
+        </w:tc>
+      </w:tr>
+      <w:tr>
+        <w:tc>
+          <w:tcPr>
+            <w:tcW w:type="dxa" w:w="2412"/>
+          </w:tcPr>
+          <w:p>
+            <w:r>
+              <w:t>MEJA‑CRM → 4kGraphics</w:t>
+            </w:r>
+          </w:p>
+        </w:tc>
+        <w:tc>
+          <w:tcPr>
+            <w:tcW w:type="dxa" w:w="2412"/>
+          </w:tcPr>
+          <w:p>
+            <w:r>
+              <w:t>async</w:t>
+            </w:r>
+          </w:p>
+        </w:tc>
+        <w:tc>
+          <w:tcPr>
+            <w:tcW w:type="dxa" w:w="2412"/>
+          </w:tcPr>
+          <w:p>
             <w:r>
               <w:rPr>
                 <w:rFonts w:ascii="Consolas" w:hAnsi="Consolas"/>
                 <w:sz w:val="19"/>
               </w:rPr>
-              <w:t>orders/paid</w:t>
-            </w:r>
-            <w:r>
-              <w:t xml:space="preserve">, </w:t>
+              <w:t>integration_jobs</w:t>
+            </w:r>
+            <w:r>
+              <w:t xml:space="preserve"> </w:t>
             </w:r>
             <w:r>
               <w:rPr>
                 <w:rFonts w:ascii="Consolas" w:hAnsi="Consolas"/>
                 <w:sz w:val="19"/>
               </w:rPr>
-              <w:t>orders/fulfilled</w:t>
-            </w:r>
-            <w:r>
-              <w:t xml:space="preserve">, </w:t>
+              <w:t>render_4k</w:t>
+            </w:r>
+            <w:r>
+              <w:t xml:space="preserve"> → </w:t>
             </w:r>
             <w:r>
               <w:rPr>
                 <w:rFonts w:ascii="Consolas" w:hAnsi="Consolas"/>
                 <w:sz w:val="19"/>
               </w:rPr>
-              <w:t>customers/*</w:t>
+              <w:t>/v1/render</w:t>
+            </w:r>
+            <w:r>
+              <w:t xml:space="preserve"> </w:t>
+            </w:r>
+            <w:r>
+              <w:rPr>
+                <w:rFonts w:ascii="Consolas" w:hAnsi="Consolas"/>
+                <w:sz w:val="19"/>
+              </w:rPr>
+              <w:t>/v1/buildplan</w:t>
+            </w:r>
+          </w:p>
+        </w:tc>
+        <w:tc>
+          <w:tcPr>
+            <w:tcW w:type="dxa" w:w="2412"/>
+          </w:tcPr>
+          <w:p>
+            <w:r>
+              <w:t xml:space="preserve">server 4K render + build-plan; result lands in Drive </w:t>
+            </w:r>
+            <w:r>
+              <w:rPr>
+                <w:rFonts w:ascii="Consolas" w:hAnsi="Consolas"/>
+                <w:sz w:val="19"/>
+              </w:rPr>
+              <w:t>drive_files</w:t>
             </w:r>
           </w:p>
         </w:tc>
@@ -3766,7 +4090,7 @@
           </w:tcPr>
           <w:p>
             <w:r>
-              <w:t>MEJA‑CRM → Integration Layer</w:t>
+              <w:t>MEJA‑CRM → Atelier3D</w:t>
             </w:r>
           </w:p>
         </w:tc>
@@ -3776,7 +4100,7 @@
           </w:tcPr>
           <w:p>
             <w:r>
-              <w:t>async + sync</w:t>
+              <w:t>async</w:t>
             </w:r>
           </w:p>
         </w:tc>
@@ -3786,7 +4110,21 @@
           </w:tcPr>
           <w:p>
             <w:r>
-              <w:t>Webhook + REST</w:t>
+              <w:rPr>
+                <w:rFonts w:ascii="Consolas" w:hAnsi="Consolas"/>
+                <w:sz w:val="19"/>
+              </w:rPr>
+              <w:t>integration_jobs</w:t>
+            </w:r>
+            <w:r>
+              <w:t xml:space="preserve"> </w:t>
+            </w:r>
+            <w:r>
+              <w:rPr>
+                <w:rFonts w:ascii="Consolas" w:hAnsi="Consolas"/>
+                <w:sz w:val="19"/>
+              </w:rPr>
+              <w:t>atelier_import</w:t>
             </w:r>
           </w:p>
         </w:tc>
@@ -3796,7 +4134,26 @@
           </w:tcPr>
           <w:p>
             <w:r>
-              <w:t>push quote → create private/hybrid listing; price updates; expirations</w:t>
+              <w:t xml:space="preserve">bespoke design → </w:t>
+            </w:r>
+            <w:r>
+              <w:rPr>
+                <w:b/>
+              </w:rPr>
+              <w:t>draft product</w:t>
+            </w:r>
+            <w:r>
+              <w:t xml:space="preserve"> (dims + parts, </w:t>
+            </w:r>
+            <w:r>
+              <w:rPr>
+                <w:rFonts w:ascii="Consolas" w:hAnsi="Consolas"/>
+                <w:sz w:val="19"/>
+              </w:rPr>
+              <w:t>atelier_model_ref</w:t>
+            </w:r>
+            <w:r>
+              <w:t>)</w:t>
             </w:r>
           </w:p>
         </w:tc>
@@ -3808,7 +4165,7 @@
           </w:tcPr>
           <w:p>
             <w:r>
-              <w:t>Integration Layer → MEJA‑CRM</w:t>
+              <w:t>MEJA‑CRM (internal)</w:t>
             </w:r>
           </w:p>
         </w:tc>
@@ -3828,7 +4185,17 @@
           </w:tcPr>
           <w:p>
             <w:r>
-              <w:t>REST</w:t>
+              <w:t xml:space="preserve">pricing engine + </w:t>
+            </w:r>
+            <w:r>
+              <w:rPr>
+                <w:rFonts w:ascii="Consolas" w:hAnsi="Consolas"/>
+                <w:sz w:val="19"/>
+              </w:rPr>
+              <w:t>assembly_cut_list</w:t>
+            </w:r>
+            <w:r>
+              <w:t xml:space="preserve"> view</w:t>
             </w:r>
           </w:p>
         </w:tc>
@@ -3838,133 +4205,7 @@
           </w:tcPr>
           <w:p>
             <w:r>
-              <w:t>acknowledge listing creation; send order status; reconcile</w:t>
-            </w:r>
-          </w:p>
-        </w:tc>
-      </w:tr>
-      <w:tr>
-        <w:tc>
-          <w:tcPr>
-            <w:tcW w:type="dxa" w:w="2412"/>
-          </w:tcPr>
-          <w:p>
-            <w:r>
-              <w:t>Storefront ↔ Atelier3d</w:t>
-            </w:r>
-          </w:p>
-        </w:tc>
-        <w:tc>
-          <w:tcPr>
-            <w:tcW w:type="dxa" w:w="2412"/>
-          </w:tcPr>
-          <w:p>
-            <w:r>
-              <w:t>sync</w:t>
-            </w:r>
-          </w:p>
-        </w:tc>
-        <w:tc>
-          <w:tcPr>
-            <w:tcW w:type="dxa" w:w="2412"/>
-          </w:tcPr>
-          <w:p>
-            <w:r>
-              <w:t>Embedded SDK + Config API</w:t>
-            </w:r>
-          </w:p>
-        </w:tc>
-        <w:tc>
-          <w:tcPr>
-            <w:tcW w:type="dxa" w:w="2412"/>
-          </w:tcPr>
-          <w:p>
-            <w:r>
-              <w:t>start/resume session, read option model, emit configuration + BOM</w:t>
-            </w:r>
-          </w:p>
-        </w:tc>
-      </w:tr>
-      <w:tr>
-        <w:tc>
-          <w:tcPr>
-            <w:tcW w:type="dxa" w:w="2412"/>
-          </w:tcPr>
-          <w:p>
-            <w:r>
-              <w:t>Integration Layer → 4K Render</w:t>
-            </w:r>
-          </w:p>
-        </w:tc>
-        <w:tc>
-          <w:tcPr>
-            <w:tcW w:type="dxa" w:w="2412"/>
-          </w:tcPr>
-          <w:p>
-            <w:r>
-              <w:t>async</w:t>
-            </w:r>
-          </w:p>
-        </w:tc>
-        <w:tc>
-          <w:tcPr>
-            <w:tcW w:type="dxa" w:w="2412"/>
-          </w:tcPr>
-          <w:p>
-            <w:r>
-              <w:t>Job API</w:t>
-            </w:r>
-          </w:p>
-        </w:tc>
-        <w:tc>
-          <w:tcPr>
-            <w:tcW w:type="dxa" w:w="2412"/>
-          </w:tcPr>
-          <w:p>
-            <w:r>
-              <w:t>submit render job (config state) → poll/callback → CDN URL</w:t>
-            </w:r>
-          </w:p>
-        </w:tc>
-      </w:tr>
-      <w:tr>
-        <w:tc>
-          <w:tcPr>
-            <w:tcW w:type="dxa" w:w="2412"/>
-          </w:tcPr>
-          <w:p>
-            <w:r>
-              <w:t>4K Render → CDN</w:t>
-            </w:r>
-          </w:p>
-        </w:tc>
-        <w:tc>
-          <w:tcPr>
-            <w:tcW w:type="dxa" w:w="2412"/>
-          </w:tcPr>
-          <w:p>
-            <w:r>
-              <w:t>one-way</w:t>
-            </w:r>
-          </w:p>
-        </w:tc>
-        <w:tc>
-          <w:tcPr>
-            <w:tcW w:type="dxa" w:w="2412"/>
-          </w:tcPr>
-          <w:p>
-            <w:r>
-              <w:t>upload</w:t>
-            </w:r>
-          </w:p>
-        </w:tc>
-        <w:tc>
-          <w:tcPr>
-            <w:tcW w:type="dxa" w:w="2412"/>
-          </w:tcPr>
-          <w:p>
-            <w:r>
-              <w:t>store rendered hi-res assets</w:t>
+              <w:t>authoritative price + flattened BOM/cut list</w:t>
             </w:r>
           </w:p>
         </w:tc>
@@ -3976,7 +4217,7 @@
         <w:pStyle w:val="Heading3"/>
       </w:pPr>
       <w:r>
-        <w:t>6.2 Canonical objects (Integration Layer vocabulary)</w:t>
+        <w:t>6.2 Canonical configuration object (CRM ↔ store)</w:t>
       </w:r>
     </w:p>
     <w:p>
@@ -3999,7 +4240,7 @@
           <w:rFonts w:ascii="Consolas" w:hAnsi="Consolas"/>
           <w:sz w:val="18"/>
         </w:rPr>
-        <w:t>// A configuration captured from configurator or CRM</w:t>
+        <w:t>// A configuration captured from configurator or CRM (aligns with the CRM listing/line model)</w:t>
       </w:r>
       <w:r>
         <w:br/>
@@ -4210,7 +4451,7 @@
           <w:rFonts w:ascii="Consolas" w:hAnsi="Consolas"/>
           <w:sz w:val="18"/>
         </w:rPr>
-        <w:t xml:space="preserve">    participant CRM as MEJA-CRM</w:t>
+        <w:t xml:space="preserve">    participant CRM as MEJA-CRM (hub)</w:t>
       </w:r>
       <w:r>
         <w:br/>
@@ -4220,7 +4461,7 @@
           <w:rFonts w:ascii="Consolas" w:hAnsi="Consolas"/>
           <w:sz w:val="18"/>
         </w:rPr>
-        <w:t xml:space="preserve">    participant IL as Integration Layer</w:t>
+        <w:t xml:space="preserve">    participant SH as Shopify Admin</w:t>
       </w:r>
       <w:r>
         <w:br/>
@@ -4230,7 +4471,7 @@
           <w:rFonts w:ascii="Consolas" w:hAnsi="Consolas"/>
           <w:sz w:val="18"/>
         </w:rPr>
-        <w:t xml:space="preserve">    participant SH as Shopify Admin</w:t>
+        <w:t xml:space="preserve">    participant TH as Theme (storefront)</w:t>
       </w:r>
       <w:r>
         <w:br/>
@@ -4240,7 +4481,7 @@
           <w:rFonts w:ascii="Consolas" w:hAnsi="Consolas"/>
           <w:sz w:val="18"/>
         </w:rPr>
-        <w:t xml:space="preserve">    participant ST as Storefront</w:t>
+        <w:t xml:space="preserve">    CRM-&gt;&gt;CRM: Accept quote → "List on Shopify" (listing kind = private / shelf_template)</w:t>
       </w:r>
       <w:r>
         <w:br/>
@@ -4250,7 +4491,7 @@
           <w:rFonts w:ascii="Consolas" w:hAnsi="Consolas"/>
           <w:sz w:val="18"/>
         </w:rPr>
-        <w:t xml:space="preserve">    CRM-&gt;&gt;IL: POST /quotes/push (quote + options + price + scope)</w:t>
+        <w:t xml:space="preserve">    CRM-&gt;&gt;CRM: Validate options; idempotency on quoteId</w:t>
       </w:r>
       <w:r>
         <w:br/>
@@ -4260,7 +4501,7 @@
           <w:rFonts w:ascii="Consolas" w:hAnsi="Consolas"/>
           <w:sz w:val="18"/>
         </w:rPr>
-        <w:t xml:space="preserve">    IL-&gt;&gt;IL: Validate against option model; idempotency check</w:t>
+        <w:t xml:space="preserve">    CRM-&gt;&gt;SH: Create base product/listing (no variants) + metafields (visibility=private)</w:t>
       </w:r>
       <w:r>
         <w:br/>
@@ -4270,7 +4511,7 @@
           <w:rFonts w:ascii="Consolas" w:hAnsi="Consolas"/>
           <w:sz w:val="18"/>
         </w:rPr>
-        <w:t xml:space="preserve">    IL-&gt;&gt;SH: Create product + variants + metafields (visibility=private)</w:t>
+        <w:t xml:space="preserve">    SH--&gt;&gt;CRM: productId</w:t>
       </w:r>
       <w:r>
         <w:br/>
@@ -4280,7 +4521,7 @@
           <w:rFonts w:ascii="Consolas" w:hAnsi="Consolas"/>
           <w:sz w:val="18"/>
         </w:rPr>
-        <w:t xml:space="preserve">    SH--&gt;&gt;IL: productId, variantIds</w:t>
+        <w:t xml:space="preserve">    CRM-&gt;&gt;CRM: Store listing↔quote↔product link, signed access token, expiry</w:t>
       </w:r>
       <w:r>
         <w:br/>
@@ -4290,7 +4531,7 @@
           <w:rFonts w:ascii="Consolas" w:hAnsi="Consolas"/>
           <w:sz w:val="18"/>
         </w:rPr>
-        <w:t xml:space="preserve">    IL-&gt;&gt;IL: Store mapping (quoteId ↔ productId), signed access token</w:t>
+        <w:t xml:space="preserve">    Note over TH: Customer opens signed private URL</w:t>
       </w:r>
       <w:r>
         <w:br/>
@@ -4300,7 +4541,7 @@
           <w:rFonts w:ascii="Consolas" w:hAnsi="Consolas"/>
           <w:sz w:val="18"/>
         </w:rPr>
-        <w:t xml:space="preserve">    IL--&gt;&gt;CRM: 201 { productId, privateUrl, expiresAt }</w:t>
+        <w:t xml:space="preserve">    TH-&gt;&gt;SH: Storefront API: fetch private product by token</w:t>
       </w:r>
       <w:r>
         <w:br/>
@@ -4310,27 +4551,7 @@
           <w:rFonts w:ascii="Consolas" w:hAnsi="Consolas"/>
           <w:sz w:val="18"/>
         </w:rPr>
-        <w:t xml:space="preserve">    Note over ST: Customer opens signed private URL</w:t>
-      </w:r>
-      <w:r>
-        <w:br/>
-      </w:r>
-      <w:r>
-        <w:rPr>
-          <w:rFonts w:ascii="Consolas" w:hAnsi="Consolas"/>
-          <w:sz w:val="18"/>
-        </w:rPr>
-        <w:t xml:space="preserve">    ST-&gt;&gt;SH: Storefront API: fetch private product by token</w:t>
-      </w:r>
-      <w:r>
-        <w:br/>
-      </w:r>
-      <w:r>
-        <w:rPr>
-          <w:rFonts w:ascii="Consolas" w:hAnsi="Consolas"/>
-          <w:sz w:val="18"/>
-        </w:rPr>
-        <w:t xml:space="preserve">    ST--&gt;&gt;ST: Render listing (editable options if hybrid)</w:t>
+        <w:t xml:space="preserve">    TH--&gt;&gt;TH: Render listing (editable options if hybrid)</w:t>
       </w:r>
     </w:p>
     <w:p>
@@ -4362,7 +4583,7 @@
         <w:t>quoteId</w:t>
       </w:r>
       <w:r>
-        <w:t xml:space="preserve"> is the dedupe key; re-push updates, never duplicates.</w:t>
+        <w:t xml:space="preserve"> is the dedupe key; re-push updates the listing, never duplicates.</w:t>
       </w:r>
     </w:p>
     <w:p>
@@ -4442,16 +4663,16 @@
         <w:t>Pricing authority:</w:t>
       </w:r>
       <w:r>
-        <w:t xml:space="preserve"> for private/locked options, CRM price is authoritative; for editable options, the </w:t>
+        <w:t xml:space="preserve"> the </w:t>
       </w:r>
       <w:r>
         <w:rPr>
           <w:b/>
         </w:rPr>
-        <w:t>Pricing Rules Engine</w:t>
-      </w:r>
-      <w:r>
-        <w:t xml:space="preserve"> recomputes deltas.</w:t>
+        <w:t>MEJA‑CRM pricing engine is the sole authority</w:t>
+      </w:r>
+      <w:r>
+        <w:t xml:space="preserve"> for all options (locked and editable); the store never computes price — it displays the CRM number.</w:t>
       </w:r>
     </w:p>
     <w:p>
@@ -4492,7 +4713,7 @@
           <w:rFonts w:ascii="Consolas" w:hAnsi="Consolas"/>
           <w:sz w:val="18"/>
         </w:rPr>
-        <w:t xml:space="preserve">    participant CFG as Atelier3d (in storefront)</w:t>
+        <w:t xml:space="preserve">    participant ENG as 4kGraphics engine (in theme)</w:t>
       </w:r>
       <w:r>
         <w:br/>
@@ -4502,7 +4723,7 @@
           <w:rFonts w:ascii="Consolas" w:hAnsi="Consolas"/>
           <w:sz w:val="18"/>
         </w:rPr>
-        <w:t xml:space="preserve">    participant IL as Integration Layer</w:t>
+        <w:t xml:space="preserve">    participant CRM as MEJA-CRM (render_4k job)</w:t>
       </w:r>
       <w:r>
         <w:br/>
@@ -4512,7 +4733,7 @@
           <w:rFonts w:ascii="Consolas" w:hAnsi="Consolas"/>
           <w:sz w:val="18"/>
         </w:rPr>
-        <w:t xml:space="preserve">    participant R as 4K Render Engine</w:t>
+        <w:t xml:space="preserve">    participant R as 4kGraphics service</w:t>
       </w:r>
       <w:r>
         <w:br/>
@@ -4522,7 +4743,7 @@
           <w:rFonts w:ascii="Consolas" w:hAnsi="Consolas"/>
           <w:sz w:val="18"/>
         </w:rPr>
-        <w:t xml:space="preserve">    participant CDN as CDN</w:t>
+        <w:t xml:space="preserve">    participant CDN as Drive / CDN</w:t>
       </w:r>
       <w:r>
         <w:br/>
@@ -4532,7 +4753,7 @@
           <w:rFonts w:ascii="Consolas" w:hAnsi="Consolas"/>
           <w:sz w:val="18"/>
         </w:rPr>
-        <w:t xml:space="preserve">    participant V as Render Viewer</w:t>
+        <w:t xml:space="preserve">    participant V as Render viewer</w:t>
       </w:r>
       <w:r>
         <w:br/>
@@ -4542,7 +4763,7 @@
           <w:rFonts w:ascii="Consolas" w:hAnsi="Consolas"/>
           <w:sz w:val="18"/>
         </w:rPr>
-        <w:t xml:space="preserve">    CFG-&gt;&gt;V: Real-time low-latency preview (WebGL)</w:t>
+        <w:t xml:space="preserve">    ENG-&gt;&gt;V: Instant client-side WebGL preview + renderSnapshot() (client 4K)</w:t>
       </w:r>
       <w:r>
         <w:br/>
@@ -4552,7 +4773,7 @@
           <w:rFonts w:ascii="Consolas" w:hAnsi="Consolas"/>
           <w:sz w:val="18"/>
         </w:rPr>
-        <w:t xml:space="preserve">    Note over CFG,V: Interactive preview is instant (client-side)</w:t>
+        <w:t xml:space="preserve">    Note over ENG,V: Interactive preview never blocks</w:t>
       </w:r>
       <w:r>
         <w:br/>
@@ -4562,7 +4783,7 @@
           <w:rFonts w:ascii="Consolas" w:hAnsi="Consolas"/>
           <w:sz w:val="18"/>
         </w:rPr>
-        <w:t xml:space="preserve">    CFG-&gt;&gt;IL: Debounced "render4k" (configuration state)</w:t>
+        <w:t xml:space="preserve">    ENG-&gt;&gt;CRM: enqueue render_4k (spec, material, lighting)</w:t>
       </w:r>
       <w:r>
         <w:br/>
@@ -4572,7 +4793,7 @@
           <w:rFonts w:ascii="Consolas" w:hAnsi="Consolas"/>
           <w:sz w:val="18"/>
         </w:rPr>
-        <w:t xml:space="preserve">    IL-&gt;&gt;R: Submit job (state, camera, lighting)</w:t>
+        <w:t xml:space="preserve">    CRM-&gt;&gt;R: claim → POST /v1/render</w:t>
       </w:r>
       <w:r>
         <w:br/>
@@ -4582,7 +4803,7 @@
           <w:rFonts w:ascii="Consolas" w:hAnsi="Consolas"/>
           <w:sz w:val="18"/>
         </w:rPr>
-        <w:t xml:space="preserve">    R--&gt;&gt;IL: jobId (accepted)</w:t>
+        <w:t xml:space="preserve">    R--&gt;&gt;CRM: 4K PNG → store in drive_files (tagged with product code)</w:t>
       </w:r>
       <w:r>
         <w:br/>
@@ -4592,7 +4813,7 @@
           <w:rFonts w:ascii="Consolas" w:hAnsi="Consolas"/>
           <w:sz w:val="18"/>
         </w:rPr>
-        <w:t xml:space="preserve">    R-&gt;&gt;CDN: Upload 4K asset on completion</w:t>
+        <w:t xml:space="preserve">    CRM--&gt;&gt;V: push (websocket) { url }</w:t>
       </w:r>
       <w:r>
         <w:br/>
@@ -4602,27 +4823,7 @@
           <w:rFonts w:ascii="Consolas" w:hAnsi="Consolas"/>
           <w:sz w:val="18"/>
         </w:rPr>
-        <w:t xml:space="preserve">    R--&gt;&gt;IL: callback { jobId, url, status }</w:t>
-      </w:r>
-      <w:r>
-        <w:br/>
-      </w:r>
-      <w:r>
-        <w:rPr>
-          <w:rFonts w:ascii="Consolas" w:hAnsi="Consolas"/>
-          <w:sz w:val="18"/>
-        </w:rPr>
-        <w:t xml:space="preserve">    IL--&gt;&gt;V: push (websocket) { url }</w:t>
-      </w:r>
-      <w:r>
-        <w:br/>
-      </w:r>
-      <w:r>
-        <w:rPr>
-          <w:rFonts w:ascii="Consolas" w:hAnsi="Consolas"/>
-          <w:sz w:val="18"/>
-        </w:rPr>
-        <w:t xml:space="preserve">    V-&gt;&gt;CDN: Load 4K image progressively</w:t>
+        <w:t xml:space="preserve">    V-&gt;&gt;CDN: load 4K progressively</w:t>
       </w:r>
     </w:p>
     <w:p>
@@ -4645,7 +4846,17 @@
         <w:t>WebGL preview</w:t>
       </w:r>
       <w:r>
-        <w:t xml:space="preserve"> for interactivity; </w:t>
+        <w:t xml:space="preserve"> (and </w:t>
+      </w:r>
+      <w:r>
+        <w:rPr>
+          <w:rFonts w:ascii="Consolas" w:hAnsi="Consolas"/>
+          <w:sz w:val="19"/>
+        </w:rPr>
+        <w:t>renderSnapshot()</w:t>
+      </w:r>
+      <w:r>
+        <w:t xml:space="preserve"> client 4K) for interactivity; </w:t>
       </w:r>
       <w:r>
         <w:rPr>
@@ -4654,7 +4865,27 @@
         <w:t>server-side 4K</w:t>
       </w:r>
       <w:r>
-        <w:t xml:space="preserve"> for hero shots, PDP, and order records. Never block interaction on the 4K job.</w:t>
+        <w:t xml:space="preserve"> (</w:t>
+      </w:r>
+      <w:r>
+        <w:rPr>
+          <w:rFonts w:ascii="Consolas" w:hAnsi="Consolas"/>
+          <w:sz w:val="19"/>
+        </w:rPr>
+        <w:t>render_4k</w:t>
+      </w:r>
+      <w:r>
+        <w:t xml:space="preserve"> → </w:t>
+      </w:r>
+      <w:r>
+        <w:rPr>
+          <w:rFonts w:ascii="Consolas" w:hAnsi="Consolas"/>
+          <w:sz w:val="19"/>
+        </w:rPr>
+        <w:t>/v1/render</w:t>
+      </w:r>
+      <w:r>
+        <w:t>) for hero shots, PDP, and order records. Never block interaction on the 4K job.</w:t>
       </w:r>
     </w:p>
     <w:p>
@@ -4679,10 +4910,64 @@
         <w:rPr>
           <w:b/>
         </w:rPr>
+        <w:t>BOM = the build plan:</w:t>
+      </w:r>
+      <w:r>
+        <w:t xml:space="preserve"> the cut list/BOM comes from 4kGraphics </w:t>
+      </w:r>
+      <w:r>
+        <w:rPr>
+          <w:rFonts w:ascii="Consolas" w:hAnsi="Consolas"/>
+          <w:sz w:val="19"/>
+        </w:rPr>
+        <w:t>getBuildPlan()</w:t>
+      </w:r>
+      <w:r>
+        <w:t xml:space="preserve"> / </w:t>
+      </w:r>
+      <w:r>
+        <w:rPr>
+          <w:rFonts w:ascii="Consolas" w:hAnsi="Consolas"/>
+          <w:sz w:val="19"/>
+        </w:rPr>
+        <w:t>/v1/buildplan</w:t>
+      </w:r>
+      <w:r>
+        <w:t xml:space="preserve"> and the CRM </w:t>
+      </w:r>
+      <w:r>
+        <w:rPr>
+          <w:rFonts w:ascii="Consolas" w:hAnsi="Consolas"/>
+          <w:sz w:val="19"/>
+        </w:rPr>
+        <w:t>assembly_cut_list</w:t>
+      </w:r>
+      <w:r>
+        <w:t xml:space="preserve"> view — render and cut list derive from one part layout, so they can never disagree.</w:t>
+      </w:r>
+    </w:p>
+    <w:p>
+      <w:pPr>
+        <w:pStyle w:val="ListBullet"/>
+      </w:pPr>
+      <w:r>
+        <w:rPr>
+          <w:b/>
+        </w:rPr>
         <w:t>Order capture:</w:t>
       </w:r>
       <w:r>
-        <w:t xml:space="preserve"> the chosen config's 4K URL + BOM are attached to the order line item (Shopify metafields/line-item properties) so production and the customer see exactly what was bought.</w:t>
+        <w:t xml:space="preserve"> the chosen config's 4K URL + build plan are attached to the order line (</w:t>
+      </w:r>
+      <w:r>
+        <w:rPr>
+          <w:rFonts w:ascii="Consolas" w:hAnsi="Consolas"/>
+          <w:sz w:val="19"/>
+        </w:rPr>
+        <w:t>configId</w:t>
+      </w:r>
+      <w:r>
+        <w:t xml:space="preserve"> in metafields/line-item properties) so production and the customer see exactly what was bought.</w:t>
       </w:r>
     </w:p>
     <w:p>
@@ -4751,16 +5036,26 @@
         <w:t>idempotent</w:t>
       </w:r>
       <w:r>
-        <w:t xml:space="preserve">; failed webhooks go to a </w:t>
+        <w:t xml:space="preserve">; failed jobs </w:t>
       </w:r>
       <w:r>
         <w:rPr>
           <w:b/>
         </w:rPr>
-        <w:t>dead-letter queue</w:t>
-      </w:r>
-      <w:r>
-        <w:t xml:space="preserve"> with retry + alerting; every cross-system call is correlation-ID traced.</w:t>
+        <w:t>requeue (≤3×) then reap-stuck</w:t>
+      </w:r>
+      <w:r>
+        <w:t xml:space="preserve"> (the CRM </w:t>
+      </w:r>
+      <w:r>
+        <w:rPr>
+          <w:rFonts w:ascii="Consolas" w:hAnsi="Consolas"/>
+          <w:sz w:val="19"/>
+        </w:rPr>
+        <w:t>integration_jobs</w:t>
+      </w:r>
+      <w:r>
+        <w:t xml:space="preserve"> contract) with alerting; order webhooks are idempotent; every cross-system call is correlation-ID traced.</w:t>
       </w:r>
     </w:p>
     <w:p>
@@ -4794,6 +5089,30 @@
     </w:p>
     <w:p>
       <w:r>
+        <w:t xml:space="preserve">The authoritative model is the </w:t>
+      </w:r>
+      <w:r>
+        <w:rPr>
+          <w:b/>
+        </w:rPr>
+        <w:t>MEJA‑CRM Postgres schema</w:t>
+      </w:r>
+      <w:r>
+        <w:t xml:space="preserve"> (approved ERD; see </w:t>
+      </w:r>
+      <w:r>
+        <w:rPr>
+          <w:color w:val="1A4F8A"/>
+          <w:u w:val="single"/>
+        </w:rPr>
+        <w:t>`05-Integration-Context.md`</w:t>
+      </w:r>
+      <w:r>
+        <w:t>). Store-relevant entities:</w:t>
+      </w:r>
+    </w:p>
+    <w:p>
+      <w:r>
         <w:rPr>
           <w:i/>
           <w:color w:val="666666"/>
@@ -4822,7 +5141,7 @@
           <w:rFonts w:ascii="Consolas" w:hAnsi="Consolas"/>
           <w:sz w:val="18"/>
         </w:rPr>
-        <w:t xml:space="preserve">    PRODUCT ||--o{ VARIANT : has</w:t>
+        <w:t xml:space="preserve">    quotes ||--o{ listings : "pushed as"</w:t>
       </w:r>
       <w:r>
         <w:br/>
@@ -4832,7 +5151,7 @@
           <w:rFonts w:ascii="Consolas" w:hAnsi="Consolas"/>
           <w:sz w:val="18"/>
         </w:rPr>
-        <w:t xml:space="preserve">    PRODUCT ||--o{ OPTION_MODEL : "configured by"</w:t>
+        <w:t xml:space="preserve">    product_types ||--o{ listings : "catalogued in"</w:t>
       </w:r>
       <w:r>
         <w:br/>
@@ -4842,7 +5161,7 @@
           <w:rFonts w:ascii="Consolas" w:hAnsi="Consolas"/>
           <w:sz w:val="18"/>
         </w:rPr>
-        <w:t xml:space="preserve">    PRODUCT }o--|| VISIBILITY : "scoped by"</w:t>
+        <w:t xml:space="preserve">    shelf_templates ||--o{ listings : "option matrix for"</w:t>
       </w:r>
       <w:r>
         <w:br/>
@@ -4852,7 +5171,7 @@
           <w:rFonts w:ascii="Consolas" w:hAnsi="Consolas"/>
           <w:sz w:val="18"/>
         </w:rPr>
-        <w:t xml:space="preserve">    QUOTE ||--|| PRODUCT : "materializes as"</w:t>
+        <w:t xml:space="preserve">    listings ||--o{ order_lines : "purchased via"</w:t>
       </w:r>
       <w:r>
         <w:br/>
@@ -4862,7 +5181,7 @@
           <w:rFonts w:ascii="Consolas" w:hAnsi="Consolas"/>
           <w:sz w:val="18"/>
         </w:rPr>
-        <w:t xml:space="preserve">    CONFIGURATION ||--|| RENDER_ASSET : "produces"</w:t>
+        <w:t xml:space="preserve">    store_orders ||--o{ order_lines : contains</w:t>
       </w:r>
       <w:r>
         <w:br/>
@@ -4872,7 +5191,7 @@
           <w:rFonts w:ascii="Consolas" w:hAnsi="Consolas"/>
           <w:sz w:val="18"/>
         </w:rPr>
-        <w:t xml:space="preserve">    CONFIGURATION }o--|| PRICING_RULESET : "priced by"</w:t>
+        <w:t xml:space="preserve">    store_orders ||--o| work_orders : "linked to"</w:t>
       </w:r>
       <w:r>
         <w:br/>
@@ -4882,7 +5201,7 @@
           <w:rFonts w:ascii="Consolas" w:hAnsi="Consolas"/>
           <w:sz w:val="18"/>
         </w:rPr>
-        <w:t xml:space="preserve">    ORDER ||--o{ ORDER_LINE : contains</w:t>
+        <w:t xml:space="preserve">    quote_versions ||--o| work_orders : generates</w:t>
       </w:r>
       <w:r>
         <w:br/>
@@ -4892,7 +5211,7 @@
           <w:rFonts w:ascii="Consolas" w:hAnsi="Consolas"/>
           <w:sz w:val="18"/>
         </w:rPr>
-        <w:t xml:space="preserve">    ORDER_LINE }o--|| CONFIGURATION : "snapshot of"</w:t>
+        <w:t xml:space="preserve">    work_orders ||--|{ wo_items : contains</w:t>
       </w:r>
       <w:r>
         <w:br/>
@@ -4902,6 +5221,46 @@
           <w:rFonts w:ascii="Consolas" w:hAnsi="Consolas"/>
           <w:sz w:val="18"/>
         </w:rPr>
+        <w:t xml:space="preserve">    wo_items ||--|{ cut_parts : "cut list"</w:t>
+      </w:r>
+      <w:r>
+        <w:br/>
+      </w:r>
+      <w:r>
+        <w:rPr>
+          <w:rFonts w:ascii="Consolas" w:hAnsi="Consolas"/>
+          <w:sz w:val="18"/>
+        </w:rPr>
+        <w:t xml:space="preserve">    product_types ||--|{ product_parts : "built from"</w:t>
+      </w:r>
+      <w:r>
+        <w:br/>
+      </w:r>
+      <w:r>
+        <w:rPr>
+          <w:rFonts w:ascii="Consolas" w:hAnsi="Consolas"/>
+          <w:sz w:val="18"/>
+        </w:rPr>
+        <w:t xml:space="preserve">    product_types ||--o{ product_children : assembles</w:t>
+      </w:r>
+      <w:r>
+        <w:br/>
+      </w:r>
+      <w:r>
+        <w:rPr>
+          <w:rFonts w:ascii="Consolas" w:hAnsi="Consolas"/>
+          <w:sz w:val="18"/>
+        </w:rPr>
+        <w:t xml:space="preserve">    integration_jobs }o--|| listings : "render_4k / push"</w:t>
+      </w:r>
+      <w:r>
+        <w:br/>
+      </w:r>
+      <w:r>
+        <w:rPr>
+          <w:rFonts w:ascii="Consolas" w:hAnsi="Consolas"/>
+          <w:sz w:val="18"/>
+        </w:rPr>
         <w:t xml:space="preserve"> </w:t>
       </w:r>
       <w:r>
@@ -4912,7 +5271,7 @@
           <w:rFonts w:ascii="Consolas" w:hAnsi="Consolas"/>
           <w:sz w:val="18"/>
         </w:rPr>
-        <w:t xml:space="preserve">    PRODUCT { string shopifyId; string family; string style; string visibility }</w:t>
+        <w:t xml:space="preserve">    listings { string platform; string kind; uuid product; uuid quote; numeric price; string status }</w:t>
       </w:r>
       <w:r>
         <w:br/>
@@ -4922,7 +5281,7 @@
           <w:rFonts w:ascii="Consolas" w:hAnsi="Consolas"/>
           <w:sz w:val="18"/>
         </w:rPr>
-        <w:t xml:space="preserve">    OPTION_MODEL { json options; json constraints; json dependencies }</w:t>
+        <w:t xml:space="preserve">    shelf_templates { uuid id; json option_matrix }</w:t>
       </w:r>
       <w:r>
         <w:br/>
@@ -4932,7 +5291,7 @@
           <w:rFonts w:ascii="Consolas" w:hAnsi="Consolas"/>
           <w:sz w:val="18"/>
         </w:rPr>
-        <w:t xml:space="preserve">    QUOTE { string crmQuoteId; string customerId; string status; date expiresAt }</w:t>
+        <w:t xml:space="preserve">    store_orders { string shopify_order_id; uuid customer; string status }</w:t>
       </w:r>
       <w:r>
         <w:br/>
@@ -4942,27 +5301,7 @@
           <w:rFonts w:ascii="Consolas" w:hAnsi="Consolas"/>
           <w:sz w:val="18"/>
         </w:rPr>
-        <w:t xml:space="preserve">    CONFIGURATION { string configId; json options; json bom; money price }</w:t>
-      </w:r>
-      <w:r>
-        <w:br/>
-      </w:r>
-      <w:r>
-        <w:rPr>
-          <w:rFonts w:ascii="Consolas" w:hAnsi="Consolas"/>
-          <w:sz w:val="18"/>
-        </w:rPr>
-        <w:t xml:space="preserve">    RENDER_ASSET { string previewUrl; string render4kUrl; string status }</w:t>
-      </w:r>
-      <w:r>
-        <w:br/>
-      </w:r>
-      <w:r>
-        <w:rPr>
-          <w:rFonts w:ascii="Consolas" w:hAnsi="Consolas"/>
-          <w:sz w:val="18"/>
-        </w:rPr>
-        <w:t xml:space="preserve">    PRICING_RULESET { string id; json baseRates; json modifiers }</w:t>
+        <w:t xml:space="preserve">    integration_jobs { string kind; string status; json payload }</w:t>
       </w:r>
     </w:p>
     <w:p>
@@ -4973,10 +5312,51 @@
         <w:rPr>
           <w:b/>
         </w:rPr>
+        <w:t>MEJA‑CRM (Supabase Postgres) is the authoritative data model</w:t>
+      </w:r>
+      <w:r>
+        <w:t xml:space="preserve"> — products, the pricing engine, quotes, work orders, </w:t>
+      </w:r>
+      <w:r>
+        <w:rPr>
+          <w:b/>
+        </w:rPr>
+        <w:t>listings</w:t>
+      </w:r>
+      <w:r>
+        <w:t xml:space="preserve">, </w:t>
+      </w:r>
+      <w:r>
+        <w:rPr>
+          <w:b/>
+        </w:rPr>
+        <w:t>shelf_templates</w:t>
+      </w:r>
+      <w:r>
+        <w:t xml:space="preserve">, </w:t>
+      </w:r>
+      <w:r>
+        <w:rPr>
+          <w:b/>
+        </w:rPr>
+        <w:t>store_orders</w:t>
+      </w:r>
+      <w:r>
+        <w:t>.</w:t>
+      </w:r>
+    </w:p>
+    <w:p>
+      <w:pPr>
+        <w:pStyle w:val="ListBullet"/>
+      </w:pPr>
+      <w:r>
+        <w:rPr>
+          <w:b/>
+        </w:rPr>
         <w:t>Shopify holds</w:t>
       </w:r>
       <w:r>
-        <w:t xml:space="preserve"> base products (a handful per family/style — </w:t>
+        <w:t xml:space="preserve"> the published storefront mirror: base products (a handful per family/style — </w:t>
       </w:r>
       <w:r>
         <w:rPr>
@@ -4985,16 +5365,41 @@
         <w:t>not</w:t>
       </w:r>
       <w:r>
-        <w:t xml:space="preserve"> the option combinations), </w:t>
-      </w:r>
+        <w:t xml:space="preserve"> option combinations), component-level inventory, native cart/checkout/orders.</w:t>
+      </w:r>
+    </w:p>
+    <w:p>
+      <w:pPr>
+        <w:pStyle w:val="ListBullet"/>
+      </w:pPr>
       <w:r>
         <w:rPr>
           <w:b/>
         </w:rPr>
-        <w:t>component-level inventory</w:t>
-      </w:r>
-      <w:r>
-        <w:t>, orders, customers (system of record). See §5.4 for why combinations are never stored as variants.</w:t>
+        <w:t>Configurable options live in `shelf_templates` + the parts/`dim_map` model</w:t>
+      </w:r>
+      <w:r>
+        <w:t xml:space="preserve">; the flattened BOM/cut list comes from the CRM </w:t>
+      </w:r>
+      <w:r>
+        <w:rPr>
+          <w:rFonts w:ascii="Consolas" w:hAnsi="Consolas"/>
+          <w:sz w:val="19"/>
+        </w:rPr>
+        <w:t>assembly_cut_list</w:t>
+      </w:r>
+      <w:r>
+        <w:t xml:space="preserve"> view and 4kGraphics </w:t>
+      </w:r>
+      <w:r>
+        <w:rPr>
+          <w:rFonts w:ascii="Consolas" w:hAnsi="Consolas"/>
+          <w:sz w:val="19"/>
+        </w:rPr>
+        <w:t>getBuildPlan()</w:t>
+      </w:r>
+      <w:r>
+        <w:t xml:space="preserve"> — never recomputed separately.</w:t>
       </w:r>
     </w:p>
     <w:p>
@@ -5005,65 +5410,83 @@
         <w:rPr>
           <w:b/>
         </w:rPr>
-        <w:t>Integration Layer DB holds</w:t>
-      </w:r>
-      <w:r>
-        <w:t xml:space="preserve"> the </w:t>
-      </w:r>
-      <w:r>
-        <w:rPr>
-          <w:i/>
-        </w:rPr>
-        <w:t>mapping &amp; state</w:t>
-      </w:r>
-      <w:r>
-        <w:t xml:space="preserve"> Shopify can't model well: </w:t>
+        <w:t>Conventions</w:t>
+      </w:r>
+      <w:r>
+        <w:t xml:space="preserve"> (CRM ERD): </w:t>
+      </w:r>
+      <w:r>
+        <w:rPr>
+          <w:rFonts w:ascii="Consolas" w:hAnsi="Consolas"/>
+          <w:sz w:val="19"/>
+        </w:rPr>
+        <w:t>uuid</w:t>
+      </w:r>
+      <w:r>
+        <w:t xml:space="preserve"> PKs, </w:t>
+      </w:r>
+      <w:r>
+        <w:rPr>
+          <w:rFonts w:ascii="Consolas" w:hAnsi="Consolas"/>
+          <w:sz w:val="19"/>
+        </w:rPr>
+        <w:t>numeric(12,2)</w:t>
+      </w:r>
+      <w:r>
+        <w:t xml:space="preserve"> money (never floats), </w:t>
+      </w:r>
+      <w:r>
+        <w:rPr>
+          <w:rFonts w:ascii="Consolas" w:hAnsi="Consolas"/>
+          <w:sz w:val="19"/>
+        </w:rPr>
+        <w:t>timestamptz</w:t>
+      </w:r>
+      <w:r>
+        <w:t xml:space="preserve"> audit columns, soft-archive via </w:t>
+      </w:r>
+      <w:r>
+        <w:rPr>
+          <w:rFonts w:ascii="Consolas" w:hAnsi="Consolas"/>
+          <w:sz w:val="19"/>
+        </w:rPr>
+        <w:t>status</w:t>
+      </w:r>
+      <w:r>
+        <w:t>/</w:t>
+      </w:r>
+      <w:r>
+        <w:rPr>
+          <w:rFonts w:ascii="Consolas" w:hAnsi="Consolas"/>
+          <w:sz w:val="19"/>
+        </w:rPr>
+        <w:t>archived_at</w:t>
+      </w:r>
+      <w:r>
+        <w:t xml:space="preserve">; </w:t>
       </w:r>
       <w:r>
         <w:rPr>
           <w:b/>
         </w:rPr>
-        <w:t>option models</w:t>
-      </w:r>
-      <w:r>
-        <w:t xml:space="preserve">, configurations, </w:t>
-      </w:r>
+        <w:t>immutable pricing snapshots</w:t>
+      </w:r>
+      <w:r>
+        <w:t xml:space="preserve"> on quote line items.</w:t>
+      </w:r>
+    </w:p>
+    <w:p>
+      <w:pPr>
+        <w:pStyle w:val="ListBullet"/>
+      </w:pPr>
       <w:r>
         <w:rPr>
           <w:b/>
         </w:rPr>
-        <w:t>pricing rulesets</w:t>
-      </w:r>
-      <w:r>
-        <w:t>, render-job state, quote↔product links, signed-access tokens.</w:t>
-      </w:r>
-    </w:p>
-    <w:p>
-      <w:pPr>
-        <w:pStyle w:val="ListBullet"/>
-      </w:pPr>
-      <w:r>
-        <w:rPr>
-          <w:b/>
-        </w:rPr>
-        <w:t>Inventory is tracked at the component/BOM level</w:t>
-      </w:r>
-      <w:r>
-        <w:t xml:space="preserve"> (blanks, tiles, hooks, stain), not per option-combination — there is no per-combination SKU.</w:t>
-      </w:r>
-    </w:p>
-    <w:p>
-      <w:pPr>
-        <w:pStyle w:val="ListBullet"/>
-      </w:pPr>
-      <w:r>
-        <w:rPr>
-          <w:b/>
-        </w:rPr>
-        <w:t>Metafields</w:t>
-      </w:r>
-      <w:r>
-        <w:t xml:space="preserve"> carry per-product config schema, visibility flags, and per-line-item config snapshots (incl. </w:t>
+        <w:t>Metafields / line-item properties</w:t>
+      </w:r>
+      <w:r>
+        <w:t xml:space="preserve"> carry </w:t>
       </w:r>
       <w:r>
         <w:rPr>
@@ -5073,7 +5496,7 @@
         <w:t>configId</w:t>
       </w:r>
       <w:r>
-        <w:t>) into Shopify so back-office/fulfillment can see exactly what was bought.</w:t>
+        <w:t xml:space="preserve"> + the config snapshot + 4K URL into Shopify so checkout/back-office see exactly what was bought.</w:t>
       </w:r>
     </w:p>
     <w:p>
@@ -5697,7 +6120,7 @@
           </w:tcPr>
           <w:p>
             <w:r>
-              <w:t>Shopify</w:t>
+              <w:t>CRM → Shopify</w:t>
             </w:r>
           </w:p>
         </w:tc>
@@ -5759,7 +6182,7 @@
           </w:tcPr>
           <w:p>
             <w:r>
-              <w:t>CRM</w:t>
+              <w:t>CRM engine</w:t>
             </w:r>
           </w:p>
         </w:tc>
@@ -5769,7 +6192,7 @@
           </w:tcPr>
           <w:p>
             <w:r>
-              <w:t>CRM-provided/render</w:t>
+              <w:t>CRM render / 4K</w:t>
             </w:r>
           </w:p>
         </w:tc>
@@ -5821,7 +6244,7 @@
           </w:tcPr>
           <w:p>
             <w:r>
-              <w:t>rules engine</w:t>
+              <w:t>CRM engine</w:t>
             </w:r>
           </w:p>
         </w:tc>
@@ -5883,7 +6306,7 @@
           </w:tcPr>
           <w:p>
             <w:r>
-              <w:t>CRM + rules</w:t>
+              <w:t>CRM engine</w:t>
             </w:r>
           </w:p>
         </w:tc>
@@ -5893,7 +6316,7 @@
           </w:tcPr>
           <w:p>
             <w:r>
-              <w:t>render</w:t>
+              <w:t>WebGL + 4K</w:t>
             </w:r>
           </w:p>
         </w:tc>
@@ -5915,7 +6338,7 @@
           </w:tcPr>
           <w:p>
             <w:r>
-              <w:t>Custom (Atelier3d)</w:t>
+              <w:t>Custom (Atelier3D)</w:t>
             </w:r>
           </w:p>
         </w:tc>
@@ -5945,7 +6368,7 @@
           </w:tcPr>
           <w:p>
             <w:r>
-              <w:t>BOM → rules</w:t>
+              <w:t>BOM → CRM engine</w:t>
             </w:r>
           </w:p>
         </w:tc>
@@ -6353,7 +6776,7 @@
           <w:rFonts w:ascii="Consolas" w:hAnsi="Consolas"/>
           <w:sz w:val="18"/>
         </w:rPr>
-        <w:t xml:space="preserve">    Storefront skeleton + design system  :p1a, after p0b, 28d</w:t>
+        <w:t xml:space="preserve">    OS 2.0 theme + design tokens         :p1a, after p0b, 28d</w:t>
       </w:r>
       <w:r>
         <w:br/>
@@ -6363,7 +6786,7 @@
           <w:rFonts w:ascii="Consolas" w:hAnsi="Consolas"/>
           <w:sz w:val="18"/>
         </w:rPr>
-        <w:t xml:space="preserve">    Integration Layer + Shopify sync     :p1b, after p0c, 28d</w:t>
+        <w:t xml:space="preserve">    Extend CRM job queue + Shopify push  :p1b, after p0c, 28d</w:t>
       </w:r>
       <w:r>
         <w:br/>
@@ -6393,7 +6816,7 @@
           <w:rFonts w:ascii="Consolas" w:hAnsi="Consolas"/>
           <w:sz w:val="18"/>
         </w:rPr>
-        <w:t xml:space="preserve">    Option model + pricing rules engine  :p2a, after p1a, 28d</w:t>
+        <w:t xml:space="preserve">    shelf_templates option matrix (CRM)  :p2a, after p1a, 28d</w:t>
       </w:r>
       <w:r>
         <w:br/>
@@ -6413,7 +6836,7 @@
           <w:rFonts w:ascii="Consolas" w:hAnsi="Consolas"/>
           <w:sz w:val="18"/>
         </w:rPr>
-        <w:t xml:space="preserve">    section Phase 3 — Atelier3d + 4K</w:t>
+        <w:t xml:space="preserve">    section Phase 3 — Atelier3D + 4K</w:t>
       </w:r>
       <w:r>
         <w:br/>
@@ -6423,7 +6846,7 @@
           <w:rFonts w:ascii="Consolas" w:hAnsi="Consolas"/>
           <w:sz w:val="18"/>
         </w:rPr>
-        <w:t xml:space="preserve">    Atelier3d embed + config capture      :p3a, after p2b, 28d</w:t>
+        <w:t xml:space="preserve">    Embed 4kGraphics engine + config      :p3a, after p2b, 28d</w:t>
       </w:r>
       <w:r>
         <w:br/>
@@ -6986,7 +7409,7 @@
           </w:tcPr>
           <w:p>
             <w:r>
-              <w:t>Integration Layer</w:t>
+              <w:t>MEJA‑CRM hub + job queue</w:t>
             </w:r>
           </w:p>
         </w:tc>
@@ -6996,7 +7419,17 @@
           </w:tcPr>
           <w:p>
             <w:r>
-              <w:t>Staging deployment with its own DB, secrets, and webhook endpoints.</w:t>
+              <w:t xml:space="preserve">Staging deployment (Supabase + Next.js) with its own DB, secrets, and </w:t>
+            </w:r>
+            <w:r>
+              <w:rPr>
+                <w:rFonts w:ascii="Consolas" w:hAnsi="Consolas"/>
+                <w:sz w:val="19"/>
+              </w:rPr>
+              <w:t>integration_jobs</w:t>
+            </w:r>
+            <w:r>
+              <w:t xml:space="preserve"> worker endpoints.</w:t>
             </w:r>
           </w:p>
         </w:tc>
@@ -7494,7 +7927,25 @@
         <w:t>Shopify (Plus tier — TBD)</w:t>
       </w:r>
       <w:r>
-        <w:t>, Atelier3d licensing, 4K render compute + CDN egress, Integration Layer hosting, and monitoring.</w:t>
+        <w:t xml:space="preserve">, the </w:t>
+      </w:r>
+      <w:r>
+        <w:rPr>
+          <w:b/>
+        </w:rPr>
+        <w:t>4kGraphics render service</w:t>
+      </w:r>
+      <w:r>
+        <w:t xml:space="preserve"> (persistent host — Railway/Fly/VPS) + GPU/compute, CDN/Drive egress, </w:t>
+      </w:r>
+      <w:r>
+        <w:rPr>
+          <w:b/>
+        </w:rPr>
+        <w:t>MEJA‑CRM hosting</w:t>
+      </w:r>
+      <w:r>
+        <w:t xml:space="preserve"> (Vercel + Supabase), Atelier3D render farm, and monitoring.</w:t>
       </w:r>
     </w:p>
     <w:p>
@@ -7610,27 +8061,7 @@
           </w:tcPr>
           <w:p>
             <w:r>
-              <w:t>Atelier3d / render-engine API capabilities unknown</w:t>
-            </w:r>
-          </w:p>
-        </w:tc>
-        <w:tc>
-          <w:tcPr>
-            <w:tcW w:type="dxa" w:w="1930"/>
-          </w:tcPr>
-          <w:p>
-            <w:r>
-              <w:t>High</w:t>
-            </w:r>
-          </w:p>
-        </w:tc>
-        <w:tc>
-          <w:tcPr>
-            <w:tcW w:type="dxa" w:w="1930"/>
-          </w:tcPr>
-          <w:p>
-            <w:r>
-              <w:t>High</w:t>
+              <w:t>Sibling-app contracts (CRM job queue, 4kGraphics, Atelier3D)</w:t>
             </w:r>
           </w:p>
         </w:tc>
@@ -7643,10 +8074,37 @@
               <w:rPr>
                 <w:b/>
               </w:rPr>
-              <w:t>Spike in Phase 0</w:t>
-            </w:r>
-            <w:r>
-              <w:t>; design Integration Layer to swap providers; abstract behind our own config/render interface.</w:t>
+              <w:t>Low (reviewed)</w:t>
+            </w:r>
+          </w:p>
+        </w:tc>
+        <w:tc>
+          <w:tcPr>
+            <w:tcW w:type="dxa" w:w="1930"/>
+          </w:tcPr>
+          <w:p>
+            <w:r>
+              <w:t>Med</w:t>
+            </w:r>
+          </w:p>
+        </w:tc>
+        <w:tc>
+          <w:tcPr>
+            <w:tcW w:type="dxa" w:w="1930"/>
+          </w:tcPr>
+          <w:p>
+            <w:r>
+              <w:t>Contracts documented 2026-06-13 (</w:t>
+            </w:r>
+            <w:r>
+              <w:rPr>
+                <w:color w:val="1A4F8A"/>
+                <w:u w:val="single"/>
+              </w:rPr>
+              <w:t>`05-Integration-Context.md`</w:t>
+            </w:r>
+            <w:r>
+              <w:t>); track their in-progress phases (CRM Listings P8, job-queue P7, render/Atelier worker services).</w:t>
             </w:r>
           </w:p>
         </w:tc>
@@ -7698,7 +8156,17 @@
           </w:tcPr>
           <w:p>
             <w:r>
-              <w:t>Two-tier (instant WebGL + async 4K); cache by config hash; never block checkout.</w:t>
+              <w:t xml:space="preserve">Two-tier (instant WebGL + async </w:t>
+            </w:r>
+            <w:r>
+              <w:rPr>
+                <w:rFonts w:ascii="Consolas" w:hAnsi="Consolas"/>
+                <w:sz w:val="19"/>
+              </w:rPr>
+              <w:t>render_4k</w:t>
+            </w:r>
+            <w:r>
+              <w:t>); cache by config hash; never block checkout.</w:t>
             </w:r>
           </w:p>
         </w:tc>
@@ -7772,7 +8240,7 @@
           </w:tcPr>
           <w:p>
             <w:r>
-              <w:t>Pricing drift between CRM and rules engine</w:t>
+              <w:t>Pricing drift (store vs CRM)</w:t>
             </w:r>
           </w:p>
         </w:tc>
@@ -7782,7 +8250,7 @@
           </w:tcPr>
           <w:p>
             <w:r>
-              <w:t>Med</w:t>
+              <w:t>Low</w:t>
             </w:r>
           </w:p>
         </w:tc>
@@ -7802,7 +8270,13 @@
           </w:tcPr>
           <w:p>
             <w:r>
-              <w:t>Single pricing authority per option; reconciliation job; CRM price locked for locked options.</w:t>
+              <w:rPr>
+                <w:b/>
+              </w:rPr>
+              <w:t>CRM pricing engine is the sole authority</w:t>
+            </w:r>
+            <w:r>
+              <w:t xml:space="preserve"> (golden-tested to the cent); store only displays it; reconcile at order ingest.</w:t>
             </w:r>
           </w:p>
         </w:tc>
@@ -7824,7 +8298,7 @@
           </w:tcPr>
           <w:p>
             <w:r>
-              <w:t>Headless complexity/cost overruns</w:t>
+              <w:t>Storefront build complexity/cost</w:t>
             </w:r>
           </w:p>
         </w:tc>
@@ -7834,6 +8308,16 @@
           </w:tcPr>
           <w:p>
             <w:r>
+              <w:t>Low</w:t>
+            </w:r>
+          </w:p>
+        </w:tc>
+        <w:tc>
+          <w:tcPr>
+            <w:tcW w:type="dxa" w:w="1930"/>
+          </w:tcPr>
+          <w:p>
+            <w:r>
               <w:t>Med</w:t>
             </w:r>
           </w:p>
@@ -7844,17 +8328,13 @@
           </w:tcPr>
           <w:p>
             <w:r>
-              <w:t>Med</w:t>
-            </w:r>
-          </w:p>
-        </w:tc>
-        <w:tc>
-          <w:tcPr>
-            <w:tcW w:type="dxa" w:w="1930"/>
-          </w:tcPr>
-          <w:p>
-            <w:r>
-              <w:t>Hybrid path: start native+apps, graduate pages; staged budget gates.</w:t>
+              <w:rPr>
+                <w:b/>
+              </w:rPr>
+              <w:t>OS 2.0 theme + embedded engine</w:t>
+            </w:r>
+            <w:r>
+              <w:t xml:space="preserve"> (not headless) keeps it simple; headless optional later.</w:t>
             </w:r>
           </w:p>
         </w:tc>
@@ -7981,6 +8461,84 @@
           </w:p>
         </w:tc>
       </w:tr>
+      <w:tr>
+        <w:tc>
+          <w:tcPr>
+            <w:tcW w:type="dxa" w:w="1930"/>
+          </w:tcPr>
+          <w:p>
+            <w:r>
+              <w:t>R8</w:t>
+            </w:r>
+          </w:p>
+        </w:tc>
+        <w:tc>
+          <w:tcPr>
+            <w:tcW w:type="dxa" w:w="1930"/>
+          </w:tcPr>
+          <w:p>
+            <w:r>
+              <w:t xml:space="preserve">"Shelf" (Tile/Art Back) is not yet a 4kGraphics parametric </w:t>
+            </w:r>
+            <w:r>
+              <w:rPr>
+                <w:rFonts w:ascii="Consolas" w:hAnsi="Consolas"/>
+                <w:sz w:val="19"/>
+              </w:rPr>
+              <w:t>kind</w:t>
+            </w:r>
+          </w:p>
+        </w:tc>
+        <w:tc>
+          <w:tcPr>
+            <w:tcW w:type="dxa" w:w="1930"/>
+          </w:tcPr>
+          <w:p>
+            <w:r>
+              <w:t>Med</w:t>
+            </w:r>
+          </w:p>
+        </w:tc>
+        <w:tc>
+          <w:tcPr>
+            <w:tcW w:type="dxa" w:w="1930"/>
+          </w:tcPr>
+          <w:p>
+            <w:r>
+              <w:t>Med</w:t>
+            </w:r>
+          </w:p>
+        </w:tc>
+        <w:tc>
+          <w:tcPr>
+            <w:tcW w:type="dxa" w:w="1930"/>
+          </w:tcPr>
+          <w:p>
+            <w:r>
+              <w:t xml:space="preserve">Author Tile/Art Back as a parametric component (Atelier3D/4kGraphics) for live 3D + auto build-plan, or model via </w:t>
+            </w:r>
+            <w:r>
+              <w:rPr>
+                <w:rFonts w:ascii="Consolas" w:hAnsi="Consolas"/>
+                <w:sz w:val="19"/>
+              </w:rPr>
+              <w:t>shelf_templates</w:t>
+            </w:r>
+            <w:r>
+              <w:t xml:space="preserve"> only (Decision </w:t>
+            </w:r>
+            <w:r>
+              <w:rPr>
+                <w:b/>
+              </w:rPr>
+              <w:t>D11</w:t>
+            </w:r>
+            <w:r>
+              <w:t>).</w:t>
+            </w:r>
+          </w:p>
+        </w:tc>
+      </w:tr>
     </w:tbl>
     <w:p/>
     <w:p>
@@ -8111,16 +8669,22 @@
         <w:pStyle w:val="ListBullet"/>
       </w:pPr>
       <w:r>
-        <w:t xml:space="preserve">MEJA‑CRM </w:t>
-      </w:r>
-      <w:r>
         <w:rPr>
           <w:b/>
         </w:rPr>
-        <w:t>exposes/consumes REST + webhooks</w:t>
-      </w:r>
-      <w:r>
-        <w:t xml:space="preserve"> (or will, by Phase 1).</w:t>
+        <w:t>MEJA‑CRM</w:t>
+      </w:r>
+      <w:r>
+        <w:t xml:space="preserve"> (Next.js 15 + Supabase) exposes the </w:t>
+      </w:r>
+      <w:r>
+        <w:rPr>
+          <w:b/>
+        </w:rPr>
+        <w:t>`integration_jobs` worker API</w:t>
+      </w:r>
+      <w:r>
+        <w:t xml:space="preserve"> + listings/store-order surfaces (Listings P8 / job-queue P7 land on schedule).</w:t>
       </w:r>
     </w:p>
     <w:p>
@@ -8128,25 +8692,55 @@
         <w:pStyle w:val="ListBullet"/>
       </w:pPr>
       <w:r>
-        <w:t xml:space="preserve">Atelier3d provides an </w:t>
-      </w:r>
-      <w:r>
         <w:rPr>
           <w:b/>
         </w:rPr>
-        <w:t>embeddable SDK</w:t>
-      </w:r>
-      <w:r>
-        <w:t xml:space="preserve"> and a </w:t>
-      </w:r>
+        <w:t>Atelier3D</w:t>
+      </w:r>
+      <w:r>
+        <w:t xml:space="preserve"> exports a draft product via </w:t>
+      </w:r>
+      <w:r>
+        <w:rPr>
+          <w:rFonts w:ascii="Consolas" w:hAnsi="Consolas"/>
+          <w:sz w:val="19"/>
+        </w:rPr>
+        <w:t>atelier_import</w:t>
+      </w:r>
+      <w:r>
+        <w:t>; embeddable for design where needed.</w:t>
+      </w:r>
+    </w:p>
+    <w:p>
+      <w:pPr>
+        <w:pStyle w:val="ListBullet"/>
+      </w:pPr>
       <w:r>
         <w:rPr>
           <w:b/>
         </w:rPr>
-        <w:t>configuration/BOM API</w:t>
-      </w:r>
-      <w:r>
-        <w:t>.</w:t>
+        <w:t>4kGraphics</w:t>
+      </w:r>
+      <w:r>
+        <w:t xml:space="preserve"> provides the </w:t>
+      </w:r>
+      <w:r>
+        <w:rPr>
+          <w:b/>
+        </w:rPr>
+        <w:t>embeddable engine</w:t>
+      </w:r>
+      <w:r>
+        <w:t xml:space="preserve"> (live preview + client 4K) and a </w:t>
+      </w:r>
+      <w:r>
+        <w:rPr>
+          <w:b/>
+        </w:rPr>
+        <w:t>`/v1/render` + `/v1/buildplan`</w:t>
+      </w:r>
+      <w:r>
+        <w:t xml:space="preserve"> service on a persistent host.</w:t>
       </w:r>
     </w:p>
     <w:p>
@@ -8154,16 +8748,22 @@
         <w:pStyle w:val="ListBullet"/>
       </w:pPr>
       <w:r>
-        <w:t xml:space="preserve">The 4K engine offers an </w:t>
-      </w:r>
-      <w:r>
         <w:rPr>
           <w:b/>
         </w:rPr>
-        <w:t>async job API</w:t>
-      </w:r>
-      <w:r>
-        <w:t xml:space="preserve"> with callbacks and CDN delivery.</w:t>
+        <w:t>Shopify</w:t>
+      </w:r>
+      <w:r>
+        <w:t xml:space="preserve"> plan supports OS 2.0 + the API/metafield/checkout-extensibility (Functions) needs — </w:t>
+      </w:r>
+      <w:r>
+        <w:rPr>
+          <w:b/>
+        </w:rPr>
+        <w:t>Plus likely required</w:t>
+      </w:r>
+      <w:r>
+        <w:t xml:space="preserve"> (D3/D10).</w:t>
       </w:r>
     </w:p>
     <w:p>
@@ -8171,24 +8771,16 @@
         <w:pStyle w:val="ListBullet"/>
       </w:pPr>
       <w:r>
-        <w:t xml:space="preserve">Shopify plan supports the needed </w:t>
+        <w:t xml:space="preserve">Brand assets + the CRM </w:t>
       </w:r>
       <w:r>
         <w:rPr>
           <w:b/>
         </w:rPr>
-        <w:t>API limits, metafields, and checkout extensibility</w:t>
-      </w:r>
-      <w:r>
-        <w:t xml:space="preserve"> (likely Plus).</w:t>
-      </w:r>
-    </w:p>
-    <w:p>
-      <w:pPr>
-        <w:pStyle w:val="ListBullet"/>
-      </w:pPr>
-      <w:r>
-        <w:t>Brand assets (logo, fonts, photography) are available for the design system.</w:t>
+        <w:t>Indigo Atelier `--mj-*` tokens</w:t>
+      </w:r>
+      <w:r>
+        <w:t xml:space="preserve"> are available for the design system.</w:t>
       </w:r>
     </w:p>
     <w:p>
@@ -8303,16 +8895,16 @@
           </w:tcPr>
           <w:p>
             <w:r>
-              <w:t xml:space="preserve">(a) Native Shopify theme + apps · (b) </w:t>
+              <w:t xml:space="preserve">(a) </w:t>
             </w:r>
             <w:r>
               <w:rPr>
                 <w:b/>
               </w:rPr>
-              <w:t>Hybrid-headless</w:t>
-            </w:r>
-            <w:r>
-              <w:t xml:space="preserve"> · (c) Full headless (Hydrogen/Oxygen)</w:t>
+              <w:t>Shopify OS 2.0 theme + embedded 4kGraphics engine</w:t>
+            </w:r>
+            <w:r>
+              <w:t xml:space="preserve"> · (b) Hybrid-headless · (c) Full headless</w:t>
             </w:r>
           </w:p>
         </w:tc>
@@ -8325,10 +8917,16 @@
               <w:rPr>
                 <w:b/>
               </w:rPr>
-              <w:t>(b) Hybrid-headless</w:t>
-            </w:r>
-            <w:r>
-              <w:t xml:space="preserve"> — start native where possible, headless for configurator/4K pages.</w:t>
+              <w:t>(a)</w:t>
+            </w:r>
+            <w:r>
+              <w:t xml:space="preserve"> — matches the CRM's Phase 8 plan; the engine embeds in Liquid; lowest cost. Headless optional for flagship pages. </w:t>
+            </w:r>
+            <w:r>
+              <w:rPr>
+                <w:i/>
+              </w:rPr>
+              <w:t>(Revised after reviewing the sibling apps.)</w:t>
             </w:r>
           </w:p>
         </w:tc>
@@ -8499,13 +9097,13 @@
           </w:tcPr>
           <w:p>
             <w:r>
-              <w:t xml:space="preserve">CRM-only / Rules-only / </w:t>
-            </w:r>
-            <w:r>
               <w:rPr>
                 <w:b/>
               </w:rPr>
-              <w:t>Hybrid per-option</w:t>
+              <w:t>CRM-only</w:t>
+            </w:r>
+            <w:r>
+              <w:t xml:space="preserve"> / Rules-only / Hybrid</w:t>
             </w:r>
           </w:p>
         </w:tc>
@@ -8518,10 +9116,16 @@
               <w:rPr>
                 <w:b/>
               </w:rPr>
-              <w:t>Hybrid per-option</w:t>
-            </w:r>
-            <w:r>
-              <w:t xml:space="preserve"> (locked=CRM, editable=rules).</w:t>
+              <w:t>CRM pricing engine is the sole authority</w:t>
+            </w:r>
+            <w:r>
+              <w:t xml:space="preserve"> (golden-tested to the cent); the store never computes price. </w:t>
+            </w:r>
+            <w:r>
+              <w:rPr>
+                <w:i/>
+              </w:rPr>
+              <w:t>(Revised — there is one real pricing engine.)</w:t>
             </w:r>
           </w:p>
         </w:tc>
@@ -8850,6 +9454,149 @@
           </w:p>
         </w:tc>
       </w:tr>
+      <w:tr>
+        <w:tc>
+          <w:tcPr>
+            <w:tcW w:type="dxa" w:w="2412"/>
+          </w:tcPr>
+          <w:p>
+            <w:r>
+              <w:rPr>
+                <w:b/>
+              </w:rPr>
+              <w:t>D11</w:t>
+            </w:r>
+          </w:p>
+        </w:tc>
+        <w:tc>
+          <w:tcPr>
+            <w:tcW w:type="dxa" w:w="2412"/>
+          </w:tcPr>
+          <w:p>
+            <w:r>
+              <w:t>Shelf (Tile/Art Back) as true 3D</w:t>
+            </w:r>
+          </w:p>
+        </w:tc>
+        <w:tc>
+          <w:tcPr>
+            <w:tcW w:type="dxa" w:w="2412"/>
+          </w:tcPr>
+          <w:p>
+            <w:r>
+              <w:t xml:space="preserve">Parametric component (Atelier3D/4kGraphics) / </w:t>
+            </w:r>
+            <w:r>
+              <w:rPr>
+                <w:rFonts w:ascii="Consolas" w:hAnsi="Consolas"/>
+                <w:sz w:val="19"/>
+              </w:rPr>
+              <w:t>shelf_templates</w:t>
+            </w:r>
+            <w:r>
+              <w:t xml:space="preserve"> matrix only</w:t>
+            </w:r>
+          </w:p>
+        </w:tc>
+        <w:tc>
+          <w:tcPr>
+            <w:tcW w:type="dxa" w:w="2412"/>
+          </w:tcPr>
+          <w:p>
+            <w:r>
+              <w:rPr>
+                <w:b/>
+              </w:rPr>
+              <w:t>Author as a parametric component</w:t>
+            </w:r>
+            <w:r>
+              <w:t xml:space="preserve"> for live 3D + auto build-plan; </w:t>
+            </w:r>
+            <w:r>
+              <w:rPr>
+                <w:rFonts w:ascii="Consolas" w:hAnsi="Consolas"/>
+                <w:sz w:val="19"/>
+              </w:rPr>
+              <w:t>shelf_templates</w:t>
+            </w:r>
+            <w:r>
+              <w:t xml:space="preserve"> holds the option matrix. </w:t>
+            </w:r>
+            <w:r>
+              <w:rPr>
+                <w:i/>
+              </w:rPr>
+              <w:t>(New — shelf isn't yet a render `kind`.)</w:t>
+            </w:r>
+          </w:p>
+        </w:tc>
+      </w:tr>
+      <w:tr>
+        <w:tc>
+          <w:tcPr>
+            <w:tcW w:type="dxa" w:w="2412"/>
+          </w:tcPr>
+          <w:p>
+            <w:r>
+              <w:rPr>
+                <w:b/>
+              </w:rPr>
+              <w:t>D12</w:t>
+            </w:r>
+          </w:p>
+        </w:tc>
+        <w:tc>
+          <w:tcPr>
+            <w:tcW w:type="dxa" w:w="2412"/>
+          </w:tcPr>
+          <w:p>
+            <w:r>
+              <w:t>Store design tokens</w:t>
+            </w:r>
+          </w:p>
+        </w:tc>
+        <w:tc>
+          <w:tcPr>
+            <w:tcW w:type="dxa" w:w="2412"/>
+          </w:tcPr>
+          <w:p>
+            <w:r>
+              <w:t xml:space="preserve">Adopt CRM </w:t>
+            </w:r>
+            <w:r>
+              <w:rPr>
+                <w:b/>
+              </w:rPr>
+              <w:t>Indigo Atelier `--mj-*`</w:t>
+            </w:r>
+            <w:r>
+              <w:t xml:space="preserve"> / bespoke</w:t>
+            </w:r>
+          </w:p>
+        </w:tc>
+        <w:tc>
+          <w:tcPr>
+            <w:tcW w:type="dxa" w:w="2412"/>
+          </w:tcPr>
+          <w:p>
+            <w:r>
+              <w:rPr>
+                <w:b/>
+              </w:rPr>
+              <w:t>Adopt Indigo Atelier tokens</w:t>
+            </w:r>
+            <w:r>
+              <w:t xml:space="preserve"> for one-brand consistency across CRM, Atelier3D, and store. </w:t>
+            </w:r>
+            <w:r>
+              <w:rPr>
+                <w:i/>
+              </w:rPr>
+              <w:t>(New.)</w:t>
+            </w:r>
+          </w:p>
+        </w:tc>
+      </w:tr>
     </w:tbl>
     <w:p/>
     <w:p>
@@ -8955,6 +9702,30 @@
     </w:p>
     <w:p>
       <w:pPr>
+        <w:pStyle w:val="ListBullet"/>
+      </w:pPr>
+      <w:r>
+        <w:rPr>
+          <w:b/>
+        </w:rPr>
+        <w:t>E. Integration context</w:t>
+      </w:r>
+      <w:r>
+        <w:t xml:space="preserve"> — </w:t>
+      </w:r>
+      <w:r>
+        <w:rPr>
+          <w:color w:val="1A4F8A"/>
+          <w:u w:val="single"/>
+        </w:rPr>
+        <w:t>Integration Context</w:t>
+      </w:r>
+      <w:r>
+        <w:t xml:space="preserve"> — the real sibling apps (MEJA‑CRM, Atelier3D, 4kGraphics) and their contracts.</w:t>
+      </w:r>
+    </w:p>
+    <w:p>
+      <w:pPr>
         <w:pBdr>
           <w:bottom w:val="single" w:sz="6" w:space="1" w:color="BBBBBB"/>
         </w:pBdr>
@@ -9000,7 +9771,17 @@
         <w:t>Version:</w:t>
       </w:r>
       <w:r>
-        <w:t xml:space="preserve"> 0.1 (Draft)</w:t>
+        <w:t xml:space="preserve"> 0.2 (Draft — aligned to the suite's Indigo Atelier </w:t>
+      </w:r>
+      <w:r>
+        <w:rPr>
+          <w:rFonts w:ascii="Consolas" w:hAnsi="Consolas"/>
+          <w:sz w:val="19"/>
+        </w:rPr>
+        <w:t>--mj-*</w:t>
+      </w:r>
+      <w:r>
+        <w:t xml:space="preserve"> tokens)</w:t>
       </w:r>
     </w:p>
     <w:p>
@@ -9147,6 +9928,143 @@
       </w:r>
       <w:r>
         <w:t xml:space="preserve"> (plus any accents to borrow). Everything else here is the standard we build on once a direction is chosen.</w:t>
+      </w:r>
+    </w:p>
+    <w:p>
+      <w:pPr>
+        <w:pStyle w:val="IntenseQuote"/>
+        <w:ind w:left="432"/>
+      </w:pPr>
+      <w:r>
+        <w:rPr>
+          <w:b/>
+          <w:i/>
+        </w:rPr>
+        <w:t>Suite alignment (added after reviewing the sibling apps — [`05-Integration-Context.md`](05-Integration-Context.md)):</w:t>
+      </w:r>
+      <w:r>
+        <w:rPr>
+          <w:i/>
+        </w:rPr>
+        <w:t xml:space="preserve"> the store is part of a </w:t>
+      </w:r>
+      <w:r>
+        <w:rPr>
+          <w:b/>
+          <w:i/>
+        </w:rPr>
+        <w:t>family</w:t>
+      </w:r>
+      <w:r>
+        <w:rPr>
+          <w:i/>
+        </w:rPr>
+        <w:t xml:space="preserve"> — </w:t>
+      </w:r>
+      <w:r>
+        <w:rPr>
+          <w:b/>
+          <w:i/>
+        </w:rPr>
+        <w:t>MEJA‑CRM</w:t>
+      </w:r>
+      <w:r>
+        <w:rPr>
+          <w:i/>
+        </w:rPr>
+        <w:t xml:space="preserve"> already ships a locked design system, </w:t>
+      </w:r>
+      <w:r>
+        <w:rPr>
+          <w:b/>
+          <w:i/>
+        </w:rPr>
+        <w:t>"Indigo Atelier,"</w:t>
+      </w:r>
+      <w:r>
+        <w:rPr>
+          <w:i/>
+        </w:rPr>
+        <w:t xml:space="preserve"> built on </w:t>
+      </w:r>
+      <w:r>
+        <w:rPr>
+          <w:b/>
+          <w:i/>
+        </w:rPr>
+        <w:t>`--mj-*` design tokens</w:t>
+      </w:r>
+      <w:r>
+        <w:rPr>
+          <w:i/>
+        </w:rPr>
+        <w:t xml:space="preserve"> (Tailwind v4, token-only color rule), and </w:t>
+      </w:r>
+      <w:r>
+        <w:rPr>
+          <w:b/>
+          <w:i/>
+        </w:rPr>
+        <w:t>Atelier3D</w:t>
+      </w:r>
+      <w:r>
+        <w:rPr>
+          <w:i/>
+        </w:rPr>
+        <w:t xml:space="preserve"> uses a warm-neutral workspace with a single </w:t>
+      </w:r>
+      <w:r>
+        <w:rPr>
+          <w:b/>
+          <w:i/>
+        </w:rPr>
+        <w:t>teal</w:t>
+      </w:r>
+      <w:r>
+        <w:rPr>
+          <w:i/>
+        </w:rPr>
+        <w:t xml:space="preserve"> accent (dark "Studio" for color accuracy). For one-brand consistency, the store should </w:t>
+      </w:r>
+      <w:r>
+        <w:rPr>
+          <w:b/>
+          <w:i/>
+        </w:rPr>
+        <w:t>consume the same `--mj-*` token set</w:t>
+      </w:r>
+      <w:r>
+        <w:rPr>
+          <w:i/>
+        </w:rPr>
+        <w:t xml:space="preserve"> (Decision </w:t>
+      </w:r>
+      <w:r>
+        <w:rPr>
+          <w:b/>
+          <w:i/>
+        </w:rPr>
+        <w:t>D12</w:t>
+      </w:r>
+      <w:r>
+        <w:rPr>
+          <w:i/>
+        </w:rPr>
+        <w:t xml:space="preserve">). The token roles below map 1:1 onto </w:t>
+      </w:r>
+      <w:r>
+        <w:rPr>
+          <w:rFonts w:ascii="Consolas" w:hAnsi="Consolas"/>
+          <w:i/>
+          <w:sz w:val="19"/>
+        </w:rPr>
+        <w:t>--mj-*</w:t>
+      </w:r>
+      <w:r>
+        <w:rPr>
+          <w:i/>
+        </w:rPr>
+        <w:t>; the 10 iterations remain useful exploration, with the warm/atelier directions (#1/#2/#3) the closest fit to Indigo Atelier.</w:t>
       </w:r>
     </w:p>
     <w:p>
@@ -9407,10 +10325,80 @@
     </w:p>
     <w:p>
       <w:pPr>
+        <w:pStyle w:val="IntenseQuote"/>
+        <w:ind w:left="432"/>
+      </w:pPr>
+      <w:r>
+        <w:rPr>
+          <w:b/>
+          <w:i/>
+        </w:rPr>
+        <w:t>Map to the suite:</w:t>
+      </w:r>
+      <w:r>
+        <w:rPr>
+          <w:i/>
+        </w:rPr>
+        <w:t xml:space="preserve"> these </w:t>
+      </w:r>
+      <w:r>
+        <w:rPr>
+          <w:rFonts w:ascii="Consolas" w:hAnsi="Consolas"/>
+          <w:i/>
+          <w:sz w:val="19"/>
+        </w:rPr>
+        <w:t>--color-*</w:t>
+      </w:r>
+      <w:r>
+        <w:rPr>
+          <w:i/>
+        </w:rPr>
+        <w:t xml:space="preserve"> / </w:t>
+      </w:r>
+      <w:r>
+        <w:rPr>
+          <w:rFonts w:ascii="Consolas" w:hAnsi="Consolas"/>
+          <w:i/>
+          <w:sz w:val="19"/>
+        </w:rPr>
+        <w:t>--font-*</w:t>
+      </w:r>
+      <w:r>
+        <w:rPr>
+          <w:i/>
+        </w:rPr>
+        <w:t xml:space="preserve"> roles </w:t>
+      </w:r>
+      <w:r>
+        <w:rPr>
+          <w:b/>
+          <w:i/>
+        </w:rPr>
+        <w:t>alias the CRM's `--mj-*` tokens</w:t>
+      </w:r>
+      <w:r>
+        <w:rPr>
+          <w:i/>
+        </w:rPr>
+        <w:t xml:space="preserve"> (Indigo Atelier). In the OS 2.0 theme they compile from the same source so the store, CRM, and Atelier3D stay visually one product (D12).</w:t>
+      </w:r>
+    </w:p>
+    <w:p>
+      <w:pPr>
         <w:pStyle w:val="Heading3"/>
       </w:pPr>
       <w:r>
-        <w:t>2.1 Color (token roles — values set per iteration)</w:t>
+        <w:t xml:space="preserve">2.1 Color (token roles — values set per iteration; alias </w:t>
+      </w:r>
+      <w:r>
+        <w:rPr>
+          <w:rFonts w:ascii="Consolas" w:hAnsi="Consolas"/>
+          <w:sz w:val="19"/>
+        </w:rPr>
+        <w:t>--mj-*</w:t>
+      </w:r>
+      <w:r>
+        <w:t>)</w:t>
       </w:r>
     </w:p>
     <w:p>
@@ -10554,7 +11542,16 @@
         <w:t>Optimistic UI</w:t>
       </w:r>
       <w:r>
-        <w:t xml:space="preserve"> for option changes; reconcile price/validity from rules engine.</w:t>
+        <w:t xml:space="preserve"> for option changes; reconcile price/validity from the </w:t>
+      </w:r>
+      <w:r>
+        <w:rPr>
+          <w:b/>
+        </w:rPr>
+        <w:t>CRM pricing engine</w:t>
+      </w:r>
+      <w:r>
+        <w:t>.</w:t>
       </w:r>
     </w:p>
     <w:p>
@@ -13044,19 +14041,37 @@
         <w:rPr>
           <w:b/>
         </w:rPr>
-        <w:t>#3 Modern Luxe</w:t>
-      </w:r>
-      <w:r>
-        <w:t xml:space="preserve"> for brand warmth + premium feel, and </w:t>
+        <w:t>#2 Warm Workshop</w:t>
+      </w:r>
+      <w:r>
+        <w:t xml:space="preserve"> — they sit closest to the CRM's </w:t>
       </w:r>
       <w:r>
         <w:rPr>
           <w:b/>
         </w:rPr>
-        <w:t>borrow #6/#10 patterns</w:t>
-      </w:r>
-      <w:r>
-        <w:t xml:space="preserve"> for the configurator and 4K viewer. Final call is yours.</w:t>
+        <w:t>Indigo Atelier</w:t>
+      </w:r>
+      <w:r>
+        <w:t xml:space="preserve"> and Atelier3D's warm-neutral + teal, keeping the suite one brand (#3 Modern Luxe is the premium-dark alternative). </w:t>
+      </w:r>
+      <w:r>
+        <w:rPr>
+          <w:b/>
+        </w:rPr>
+        <w:t>Borrow #6/#10 patterns</w:t>
+      </w:r>
+      <w:r>
+        <w:t xml:space="preserve"> for the configurator and 4K viewer. Whichever wins, its tokens </w:t>
+      </w:r>
+      <w:r>
+        <w:rPr>
+          <w:b/>
+        </w:rPr>
+        <w:t>alias the `--mj-*` set</w:t>
+      </w:r>
+      <w:r>
+        <w:t xml:space="preserve"> (D12). Final call is yours.</w:t>
       </w:r>
     </w:p>
     <w:p>
@@ -13093,7 +14108,16 @@
         <w:t>values</w:t>
       </w:r>
       <w:r>
-        <w:t xml:space="preserve"> for that direction (color/type/texture).</w:t>
+        <w:t xml:space="preserve"> for that direction (color/type/texture) </w:t>
+      </w:r>
+      <w:r>
+        <w:rPr>
+          <w:b/>
+        </w:rPr>
+        <w:t>as overrides/aliases of the CRM `--mj-*` tokens</w:t>
+      </w:r>
+      <w:r>
+        <w:t xml:space="preserve"> so the suite stays consistent (D12).</w:t>
       </w:r>
     </w:p>
     <w:p>
@@ -13167,7 +14191,7 @@
         <w:t>Version:</w:t>
       </w:r>
       <w:r>
-        <w:t xml:space="preserve"> 0.1 (Draft)</w:t>
+        <w:t xml:space="preserve"> 0.2 (Draft — reconciled with the real CRM job-queue / pricing / listings contracts)</w:t>
       </w:r>
     </w:p>
     <w:p>
@@ -13482,7 +14506,72 @@
           </w:tcPr>
           <w:p>
             <w:r>
-              <w:t>Custom storefront (reads Storefront API, hosts configurator/viewer)</w:t>
+              <w:rPr>
+                <w:b/>
+              </w:rPr>
+              <w:t>Shopify Online Store 2.0 theme</w:t>
+            </w:r>
+            <w:r>
+              <w:t xml:space="preserve"> (Liquid) with the </w:t>
+            </w:r>
+            <w:r>
+              <w:rPr>
+                <w:b/>
+              </w:rPr>
+              <w:t>4kGraphics engine embedded</w:t>
+            </w:r>
+            <w:r>
+              <w:t>; hosts the configurator/viewer</w:t>
+            </w:r>
+          </w:p>
+        </w:tc>
+      </w:tr>
+      <w:tr>
+        <w:tc>
+          <w:tcPr>
+            <w:tcW w:type="dxa" w:w="4824"/>
+          </w:tcPr>
+          <w:p>
+            <w:r>
+              <w:rPr>
+                <w:b/>
+              </w:rPr>
+              <w:t>CRM</w:t>
+            </w:r>
+          </w:p>
+        </w:tc>
+        <w:tc>
+          <w:tcPr>
+            <w:tcW w:type="dxa" w:w="4824"/>
+          </w:tcPr>
+          <w:p>
+            <w:r>
+              <w:rPr>
+                <w:b/>
+              </w:rPr>
+              <w:t>MEJA‑CRM</w:t>
+            </w:r>
+            <w:r>
+              <w:t xml:space="preserve"> (Next.js + Supabase) — </w:t>
+            </w:r>
+            <w:r>
+              <w:rPr>
+                <w:b/>
+              </w:rPr>
+              <w:t>system of record + integration hub</w:t>
+            </w:r>
+            <w:r>
+              <w:t xml:space="preserve">: catalog, pricing engine, quotes, listings, work orders, and the </w:t>
+            </w:r>
+            <w:r>
+              <w:rPr>
+                <w:rFonts w:ascii="Consolas" w:hAnsi="Consolas"/>
+                <w:sz w:val="19"/>
+              </w:rPr>
+              <w:t>integration_jobs</w:t>
+            </w:r>
+            <w:r>
+              <w:t xml:space="preserve"> queue</w:t>
             </w:r>
           </w:p>
         </w:tc>
@@ -13507,7 +14596,36 @@
           </w:tcPr>
           <w:p>
             <w:r>
-              <w:t>Integration Layer (middleware, mapping, pricing, orchestration)</w:t>
+              <w:t xml:space="preserve">In these diagrams, </w:t>
+            </w:r>
+            <w:r>
+              <w:rPr>
+                <w:b/>
+              </w:rPr>
+              <w:t>IL = the CRM's integration hub / job queue</w:t>
+            </w:r>
+            <w:r>
+              <w:t xml:space="preserve"> (</w:t>
+            </w:r>
+            <w:r>
+              <w:rPr>
+                <w:rFonts w:ascii="Consolas" w:hAnsi="Consolas"/>
+                <w:sz w:val="19"/>
+              </w:rPr>
+              <w:t>integration_jobs</w:t>
+            </w:r>
+            <w:r>
+              <w:t xml:space="preserve">) — not a separate middleware. See </w:t>
+            </w:r>
+            <w:r>
+              <w:rPr>
+                <w:color w:val="1A4F8A"/>
+                <w:u w:val="single"/>
+              </w:rPr>
+              <w:t>`05-Integration-Context.md`</w:t>
+            </w:r>
+            <w:r>
+              <w:t>.</w:t>
             </w:r>
           </w:p>
         </w:tc>
@@ -13532,7 +14650,7 @@
           </w:tcPr>
           <w:p>
             <w:r>
-              <w:t>Commerce system of record (catalog, cart, checkout, orders)</w:t>
+              <w:t>Storefront + checkout + orders/payments (commerce); listings published from the CRM</w:t>
             </w:r>
           </w:p>
         </w:tc>
@@ -13547,7 +14665,7 @@
               <w:rPr>
                 <w:b/>
               </w:rPr>
-              <w:t>CRM</w:t>
+              <w:t>Atelier3D</w:t>
             </w:r>
           </w:p>
         </w:tc>
@@ -13557,32 +14675,17 @@
           </w:tcPr>
           <w:p>
             <w:r>
-              <w:t>MEJA‑CRM Quoting platform</w:t>
-            </w:r>
-          </w:p>
-        </w:tc>
-      </w:tr>
-      <w:tr>
-        <w:tc>
-          <w:tcPr>
-            <w:tcW w:type="dxa" w:w="4824"/>
-          </w:tcPr>
-          <w:p>
+              <w:t xml:space="preserve">Parametric design studio (React + Three.js + NestJS) — </w:t>
+            </w:r>
             <w:r>
               <w:rPr>
-                <w:b/>
+                <w:rFonts w:ascii="Consolas" w:hAnsi="Consolas"/>
+                <w:sz w:val="19"/>
               </w:rPr>
-              <w:t>Atelier3d</w:t>
-            </w:r>
-          </w:p>
-        </w:tc>
-        <w:tc>
-          <w:tcPr>
-            <w:tcW w:type="dxa" w:w="4824"/>
-          </w:tcPr>
-          <w:p>
-            <w:r>
-              <w:t>3D configurator service</w:t>
+              <w:t>atelier_import</w:t>
+            </w:r>
+            <w:r>
+              <w:t xml:space="preserve"> worker</w:t>
             </w:r>
           </w:p>
         </w:tc>
@@ -13607,7 +14710,43 @@
           </w:tcPr>
           <w:p>
             <w:r>
-              <w:t>4K rendering engine</w:t>
+              <w:rPr>
+                <w:b/>
+              </w:rPr>
+              <w:t>4kGraphics</w:t>
+            </w:r>
+            <w:r>
+              <w:t xml:space="preserve"> — embeddable engine (preview + client 4K) + headless </w:t>
+            </w:r>
+            <w:r>
+              <w:rPr>
+                <w:rFonts w:ascii="Consolas" w:hAnsi="Consolas"/>
+                <w:sz w:val="19"/>
+              </w:rPr>
+              <w:t>/v1/render</w:t>
+            </w:r>
+            <w:r>
+              <w:t xml:space="preserve"> · </w:t>
+            </w:r>
+            <w:r>
+              <w:rPr>
+                <w:rFonts w:ascii="Consolas" w:hAnsi="Consolas"/>
+                <w:sz w:val="19"/>
+              </w:rPr>
+              <w:t>/v1/buildplan</w:t>
+            </w:r>
+            <w:r>
+              <w:t xml:space="preserve"> (</w:t>
+            </w:r>
+            <w:r>
+              <w:rPr>
+                <w:rFonts w:ascii="Consolas" w:hAnsi="Consolas"/>
+                <w:sz w:val="19"/>
+              </w:rPr>
+              <w:t>render_4k</w:t>
+            </w:r>
+            <w:r>
+              <w:t xml:space="preserve"> worker)</w:t>
             </w:r>
           </w:p>
         </w:tc>
@@ -13615,6 +14754,52 @@
     </w:tbl>
     <w:p/>
     <w:p>
+      <w:pPr>
+        <w:pStyle w:val="IntenseQuote"/>
+        <w:ind w:left="432"/>
+      </w:pPr>
+      <w:r>
+        <w:rPr>
+          <w:b/>
+          <w:i/>
+        </w:rPr>
+        <w:t>Integration = the CRM's typed job queue</w:t>
+      </w:r>
+      <w:r>
+        <w:rPr>
+          <w:i/>
+        </w:rPr>
+        <w:t xml:space="preserve"> (</w:t>
+      </w:r>
+      <w:r>
+        <w:rPr>
+          <w:rFonts w:ascii="Consolas" w:hAnsi="Consolas"/>
+          <w:i/>
+          <w:sz w:val="19"/>
+        </w:rPr>
+        <w:t>integration_jobs</w:t>
+      </w:r>
+      <w:r>
+        <w:rPr>
+          <w:i/>
+        </w:rPr>
+        <w:t xml:space="preserve">: enqueue → claim → complete → requeue ≤3× → reap). </w:t>
+      </w:r>
+      <w:r>
+        <w:rPr>
+          <w:b/>
+          <w:i/>
+        </w:rPr>
+        <w:t>Pricing = the CRM engine only</w:t>
+      </w:r>
+      <w:r>
+        <w:rPr>
+          <w:i/>
+        </w:rPr>
+        <w:t xml:space="preserve"> (golden-tested). The store never computes price.</w:t>
+      </w:r>
+    </w:p>
+    <w:p>
       <w:r>
         <w:rPr>
           <w:b/>
@@ -13986,7 +15171,7 @@
           <w:rFonts w:ascii="Consolas" w:hAnsi="Consolas"/>
           <w:sz w:val="18"/>
         </w:rPr>
-        <w:t xml:space="preserve">    participant IL as Integration Layer</w:t>
+        <w:t xml:space="preserve">    participant IL as MEJA-CRM (hub)</w:t>
       </w:r>
       <w:r>
         <w:br/>
@@ -14310,7 +15495,7 @@
           <w:rFonts w:ascii="Consolas" w:hAnsi="Consolas"/>
           <w:sz w:val="18"/>
         </w:rPr>
-        <w:t xml:space="preserve">    participant IL as Integration Layer</w:t>
+        <w:t xml:space="preserve">    participant IL as MEJA-CRM (hub)</w:t>
       </w:r>
       <w:r>
         <w:br/>
@@ -14400,7 +15585,7 @@
           <w:rFonts w:ascii="Consolas" w:hAnsi="Consolas"/>
           <w:sz w:val="18"/>
         </w:rPr>
-        <w:t xml:space="preserve">        ST-&gt;&gt;IL: Validate + price (rules engine)</w:t>
+        <w:t xml:space="preserve">        ST-&gt;&gt;IL: Validate + price (CRM engine)</w:t>
       </w:r>
       <w:r>
         <w:br/>
@@ -14588,7 +15773,16 @@
         <w:t>Price</w:t>
       </w:r>
       <w:r>
-        <w:t xml:space="preserve"> recomputes via the Rules Engine on each valid change; breakdown expandable.</w:t>
+        <w:t xml:space="preserve"> recomputes via the </w:t>
+      </w:r>
+      <w:r>
+        <w:rPr>
+          <w:b/>
+        </w:rPr>
+        <w:t>CRM pricing engine</w:t>
+      </w:r>
+      <w:r>
+        <w:t xml:space="preserve"> on each valid change; breakdown expandable.</w:t>
       </w:r>
     </w:p>
     <w:p>
@@ -14781,7 +15975,7 @@
           <w:rFonts w:ascii="Consolas" w:hAnsi="Consolas"/>
           <w:sz w:val="18"/>
         </w:rPr>
-        <w:t xml:space="preserve">    participant IL as Integration Layer</w:t>
+        <w:t xml:space="preserve">    participant IL as MEJA-CRM (hub)</w:t>
       </w:r>
       <w:r>
         <w:br/>
@@ -14891,7 +16085,7 @@
           <w:rFonts w:ascii="Consolas" w:hAnsi="Consolas"/>
           <w:sz w:val="18"/>
         </w:rPr>
-        <w:t xml:space="preserve">        ST-&gt;&gt;IL: Validate + price delta (rules engine), respecting locked baseline</w:t>
+        <w:t xml:space="preserve">        ST-&gt;&gt;IL: Validate + price (CRM engine), respecting locked baseline</w:t>
       </w:r>
       <w:r>
         <w:br/>
@@ -15123,7 +16317,7 @@
           <w:rFonts w:ascii="Consolas" w:hAnsi="Consolas"/>
           <w:sz w:val="18"/>
         </w:rPr>
-        <w:t xml:space="preserve">    participant IL as Integration Layer</w:t>
+        <w:t xml:space="preserve">    participant IL as MEJA-CRM (hub)</w:t>
       </w:r>
       <w:r>
         <w:br/>
@@ -15213,7 +16407,7 @@
           <w:rFonts w:ascii="Consolas" w:hAnsi="Consolas"/>
           <w:sz w:val="18"/>
         </w:rPr>
-        <w:t xml:space="preserve">        ST-&gt;&gt;IL: price(BOM) via rules engine</w:t>
+        <w:t xml:space="preserve">        ST-&gt;&gt;IL: price(BOM) via CRM engine</w:t>
       </w:r>
       <w:r>
         <w:br/>
@@ -15484,7 +16678,7 @@
           <w:rFonts w:ascii="Consolas" w:hAnsi="Consolas"/>
           <w:sz w:val="18"/>
         </w:rPr>
-        <w:t xml:space="preserve">    Q[CRM authors quote] --&gt; P{Push to store}</w:t>
+        <w:t xml:space="preserve">    Q[CRM: accept quote → 'List on Shopify'] --&gt; P{listing kind:&lt;br/&gt;private / shelf_template}</w:t>
       </w:r>
       <w:r>
         <w:br/>
@@ -15494,7 +16688,7 @@
           <w:rFonts w:ascii="Consolas" w:hAnsi="Consolas"/>
           <w:sz w:val="18"/>
         </w:rPr>
-        <w:t xml:space="preserve">    P --&gt; V[IL validates against option model]</w:t>
+        <w:t xml:space="preserve">    P --&gt; V[CRM validates options + prices via its engine]</w:t>
       </w:r>
       <w:r>
         <w:br/>
@@ -15504,7 +16698,7 @@
           <w:rFonts w:ascii="Consolas" w:hAnsi="Consolas"/>
           <w:sz w:val="18"/>
         </w:rPr>
-        <w:t xml:space="preserve">    V --&gt;|valid| M[IL creates/updates Shopify product&lt;br/&gt;idempotent on quoteId]</w:t>
+        <w:t xml:space="preserve">    V --&gt;|valid| M[CRM Admin-API: create/update base product&lt;br/&gt;idempotent on quoteId · no variants]</w:t>
       </w:r>
       <w:r>
         <w:br/>
@@ -15514,7 +16708,7 @@
           <w:rFonts w:ascii="Consolas" w:hAnsi="Consolas"/>
           <w:sz w:val="18"/>
         </w:rPr>
-        <w:t xml:space="preserve">    V --&gt;|invalid| X[Reject + report errors to CRM]</w:t>
+        <w:t xml:space="preserve">    V --&gt;|invalid| X[Flag attention in CRM quote builder]</w:t>
       </w:r>
       <w:r>
         <w:br/>
@@ -15534,7 +16728,7 @@
           <w:rFonts w:ascii="Consolas" w:hAnsi="Consolas"/>
           <w:sz w:val="18"/>
         </w:rPr>
-        <w:t xml:space="preserve">    S --&gt; L[Return privateUrl + productId to CRM]</w:t>
+        <w:t xml:space="preserve">    S --&gt; L[Store listing↔quote↔product link]</w:t>
       </w:r>
       <w:r>
         <w:br/>
@@ -15544,7 +16738,7 @@
           <w:rFonts w:ascii="Consolas" w:hAnsi="Consolas"/>
           <w:sz w:val="18"/>
         </w:rPr>
-        <w:t xml:space="preserve">    L --&gt; N[CRM notifies customer]</w:t>
+        <w:t xml:space="preserve">    L --&gt; N[CRM notifies customer with private URL]</w:t>
       </w:r>
       <w:r>
         <w:br/>
@@ -15565,6 +16759,59 @@
         <w:rPr>
           <w:b/>
         </w:rPr>
+        <w:t>CRM-native:</w:t>
+      </w:r>
+      <w:r>
+        <w:t xml:space="preserve"> this is the CRM's "List on Shopify" producer on an accepted quote (</w:t>
+      </w:r>
+      <w:r>
+        <w:rPr>
+          <w:rFonts w:ascii="Consolas" w:hAnsi="Consolas"/>
+          <w:sz w:val="19"/>
+        </w:rPr>
+        <w:t>listings</w:t>
+      </w:r>
+      <w:r>
+        <w:t xml:space="preserve"> row, kind </w:t>
+      </w:r>
+      <w:r>
+        <w:rPr>
+          <w:rFonts w:ascii="Consolas" w:hAnsi="Consolas"/>
+          <w:sz w:val="19"/>
+        </w:rPr>
+        <w:t>private</w:t>
+      </w:r>
+      <w:r>
+        <w:t>/</w:t>
+      </w:r>
+      <w:r>
+        <w:rPr>
+          <w:rFonts w:ascii="Consolas" w:hAnsi="Consolas"/>
+          <w:sz w:val="19"/>
+        </w:rPr>
+        <w:t>shelf_template</w:t>
+      </w:r>
+      <w:r>
+        <w:t xml:space="preserve">); private listings </w:t>
+      </w:r>
+      <w:r>
+        <w:rPr>
+          <w:b/>
+        </w:rPr>
+        <w:t>require a quote</w:t>
+      </w:r>
+      <w:r>
+        <w:t>.</w:t>
+      </w:r>
+    </w:p>
+    <w:p>
+      <w:pPr>
+        <w:pStyle w:val="ListBullet"/>
+      </w:pPr>
+      <w:r>
+        <w:rPr>
+          <w:b/>
+        </w:rPr>
         <w:t>Idempotent</w:t>
       </w:r>
       <w:r>
@@ -15578,7 +16825,7 @@
         <w:t>quoteId</w:t>
       </w:r>
       <w:r>
-        <w:t xml:space="preserve"> (re-push updates, never duplicates).</w:t>
+        <w:t xml:space="preserve"> (re-push updates the listing, never duplicates).</w:t>
       </w:r>
     </w:p>
     <w:p>
@@ -15589,10 +16836,10 @@
         <w:rPr>
           <w:b/>
         </w:rPr>
-        <w:t>Validation</w:t>
-      </w:r>
-      <w:r>
-        <w:t xml:space="preserve"> rejects quotes that violate the option model and reports back.</w:t>
+        <w:t>Pricing</w:t>
+      </w:r>
+      <w:r>
+        <w:t xml:space="preserve"> comes from the CRM engine; the store never recomputes.</w:t>
       </w:r>
     </w:p>
     <w:p>
@@ -15659,7 +16906,7 @@
           <w:rFonts w:ascii="Consolas" w:hAnsi="Consolas"/>
           <w:sz w:val="18"/>
         </w:rPr>
-        <w:t xml:space="preserve">    participant ST as Storefront/Viewer</w:t>
+        <w:t xml:space="preserve">    participant ENG as 4kGraphics engine (in theme)</w:t>
       </w:r>
       <w:r>
         <w:br/>
@@ -15669,7 +16916,7 @@
           <w:rFonts w:ascii="Consolas" w:hAnsi="Consolas"/>
           <w:sz w:val="18"/>
         </w:rPr>
-        <w:t xml:space="preserve">    participant IL as Integration Layer</w:t>
+        <w:t xml:space="preserve">    participant CRM as MEJA-CRM (render_4k job)</w:t>
       </w:r>
       <w:r>
         <w:br/>
@@ -15679,7 +16926,7 @@
           <w:rFonts w:ascii="Consolas" w:hAnsi="Consolas"/>
           <w:sz w:val="18"/>
         </w:rPr>
-        <w:t xml:space="preserve">    participant R as Render</w:t>
+        <w:t xml:space="preserve">    participant R as 4kGraphics /v1/render</w:t>
       </w:r>
       <w:r>
         <w:br/>
@@ -15689,7 +16936,7 @@
           <w:rFonts w:ascii="Consolas" w:hAnsi="Consolas"/>
           <w:sz w:val="18"/>
         </w:rPr>
-        <w:t xml:space="preserve">    participant CDN as CDN</w:t>
+        <w:t xml:space="preserve">    participant CDN as Drive / CDN</w:t>
       </w:r>
       <w:r>
         <w:br/>
@@ -15699,7 +16946,7 @@
           <w:rFonts w:ascii="Consolas" w:hAnsi="Consolas"/>
           <w:sz w:val="18"/>
         </w:rPr>
-        <w:t xml:space="preserve">    ST-&gt;&gt;ST: Instant WebGL preview (client) on every change</w:t>
+        <w:t xml:space="preserve">    ENG-&gt;&gt;ENG: Instant WebGL preview + renderSnapshot() (client 4K) on every change</w:t>
       </w:r>
       <w:r>
         <w:br/>
@@ -15709,7 +16956,7 @@
           <w:rFonts w:ascii="Consolas" w:hAnsi="Consolas"/>
           <w:sz w:val="18"/>
         </w:rPr>
-        <w:t xml:space="preserve">    ST-&gt;&gt;IL: Debounced render4k(config, camera, lighting)</w:t>
+        <w:t xml:space="preserve">    ENG-&gt;&gt;CRM: enqueue render_4k(spec, material, lighting) [debounced]</w:t>
       </w:r>
       <w:r>
         <w:br/>
@@ -15719,7 +16966,7 @@
           <w:rFonts w:ascii="Consolas" w:hAnsi="Consolas"/>
           <w:sz w:val="18"/>
         </w:rPr>
-        <w:t xml:space="preserve">    IL-&gt;&gt;IL: Hash config → cache check</w:t>
+        <w:t xml:space="preserve">    CRM-&gt;&gt;CRM: hash config → cache check</w:t>
       </w:r>
       <w:r>
         <w:br/>
@@ -15739,7 +16986,7 @@
           <w:rFonts w:ascii="Consolas" w:hAnsi="Consolas"/>
           <w:sz w:val="18"/>
         </w:rPr>
-        <w:t xml:space="preserve">        IL--&gt;&gt;ST: cached 4K URL</w:t>
+        <w:t xml:space="preserve">        CRM--&gt;&gt;ENG: cached 4K URL</w:t>
       </w:r>
       <w:r>
         <w:br/>
@@ -15759,7 +17006,7 @@
           <w:rFonts w:ascii="Consolas" w:hAnsi="Consolas"/>
           <w:sz w:val="18"/>
         </w:rPr>
-        <w:t xml:space="preserve">        IL-&gt;&gt;R: submit job</w:t>
+        <w:t xml:space="preserve">        CRM-&gt;&gt;R: claim → POST /v1/render</w:t>
       </w:r>
       <w:r>
         <w:br/>
@@ -15769,7 +17016,7 @@
           <w:rFonts w:ascii="Consolas" w:hAnsi="Consolas"/>
           <w:sz w:val="18"/>
         </w:rPr>
-        <w:t xml:space="preserve">        R-&gt;&gt;CDN: upload on completion</w:t>
+        <w:t xml:space="preserve">        R-&gt;&gt;CDN: upload → drive_files (tagged)</w:t>
       </w:r>
       <w:r>
         <w:br/>
@@ -15779,7 +17026,7 @@
           <w:rFonts w:ascii="Consolas" w:hAnsi="Consolas"/>
           <w:sz w:val="18"/>
         </w:rPr>
-        <w:t xml:space="preserve">        R--&gt;&gt;IL: callback { url }</w:t>
+        <w:t xml:space="preserve">        R--&gt;&gt;CRM: { url }</w:t>
       </w:r>
       <w:r>
         <w:br/>
@@ -15789,7 +17036,7 @@
           <w:rFonts w:ascii="Consolas" w:hAnsi="Consolas"/>
           <w:sz w:val="18"/>
         </w:rPr>
-        <w:t xml:space="preserve">        IL--&gt;&gt;ST: push 4K URL (websocket)</w:t>
+        <w:t xml:space="preserve">        CRM--&gt;&gt;ENG: push 4K URL (websocket)</w:t>
       </w:r>
       <w:r>
         <w:br/>
@@ -15809,7 +17056,7 @@
           <w:rFonts w:ascii="Consolas" w:hAnsi="Consolas"/>
           <w:sz w:val="18"/>
         </w:rPr>
-        <w:t xml:space="preserve">    ST-&gt;&gt;CDN: progressive load 4K</w:t>
+        <w:t xml:space="preserve">    ENG-&gt;&gt;CDN: progressive load 4K</w:t>
       </w:r>
     </w:p>
     <w:p>
@@ -15820,7 +17067,16 @@
         <w:t>Principles:</w:t>
       </w:r>
       <w:r>
-        <w:t xml:space="preserve"> never block interaction on 4K; cache by config hash; attach final 4K URL to the order line.</w:t>
+        <w:t xml:space="preserve"> never block interaction on 4K (the embedded engine gives instant preview + client 4K); cache by config hash; </w:t>
+      </w:r>
+      <w:r>
+        <w:rPr>
+          <w:b/>
+        </w:rPr>
+        <w:t>BOM/cut list = `getBuildPlan()` / `/v1/buildplan`</w:t>
+      </w:r>
+      <w:r>
+        <w:t xml:space="preserve"> (same part layout as the render); attach final 4K URL + build plan to the order line.</w:t>
       </w:r>
     </w:p>
     <w:p>
@@ -15878,7 +17134,7 @@
           <w:rFonts w:ascii="Consolas" w:hAnsi="Consolas"/>
           <w:sz w:val="18"/>
         </w:rPr>
-        <w:t xml:space="preserve">    participant IL as Integration Layer</w:t>
+        <w:t xml:space="preserve">    participant CRM as MEJA-CRM (store_orders)</w:t>
       </w:r>
       <w:r>
         <w:br/>
@@ -15888,7 +17144,7 @@
           <w:rFonts w:ascii="Consolas" w:hAnsi="Consolas"/>
           <w:sz w:val="18"/>
         </w:rPr>
-        <w:t xml:space="preserve">    participant CRM as MEJA-CRM</w:t>
+        <w:t xml:space="preserve">    participant WO as Work order / cut_parts</w:t>
       </w:r>
       <w:r>
         <w:br/>
@@ -15908,7 +17164,7 @@
           <w:rFonts w:ascii="Consolas" w:hAnsi="Consolas"/>
           <w:sz w:val="18"/>
         </w:rPr>
-        <w:t xml:space="preserve">    SH--&gt;&gt;IL: orders/paid (line items + config snapshots + 4K + BOM)</w:t>
+        <w:t xml:space="preserve">    SH--&gt;&gt;CRM: order webhook → store_orders + order_lines (configId, 4K, build plan)</w:t>
       </w:r>
       <w:r>
         <w:br/>
@@ -15918,7 +17174,7 @@
           <w:rFonts w:ascii="Consolas" w:hAnsi="Consolas"/>
           <w:sz w:val="18"/>
         </w:rPr>
-        <w:t xml:space="preserve">    IL-&gt;&gt;CRM: update quote status (won) where applicable</w:t>
+        <w:t xml:space="preserve">    CRM-&gt;&gt;CRM: mark quote won (if quote-linked); buyer w/o quote → auto-create customer</w:t>
       </w:r>
       <w:r>
         <w:br/>
@@ -15928,7 +17184,7 @@
           <w:rFonts w:ascii="Consolas" w:hAnsi="Consolas"/>
           <w:sz w:val="18"/>
         </w:rPr>
-        <w:t xml:space="preserve">    IL-&gt;&gt;OPS: production packet (specs, BOM, 4K render, customer)</w:t>
+        <w:t xml:space="preserve">    CRM-&gt;&gt;WO: generate work order → freeze flattened cut list (cut_parts)</w:t>
       </w:r>
       <w:r>
         <w:br/>
@@ -15938,7 +17194,7 @@
           <w:rFonts w:ascii="Consolas" w:hAnsi="Consolas"/>
           <w:sz w:val="18"/>
         </w:rPr>
-        <w:t xml:space="preserve">    OPS--&gt;&gt;SH: fulfillment update / tracking</w:t>
+        <w:t xml:space="preserve">    WO-&gt;&gt;OPS: shop cut-ticket (specs, BOM, 4K render, customer)</w:t>
       </w:r>
       <w:r>
         <w:br/>
@@ -15948,7 +17204,7 @@
           <w:rFonts w:ascii="Consolas" w:hAnsi="Consolas"/>
           <w:sz w:val="18"/>
         </w:rPr>
-        <w:t xml:space="preserve">    SH--&gt;&gt;IL: orders/fulfilled</w:t>
+        <w:t xml:space="preserve">    OPS--&gt;&gt;SH: fulfillment update / tracking (shipments)</w:t>
       </w:r>
       <w:r>
         <w:br/>
@@ -15958,7 +17214,7 @@
           <w:rFonts w:ascii="Consolas" w:hAnsi="Consolas"/>
           <w:sz w:val="18"/>
         </w:rPr>
-        <w:t xml:space="preserve">    IL-&gt;&gt;CRM: close-out / post-sale record</w:t>
+        <w:t xml:space="preserve">    SH--&gt;&gt;CRM: orders/fulfilled → close-out / post-sale</w:t>
       </w:r>
     </w:p>
     <w:p>
@@ -15969,16 +17225,43 @@
         <w:t>Notes:</w:t>
       </w:r>
       <w:r>
-        <w:t xml:space="preserve"> the </w:t>
+        <w:t xml:space="preserve"> Shopify orders are ingested into the CRM's </w:t>
       </w:r>
       <w:r>
         <w:rPr>
           <w:b/>
         </w:rPr>
-        <w:t>production packet</w:t>
-      </w:r>
-      <w:r>
-        <w:t xml:space="preserve"> is the single artifact the workshop builds from — it must contain the exact configuration, BOM, dimensions, materials, and the 4K render the customer approved.</w:t>
+        <w:t>`store_orders`/`order_lines`</w:t>
+      </w:r>
+      <w:r>
+        <w:t xml:space="preserve">, generate a </w:t>
+      </w:r>
+      <w:r>
+        <w:rPr>
+          <w:b/>
+        </w:rPr>
+        <w:t>work order</w:t>
+      </w:r>
+      <w:r>
+        <w:t xml:space="preserve"> with a frozen </w:t>
+      </w:r>
+      <w:r>
+        <w:rPr>
+          <w:b/>
+        </w:rPr>
+        <w:t>`cut_parts`</w:t>
+      </w:r>
+      <w:r>
+        <w:t xml:space="preserve"> cut list, and print a </w:t>
+      </w:r>
+      <w:r>
+        <w:rPr>
+          <w:b/>
+        </w:rPr>
+        <w:t>shop cut-ticket</w:t>
+      </w:r>
+      <w:r>
+        <w:t xml:space="preserve"> — the single artifact the workshop builds from (exact configuration, BOM, dimensions, materials, and the approved 4K render).</w:t>
       </w:r>
     </w:p>
     <w:p>
@@ -16096,7 +17379,7 @@
           </w:tcPr>
           <w:p>
             <w:r>
-              <w:t>D4 pricing authority (hybrid per-option)</w:t>
+              <w:t>D4 pricing authority (CRM engine is sole authority)</w:t>
             </w:r>
           </w:p>
         </w:tc>
@@ -16313,7 +17596,7 @@
           </w:tcPr>
           <w:p>
             <w:r>
-              <w:t>Price mismatch (CRM vs rules)</w:t>
+              <w:t>Price mismatch (store display vs CRM)</w:t>
             </w:r>
           </w:p>
         </w:tc>
@@ -16323,7 +17606,7 @@
           </w:tcPr>
           <w:p>
             <w:r>
-              <w:t>Locked options win from CRM; reconciliation job flags drift for ops.</w:t>
+              <w:t>CRM pricing engine is sole authority; store re-fetches the CRM price; reconciliation flags drift at order ingest.</w:t>
             </w:r>
           </w:p>
         </w:tc>
@@ -16622,7 +17905,7 @@
           </w:tcPr>
           <w:p>
             <w:r>
-              <w:t>Integration Layer / CRM (automated)</w:t>
+              <w:t>CRM job queue / integrations (automated)</w:t>
             </w:r>
           </w:p>
         </w:tc>

--- a/word/MEJA-WebStore-Complete-Plan.docx
+++ b/word/MEJA-WebStore-Complete-Plan.docx
@@ -6756,6 +6756,16 @@
           <w:rFonts w:ascii="Consolas" w:hAnsi="Consolas"/>
           <w:sz w:val="18"/>
         </w:rPr>
+        <w:t xml:space="preserve">    Per-UI HTML mockups → approval        :p0d, after p0b, 21d</w:t>
+      </w:r>
+      <w:r>
+        <w:br/>
+      </w:r>
+      <w:r>
+        <w:rPr>
+          <w:rFonts w:ascii="Consolas" w:hAnsi="Consolas"/>
+          <w:sz w:val="18"/>
+        </w:rPr>
         <w:t xml:space="preserve">    API contracts v1 frozen              :p0c, after p0a, 14d</w:t>
       </w:r>
       <w:r>
@@ -6776,7 +6786,7 @@
           <w:rFonts w:ascii="Consolas" w:hAnsi="Consolas"/>
           <w:sz w:val="18"/>
         </w:rPr>
-        <w:t xml:space="preserve">    OS 2.0 theme + design tokens         :p1a, after p0b, 28d</w:t>
+        <w:t xml:space="preserve">    OS 2.0 theme + design tokens         :p1a, after p0d, 28d</w:t>
       </w:r>
       <w:r>
         <w:br/>
@@ -7012,7 +7022,16 @@
           </w:tcPr>
           <w:p>
             <w:r>
-              <w:t>UI iteration chosen; API v1 signed off; current-state confirmed.</w:t>
+              <w:t xml:space="preserve">UI iteration chosen; </w:t>
+            </w:r>
+            <w:r>
+              <w:rPr>
+                <w:b/>
+              </w:rPr>
+              <w:t>every design-standard UI has an approved HTML mockup (mockup-first gate, UI Standard §9)</w:t>
+            </w:r>
+            <w:r>
+              <w:t>; API v1 signed off; current-state confirmed.</w:t>
             </w:r>
           </w:p>
         </w:tc>
@@ -7223,10 +7242,34 @@
     <w:p/>
     <w:p>
       <w:pPr>
-        <w:pStyle w:val="Heading3"/>
-      </w:pPr>
-      <w:r>
-        <w:t>11.1 Sandbox live testing &amp; demo — the pre-swap gate</w:t>
+        <w:pStyle w:val="IntenseQuote"/>
+        <w:ind w:left="432"/>
+      </w:pPr>
+      <w:r>
+        <w:rPr>
+          <w:b/>
+          <w:i/>
+        </w:rPr>
+        <w:t>Mockup-first gate (Phase 0–1):</w:t>
+      </w:r>
+      <w:r>
+        <w:rPr>
+          <w:i/>
+        </w:rPr>
+        <w:t xml:space="preserve"> per the UI Standard §9, </w:t>
+      </w:r>
+      <w:r>
+        <w:rPr>
+          <w:b/>
+          <w:i/>
+        </w:rPr>
+        <w:t>every UI ships an approved HTML mockup before any theme code is written.</w:t>
+      </w:r>
+      <w:r>
+        <w:rPr>
+          <w:i/>
+        </w:rPr>
+        <w:t xml:space="preserve"> No UI is build-ready without an approved mockup; the approved mockups are the reference for the §11.1 sandbox demo.</w:t>
       </w:r>
     </w:p>
     <w:p>
@@ -10065,6 +10108,106 @@
           <w:i/>
         </w:rPr>
         <w:t>; the 10 iterations remain useful exploration, with the warm/atelier directions (#1/#2/#3) the closest fit to Indigo Atelier.</w:t>
+      </w:r>
+    </w:p>
+    <w:p>
+      <w:pPr>
+        <w:pBdr>
+          <w:bottom w:val="single" w:sz="6" w:space="1" w:color="BBBBBB"/>
+        </w:pBdr>
+      </w:pPr>
+    </w:p>
+    <w:p>
+      <w:pPr>
+        <w:pStyle w:val="Heading3"/>
+      </w:pPr>
+      <w:r>
+        <w:t>0.1 Mockup-first rule (MANDATORY)</w:t>
+      </w:r>
+    </w:p>
+    <w:p>
+      <w:pPr>
+        <w:pStyle w:val="IntenseQuote"/>
+        <w:ind w:left="432"/>
+      </w:pPr>
+      <w:r>
+        <w:rPr>
+          <w:b/>
+          <w:i/>
+        </w:rPr>
+        <w:t>No UI gets built without an approved HTML mockup.</w:t>
+      </w:r>
+      <w:r>
+        <w:rPr>
+          <w:i/>
+        </w:rPr>
+        <w:t xml:space="preserve"> Every page layout, component, state, and the chosen iteration in this standard ships a </w:t>
+      </w:r>
+      <w:r>
+        <w:rPr>
+          <w:b/>
+          <w:i/>
+        </w:rPr>
+        <w:t>self-contained HTML mockup</w:t>
+      </w:r>
+      <w:r>
+        <w:rPr>
+          <w:i/>
+        </w:rPr>
+        <w:t xml:space="preserve"> (in </w:t>
+      </w:r>
+      <w:r>
+        <w:rPr>
+          <w:i/>
+          <w:color w:val="1A4F8A"/>
+          <w:u w:val="single"/>
+        </w:rPr>
+        <w:t>`../mockups/`</w:t>
+      </w:r>
+      <w:r>
+        <w:rPr>
+          <w:i/>
+        </w:rPr>
+        <w:t xml:space="preserve">) that is </w:t>
+      </w:r>
+      <w:r>
+        <w:rPr>
+          <w:b/>
+          <w:i/>
+        </w:rPr>
+        <w:t>rendered and explicitly signed off</w:t>
+      </w:r>
+      <w:r>
+        <w:rPr>
+          <w:i/>
+        </w:rPr>
+        <w:t xml:space="preserve"> before any Online Store 2.0 theme code is written. The full requirement, the </w:t>
+      </w:r>
+      <w:r>
+        <w:rPr>
+          <w:b/>
+          <w:i/>
+        </w:rPr>
+        <w:t>mockup register</w:t>
+      </w:r>
+      <w:r>
+        <w:rPr>
+          <w:i/>
+        </w:rPr>
+        <w:t xml:space="preserve"> (every UI that needs one), and the approval process are in </w:t>
+      </w:r>
+      <w:r>
+        <w:rPr>
+          <w:b/>
+          <w:i/>
+        </w:rPr>
+        <w:t>§9</w:t>
+      </w:r>
+      <w:r>
+        <w:rPr>
+          <w:i/>
+        </w:rPr>
+        <w:t>.</w:t>
       </w:r>
     </w:p>
     <w:p>
@@ -14133,7 +14276,13 @@
         <w:pStyle w:val="ListNumber"/>
       </w:pPr>
       <w:r>
-        <w:t>Produce a high-fidelity prototype of Home + Collection + Configurator + Private listing.</w:t>
+        <w:rPr>
+          <w:b/>
+        </w:rPr>
+        <w:t>Produce an approved HTML mockup for *every* UI</w:t>
+      </w:r>
+      <w:r>
+        <w:t xml:space="preserve"> in the mockup register (§9) — all page layouts, key components, and responsive/empty/loading/error states — not just a few hero pages.</w:t>
       </w:r>
     </w:p>
     <w:p>
@@ -14141,7 +14290,24 @@
         <w:pStyle w:val="ListNumber"/>
       </w:pPr>
       <w:r>
-        <w:t>Accessibility + performance pass against §6 before engineering hand-off.</w:t>
+        <w:t>Accessibility + performance pass against §6 on the mockups.</w:t>
+      </w:r>
+    </w:p>
+    <w:p>
+      <w:pPr>
+        <w:pStyle w:val="ListNumber"/>
+      </w:pPr>
+      <w:r>
+        <w:t xml:space="preserve">Only </w:t>
+      </w:r>
+      <w:r>
+        <w:rPr>
+          <w:b/>
+        </w:rPr>
+        <w:t>approved</w:t>
+      </w:r>
+      <w:r>
+        <w:t xml:space="preserve"> mockups proceed to Online Store 2.0 theme build (the mockup-first gate, §0.1 / §9).</w:t>
       </w:r>
     </w:p>
     <w:p>
@@ -14152,11 +14318,1201 @@
       </w:pPr>
     </w:p>
     <w:p>
+      <w:pPr>
+        <w:pStyle w:val="Heading2"/>
+      </w:pPr>
+      <w:r>
+        <w:t>9. Mockup-first approval gate (mandatory)</w:t>
+      </w:r>
+    </w:p>
+    <w:p>
+      <w:r>
+        <w:rPr>
+          <w:b/>
+        </w:rPr>
+        <w:t>Rule:</w:t>
+      </w:r>
+      <w:r>
+        <w:t xml:space="preserve"> every UI in this standard must have a </w:t>
+      </w:r>
+      <w:r>
+        <w:rPr>
+          <w:b/>
+        </w:rPr>
+        <w:t>self-contained HTML mockup</w:t>
+      </w:r>
+      <w:r>
+        <w:t xml:space="preserve">, rendered for review and </w:t>
+      </w:r>
+      <w:r>
+        <w:rPr>
+          <w:b/>
+        </w:rPr>
+        <w:t>explicitly approved</w:t>
+      </w:r>
+      <w:r>
+        <w:t xml:space="preserve">, </w:t>
+      </w:r>
       <w:r>
         <w:rPr>
           <w:i/>
         </w:rPr>
-        <w:t>End of UI Design Standard (Draft v0.1). Please approve one primary iteration (and any accents) — Decision D2.</w:t>
+        <w:t>before</w:t>
+      </w:r>
+      <w:r>
+        <w:t xml:space="preserve"> it is built in the Online Store 2.0 theme. This covers all page layouts (§4), all shared components (§3), their responsive and empty/loading/error states, and the chosen iteration's full-fidelity pages.</w:t>
+      </w:r>
+    </w:p>
+    <w:p>
+      <w:pPr>
+        <w:pStyle w:val="Heading3"/>
+      </w:pPr>
+      <w:r>
+        <w:t>9.1 What a mockup deliverable is</w:t>
+      </w:r>
+    </w:p>
+    <w:p>
+      <w:pPr>
+        <w:pStyle w:val="ListBullet"/>
+      </w:pPr>
+      <w:r>
+        <w:t xml:space="preserve">A </w:t>
+      </w:r>
+      <w:r>
+        <w:rPr>
+          <w:b/>
+        </w:rPr>
+        <w:t>self-contained HTML/CSS file</w:t>
+      </w:r>
+      <w:r>
+        <w:t xml:space="preserve"> in </w:t>
+      </w:r>
+      <w:r>
+        <w:rPr>
+          <w:color w:val="1A4F8A"/>
+          <w:u w:val="single"/>
+        </w:rPr>
+        <w:t>`../mockups/`</w:t>
+      </w:r>
+      <w:r>
+        <w:t xml:space="preserve"> using the </w:t>
+      </w:r>
+      <w:r>
+        <w:rPr>
+          <w:b/>
+        </w:rPr>
+        <w:t>approved iteration's tokens</w:t>
+      </w:r>
+      <w:r>
+        <w:t xml:space="preserve"> (aliasing </w:t>
+      </w:r>
+      <w:r>
+        <w:rPr>
+          <w:rFonts w:ascii="Consolas" w:hAnsi="Consolas"/>
+          <w:sz w:val="19"/>
+        </w:rPr>
+        <w:t>--mj-*</w:t>
+      </w:r>
+      <w:r>
+        <w:t>, §2 / D12) — openable in any browser, no build step.</w:t>
+      </w:r>
+    </w:p>
+    <w:p>
+      <w:pPr>
+        <w:pStyle w:val="ListBullet"/>
+      </w:pPr>
+      <w:r>
+        <w:rPr>
+          <w:b/>
+        </w:rPr>
+        <w:t>Rendered to PDF/PNG</w:t>
+      </w:r>
+      <w:r>
+        <w:t xml:space="preserve"> for sharing/sign-off via </w:t>
+      </w:r>
+      <w:r>
+        <w:rPr>
+          <w:color w:val="1A4F8A"/>
+          <w:u w:val="single"/>
+        </w:rPr>
+        <w:t>`../tools/render_mockups.mjs`</w:t>
+      </w:r>
+      <w:r>
+        <w:t>.</w:t>
+      </w:r>
+    </w:p>
+    <w:p>
+      <w:pPr>
+        <w:pStyle w:val="ListBullet"/>
+      </w:pPr>
+      <w:r>
+        <w:t xml:space="preserve">Shows </w:t>
+      </w:r>
+      <w:r>
+        <w:rPr>
+          <w:b/>
+        </w:rPr>
+        <w:t>real content + representative states</w:t>
+      </w:r>
+      <w:r>
+        <w:t xml:space="preserve"> (live price, render viewer states, locked vs editable options) — not lorem where data matters.</w:t>
+      </w:r>
+    </w:p>
+    <w:p>
+      <w:pPr>
+        <w:pStyle w:val="ListBullet"/>
+      </w:pPr>
+      <w:r>
+        <w:rPr>
+          <w:b/>
+        </w:rPr>
+        <w:t>Mobile + desktop</w:t>
+      </w:r>
+      <w:r>
+        <w:t xml:space="preserve"> wherever the layout differs.</w:t>
+      </w:r>
+    </w:p>
+    <w:p>
+      <w:pPr>
+        <w:pStyle w:val="Heading3"/>
+      </w:pPr>
+      <w:r>
+        <w:t>9.2 Process (per UI)</w:t>
+      </w:r>
+    </w:p>
+    <w:p>
+      <w:pPr>
+        <w:pStyle w:val="ListNumber"/>
+      </w:pPr>
+      <w:r>
+        <w:rPr>
+          <w:b/>
+        </w:rPr>
+        <w:t>Draft</w:t>
+      </w:r>
+      <w:r>
+        <w:t xml:space="preserve"> the HTML mockup in </w:t>
+      </w:r>
+      <w:r>
+        <w:rPr>
+          <w:rFonts w:ascii="Consolas" w:hAnsi="Consolas"/>
+          <w:sz w:val="19"/>
+        </w:rPr>
+        <w:t>../mockups/</w:t>
+      </w:r>
+      <w:r>
+        <w:t>.</w:t>
+      </w:r>
+    </w:p>
+    <w:p>
+      <w:pPr>
+        <w:pStyle w:val="ListNumber"/>
+      </w:pPr>
+      <w:r>
+        <w:rPr>
+          <w:b/>
+        </w:rPr>
+        <w:t>Render</w:t>
+      </w:r>
+      <w:r>
+        <w:t xml:space="preserve"> it to PDF/PNG.</w:t>
+      </w:r>
+    </w:p>
+    <w:p>
+      <w:pPr>
+        <w:pStyle w:val="ListNumber"/>
+      </w:pPr>
+      <w:r>
+        <w:rPr>
+          <w:b/>
+        </w:rPr>
+        <w:t>Review</w:t>
+      </w:r>
+      <w:r>
+        <w:t xml:space="preserve"> with stakeholders; capture feedback; iterate.</w:t>
+      </w:r>
+    </w:p>
+    <w:p>
+      <w:pPr>
+        <w:pStyle w:val="ListNumber"/>
+      </w:pPr>
+      <w:r>
+        <w:rPr>
+          <w:b/>
+        </w:rPr>
+        <w:t>Approve</w:t>
+      </w:r>
+      <w:r>
+        <w:t xml:space="preserve"> — record sign-off (date + who) in the register below.</w:t>
+      </w:r>
+    </w:p>
+    <w:p>
+      <w:pPr>
+        <w:pStyle w:val="ListNumber"/>
+      </w:pPr>
+      <w:r>
+        <w:rPr>
+          <w:b/>
+        </w:rPr>
+        <w:t>Build</w:t>
+      </w:r>
+      <w:r>
+        <w:t xml:space="preserve"> — only an approved mockup may proceed to theme code.</w:t>
+      </w:r>
+    </w:p>
+    <w:p>
+      <w:r>
+        <w:t xml:space="preserve">A UI </w:t>
+      </w:r>
+      <w:r>
+        <w:rPr>
+          <w:b/>
+        </w:rPr>
+        <w:t>cannot be marked build-ready without an approved mockup.</w:t>
+      </w:r>
+      <w:r>
+        <w:t xml:space="preserve"> This is a gate in Phase 0–1 (Master Plan §11), and the approved mockups are the reference for the §11.1 sandbox demo.</w:t>
+      </w:r>
+    </w:p>
+    <w:p>
+      <w:pPr>
+        <w:pStyle w:val="Heading3"/>
+      </w:pPr>
+      <w:r>
+        <w:t>9.3 Mockup register (every UI that needs a mockup)</w:t>
+      </w:r>
+    </w:p>
+    <w:p>
+      <w:pPr>
+        <w:pStyle w:val="IntenseQuote"/>
+        <w:ind w:left="432"/>
+      </w:pPr>
+      <w:r>
+        <w:rPr>
+          <w:i/>
+        </w:rPr>
+        <w:t xml:space="preserve">Status: ☐ to do · ◐ in review · ✓ approved. The existing </w:t>
+      </w:r>
+      <w:r>
+        <w:rPr>
+          <w:i/>
+          <w:color w:val="1A4F8A"/>
+          <w:u w:val="single"/>
+        </w:rPr>
+        <w:t>`../mockups/index.html`</w:t>
+      </w:r>
+      <w:r>
+        <w:rPr>
+          <w:i/>
+        </w:rPr>
+        <w:t xml:space="preserve"> covers the </w:t>
+      </w:r>
+      <w:r>
+        <w:rPr>
+          <w:b/>
+          <w:i/>
+        </w:rPr>
+        <w:t>10-iteration selection</w:t>
+      </w:r>
+      <w:r>
+        <w:rPr>
+          <w:i/>
+        </w:rPr>
+        <w:t xml:space="preserve"> (✓ produced); the per-UI mockups below are produced in the </w:t>
+      </w:r>
+      <w:r>
+        <w:rPr>
+          <w:b/>
+          <w:i/>
+        </w:rPr>
+        <w:t>approved</w:t>
+      </w:r>
+      <w:r>
+        <w:rPr>
+          <w:i/>
+        </w:rPr>
+        <w:t xml:space="preserve"> iteration once D2 is chosen.</w:t>
+      </w:r>
+    </w:p>
+    <w:p>
+      <w:r>
+        <w:rPr>
+          <w:b/>
+        </w:rPr>
+        <w:t>Pages (§4)</w:t>
+      </w:r>
+    </w:p>
+    <w:tbl>
+      <w:tblPr>
+        <w:tblStyle w:val="LightGrid-Accent1"/>
+        <w:tblW w:type="auto" w:w="0"/>
+        <w:tblLayout w:type="autofit"/>
+        <w:tblLook w:firstColumn="1" w:firstRow="1" w:lastColumn="0" w:lastRow="0" w:noHBand="0" w:noVBand="1" w:val="04A0"/>
+      </w:tblPr>
+      <w:tblGrid>
+        <w:gridCol w:w="3216"/>
+        <w:gridCol w:w="3216"/>
+        <w:gridCol w:w="3216"/>
+      </w:tblGrid>
+      <w:tr>
+        <w:tc>
+          <w:tcPr>
+            <w:tcW w:type="dxa" w:w="3216"/>
+          </w:tcPr>
+          <w:p>
+            <w:r>
+              <w:rPr>
+                <w:b/>
+              </w:rPr>
+              <w:t>UI</w:t>
+            </w:r>
+          </w:p>
+        </w:tc>
+        <w:tc>
+          <w:tcPr>
+            <w:tcW w:type="dxa" w:w="3216"/>
+          </w:tcPr>
+          <w:p>
+            <w:r>
+              <w:rPr>
+                <w:b/>
+              </w:rPr>
+              <w:t>Mockup file</w:t>
+            </w:r>
+          </w:p>
+        </w:tc>
+        <w:tc>
+          <w:tcPr>
+            <w:tcW w:type="dxa" w:w="3216"/>
+          </w:tcPr>
+          <w:p>
+            <w:r>
+              <w:rPr>
+                <w:b/>
+              </w:rPr>
+              <w:t>Status</w:t>
+            </w:r>
+          </w:p>
+        </w:tc>
+      </w:tr>
+      <w:tr>
+        <w:tc>
+          <w:tcPr>
+            <w:tcW w:type="dxa" w:w="3216"/>
+          </w:tcPr>
+          <w:p>
+            <w:r>
+              <w:t>Iteration selection (10 directions)</w:t>
+            </w:r>
+          </w:p>
+        </w:tc>
+        <w:tc>
+          <w:tcPr>
+            <w:tcW w:type="dxa" w:w="3216"/>
+          </w:tcPr>
+          <w:p>
+            <w:r>
+              <w:rPr>
+                <w:rFonts w:ascii="Consolas" w:hAnsi="Consolas"/>
+                <w:sz w:val="19"/>
+              </w:rPr>
+              <w:t>mockups/index.html</w:t>
+            </w:r>
+          </w:p>
+        </w:tc>
+        <w:tc>
+          <w:tcPr>
+            <w:tcW w:type="dxa" w:w="3216"/>
+          </w:tcPr>
+          <w:p>
+            <w:r>
+              <w:t>✓ produced</w:t>
+            </w:r>
+          </w:p>
+        </w:tc>
+      </w:tr>
+      <w:tr>
+        <w:tc>
+          <w:tcPr>
+            <w:tcW w:type="dxa" w:w="3216"/>
+          </w:tcPr>
+          <w:p>
+            <w:r>
+              <w:t>Home</w:t>
+            </w:r>
+          </w:p>
+        </w:tc>
+        <w:tc>
+          <w:tcPr>
+            <w:tcW w:type="dxa" w:w="3216"/>
+          </w:tcPr>
+          <w:p>
+            <w:r>
+              <w:rPr>
+                <w:rFonts w:ascii="Consolas" w:hAnsi="Consolas"/>
+                <w:sz w:val="19"/>
+              </w:rPr>
+              <w:t>mockups/home.html</w:t>
+            </w:r>
+          </w:p>
+        </w:tc>
+        <w:tc>
+          <w:tcPr>
+            <w:tcW w:type="dxa" w:w="3216"/>
+          </w:tcPr>
+          <w:p>
+            <w:r>
+              <w:t>☐</w:t>
+            </w:r>
+          </w:p>
+        </w:tc>
+      </w:tr>
+      <w:tr>
+        <w:tc>
+          <w:tcPr>
+            <w:tcW w:type="dxa" w:w="3216"/>
+          </w:tcPr>
+          <w:p>
+            <w:r>
+              <w:t>Collection / catalog</w:t>
+            </w:r>
+          </w:p>
+        </w:tc>
+        <w:tc>
+          <w:tcPr>
+            <w:tcW w:type="dxa" w:w="3216"/>
+          </w:tcPr>
+          <w:p>
+            <w:r>
+              <w:rPr>
+                <w:rFonts w:ascii="Consolas" w:hAnsi="Consolas"/>
+                <w:sz w:val="19"/>
+              </w:rPr>
+              <w:t>mockups/collection.html</w:t>
+            </w:r>
+          </w:p>
+        </w:tc>
+        <w:tc>
+          <w:tcPr>
+            <w:tcW w:type="dxa" w:w="3216"/>
+          </w:tcPr>
+          <w:p>
+            <w:r>
+              <w:t>☐</w:t>
+            </w:r>
+          </w:p>
+        </w:tc>
+      </w:tr>
+      <w:tr>
+        <w:tc>
+          <w:tcPr>
+            <w:tcW w:type="dxa" w:w="3216"/>
+          </w:tcPr>
+          <w:p>
+            <w:r>
+              <w:t>Product (ready-made) PDP</w:t>
+            </w:r>
+          </w:p>
+        </w:tc>
+        <w:tc>
+          <w:tcPr>
+            <w:tcW w:type="dxa" w:w="3216"/>
+          </w:tcPr>
+          <w:p>
+            <w:r>
+              <w:rPr>
+                <w:rFonts w:ascii="Consolas" w:hAnsi="Consolas"/>
+                <w:sz w:val="19"/>
+              </w:rPr>
+              <w:t>mockups/product.html</w:t>
+            </w:r>
+          </w:p>
+        </w:tc>
+        <w:tc>
+          <w:tcPr>
+            <w:tcW w:type="dxa" w:w="3216"/>
+          </w:tcPr>
+          <w:p>
+            <w:r>
+              <w:t>☐</w:t>
+            </w:r>
+          </w:p>
+        </w:tc>
+      </w:tr>
+      <w:tr>
+        <w:tc>
+          <w:tcPr>
+            <w:tcW w:type="dxa" w:w="3216"/>
+          </w:tcPr>
+          <w:p>
+            <w:r>
+              <w:t>Configurator (Tile / Art Back) + 4K viewer</w:t>
+            </w:r>
+          </w:p>
+        </w:tc>
+        <w:tc>
+          <w:tcPr>
+            <w:tcW w:type="dxa" w:w="3216"/>
+          </w:tcPr>
+          <w:p>
+            <w:r>
+              <w:rPr>
+                <w:rFonts w:ascii="Consolas" w:hAnsi="Consolas"/>
+                <w:sz w:val="19"/>
+              </w:rPr>
+              <w:t>mockups/configurator.html</w:t>
+            </w:r>
+          </w:p>
+        </w:tc>
+        <w:tc>
+          <w:tcPr>
+            <w:tcW w:type="dxa" w:w="3216"/>
+          </w:tcPr>
+          <w:p>
+            <w:r>
+              <w:t>☐</w:t>
+            </w:r>
+          </w:p>
+        </w:tc>
+      </w:tr>
+      <w:tr>
+        <w:tc>
+          <w:tcPr>
+            <w:tcW w:type="dxa" w:w="3216"/>
+          </w:tcPr>
+          <w:p>
+            <w:r>
+              <w:t>Private / hybrid listing</w:t>
+            </w:r>
+          </w:p>
+        </w:tc>
+        <w:tc>
+          <w:tcPr>
+            <w:tcW w:type="dxa" w:w="3216"/>
+          </w:tcPr>
+          <w:p>
+            <w:r>
+              <w:rPr>
+                <w:rFonts w:ascii="Consolas" w:hAnsi="Consolas"/>
+                <w:sz w:val="19"/>
+              </w:rPr>
+              <w:t>mockups/private-listing.html</w:t>
+            </w:r>
+          </w:p>
+        </w:tc>
+        <w:tc>
+          <w:tcPr>
+            <w:tcW w:type="dxa" w:w="3216"/>
+          </w:tcPr>
+          <w:p>
+            <w:r>
+              <w:t>☐</w:t>
+            </w:r>
+          </w:p>
+        </w:tc>
+      </w:tr>
+      <w:tr>
+        <w:tc>
+          <w:tcPr>
+            <w:tcW w:type="dxa" w:w="3216"/>
+          </w:tcPr>
+          <w:p>
+            <w:r>
+              <w:t>Cart</w:t>
+            </w:r>
+          </w:p>
+        </w:tc>
+        <w:tc>
+          <w:tcPr>
+            <w:tcW w:type="dxa" w:w="3216"/>
+          </w:tcPr>
+          <w:p>
+            <w:r>
+              <w:rPr>
+                <w:rFonts w:ascii="Consolas" w:hAnsi="Consolas"/>
+                <w:sz w:val="19"/>
+              </w:rPr>
+              <w:t>mockups/cart.html</w:t>
+            </w:r>
+          </w:p>
+        </w:tc>
+        <w:tc>
+          <w:tcPr>
+            <w:tcW w:type="dxa" w:w="3216"/>
+          </w:tcPr>
+          <w:p>
+            <w:r>
+              <w:t>☐</w:t>
+            </w:r>
+          </w:p>
+        </w:tc>
+      </w:tr>
+      <w:tr>
+        <w:tc>
+          <w:tcPr>
+            <w:tcW w:type="dxa" w:w="3216"/>
+          </w:tcPr>
+          <w:p>
+            <w:r>
+              <w:t>Account + saved configs</w:t>
+            </w:r>
+          </w:p>
+        </w:tc>
+        <w:tc>
+          <w:tcPr>
+            <w:tcW w:type="dxa" w:w="3216"/>
+          </w:tcPr>
+          <w:p>
+            <w:r>
+              <w:rPr>
+                <w:rFonts w:ascii="Consolas" w:hAnsi="Consolas"/>
+                <w:sz w:val="19"/>
+              </w:rPr>
+              <w:t>mockups/account.html</w:t>
+            </w:r>
+          </w:p>
+        </w:tc>
+        <w:tc>
+          <w:tcPr>
+            <w:tcW w:type="dxa" w:w="3216"/>
+          </w:tcPr>
+          <w:p>
+            <w:r>
+              <w:t>☐</w:t>
+            </w:r>
+          </w:p>
+        </w:tc>
+      </w:tr>
+      <w:tr>
+        <w:tc>
+          <w:tcPr>
+            <w:tcW w:type="dxa" w:w="3216"/>
+          </w:tcPr>
+          <w:p>
+            <w:r>
+              <w:t>My quotes</w:t>
+            </w:r>
+          </w:p>
+        </w:tc>
+        <w:tc>
+          <w:tcPr>
+            <w:tcW w:type="dxa" w:w="3216"/>
+          </w:tcPr>
+          <w:p>
+            <w:r>
+              <w:rPr>
+                <w:rFonts w:ascii="Consolas" w:hAnsi="Consolas"/>
+                <w:sz w:val="19"/>
+              </w:rPr>
+              <w:t>mockups/account-quotes.html</w:t>
+            </w:r>
+          </w:p>
+        </w:tc>
+        <w:tc>
+          <w:tcPr>
+            <w:tcW w:type="dxa" w:w="3216"/>
+          </w:tcPr>
+          <w:p>
+            <w:r>
+              <w:t>☐</w:t>
+            </w:r>
+          </w:p>
+        </w:tc>
+      </w:tr>
+      <w:tr>
+        <w:tc>
+          <w:tcPr>
+            <w:tcW w:type="dxa" w:w="3216"/>
+          </w:tcPr>
+          <w:p>
+            <w:r>
+              <w:t>Content (FAQ / made-to-order policy)</w:t>
+            </w:r>
+          </w:p>
+        </w:tc>
+        <w:tc>
+          <w:tcPr>
+            <w:tcW w:type="dxa" w:w="3216"/>
+          </w:tcPr>
+          <w:p>
+            <w:r>
+              <w:rPr>
+                <w:rFonts w:ascii="Consolas" w:hAnsi="Consolas"/>
+                <w:sz w:val="19"/>
+              </w:rPr>
+              <w:t>mockups/content.html</w:t>
+            </w:r>
+          </w:p>
+        </w:tc>
+        <w:tc>
+          <w:tcPr>
+            <w:tcW w:type="dxa" w:w="3216"/>
+          </w:tcPr>
+          <w:p>
+            <w:r>
+              <w:t>☐</w:t>
+            </w:r>
+          </w:p>
+        </w:tc>
+      </w:tr>
+    </w:tbl>
+    <w:p/>
+    <w:p>
+      <w:r>
+        <w:rPr>
+          <w:b/>
+        </w:rPr>
+        <w:t>Components &amp; states (§3)</w:t>
+      </w:r>
+    </w:p>
+    <w:tbl>
+      <w:tblPr>
+        <w:tblStyle w:val="LightGrid-Accent1"/>
+        <w:tblW w:type="auto" w:w="0"/>
+        <w:tblLayout w:type="autofit"/>
+        <w:tblLook w:firstColumn="1" w:firstRow="1" w:lastColumn="0" w:lastRow="0" w:noHBand="0" w:noVBand="1" w:val="04A0"/>
+      </w:tblPr>
+      <w:tblGrid>
+        <w:gridCol w:w="3216"/>
+        <w:gridCol w:w="3216"/>
+        <w:gridCol w:w="3216"/>
+      </w:tblGrid>
+      <w:tr>
+        <w:tc>
+          <w:tcPr>
+            <w:tcW w:type="dxa" w:w="3216"/>
+          </w:tcPr>
+          <w:p>
+            <w:r>
+              <w:rPr>
+                <w:b/>
+              </w:rPr>
+              <w:t>UI</w:t>
+            </w:r>
+          </w:p>
+        </w:tc>
+        <w:tc>
+          <w:tcPr>
+            <w:tcW w:type="dxa" w:w="3216"/>
+          </w:tcPr>
+          <w:p>
+            <w:r>
+              <w:rPr>
+                <w:b/>
+              </w:rPr>
+              <w:t>Mockup file</w:t>
+            </w:r>
+          </w:p>
+        </w:tc>
+        <w:tc>
+          <w:tcPr>
+            <w:tcW w:type="dxa" w:w="3216"/>
+          </w:tcPr>
+          <w:p>
+            <w:r>
+              <w:rPr>
+                <w:b/>
+              </w:rPr>
+              <w:t>Status</w:t>
+            </w:r>
+          </w:p>
+        </w:tc>
+      </w:tr>
+      <w:tr>
+        <w:tc>
+          <w:tcPr>
+            <w:tcW w:type="dxa" w:w="3216"/>
+          </w:tcPr>
+          <w:p>
+            <w:r>
+              <w:t>Header / nav + mega-menu</w:t>
+            </w:r>
+          </w:p>
+        </w:tc>
+        <w:tc>
+          <w:tcPr>
+            <w:tcW w:type="dxa" w:w="3216"/>
+          </w:tcPr>
+          <w:p>
+            <w:r>
+              <w:rPr>
+                <w:rFonts w:ascii="Consolas" w:hAnsi="Consolas"/>
+                <w:sz w:val="19"/>
+              </w:rPr>
+              <w:t>mockups/components/header.html</w:t>
+            </w:r>
+          </w:p>
+        </w:tc>
+        <w:tc>
+          <w:tcPr>
+            <w:tcW w:type="dxa" w:w="3216"/>
+          </w:tcPr>
+          <w:p>
+            <w:r>
+              <w:t>☐</w:t>
+            </w:r>
+          </w:p>
+        </w:tc>
+      </w:tr>
+      <w:tr>
+        <w:tc>
+          <w:tcPr>
+            <w:tcW w:type="dxa" w:w="3216"/>
+          </w:tcPr>
+          <w:p>
+            <w:r>
+              <w:t>Product card</w:t>
+            </w:r>
+          </w:p>
+        </w:tc>
+        <w:tc>
+          <w:tcPr>
+            <w:tcW w:type="dxa" w:w="3216"/>
+          </w:tcPr>
+          <w:p>
+            <w:r>
+              <w:rPr>
+                <w:rFonts w:ascii="Consolas" w:hAnsi="Consolas"/>
+                <w:sz w:val="19"/>
+              </w:rPr>
+              <w:t>mockups/components/product-card.html</w:t>
+            </w:r>
+          </w:p>
+        </w:tc>
+        <w:tc>
+          <w:tcPr>
+            <w:tcW w:type="dxa" w:w="3216"/>
+          </w:tcPr>
+          <w:p>
+            <w:r>
+              <w:t>☐</w:t>
+            </w:r>
+          </w:p>
+        </w:tc>
+      </w:tr>
+      <w:tr>
+        <w:tc>
+          <w:tcPr>
+            <w:tcW w:type="dxa" w:w="3216"/>
+          </w:tcPr>
+          <w:p>
+            <w:r>
+              <w:t>Configurator panel + option controls (swatch / segmented / stepper / asset / locked)</w:t>
+            </w:r>
+          </w:p>
+        </w:tc>
+        <w:tc>
+          <w:tcPr>
+            <w:tcW w:type="dxa" w:w="3216"/>
+          </w:tcPr>
+          <w:p>
+            <w:r>
+              <w:rPr>
+                <w:rFonts w:ascii="Consolas" w:hAnsi="Consolas"/>
+                <w:sz w:val="19"/>
+              </w:rPr>
+              <w:t>mockups/components/configurator-panel.html</w:t>
+            </w:r>
+          </w:p>
+        </w:tc>
+        <w:tc>
+          <w:tcPr>
+            <w:tcW w:type="dxa" w:w="3216"/>
+          </w:tcPr>
+          <w:p>
+            <w:r>
+              <w:t>☐</w:t>
+            </w:r>
+          </w:p>
+        </w:tc>
+      </w:tr>
+      <w:tr>
+        <w:tc>
+          <w:tcPr>
+            <w:tcW w:type="dxa" w:w="3216"/>
+          </w:tcPr>
+          <w:p>
+            <w:r>
+              <w:t>4K render viewer (rendering / ready / AR / fullscreen)</w:t>
+            </w:r>
+          </w:p>
+        </w:tc>
+        <w:tc>
+          <w:tcPr>
+            <w:tcW w:type="dxa" w:w="3216"/>
+          </w:tcPr>
+          <w:p>
+            <w:r>
+              <w:rPr>
+                <w:rFonts w:ascii="Consolas" w:hAnsi="Consolas"/>
+                <w:sz w:val="19"/>
+              </w:rPr>
+              <w:t>mockups/components/render-viewer.html</w:t>
+            </w:r>
+          </w:p>
+        </w:tc>
+        <w:tc>
+          <w:tcPr>
+            <w:tcW w:type="dxa" w:w="3216"/>
+          </w:tcPr>
+          <w:p>
+            <w:r>
+              <w:t>☐</w:t>
+            </w:r>
+          </w:p>
+        </w:tc>
+      </w:tr>
+      <w:tr>
+        <w:tc>
+          <w:tcPr>
+            <w:tcW w:type="dxa" w:w="3216"/>
+          </w:tcPr>
+          <w:p>
+            <w:r>
+              <w:t>Price block + made-to-order microcopy</w:t>
+            </w:r>
+          </w:p>
+        </w:tc>
+        <w:tc>
+          <w:tcPr>
+            <w:tcW w:type="dxa" w:w="3216"/>
+          </w:tcPr>
+          <w:p>
+            <w:r>
+              <w:rPr>
+                <w:rFonts w:ascii="Consolas" w:hAnsi="Consolas"/>
+                <w:sz w:val="19"/>
+              </w:rPr>
+              <w:t>mockups/components/price-block.html</w:t>
+            </w:r>
+          </w:p>
+        </w:tc>
+        <w:tc>
+          <w:tcPr>
+            <w:tcW w:type="dxa" w:w="3216"/>
+          </w:tcPr>
+          <w:p>
+            <w:r>
+              <w:t>☐</w:t>
+            </w:r>
+          </w:p>
+        </w:tc>
+      </w:tr>
+      <w:tr>
+        <w:tc>
+          <w:tcPr>
+            <w:tcW w:type="dxa" w:w="3216"/>
+          </w:tcPr>
+          <w:p>
+            <w:r>
+              <w:t>Quote / Private banner</w:t>
+            </w:r>
+          </w:p>
+        </w:tc>
+        <w:tc>
+          <w:tcPr>
+            <w:tcW w:type="dxa" w:w="3216"/>
+          </w:tcPr>
+          <w:p>
+            <w:r>
+              <w:rPr>
+                <w:rFonts w:ascii="Consolas" w:hAnsi="Consolas"/>
+                <w:sz w:val="19"/>
+              </w:rPr>
+              <w:t>mockups/components/quote-banner.html</w:t>
+            </w:r>
+          </w:p>
+        </w:tc>
+        <w:tc>
+          <w:tcPr>
+            <w:tcW w:type="dxa" w:w="3216"/>
+          </w:tcPr>
+          <w:p>
+            <w:r>
+              <w:t>☐</w:t>
+            </w:r>
+          </w:p>
+        </w:tc>
+      </w:tr>
+      <w:tr>
+        <w:tc>
+          <w:tcPr>
+            <w:tcW w:type="dxa" w:w="3216"/>
+          </w:tcPr>
+          <w:p>
+            <w:r>
+              <w:t>Cart line</w:t>
+            </w:r>
+          </w:p>
+        </w:tc>
+        <w:tc>
+          <w:tcPr>
+            <w:tcW w:type="dxa" w:w="3216"/>
+          </w:tcPr>
+          <w:p>
+            <w:r>
+              <w:rPr>
+                <w:rFonts w:ascii="Consolas" w:hAnsi="Consolas"/>
+                <w:sz w:val="19"/>
+              </w:rPr>
+              <w:t>mockups/components/cart-line.html</w:t>
+            </w:r>
+          </w:p>
+        </w:tc>
+        <w:tc>
+          <w:tcPr>
+            <w:tcW w:type="dxa" w:w="3216"/>
+          </w:tcPr>
+          <w:p>
+            <w:r>
+              <w:t>☐</w:t>
+            </w:r>
+          </w:p>
+        </w:tc>
+      </w:tr>
+      <w:tr>
+        <w:tc>
+          <w:tcPr>
+            <w:tcW w:type="dxa" w:w="3216"/>
+          </w:tcPr>
+          <w:p>
+            <w:r>
+              <w:t>Buttons / forms / inputs</w:t>
+            </w:r>
+          </w:p>
+        </w:tc>
+        <w:tc>
+          <w:tcPr>
+            <w:tcW w:type="dxa" w:w="3216"/>
+          </w:tcPr>
+          <w:p>
+            <w:r>
+              <w:rPr>
+                <w:rFonts w:ascii="Consolas" w:hAnsi="Consolas"/>
+                <w:sz w:val="19"/>
+              </w:rPr>
+              <w:t>mockups/components/forms.html</w:t>
+            </w:r>
+          </w:p>
+        </w:tc>
+        <w:tc>
+          <w:tcPr>
+            <w:tcW w:type="dxa" w:w="3216"/>
+          </w:tcPr>
+          <w:p>
+            <w:r>
+              <w:t>☐</w:t>
+            </w:r>
+          </w:p>
+        </w:tc>
+      </w:tr>
+      <w:tr>
+        <w:tc>
+          <w:tcPr>
+            <w:tcW w:type="dxa" w:w="3216"/>
+          </w:tcPr>
+          <w:p>
+            <w:r>
+              <w:t>Empty / loading / error states</w:t>
+            </w:r>
+          </w:p>
+        </w:tc>
+        <w:tc>
+          <w:tcPr>
+            <w:tcW w:type="dxa" w:w="3216"/>
+          </w:tcPr>
+          <w:p>
+            <w:r>
+              <w:rPr>
+                <w:rFonts w:ascii="Consolas" w:hAnsi="Consolas"/>
+                <w:sz w:val="19"/>
+              </w:rPr>
+              <w:t>mockups/components/states.html</w:t>
+            </w:r>
+          </w:p>
+        </w:tc>
+        <w:tc>
+          <w:tcPr>
+            <w:tcW w:type="dxa" w:w="3216"/>
+          </w:tcPr>
+          <w:p>
+            <w:r>
+              <w:t>☐</w:t>
+            </w:r>
+          </w:p>
+        </w:tc>
+      </w:tr>
+      <w:tr>
+        <w:tc>
+          <w:tcPr>
+            <w:tcW w:type="dxa" w:w="3216"/>
+          </w:tcPr>
+          <w:p>
+            <w:r>
+              <w:t>Toasts / dialogs</w:t>
+            </w:r>
+          </w:p>
+        </w:tc>
+        <w:tc>
+          <w:tcPr>
+            <w:tcW w:type="dxa" w:w="3216"/>
+          </w:tcPr>
+          <w:p>
+            <w:r>
+              <w:rPr>
+                <w:rFonts w:ascii="Consolas" w:hAnsi="Consolas"/>
+                <w:sz w:val="19"/>
+              </w:rPr>
+              <w:t>mockups/components/overlays.html</w:t>
+            </w:r>
+          </w:p>
+        </w:tc>
+        <w:tc>
+          <w:tcPr>
+            <w:tcW w:type="dxa" w:w="3216"/>
+          </w:tcPr>
+          <w:p>
+            <w:r>
+              <w:t>☐</w:t>
+            </w:r>
+          </w:p>
+        </w:tc>
+      </w:tr>
+    </w:tbl>
+    <w:p/>
+    <w:p>
+      <w:r>
+        <w:rPr>
+          <w:b/>
+        </w:rPr>
+        <w:t>Responsive:</w:t>
+      </w:r>
+      <w:r>
+        <w:t xml:space="preserve"> each page mockup includes a </w:t>
+      </w:r>
+      <w:r>
+        <w:rPr>
+          <w:b/>
+        </w:rPr>
+        <w:t>mobile</w:t>
+      </w:r>
+      <w:r>
+        <w:t xml:space="preserve"> view (≤ md) where the layout differs (especially the configurator's stacked viewer + sticky price/CTA bar).</w:t>
+      </w:r>
+    </w:p>
+    <w:p>
+      <w:pPr>
+        <w:pBdr>
+          <w:bottom w:val="single" w:sz="6" w:space="1" w:color="BBBBBB"/>
+        </w:pBdr>
+      </w:pPr>
+    </w:p>
+    <w:p>
+      <w:r>
+        <w:rPr>
+          <w:i/>
+        </w:rPr>
+        <w:t>End of UI Design Standard (Draft v0.2). Please approve one primary iteration (and any accents) — Decision D2 — then the per-UI mockups land per §9.</w:t>
       </w:r>
     </w:p>
     <w:p>

--- a/word/MEJA-WebStore-Complete-Plan.docx
+++ b/word/MEJA-WebStore-Complete-Plan.docx
@@ -14762,7 +14762,7 @@
           </w:tcPr>
           <w:p>
             <w:r>
-              <w:t>☐</w:t>
+              <w:t>◐ in review</w:t>
             </w:r>
           </w:p>
         </w:tc>
@@ -14870,7 +14870,7 @@
           </w:tcPr>
           <w:p>
             <w:r>
-              <w:t>☐</w:t>
+              <w:t>◐ in review</w:t>
             </w:r>
           </w:p>
         </w:tc>

--- a/word/MEJA-WebStore-Complete-Plan.docx
+++ b/word/MEJA-WebStore-Complete-Plan.docx
@@ -805,6 +805,38 @@
       </w:r>
       <w:r>
         <w:t xml:space="preserve"> — Preserve SEO, brand equity, and existing customer accounts during cutover.</w:t>
+      </w:r>
+    </w:p>
+    <w:p>
+      <w:pPr>
+        <w:pStyle w:val="ListBullet"/>
+      </w:pPr>
+      <w:r>
+        <w:rPr>
+          <w:b/>
+        </w:rPr>
+        <w:t>G7</w:t>
+      </w:r>
+      <w:r>
+        <w:t xml:space="preserve"> — Capture and display </w:t>
+      </w:r>
+      <w:r>
+        <w:rPr>
+          <w:b/>
+        </w:rPr>
+        <w:t>customer reviews &amp; photo UGC</w:t>
+      </w:r>
+      <w:r>
+        <w:t xml:space="preserve"> — verified-buyer, invited </w:t>
+      </w:r>
+      <w:r>
+        <w:rPr>
+          <w:b/>
+        </w:rPr>
+        <w:t>after fulfillment</w:t>
+      </w:r>
+      <w:r>
+        <w:t>, aggregated at the product-family level, moderated, with review structured data for SEO. (Reviews are the trust mechanism in place of returns.)</w:t>
       </w:r>
     </w:p>
     <w:p>
@@ -4210,6 +4242,166 @@
           </w:p>
         </w:tc>
       </w:tr>
+      <w:tr>
+        <w:tc>
+          <w:tcPr>
+            <w:tcW w:type="dxa" w:w="2412"/>
+          </w:tcPr>
+          <w:p>
+            <w:r>
+              <w:t>MEJA‑CRM → reviews/email</w:t>
+            </w:r>
+          </w:p>
+        </w:tc>
+        <w:tc>
+          <w:tcPr>
+            <w:tcW w:type="dxa" w:w="2412"/>
+          </w:tcPr>
+          <w:p>
+            <w:r>
+              <w:t>async</w:t>
+            </w:r>
+          </w:p>
+        </w:tc>
+        <w:tc>
+          <w:tcPr>
+            <w:tcW w:type="dxa" w:w="2412"/>
+          </w:tcPr>
+          <w:p>
+            <w:r>
+              <w:rPr>
+                <w:rFonts w:ascii="Consolas" w:hAnsi="Consolas"/>
+                <w:sz w:val="19"/>
+              </w:rPr>
+              <w:t>integration_jobs</w:t>
+            </w:r>
+            <w:r>
+              <w:t xml:space="preserve"> </w:t>
+            </w:r>
+            <w:r>
+              <w:rPr>
+                <w:rFonts w:ascii="Consolas" w:hAnsi="Consolas"/>
+                <w:sz w:val="19"/>
+              </w:rPr>
+              <w:t>review_request</w:t>
+            </w:r>
+          </w:p>
+        </w:tc>
+        <w:tc>
+          <w:tcPr>
+            <w:tcW w:type="dxa" w:w="2412"/>
+          </w:tcPr>
+          <w:p>
+            <w:r>
+              <w:t>post-fulfillment review invite to verified buyers</w:t>
+            </w:r>
+          </w:p>
+        </w:tc>
+      </w:tr>
+      <w:tr>
+        <w:tc>
+          <w:tcPr>
+            <w:tcW w:type="dxa" w:w="2412"/>
+          </w:tcPr>
+          <w:p>
+            <w:r>
+              <w:t>Reviews app ↔ Shopify</w:t>
+            </w:r>
+          </w:p>
+        </w:tc>
+        <w:tc>
+          <w:tcPr>
+            <w:tcW w:type="dxa" w:w="2412"/>
+          </w:tcPr>
+          <w:p>
+            <w:r>
+              <w:t>sync</w:t>
+            </w:r>
+          </w:p>
+        </w:tc>
+        <w:tc>
+          <w:tcPr>
+            <w:tcW w:type="dxa" w:w="2412"/>
+          </w:tcPr>
+          <w:p>
+            <w:r>
+              <w:t>app + theme app-blocks</w:t>
+            </w:r>
+          </w:p>
+        </w:tc>
+        <w:tc>
+          <w:tcPr>
+            <w:tcW w:type="dxa" w:w="2412"/>
+          </w:tcPr>
+          <w:p>
+            <w:r>
+              <w:t xml:space="preserve">capture/display ratings, text, photo UGC; SEO </w:t>
+            </w:r>
+            <w:r>
+              <w:rPr>
+                <w:rFonts w:ascii="Consolas" w:hAnsi="Consolas"/>
+                <w:sz w:val="19"/>
+              </w:rPr>
+              <w:t>AggregateRating</w:t>
+            </w:r>
+            <w:r>
+              <w:t>/</w:t>
+            </w:r>
+            <w:r>
+              <w:rPr>
+                <w:rFonts w:ascii="Consolas" w:hAnsi="Consolas"/>
+                <w:sz w:val="19"/>
+              </w:rPr>
+              <w:t>Review</w:t>
+            </w:r>
+            <w:r>
+              <w:t xml:space="preserve"> schema</w:t>
+            </w:r>
+          </w:p>
+        </w:tc>
+      </w:tr>
+      <w:tr>
+        <w:tc>
+          <w:tcPr>
+            <w:tcW w:type="dxa" w:w="2412"/>
+          </w:tcPr>
+          <w:p>
+            <w:r>
+              <w:t>Reviews → MEJA‑CRM</w:t>
+            </w:r>
+          </w:p>
+        </w:tc>
+        <w:tc>
+          <w:tcPr>
+            <w:tcW w:type="dxa" w:w="2412"/>
+          </w:tcPr>
+          <w:p>
+            <w:r>
+              <w:t>async</w:t>
+            </w:r>
+          </w:p>
+        </w:tc>
+        <w:tc>
+          <w:tcPr>
+            <w:tcW w:type="dxa" w:w="2412"/>
+          </w:tcPr>
+          <w:p>
+            <w:r>
+              <w:t>webhook / sync</w:t>
+            </w:r>
+          </w:p>
+        </w:tc>
+        <w:tc>
+          <w:tcPr>
+            <w:tcW w:type="dxa" w:w="2412"/>
+          </w:tcPr>
+          <w:p>
+            <w:r>
+              <w:t>ingest reviews for marketing (Ad Studio) + customer lead scoring</w:t>
+            </w:r>
+          </w:p>
+        </w:tc>
+      </w:tr>
     </w:tbl>
     <w:p/>
     <w:p>
@@ -5074,6 +5266,234 @@
     </w:p>
     <w:p>
       <w:pPr>
+        <w:pStyle w:val="Heading3"/>
+      </w:pPr>
+      <w:r>
+        <w:t>6.6 Customer reviews &amp; UGC</w:t>
+      </w:r>
+    </w:p>
+    <w:p>
+      <w:r>
+        <w:t xml:space="preserve">The store carries </w:t>
+      </w:r>
+      <w:r>
+        <w:rPr>
+          <w:b/>
+        </w:rPr>
+        <w:t>product reviews</w:t>
+      </w:r>
+      <w:r>
+        <w:t xml:space="preserve"> — rating + text + </w:t>
+      </w:r>
+      <w:r>
+        <w:rPr>
+          <w:b/>
+        </w:rPr>
+        <w:t>customer photos</w:t>
+      </w:r>
+      <w:r>
+        <w:t xml:space="preserve"> — which matter especially for handmade pieces (buyers want to see </w:t>
+      </w:r>
+      <w:r>
+        <w:rPr>
+          <w:i/>
+        </w:rPr>
+        <w:t>real</w:t>
+      </w:r>
+      <w:r>
+        <w:t xml:space="preserve"> made results) and serve as the </w:t>
+      </w:r>
+      <w:r>
+        <w:rPr>
+          <w:b/>
+        </w:rPr>
+        <w:t>trust mechanism in place of returns</w:t>
+      </w:r>
+      <w:r>
+        <w:t>.</w:t>
+      </w:r>
+    </w:p>
+    <w:p>
+      <w:pPr>
+        <w:pStyle w:val="ListBullet"/>
+      </w:pPr>
+      <w:r>
+        <w:rPr>
+          <w:b/>
+        </w:rPr>
+        <w:t>Verified-buyer only:</w:t>
+      </w:r>
+      <w:r>
+        <w:t xml:space="preserve"> reviews are invited </w:t>
+      </w:r>
+      <w:r>
+        <w:rPr>
+          <w:b/>
+        </w:rPr>
+        <w:t>after fulfillment</w:t>
+      </w:r>
+      <w:r>
+        <w:t xml:space="preserve">. The CRM (which owns </w:t>
+      </w:r>
+      <w:r>
+        <w:rPr>
+          <w:rFonts w:ascii="Consolas" w:hAnsi="Consolas"/>
+          <w:sz w:val="19"/>
+        </w:rPr>
+        <w:t>store_orders</w:t>
+      </w:r>
+      <w:r>
+        <w:t xml:space="preserve"> + fulfillment) enqueues a </w:t>
+      </w:r>
+      <w:r>
+        <w:rPr>
+          <w:b/>
+        </w:rPr>
+        <w:t>`review_request`</w:t>
+      </w:r>
+      <w:r>
+        <w:t xml:space="preserve"> job that emails/SMSes the buyer after a delivery window; only fulfilled-order buyers can review.</w:t>
+      </w:r>
+    </w:p>
+    <w:p>
+      <w:pPr>
+        <w:pStyle w:val="ListBullet"/>
+      </w:pPr>
+      <w:r>
+        <w:rPr>
+          <w:b/>
+        </w:rPr>
+        <w:t>Family-level aggregation:</w:t>
+      </w:r>
+      <w:r>
+        <w:t xml:space="preserve"> because configurable and private listings are unique per order, reviews aggregate to the </w:t>
+      </w:r>
+      <w:r>
+        <w:rPr>
+          <w:b/>
+        </w:rPr>
+        <w:t>product family / `product_type`</w:t>
+      </w:r>
+      <w:r>
+        <w:t xml:space="preserve"> (e.g., "Tile Shelf"), not the one-off listing — so a configured or private purchase still contributes its review + photos to the family PDP. One-off </w:t>
+      </w:r>
+      <w:r>
+        <w:rPr>
+          <w:b/>
+        </w:rPr>
+        <w:t>private</w:t>
+      </w:r>
+      <w:r>
+        <w:t xml:space="preserve"> listing pages don't show public reviews.</w:t>
+      </w:r>
+    </w:p>
+    <w:p>
+      <w:pPr>
+        <w:pStyle w:val="ListBullet"/>
+      </w:pPr>
+      <w:r>
+        <w:rPr>
+          <w:b/>
+        </w:rPr>
+        <w:t>Moderation:</w:t>
+      </w:r>
+      <w:r>
+        <w:t xml:space="preserve"> automated spam/profanity + photo screening, then </w:t>
+      </w:r>
+      <w:r>
+        <w:rPr>
+          <w:b/>
+        </w:rPr>
+        <w:t>CS approval</w:t>
+      </w:r>
+      <w:r>
+        <w:t xml:space="preserve"> before publish; the brand can </w:t>
+      </w:r>
+      <w:r>
+        <w:rPr>
+          <w:b/>
+        </w:rPr>
+        <w:t>respond publicly</w:t>
+      </w:r>
+      <w:r>
+        <w:t>.</w:t>
+      </w:r>
+    </w:p>
+    <w:p>
+      <w:pPr>
+        <w:pStyle w:val="ListBullet"/>
+      </w:pPr>
+      <w:r>
+        <w:rPr>
+          <w:b/>
+        </w:rPr>
+        <w:t>Display:</w:t>
+      </w:r>
+      <w:r>
+        <w:t xml:space="preserve"> PDP reviews section (summary, star histogram, photo gallery, sortable/filterable cards), collection-card </w:t>
+      </w:r>
+      <w:r>
+        <w:rPr>
+          <w:b/>
+        </w:rPr>
+        <w:t>star badges</w:t>
+      </w:r>
+      <w:r>
+        <w:t xml:space="preserve">, and home social proof; emit </w:t>
+      </w:r>
+      <w:r>
+        <w:rPr>
+          <w:b/>
+        </w:rPr>
+        <w:t>`AggregateRating`/`Review`</w:t>
+      </w:r>
+      <w:r>
+        <w:t xml:space="preserve"> structured data for SEO.</w:t>
+      </w:r>
+    </w:p>
+    <w:p>
+      <w:pPr>
+        <w:pStyle w:val="ListBullet"/>
+      </w:pPr>
+      <w:r>
+        <w:rPr>
+          <w:b/>
+        </w:rPr>
+        <w:t>Approach (Decision D13):</w:t>
+      </w:r>
+      <w:r>
+        <w:t xml:space="preserve"> a reviews app (e.g., </w:t>
+      </w:r>
+      <w:r>
+        <w:rPr>
+          <w:b/>
+        </w:rPr>
+        <w:t>Judge.me / Loox / Okendo</w:t>
+      </w:r>
+      <w:r>
+        <w:t xml:space="preserve"> — strong photo-UGC, theme app-blocks, schema) for capture/display, with </w:t>
+      </w:r>
+      <w:r>
+        <w:rPr>
+          <w:b/>
+        </w:rPr>
+        <w:t>requests triggered by the CRM</w:t>
+      </w:r>
+      <w:r>
+        <w:t xml:space="preserve"> post-fulfillment; reviews optionally ingested into the CRM for </w:t>
+      </w:r>
+      <w:r>
+        <w:rPr>
+          <w:b/>
+        </w:rPr>
+        <w:t>Ad Studio</w:t>
+      </w:r>
+      <w:r>
+        <w:t xml:space="preserve"> + lead scoring.</w:t>
+      </w:r>
+    </w:p>
+    <w:p>
+      <w:pPr>
         <w:pBdr>
           <w:bottom w:val="single" w:sz="6" w:space="1" w:color="BBBBBB"/>
         </w:pBdr>
@@ -5497,6 +5917,39 @@
       </w:r>
       <w:r>
         <w:t xml:space="preserve"> + the config snapshot + 4K URL into Shopify so checkout/back-office see exactly what was bought.</w:t>
+      </w:r>
+    </w:p>
+    <w:p>
+      <w:pPr>
+        <w:pStyle w:val="ListBullet"/>
+      </w:pPr>
+      <w:r>
+        <w:rPr>
+          <w:b/>
+        </w:rPr>
+        <w:t>Reviews</w:t>
+      </w:r>
+      <w:r>
+        <w:t xml:space="preserve"> live in the reviews app (per D13), keyed to the </w:t>
+      </w:r>
+      <w:r>
+        <w:rPr>
+          <w:b/>
+        </w:rPr>
+        <w:t>product family / `product_type`</w:t>
+      </w:r>
+      <w:r>
+        <w:t xml:space="preserve"> (not unique listings), with verified-buyer + moderation state; optionally ingested into a CRM </w:t>
+      </w:r>
+      <w:r>
+        <w:rPr>
+          <w:rFonts w:ascii="Consolas" w:hAnsi="Consolas"/>
+          <w:sz w:val="19"/>
+        </w:rPr>
+        <w:t>reviews</w:t>
+      </w:r>
+      <w:r>
+        <w:t xml:space="preserve"> table for marketing / lead-scoring.</w:t>
       </w:r>
     </w:p>
     <w:p>
@@ -5670,7 +6123,62 @@
           </w:tcPr>
           <w:p>
             <w:r>
-              <w:t>Standard PDP.</w:t>
+              <w:t xml:space="preserve">Standard PDP; </w:t>
+            </w:r>
+            <w:r>
+              <w:rPr>
+                <w:b/>
+              </w:rPr>
+              <w:t>reviews section</w:t>
+            </w:r>
+            <w:r>
+              <w:t xml:space="preserve"> (family-level) + star summary.</w:t>
+            </w:r>
+          </w:p>
+        </w:tc>
+      </w:tr>
+      <w:tr>
+        <w:tc>
+          <w:tcPr>
+            <w:tcW w:type="dxa" w:w="3216"/>
+          </w:tcPr>
+          <w:p>
+            <w:r>
+              <w:rPr>
+                <w:rFonts w:ascii="Consolas" w:hAnsi="Consolas"/>
+                <w:sz w:val="19"/>
+              </w:rPr>
+              <w:t>/products/:handle#reviews</w:t>
+            </w:r>
+            <w:r>
+              <w:t xml:space="preserve"> · </w:t>
+            </w:r>
+            <w:r>
+              <w:rPr>
+                <w:rFonts w:ascii="Consolas" w:hAnsi="Consolas"/>
+                <w:sz w:val="19"/>
+              </w:rPr>
+              <w:t>/account/reviews</w:t>
+            </w:r>
+          </w:p>
+        </w:tc>
+        <w:tc>
+          <w:tcPr>
+            <w:tcW w:type="dxa" w:w="3216"/>
+          </w:tcPr>
+          <w:p>
+            <w:r>
+              <w:t>Reviews</w:t>
+            </w:r>
+          </w:p>
+        </w:tc>
+        <w:tc>
+          <w:tcPr>
+            <w:tcW w:type="dxa" w:w="3216"/>
+          </w:tcPr>
+          <w:p>
+            <w:r>
+              <w:t>PDP reviews block; "write a review" (verified-buyer) from order history; collection cards show star badges.</w:t>
             </w:r>
           </w:p>
         </w:tc>
@@ -6544,7 +7052,52 @@
           </w:tcPr>
           <w:p>
             <w:r>
-              <w:t>SSR for public pages; clean URLs; structured data; private listings excluded from indexing.</w:t>
+              <w:t xml:space="preserve">SSR for public pages; clean URLs; structured data (incl. </w:t>
+            </w:r>
+            <w:r>
+              <w:rPr>
+                <w:rFonts w:ascii="Consolas" w:hAnsi="Consolas"/>
+                <w:sz w:val="19"/>
+              </w:rPr>
+              <w:t>AggregateRating</w:t>
+            </w:r>
+            <w:r>
+              <w:t>/</w:t>
+            </w:r>
+            <w:r>
+              <w:rPr>
+                <w:rFonts w:ascii="Consolas" w:hAnsi="Consolas"/>
+                <w:sz w:val="19"/>
+              </w:rPr>
+              <w:t>Review</w:t>
+            </w:r>
+            <w:r>
+              <w:t>); private listings excluded from indexing.</w:t>
+            </w:r>
+          </w:p>
+        </w:tc>
+      </w:tr>
+      <w:tr>
+        <w:tc>
+          <w:tcPr>
+            <w:tcW w:type="dxa" w:w="4824"/>
+          </w:tcPr>
+          <w:p>
+            <w:r>
+              <w:rPr>
+                <w:b/>
+              </w:rPr>
+              <w:t>Reviews/UGC</w:t>
+            </w:r>
+          </w:p>
+        </w:tc>
+        <w:tc>
+          <w:tcPr>
+            <w:tcW w:type="dxa" w:w="4824"/>
+          </w:tcPr>
+          <w:p>
+            <w:r>
+              <w:t>Verified-buyer gating; spam/profanity + photo moderation before publish; accessible star widgets (keyboard + AT); no PII in published photos.</w:t>
             </w:r>
           </w:p>
         </w:tc>
@@ -6807,6 +7360,16 @@
           <w:sz w:val="18"/>
         </w:rPr>
         <w:t xml:space="preserve">    Private/hybrid listing push          :p1c, after p1b, 21d</w:t>
+      </w:r>
+      <w:r>
+        <w:br/>
+      </w:r>
+      <w:r>
+        <w:rPr>
+          <w:rFonts w:ascii="Consolas" w:hAnsi="Consolas"/>
+          <w:sz w:val="18"/>
+        </w:rPr>
+        <w:t xml:space="preserve">    Reviews &amp; UGC (verified-buyer)        :p1d, after p1c, 14d</w:t>
       </w:r>
       <w:r>
         <w:br/>
@@ -8582,6 +9145,58 @@
           </w:p>
         </w:tc>
       </w:tr>
+      <w:tr>
+        <w:tc>
+          <w:tcPr>
+            <w:tcW w:type="dxa" w:w="1930"/>
+          </w:tcPr>
+          <w:p>
+            <w:r>
+              <w:t>R9</w:t>
+            </w:r>
+          </w:p>
+        </w:tc>
+        <w:tc>
+          <w:tcPr>
+            <w:tcW w:type="dxa" w:w="1930"/>
+          </w:tcPr>
+          <w:p>
+            <w:r>
+              <w:t>Fake/abusive reviews or photo misuse</w:t>
+            </w:r>
+          </w:p>
+        </w:tc>
+        <w:tc>
+          <w:tcPr>
+            <w:tcW w:type="dxa" w:w="1930"/>
+          </w:tcPr>
+          <w:p>
+            <w:r>
+              <w:t>Med</w:t>
+            </w:r>
+          </w:p>
+        </w:tc>
+        <w:tc>
+          <w:tcPr>
+            <w:tcW w:type="dxa" w:w="1930"/>
+          </w:tcPr>
+          <w:p>
+            <w:r>
+              <w:t>Med</w:t>
+            </w:r>
+          </w:p>
+        </w:tc>
+        <w:tc>
+          <w:tcPr>
+            <w:tcW w:type="dxa" w:w="1930"/>
+          </w:tcPr>
+          <w:p>
+            <w:r>
+              <w:t>Verified-buyer only (post-fulfillment); auto spam/profanity + photo screening; CS approval before publish; takedown + response path.</w:t>
+            </w:r>
+          </w:p>
+        </w:tc>
+      </w:tr>
     </w:tbl>
     <w:p/>
     <w:p>
@@ -8690,6 +9305,29 @@
       </w:r>
       <w:r>
         <w:t xml:space="preserve"> across the four product modes.</w:t>
+      </w:r>
+    </w:p>
+    <w:p>
+      <w:pPr>
+        <w:pStyle w:val="ListBullet"/>
+      </w:pPr>
+      <w:r>
+        <w:rPr>
+          <w:b/>
+        </w:rPr>
+        <w:t>Review coverage &amp; rating:</w:t>
+      </w:r>
+      <w:r>
+        <w:t xml:space="preserve"> request→submit rate, average star rating, and </w:t>
+      </w:r>
+      <w:r>
+        <w:rPr>
+          <w:b/>
+        </w:rPr>
+        <w:t>photo-review %</w:t>
+      </w:r>
+      <w:r>
+        <w:t>.</w:t>
       </w:r>
     </w:p>
     <w:p>
@@ -9640,6 +10278,63 @@
           </w:p>
         </w:tc>
       </w:tr>
+      <w:tr>
+        <w:tc>
+          <w:tcPr>
+            <w:tcW w:type="dxa" w:w="2412"/>
+          </w:tcPr>
+          <w:p>
+            <w:r>
+              <w:rPr>
+                <w:b/>
+              </w:rPr>
+              <w:t>D13</w:t>
+            </w:r>
+          </w:p>
+        </w:tc>
+        <w:tc>
+          <w:tcPr>
+            <w:tcW w:type="dxa" w:w="2412"/>
+          </w:tcPr>
+          <w:p>
+            <w:r>
+              <w:t>Reviews approach + request trigger (§6.6)</w:t>
+            </w:r>
+          </w:p>
+        </w:tc>
+        <w:tc>
+          <w:tcPr>
+            <w:tcW w:type="dxa" w:w="2412"/>
+          </w:tcPr>
+          <w:p>
+            <w:r>
+              <w:t>Reviews app (Judge.me / Loox / Okendo) / native metaobjects · request via CRM vs app</w:t>
+            </w:r>
+          </w:p>
+        </w:tc>
+        <w:tc>
+          <w:tcPr>
+            <w:tcW w:type="dxa" w:w="2412"/>
+          </w:tcPr>
+          <w:p>
+            <w:r>
+              <w:rPr>
+                <w:b/>
+              </w:rPr>
+              <w:t>Reviews app + CRM-triggered requests</w:t>
+            </w:r>
+            <w:r>
+              <w:t xml:space="preserve"> (verified-buyer, post-fulfillment, photo UGC); ingest reviews into CRM for marketing. </w:t>
+            </w:r>
+            <w:r>
+              <w:rPr>
+                <w:i/>
+              </w:rPr>
+              <w:t>(New.)</w:t>
+            </w:r>
+          </w:p>
+        </w:tc>
+      </w:tr>
     </w:tbl>
     <w:p/>
     <w:p>
@@ -11175,6 +11870,142 @@
               <w:rPr>
                 <w:b/>
               </w:rPr>
+              <w:t>Star rating</w:t>
+            </w:r>
+          </w:p>
+        </w:tc>
+        <w:tc>
+          <w:tcPr>
+            <w:tcW w:type="dxa" w:w="4824"/>
+          </w:tcPr>
+          <w:p>
+            <w:r>
+              <w:t>Aggregate + inline stars; half-stars; count; keyboard/AT-operable (input variant for "write a review").</w:t>
+            </w:r>
+          </w:p>
+        </w:tc>
+      </w:tr>
+      <w:tr>
+        <w:tc>
+          <w:tcPr>
+            <w:tcW w:type="dxa" w:w="4824"/>
+          </w:tcPr>
+          <w:p>
+            <w:r>
+              <w:rPr>
+                <w:b/>
+              </w:rPr>
+              <w:t>Review summary</w:t>
+            </w:r>
+          </w:p>
+        </w:tc>
+        <w:tc>
+          <w:tcPr>
+            <w:tcW w:type="dxa" w:w="4824"/>
+          </w:tcPr>
+          <w:p>
+            <w:r>
+              <w:t xml:space="preserve">Average score, star </w:t>
+            </w:r>
+            <w:r>
+              <w:rPr>
+                <w:b/>
+              </w:rPr>
+              <w:t>histogram</w:t>
+            </w:r>
+            <w:r>
+              <w:t xml:space="preserve"> (5→1), total count, "% recommend", photo-gallery strip, sort/filter (with photos, rating, recent).</w:t>
+            </w:r>
+          </w:p>
+        </w:tc>
+      </w:tr>
+      <w:tr>
+        <w:tc>
+          <w:tcPr>
+            <w:tcW w:type="dxa" w:w="4824"/>
+          </w:tcPr>
+          <w:p>
+            <w:r>
+              <w:rPr>
+                <w:b/>
+              </w:rPr>
+              <w:t>Review card</w:t>
+            </w:r>
+          </w:p>
+        </w:tc>
+        <w:tc>
+          <w:tcPr>
+            <w:tcW w:type="dxa" w:w="4824"/>
+          </w:tcPr>
+          <w:p>
+            <w:r>
+              <w:t xml:space="preserve">Reviewer name + </w:t>
+            </w:r>
+            <w:r>
+              <w:rPr>
+                <w:b/>
+              </w:rPr>
+              <w:t>verified-buyer</w:t>
+            </w:r>
+            <w:r>
+              <w:t xml:space="preserve"> badge, date, rating, body, </w:t>
+            </w:r>
+            <w:r>
+              <w:rPr>
+                <w:b/>
+              </w:rPr>
+              <w:t>customer photos</w:t>
+            </w:r>
+            <w:r>
+              <w:t xml:space="preserve">, helpful votes, and optional </w:t>
+            </w:r>
+            <w:r>
+              <w:rPr>
+                <w:b/>
+              </w:rPr>
+              <w:t>brand response</w:t>
+            </w:r>
+            <w:r>
+              <w:t>.</w:t>
+            </w:r>
+          </w:p>
+        </w:tc>
+      </w:tr>
+      <w:tr>
+        <w:tc>
+          <w:tcPr>
+            <w:tcW w:type="dxa" w:w="4824"/>
+          </w:tcPr>
+          <w:p>
+            <w:r>
+              <w:rPr>
+                <w:b/>
+              </w:rPr>
+              <w:t>Write-a-review form/modal</w:t>
+            </w:r>
+          </w:p>
+        </w:tc>
+        <w:tc>
+          <w:tcPr>
+            <w:tcW w:type="dxa" w:w="4824"/>
+          </w:tcPr>
+          <w:p>
+            <w:r>
+              <w:t>Star input, title/body, photo upload, consent; verified-buyer gated from order history; submitting / success / moderation-pending states.</w:t>
+            </w:r>
+          </w:p>
+        </w:tc>
+      </w:tr>
+      <w:tr>
+        <w:tc>
+          <w:tcPr>
+            <w:tcW w:type="dxa" w:w="4824"/>
+          </w:tcPr>
+          <w:p>
+            <w:r>
+              <w:rPr>
+                <w:b/>
+              </w:rPr>
               <w:t>Buttons</w:t>
             </w:r>
           </w:p>
@@ -11330,7 +12161,16 @@
     </w:p>
     <w:p>
       <w:r>
-        <w:t>Filter rail (style, room, size, wood, finish, price) + sortable responsive grid + quick-view; "Configure" badge on configurable items.</w:t>
+        <w:t xml:space="preserve">Filter rail (style, room, size, wood, finish, price) + sortable responsive grid + quick-view; "Configure" badge on configurable items; </w:t>
+      </w:r>
+      <w:r>
+        <w:rPr>
+          <w:b/>
+        </w:rPr>
+        <w:t>star-rating badge</w:t>
+      </w:r>
+      <w:r>
+        <w:t xml:space="preserve"> on cards.</w:t>
       </w:r>
     </w:p>
     <w:p>
@@ -11343,7 +12183,16 @@
     </w:p>
     <w:p>
       <w:r>
-        <w:t>Gallery left / details right; variant picker; add-to-cart; specs; care; related.</w:t>
+        <w:t xml:space="preserve">Gallery left / details right; variant picker; add-to-cart; specs; care; related. </w:t>
+      </w:r>
+      <w:r>
+        <w:rPr>
+          <w:b/>
+        </w:rPr>
+        <w:t>Reviews section</w:t>
+      </w:r>
+      <w:r>
+        <w:t xml:space="preserve"> (family-level): review summary + histogram + photo gallery + sortable/filterable review cards, with a verified-buyer "write a review" entry. The configurator and private/hybrid pages link to the same family-level reviews.</w:t>
       </w:r>
     </w:p>
     <w:p>
@@ -11765,7 +12614,16 @@
         <w:t>Screen readers</w:t>
       </w:r>
       <w:r>
-        <w:t>: option groups labelled; live region announces price/render changes; render viewer has text/spec fallback.</w:t>
+        <w:t xml:space="preserve">: option groups labelled; live region announces price/render changes; render viewer has text/spec fallback. </w:t>
+      </w:r>
+      <w:r>
+        <w:rPr>
+          <w:b/>
+        </w:rPr>
+        <w:t>Star ratings</w:t>
+      </w:r>
+      <w:r>
+        <w:t xml:space="preserve"> expose an accessible name (e.g., "4.8 out of 5, 126 reviews); the review-input stars are keyboard-operable radios.</w:t>
       </w:r>
     </w:p>
     <w:p>
@@ -14810,7 +15668,7 @@
           </w:tcPr>
           <w:p>
             <w:r>
-              <w:t>Product (ready-made) PDP</w:t>
+              <w:t>Product (ready-made) PDP — incl. reviews section</w:t>
             </w:r>
           </w:p>
         </w:tc>
@@ -15478,6 +16336,78 @@
           </w:p>
         </w:tc>
       </w:tr>
+      <w:tr>
+        <w:tc>
+          <w:tcPr>
+            <w:tcW w:type="dxa" w:w="3216"/>
+          </w:tcPr>
+          <w:p>
+            <w:r>
+              <w:t>Reviews section (summary + histogram + photo gallery + cards)</w:t>
+            </w:r>
+          </w:p>
+        </w:tc>
+        <w:tc>
+          <w:tcPr>
+            <w:tcW w:type="dxa" w:w="3216"/>
+          </w:tcPr>
+          <w:p>
+            <w:r>
+              <w:rPr>
+                <w:rFonts w:ascii="Consolas" w:hAnsi="Consolas"/>
+                <w:sz w:val="19"/>
+              </w:rPr>
+              <w:t>mockups/components/reviews.html</w:t>
+            </w:r>
+          </w:p>
+        </w:tc>
+        <w:tc>
+          <w:tcPr>
+            <w:tcW w:type="dxa" w:w="3216"/>
+          </w:tcPr>
+          <w:p>
+            <w:r>
+              <w:t>☐</w:t>
+            </w:r>
+          </w:p>
+        </w:tc>
+      </w:tr>
+      <w:tr>
+        <w:tc>
+          <w:tcPr>
+            <w:tcW w:type="dxa" w:w="3216"/>
+          </w:tcPr>
+          <w:p>
+            <w:r>
+              <w:t>Write-a-review (verified-buyer modal/page + states)</w:t>
+            </w:r>
+          </w:p>
+        </w:tc>
+        <w:tc>
+          <w:tcPr>
+            <w:tcW w:type="dxa" w:w="3216"/>
+          </w:tcPr>
+          <w:p>
+            <w:r>
+              <w:rPr>
+                <w:rFonts w:ascii="Consolas" w:hAnsi="Consolas"/>
+                <w:sz w:val="19"/>
+              </w:rPr>
+              <w:t>mockups/components/write-review.html</w:t>
+            </w:r>
+          </w:p>
+        </w:tc>
+        <w:tc>
+          <w:tcPr>
+            <w:tcW w:type="dxa" w:w="3216"/>
+          </w:tcPr>
+          <w:p>
+            <w:r>
+              <w:t>☐</w:t>
+            </w:r>
+          </w:p>
+        </w:tc>
+      </w:tr>
     </w:tbl>
     <w:p/>
     <w:p>
@@ -15710,7 +16640,7 @@
     </w:p>
     <w:p>
       <w:r>
-        <w:t xml:space="preserve">Plus three cross-cutting flows: </w:t>
+        <w:t xml:space="preserve">Plus four cross-cutting flows: </w:t>
       </w:r>
       <w:r>
         <w:rPr>
@@ -15728,13 +16658,22 @@
         <w:t>live 4K rendering</w:t>
       </w:r>
       <w:r>
+        <w:t xml:space="preserve">, </w:t>
+      </w:r>
+      <w:r>
+        <w:rPr>
+          <w:b/>
+        </w:rPr>
+        <w:t>order → fulfillment</w:t>
+      </w:r>
+      <w:r>
         <w:t xml:space="preserve">, and </w:t>
       </w:r>
       <w:r>
         <w:rPr>
           <w:b/>
         </w:rPr>
-        <w:t>order → fulfillment</w:t>
+        <w:t>customer reviews (post-purchase UGC)</w:t>
       </w:r>
       <w:r>
         <w:t>.</w:t>
@@ -18632,6 +19571,355 @@
         <w:pStyle w:val="Heading2"/>
       </w:pPr>
       <w:r>
+        <w:t>9b. Workflow I — Customer Reviews (post-purchase UGC, cross-cutting)</w:t>
+      </w:r>
+    </w:p>
+    <w:p>
+      <w:r>
+        <w:rPr>
+          <w:b/>
+        </w:rPr>
+        <w:t>Goal:</w:t>
+      </w:r>
+      <w:r>
+        <w:t xml:space="preserve"> collect and display </w:t>
+      </w:r>
+      <w:r>
+        <w:rPr>
+          <w:b/>
+        </w:rPr>
+        <w:t>verified-buyer reviews</w:t>
+      </w:r>
+      <w:r>
+        <w:t xml:space="preserve"> (rating + text + photos) after a piece is delivered. Reviews are the </w:t>
+      </w:r>
+      <w:r>
+        <w:rPr>
+          <w:b/>
+        </w:rPr>
+        <w:t>trust mechanism in place of returns</w:t>
+      </w:r>
+      <w:r>
+        <w:t xml:space="preserve"> for a made-to-order brand.</w:t>
+      </w:r>
+    </w:p>
+    <w:p>
+      <w:r>
+        <w:rPr>
+          <w:i/>
+          <w:color w:val="666666"/>
+          <w:sz w:val="18"/>
+        </w:rPr>
+        <w:t>Diagram (Mermaid source — renders as a diagram on GitHub):</w:t>
+      </w:r>
+    </w:p>
+    <w:p>
+      <w:pPr>
+        <w:shd w:val="clear" w:color="auto" w:fill="F4F4F2"/>
+        <w:ind w:left="216" w:right="216"/>
+      </w:pPr>
+      <w:r>
+        <w:rPr>
+          <w:rFonts w:ascii="Consolas" w:hAnsi="Consolas"/>
+          <w:sz w:val="18"/>
+        </w:rPr>
+        <w:t>sequenceDiagram</w:t>
+      </w:r>
+      <w:r>
+        <w:br/>
+      </w:r>
+      <w:r>
+        <w:rPr>
+          <w:rFonts w:ascii="Consolas" w:hAnsi="Consolas"/>
+          <w:sz w:val="18"/>
+        </w:rPr>
+        <w:t xml:space="preserve">    participant SH as Shopify</w:t>
+      </w:r>
+      <w:r>
+        <w:br/>
+      </w:r>
+      <w:r>
+        <w:rPr>
+          <w:rFonts w:ascii="Consolas" w:hAnsi="Consolas"/>
+          <w:sz w:val="18"/>
+        </w:rPr>
+        <w:t xml:space="preserve">    participant CRM as MEJA-CRM</w:t>
+      </w:r>
+      <w:r>
+        <w:br/>
+      </w:r>
+      <w:r>
+        <w:rPr>
+          <w:rFonts w:ascii="Consolas" w:hAnsi="Consolas"/>
+          <w:sz w:val="18"/>
+        </w:rPr>
+        <w:t xml:space="preserve">    participant RV as Reviews app</w:t>
+      </w:r>
+      <w:r>
+        <w:br/>
+      </w:r>
+      <w:r>
+        <w:rPr>
+          <w:rFonts w:ascii="Consolas" w:hAnsi="Consolas"/>
+          <w:sz w:val="18"/>
+        </w:rPr>
+        <w:t xml:space="preserve">    participant C as Customer (verified buyer)</w:t>
+      </w:r>
+      <w:r>
+        <w:br/>
+      </w:r>
+      <w:r>
+        <w:rPr>
+          <w:rFonts w:ascii="Consolas" w:hAnsi="Consolas"/>
+          <w:sz w:val="18"/>
+        </w:rPr>
+        <w:t xml:space="preserve">    participant CS as CS / moderation</w:t>
+      </w:r>
+      <w:r>
+        <w:br/>
+      </w:r>
+      <w:r>
+        <w:rPr>
+          <w:rFonts w:ascii="Consolas" w:hAnsi="Consolas"/>
+          <w:sz w:val="18"/>
+        </w:rPr>
+        <w:t xml:space="preserve">    SH--&gt;&gt;CRM: orders/fulfilled</w:t>
+      </w:r>
+      <w:r>
+        <w:br/>
+      </w:r>
+      <w:r>
+        <w:rPr>
+          <w:rFonts w:ascii="Consolas" w:hAnsi="Consolas"/>
+          <w:sz w:val="18"/>
+        </w:rPr>
+        <w:t xml:space="preserve">    CRM-&gt;&gt;CRM: enqueue review_request (after delivery window)</w:t>
+      </w:r>
+      <w:r>
+        <w:br/>
+      </w:r>
+      <w:r>
+        <w:rPr>
+          <w:rFonts w:ascii="Consolas" w:hAnsi="Consolas"/>
+          <w:sz w:val="18"/>
+        </w:rPr>
+        <w:t xml:space="preserve">    CRM-&gt;&gt;C: review invite (email/SMS · deep link)</w:t>
+      </w:r>
+      <w:r>
+        <w:br/>
+      </w:r>
+      <w:r>
+        <w:rPr>
+          <w:rFonts w:ascii="Consolas" w:hAnsi="Consolas"/>
+          <w:sz w:val="18"/>
+        </w:rPr>
+        <w:t xml:space="preserve">    C-&gt;&gt;RV: submit rating + text + photos</w:t>
+      </w:r>
+      <w:r>
+        <w:br/>
+      </w:r>
+      <w:r>
+        <w:rPr>
+          <w:rFonts w:ascii="Consolas" w:hAnsi="Consolas"/>
+          <w:sz w:val="18"/>
+        </w:rPr>
+        <w:t xml:space="preserve">    RV-&gt;&gt;CS: queue (auto spam/profanity + photo screen) → manual review</w:t>
+      </w:r>
+      <w:r>
+        <w:br/>
+      </w:r>
+      <w:r>
+        <w:rPr>
+          <w:rFonts w:ascii="Consolas" w:hAnsi="Consolas"/>
+          <w:sz w:val="18"/>
+        </w:rPr>
+        <w:t xml:space="preserve">    CS--&gt;&gt;RV: approve / reject / request edit</w:t>
+      </w:r>
+      <w:r>
+        <w:br/>
+      </w:r>
+      <w:r>
+        <w:rPr>
+          <w:rFonts w:ascii="Consolas" w:hAnsi="Consolas"/>
+          <w:sz w:val="18"/>
+        </w:rPr>
+        <w:t xml:space="preserve">    RV--&gt;&gt;SH: publish to PDP (family-level) · update aggregate rating · SEO schema</w:t>
+      </w:r>
+      <w:r>
+        <w:br/>
+      </w:r>
+      <w:r>
+        <w:rPr>
+          <w:rFonts w:ascii="Consolas" w:hAnsi="Consolas"/>
+          <w:sz w:val="18"/>
+        </w:rPr>
+        <w:t xml:space="preserve">    RV--&gt;&gt;CRM: ingest review (Ad Studio / lead score)</w:t>
+      </w:r>
+    </w:p>
+    <w:p>
+      <w:r>
+        <w:rPr>
+          <w:b/>
+        </w:rPr>
+        <w:t>Rules</w:t>
+      </w:r>
+    </w:p>
+    <w:p>
+      <w:pPr>
+        <w:pStyle w:val="ListBullet"/>
+      </w:pPr>
+      <w:r>
+        <w:rPr>
+          <w:b/>
+        </w:rPr>
+        <w:t>Verified-buyer only:</w:t>
+      </w:r>
+      <w:r>
+        <w:t xml:space="preserve"> invites fire </w:t>
+      </w:r>
+      <w:r>
+        <w:rPr>
+          <w:b/>
+        </w:rPr>
+        <w:t>after fulfillment</w:t>
+      </w:r>
+      <w:r>
+        <w:t>; only fulfilled-order buyers can review.</w:t>
+      </w:r>
+    </w:p>
+    <w:p>
+      <w:pPr>
+        <w:pStyle w:val="ListBullet"/>
+      </w:pPr>
+      <w:r>
+        <w:rPr>
+          <w:b/>
+        </w:rPr>
+        <w:t>Family-level:</w:t>
+      </w:r>
+      <w:r>
+        <w:t xml:space="preserve"> reviews attach to the </w:t>
+      </w:r>
+      <w:r>
+        <w:rPr>
+          <w:b/>
+        </w:rPr>
+        <w:t>product family / `product_type`</w:t>
+      </w:r>
+      <w:r>
+        <w:t xml:space="preserve">, so configurable and </w:t>
+      </w:r>
+      <w:r>
+        <w:rPr>
+          <w:b/>
+        </w:rPr>
+        <w:t>private/one-off</w:t>
+      </w:r>
+      <w:r>
+        <w:t xml:space="preserve"> purchases still contribute to the family PDP; private listing pages themselves show no public reviews.</w:t>
+      </w:r>
+    </w:p>
+    <w:p>
+      <w:pPr>
+        <w:pStyle w:val="ListBullet"/>
+      </w:pPr>
+      <w:r>
+        <w:rPr>
+          <w:b/>
+        </w:rPr>
+        <w:t>Moderation gate:</w:t>
+      </w:r>
+      <w:r>
+        <w:t xml:space="preserve"> auto-filter + </w:t>
+      </w:r>
+      <w:r>
+        <w:rPr>
+          <w:b/>
+        </w:rPr>
+        <w:t>CS approval</w:t>
+      </w:r>
+      <w:r>
+        <w:t xml:space="preserve"> before publish; photos screened for PII/inappropriate content; brand may </w:t>
+      </w:r>
+      <w:r>
+        <w:rPr>
+          <w:b/>
+        </w:rPr>
+        <w:t>respond publicly</w:t>
+      </w:r>
+      <w:r>
+        <w:t>.</w:t>
+      </w:r>
+    </w:p>
+    <w:p>
+      <w:pPr>
+        <w:pStyle w:val="ListBullet"/>
+      </w:pPr>
+      <w:r>
+        <w:rPr>
+          <w:b/>
+        </w:rPr>
+        <w:t>SEO:</w:t>
+      </w:r>
+      <w:r>
+        <w:t xml:space="preserve"> published reviews emit </w:t>
+      </w:r>
+      <w:r>
+        <w:rPr>
+          <w:rFonts w:ascii="Consolas" w:hAnsi="Consolas"/>
+          <w:sz w:val="19"/>
+        </w:rPr>
+        <w:t>AggregateRating</w:t>
+      </w:r>
+      <w:r>
+        <w:t>/</w:t>
+      </w:r>
+      <w:r>
+        <w:rPr>
+          <w:rFonts w:ascii="Consolas" w:hAnsi="Consolas"/>
+          <w:sz w:val="19"/>
+        </w:rPr>
+        <w:t>Review</w:t>
+      </w:r>
+      <w:r>
+        <w:t xml:space="preserve"> structured data; collection cards show star badges.</w:t>
+      </w:r>
+    </w:p>
+    <w:p>
+      <w:pPr>
+        <w:pStyle w:val="ListBullet"/>
+      </w:pPr>
+      <w:r>
+        <w:rPr>
+          <w:b/>
+        </w:rPr>
+        <w:t>Approach:</w:t>
+      </w:r>
+      <w:r>
+        <w:t xml:space="preserve"> Decision </w:t>
+      </w:r>
+      <w:r>
+        <w:rPr>
+          <w:b/>
+        </w:rPr>
+        <w:t>D13</w:t>
+      </w:r>
+      <w:r>
+        <w:t xml:space="preserve"> — reviews app + CRM-triggered requests.</w:t>
+      </w:r>
+    </w:p>
+    <w:p>
+      <w:pPr>
+        <w:pBdr>
+          <w:bottom w:val="single" w:sz="6" w:space="1" w:color="BBBBBB"/>
+        </w:pBdr>
+      </w:pPr>
+    </w:p>
+    <w:p>
+      <w:pPr>
+        <w:pStyle w:val="Heading2"/>
+      </w:pPr>
+      <w:r>
         <w:t>10. Decision points summary (per workflow)</w:t>
       </w:r>
     </w:p>
@@ -18806,6 +20094,28 @@
           </w:p>
         </w:tc>
       </w:tr>
+      <w:tr>
+        <w:tc>
+          <w:tcPr>
+            <w:tcW w:type="dxa" w:w="4824"/>
+          </w:tcPr>
+          <w:p>
+            <w:r>
+              <w:t>I Reviews</w:t>
+            </w:r>
+          </w:p>
+        </w:tc>
+        <w:tc>
+          <w:tcPr>
+            <w:tcW w:type="dxa" w:w="4824"/>
+          </w:tcPr>
+          <w:p>
+            <w:r>
+              <w:t>D13 reviews approach + CRM-triggered, verified-buyer requests</w:t>
+            </w:r>
+          </w:p>
+        </w:tc>
+      </w:tr>
     </w:tbl>
     <w:p/>
     <w:p>
@@ -19011,6 +20321,50 @@
           </w:p>
         </w:tc>
       </w:tr>
+      <w:tr>
+        <w:tc>
+          <w:tcPr>
+            <w:tcW w:type="dxa" w:w="4824"/>
+          </w:tcPr>
+          <w:p>
+            <w:r>
+              <w:t>Abusive / fake review</w:t>
+            </w:r>
+          </w:p>
+        </w:tc>
+        <w:tc>
+          <w:tcPr>
+            <w:tcW w:type="dxa" w:w="4824"/>
+          </w:tcPr>
+          <w:p>
+            <w:r>
+              <w:t>Held by moderation; verified-buyer only; reject + takedown path.</w:t>
+            </w:r>
+          </w:p>
+        </w:tc>
+      </w:tr>
+      <w:tr>
+        <w:tc>
+          <w:tcPr>
+            <w:tcW w:type="dxa" w:w="4824"/>
+          </w:tcPr>
+          <w:p>
+            <w:r>
+              <w:t>Review photo with PII / inappropriate content</w:t>
+            </w:r>
+          </w:p>
+        </w:tc>
+        <w:tc>
+          <w:tcPr>
+            <w:tcW w:type="dxa" w:w="4824"/>
+          </w:tcPr>
+          <w:p>
+            <w:r>
+              <w:t>Auto-flag + manual screen before publish; photos never auto-publish.</w:t>
+            </w:r>
+          </w:p>
+        </w:tc>
+      </w:tr>
     </w:tbl>
     <w:p/>
     <w:p>
@@ -20416,6 +21770,31 @@
           <w:p>
             <w:r>
               <w:t>OPS queues by product type; WIP limits per maker; lead-time SLAs published to CS so quotes/PDP show realistic ship dates.</w:t>
+            </w:r>
+          </w:p>
+        </w:tc>
+      </w:tr>
+      <w:tr>
+        <w:tc>
+          <w:tcPr>
+            <w:tcW w:type="dxa" w:w="4824"/>
+          </w:tcPr>
+          <w:p>
+            <w:r>
+              <w:rPr>
+                <w:b/>
+              </w:rPr>
+              <w:t>Reviews &amp; UGC moderation</w:t>
+            </w:r>
+          </w:p>
+        </w:tc>
+        <w:tc>
+          <w:tcPr>
+            <w:tcW w:type="dxa" w:w="4824"/>
+          </w:tcPr>
+          <w:p>
+            <w:r>
+              <w:t>CS works the review queue within SLA, screens photos, approves/responds, and flags ≤3★ reviews for service follow-up (Workflow I).</w:t>
             </w:r>
           </w:p>
         </w:tc>

--- a/word/MEJA-WebStore-Complete-Plan.docx
+++ b/word/MEJA-WebStore-Complete-Plan.docx
@@ -9642,14 +9642,17 @@
           </w:tcPr>
           <w:p>
             <w:r>
-              <w:t xml:space="preserve">One of the 10 in </w:t>
+              <w:t>One of the 10 variants (</w:t>
             </w:r>
             <w:r>
               <w:rPr>
-                <w:color w:val="1A4F8A"/>
-                <w:u w:val="single"/>
+                <w:rFonts w:ascii="Consolas" w:hAnsi="Consolas"/>
+                <w:sz w:val="19"/>
               </w:rPr>
-              <w:t>`02-UI-Design-Standard.md`</w:t>
+              <w:t>../mockups/index.html</w:t>
+            </w:r>
+            <w:r>
+              <w:t>)</w:t>
             </w:r>
           </w:p>
         </w:tc>
@@ -9659,34 +9662,16 @@
           </w:tcPr>
           <w:p>
             <w:r>
-              <w:t xml:space="preserve">Shortlist </w:t>
+              <w:t xml:space="preserve">✅ </w:t>
             </w:r>
             <w:r>
               <w:rPr>
                 <w:b/>
               </w:rPr>
-              <w:t>#1 Atelier Gallery</w:t>
-            </w:r>
-            <w:r>
-              <w:t xml:space="preserve">, </w:t>
-            </w:r>
-            <w:r>
-              <w:rPr>
-                <w:b/>
-              </w:rPr>
-              <w:t>#3 Modern Luxe</w:t>
-            </w:r>
-            <w:r>
-              <w:t xml:space="preserve">, </w:t>
-            </w:r>
-            <w:r>
-              <w:rPr>
-                <w:b/>
-              </w:rPr>
-              <w:t>#10 Showroom 3D Immersive</w:t>
-            </w:r>
-            <w:r>
-              <w:t>; pick one + accents.</w:t>
+              <w:t>CHOSEN: Variant 5 — Scandi Light</w:t>
+            </w:r>
+            <w:r>
+              <w:t xml:space="preserve"> (light, sage/slate accent, geometric sans, rounded). Note: this differs from the CRM's indigo "Indigo Atelier" (D12) — confirm whether to keep Scandi's accent or adopt the indigo for suite consistency.</w:t>
             </w:r>
           </w:p>
         </w:tc>
@@ -10571,16 +10556,16 @@
         <w:t>Status:</w:t>
       </w:r>
       <w:r>
-        <w:t xml:space="preserve"> 🟡 Draft — awaiting approval of </w:t>
-      </w:r>
-      <w:r>
-        <w:rPr>
-          <w:b/>
-        </w:rPr>
-        <w:t>one primary iteration</w:t>
-      </w:r>
-      <w:r>
-        <w:t xml:space="preserve"> (Decision D2).</w:t>
+        <w:t xml:space="preserve"> 🟢 Primary iteration </w:t>
+      </w:r>
+      <w:r>
+        <w:rPr>
+          <w:b/>
+        </w:rPr>
+        <w:t>chosen: Variant 5 — Scandi Light</w:t>
+      </w:r>
+      <w:r>
+        <w:t xml:space="preserve"> (Decision D2). Per-UI mockups now build in this direction (§9 register).</w:t>
       </w:r>
     </w:p>
     <w:p>

--- a/word/MEJA-WebStore-Complete-Plan.docx
+++ b/word/MEJA-WebStore-Complete-Plan.docx
@@ -15605,7 +15605,7 @@
           </w:tcPr>
           <w:p>
             <w:r>
-              <w:t>◐ in review</w:t>
+              <w:t>✓ approved</w:t>
             </w:r>
           </w:p>
         </w:tc>
@@ -15641,7 +15641,7 @@
           </w:tcPr>
           <w:p>
             <w:r>
-              <w:t>☐</w:t>
+              <w:t>◐ in review</w:t>
             </w:r>
           </w:p>
         </w:tc>
@@ -15677,7 +15677,7 @@
           </w:tcPr>
           <w:p>
             <w:r>
-              <w:t>☐</w:t>
+              <w:t>◐ in review</w:t>
             </w:r>
           </w:p>
         </w:tc>
@@ -15689,7 +15689,7 @@
           </w:tcPr>
           <w:p>
             <w:r>
-              <w:t>Configurator (Tile / Art Back) + 4K viewer</w:t>
+              <w:t>Configurator (product-type tabs) + 4K viewer</w:t>
             </w:r>
           </w:p>
         </w:tc>
@@ -15713,7 +15713,7 @@
           </w:tcPr>
           <w:p>
             <w:r>
-              <w:t>◐ in review</w:t>
+              <w:t>✓ approved</w:t>
             </w:r>
           </w:p>
         </w:tc>
@@ -15749,7 +15749,7 @@
           </w:tcPr>
           <w:p>
             <w:r>
-              <w:t>☐</w:t>
+              <w:t>◐ in review</w:t>
             </w:r>
           </w:p>
         </w:tc>
@@ -15785,7 +15785,7 @@
           </w:tcPr>
           <w:p>
             <w:r>
-              <w:t>☐</w:t>
+              <w:t>◐ in review</w:t>
             </w:r>
           </w:p>
         </w:tc>

--- a/word/MEJA-WebStore-Complete-Plan.docx
+++ b/word/MEJA-WebStore-Complete-Plan.docx
@@ -15641,7 +15641,7 @@
           </w:tcPr>
           <w:p>
             <w:r>
-              <w:t>◐ in review</w:t>
+              <w:t>✓ approved</w:t>
             </w:r>
           </w:p>
         </w:tc>
@@ -15677,7 +15677,7 @@
           </w:tcPr>
           <w:p>
             <w:r>
-              <w:t>◐ in review</w:t>
+              <w:t>✓ approved</w:t>
             </w:r>
           </w:p>
         </w:tc>
@@ -15749,7 +15749,7 @@
           </w:tcPr>
           <w:p>
             <w:r>
-              <w:t>◐ in review</w:t>
+              <w:t>✓ approved</w:t>
             </w:r>
           </w:p>
         </w:tc>
@@ -15785,7 +15785,7 @@
           </w:tcPr>
           <w:p>
             <w:r>
-              <w:t>◐ in review</w:t>
+              <w:t>✓ approved</w:t>
             </w:r>
           </w:p>
         </w:tc>
@@ -15821,7 +15821,7 @@
           </w:tcPr>
           <w:p>
             <w:r>
-              <w:t>☐</w:t>
+              <w:t>◐ in review</w:t>
             </w:r>
           </w:p>
         </w:tc>
@@ -15857,7 +15857,7 @@
           </w:tcPr>
           <w:p>
             <w:r>
-              <w:t>☐</w:t>
+              <w:t>◐ in review</w:t>
             </w:r>
           </w:p>
         </w:tc>
@@ -15893,7 +15893,7 @@
           </w:tcPr>
           <w:p>
             <w:r>
-              <w:t>☐</w:t>
+              <w:t>◐ in review</w:t>
             </w:r>
           </w:p>
         </w:tc>
@@ -15982,7 +15982,7 @@
                 <w:rFonts w:ascii="Consolas" w:hAnsi="Consolas"/>
                 <w:sz w:val="19"/>
               </w:rPr>
-              <w:t>mockups/components/header.html</w:t>
+              <w:t>mockups/components.html</w:t>
             </w:r>
           </w:p>
         </w:tc>
@@ -15992,7 +15992,7 @@
           </w:tcPr>
           <w:p>
             <w:r>
-              <w:t>☐</w:t>
+              <w:t>◐ in review</w:t>
             </w:r>
           </w:p>
         </w:tc>
@@ -16018,7 +16018,7 @@
                 <w:rFonts w:ascii="Consolas" w:hAnsi="Consolas"/>
                 <w:sz w:val="19"/>
               </w:rPr>
-              <w:t>mockups/components/product-card.html</w:t>
+              <w:t>mockups/components.html</w:t>
             </w:r>
           </w:p>
         </w:tc>
@@ -16028,7 +16028,7 @@
           </w:tcPr>
           <w:p>
             <w:r>
-              <w:t>☐</w:t>
+              <w:t>◐ in review</w:t>
             </w:r>
           </w:p>
         </w:tc>
@@ -16054,7 +16054,7 @@
                 <w:rFonts w:ascii="Consolas" w:hAnsi="Consolas"/>
                 <w:sz w:val="19"/>
               </w:rPr>
-              <w:t>mockups/components/configurator-panel.html</w:t>
+              <w:t>mockups/components.html</w:t>
             </w:r>
           </w:p>
         </w:tc>
@@ -16064,7 +16064,7 @@
           </w:tcPr>
           <w:p>
             <w:r>
-              <w:t>☐</w:t>
+              <w:t>◐ in review</w:t>
             </w:r>
           </w:p>
         </w:tc>
@@ -16090,7 +16090,7 @@
                 <w:rFonts w:ascii="Consolas" w:hAnsi="Consolas"/>
                 <w:sz w:val="19"/>
               </w:rPr>
-              <w:t>mockups/components/render-viewer.html</w:t>
+              <w:t>mockups/components.html</w:t>
             </w:r>
           </w:p>
         </w:tc>
@@ -16100,7 +16100,7 @@
           </w:tcPr>
           <w:p>
             <w:r>
-              <w:t>☐</w:t>
+              <w:t>◐ in review</w:t>
             </w:r>
           </w:p>
         </w:tc>
@@ -16126,7 +16126,7 @@
                 <w:rFonts w:ascii="Consolas" w:hAnsi="Consolas"/>
                 <w:sz w:val="19"/>
               </w:rPr>
-              <w:t>mockups/components/price-block.html</w:t>
+              <w:t>mockups/components.html</w:t>
             </w:r>
           </w:p>
         </w:tc>
@@ -16136,7 +16136,7 @@
           </w:tcPr>
           <w:p>
             <w:r>
-              <w:t>☐</w:t>
+              <w:t>◐ in review</w:t>
             </w:r>
           </w:p>
         </w:tc>
@@ -16162,7 +16162,7 @@
                 <w:rFonts w:ascii="Consolas" w:hAnsi="Consolas"/>
                 <w:sz w:val="19"/>
               </w:rPr>
-              <w:t>mockups/components/quote-banner.html</w:t>
+              <w:t>mockups/components.html</w:t>
             </w:r>
           </w:p>
         </w:tc>
@@ -16172,7 +16172,7 @@
           </w:tcPr>
           <w:p>
             <w:r>
-              <w:t>☐</w:t>
+              <w:t>◐ in review</w:t>
             </w:r>
           </w:p>
         </w:tc>
@@ -16198,7 +16198,7 @@
                 <w:rFonts w:ascii="Consolas" w:hAnsi="Consolas"/>
                 <w:sz w:val="19"/>
               </w:rPr>
-              <w:t>mockups/components/cart-line.html</w:t>
+              <w:t>mockups/components.html</w:t>
             </w:r>
           </w:p>
         </w:tc>
@@ -16208,7 +16208,7 @@
           </w:tcPr>
           <w:p>
             <w:r>
-              <w:t>☐</w:t>
+              <w:t>◐ in review</w:t>
             </w:r>
           </w:p>
         </w:tc>
@@ -16234,7 +16234,7 @@
                 <w:rFonts w:ascii="Consolas" w:hAnsi="Consolas"/>
                 <w:sz w:val="19"/>
               </w:rPr>
-              <w:t>mockups/components/forms.html</w:t>
+              <w:t>mockups/components.html</w:t>
             </w:r>
           </w:p>
         </w:tc>
@@ -16244,7 +16244,7 @@
           </w:tcPr>
           <w:p>
             <w:r>
-              <w:t>☐</w:t>
+              <w:t>◐ in review</w:t>
             </w:r>
           </w:p>
         </w:tc>
@@ -16270,7 +16270,7 @@
                 <w:rFonts w:ascii="Consolas" w:hAnsi="Consolas"/>
                 <w:sz w:val="19"/>
               </w:rPr>
-              <w:t>mockups/components/states.html</w:t>
+              <w:t>mockups/components.html</w:t>
             </w:r>
           </w:p>
         </w:tc>
@@ -16280,7 +16280,7 @@
           </w:tcPr>
           <w:p>
             <w:r>
-              <w:t>☐</w:t>
+              <w:t>◐ in review</w:t>
             </w:r>
           </w:p>
         </w:tc>
@@ -16306,7 +16306,7 @@
                 <w:rFonts w:ascii="Consolas" w:hAnsi="Consolas"/>
                 <w:sz w:val="19"/>
               </w:rPr>
-              <w:t>mockups/components/overlays.html</w:t>
+              <w:t>mockups/components.html</w:t>
             </w:r>
           </w:p>
         </w:tc>
@@ -16316,7 +16316,7 @@
           </w:tcPr>
           <w:p>
             <w:r>
-              <w:t>☐</w:t>
+              <w:t>◐ in review</w:t>
             </w:r>
           </w:p>
         </w:tc>
@@ -16342,7 +16342,7 @@
                 <w:rFonts w:ascii="Consolas" w:hAnsi="Consolas"/>
                 <w:sz w:val="19"/>
               </w:rPr>
-              <w:t>mockups/components/reviews.html</w:t>
+              <w:t>mockups/components.html</w:t>
             </w:r>
           </w:p>
         </w:tc>
@@ -16352,7 +16352,7 @@
           </w:tcPr>
           <w:p>
             <w:r>
-              <w:t>☐</w:t>
+              <w:t>◐ in review</w:t>
             </w:r>
           </w:p>
         </w:tc>
@@ -16378,7 +16378,7 @@
                 <w:rFonts w:ascii="Consolas" w:hAnsi="Consolas"/>
                 <w:sz w:val="19"/>
               </w:rPr>
-              <w:t>mockups/components/write-review.html</w:t>
+              <w:t>mockups/components.html</w:t>
             </w:r>
           </w:p>
         </w:tc>
@@ -16388,7 +16388,7 @@
           </w:tcPr>
           <w:p>
             <w:r>
-              <w:t>☐</w:t>
+              <w:t>◐ in review</w:t>
             </w:r>
           </w:p>
         </w:tc>

--- a/word/MEJA-WebStore-Complete-Plan.docx
+++ b/word/MEJA-WebStore-Complete-Plan.docx
@@ -9671,7 +9671,7 @@
               <w:t>CHOSEN: Variant 5 — Scandi Light</w:t>
             </w:r>
             <w:r>
-              <w:t xml:space="preserve"> (light, sage/slate accent, geometric sans, rounded). Note: this differs from the CRM's indigo "Indigo Atelier" (D12) — confirm whether to keep Scandi's accent or adopt the indigo for suite consistency.</w:t>
+              <w:t xml:space="preserve"> (light, sage/slate accent, geometric sans, rounded). Accent confirmed — see D12.</w:t>
             </w:r>
           </w:p>
         </w:tc>
@@ -10217,7 +10217,7 @@
           </w:tcPr>
           <w:p>
             <w:r>
-              <w:t>Store design tokens</w:t>
+              <w:t>Store design tokens / accent</w:t>
             </w:r>
           </w:p>
         </w:tc>
@@ -10233,10 +10233,10 @@
               <w:rPr>
                 <w:b/>
               </w:rPr>
-              <w:t>Indigo Atelier `--mj-*`</w:t>
-            </w:r>
-            <w:r>
-              <w:t xml:space="preserve"> / bespoke</w:t>
+              <w:t>Indigo Atelier</w:t>
+            </w:r>
+            <w:r>
+              <w:t xml:space="preserve"> accent / keep Scandi</w:t>
             </w:r>
           </w:p>
         </w:tc>
@@ -10245,14 +10245,74 @@
             <w:tcW w:type="dxa" w:w="2412"/>
           </w:tcPr>
           <w:p>
+            <w:r>
+              <w:t xml:space="preserve">✅ </w:t>
+            </w:r>
             <w:r>
               <w:rPr>
                 <w:b/>
               </w:rPr>
-              <w:t>Adopt Indigo Atelier tokens</w:t>
-            </w:r>
-            <w:r>
-              <w:t xml:space="preserve"> for one-brand consistency across CRM, Atelier3D, and store. </w:t>
+              <w:t>DECIDED: keep the `--mj-*` token *structure* + neutrals, but the store's brand accent is Scandi sage/slate `#5b6b73`</w:t>
+            </w:r>
+            <w:r>
+              <w:t xml:space="preserve"> — intentionally distinct from the CRM's indigo. </w:t>
+            </w:r>
+            <w:r>
+              <w:rPr>
+                <w:i/>
+              </w:rPr>
+              <w:t>(Compared side-by-side; `assets/MEJA-accent-comparison.pdf`.)</w:t>
+            </w:r>
+          </w:p>
+        </w:tc>
+      </w:tr>
+      <w:tr>
+        <w:tc>
+          <w:tcPr>
+            <w:tcW w:type="dxa" w:w="2412"/>
+          </w:tcPr>
+          <w:p>
+            <w:r>
+              <w:rPr>
+                <w:b/>
+              </w:rPr>
+              <w:t>D13</w:t>
+            </w:r>
+          </w:p>
+        </w:tc>
+        <w:tc>
+          <w:tcPr>
+            <w:tcW w:type="dxa" w:w="2412"/>
+          </w:tcPr>
+          <w:p>
+            <w:r>
+              <w:t>Reviews approach + request trigger (§6.6)</w:t>
+            </w:r>
+          </w:p>
+        </w:tc>
+        <w:tc>
+          <w:tcPr>
+            <w:tcW w:type="dxa" w:w="2412"/>
+          </w:tcPr>
+          <w:p>
+            <w:r>
+              <w:t>Reviews app (Judge.me / Loox / Okendo) / native metaobjects · request via CRM vs app</w:t>
+            </w:r>
+          </w:p>
+        </w:tc>
+        <w:tc>
+          <w:tcPr>
+            <w:tcW w:type="dxa" w:w="2412"/>
+          </w:tcPr>
+          <w:p>
+            <w:r>
+              <w:rPr>
+                <w:b/>
+              </w:rPr>
+              <w:t>Reviews app + CRM-triggered requests</w:t>
+            </w:r>
+            <w:r>
+              <w:t xml:space="preserve"> (verified-buyer, post-fulfillment, photo UGC); ingest reviews into CRM for marketing. </w:t>
             </w:r>
             <w:r>
               <w:rPr>
@@ -10263,63 +10323,6 @@
           </w:p>
         </w:tc>
       </w:tr>
-      <w:tr>
-        <w:tc>
-          <w:tcPr>
-            <w:tcW w:type="dxa" w:w="2412"/>
-          </w:tcPr>
-          <w:p>
-            <w:r>
-              <w:rPr>
-                <w:b/>
-              </w:rPr>
-              <w:t>D13</w:t>
-            </w:r>
-          </w:p>
-        </w:tc>
-        <w:tc>
-          <w:tcPr>
-            <w:tcW w:type="dxa" w:w="2412"/>
-          </w:tcPr>
-          <w:p>
-            <w:r>
-              <w:t>Reviews approach + request trigger (§6.6)</w:t>
-            </w:r>
-          </w:p>
-        </w:tc>
-        <w:tc>
-          <w:tcPr>
-            <w:tcW w:type="dxa" w:w="2412"/>
-          </w:tcPr>
-          <w:p>
-            <w:r>
-              <w:t>Reviews app (Judge.me / Loox / Okendo) / native metaobjects · request via CRM vs app</w:t>
-            </w:r>
-          </w:p>
-        </w:tc>
-        <w:tc>
-          <w:tcPr>
-            <w:tcW w:type="dxa" w:w="2412"/>
-          </w:tcPr>
-          <w:p>
-            <w:r>
-              <w:rPr>
-                <w:b/>
-              </w:rPr>
-              <w:t>Reviews app + CRM-triggered requests</w:t>
-            </w:r>
-            <w:r>
-              <w:t xml:space="preserve"> (verified-buyer, post-fulfillment, photo UGC); ingest reviews into CRM for marketing. </w:t>
-            </w:r>
-            <w:r>
-              <w:rPr>
-                <w:i/>
-              </w:rPr>
-              <w:t>(New.)</w:t>
-            </w:r>
-          </w:p>
-        </w:tc>
-      </w:tr>
     </w:tbl>
     <w:p/>
     <w:p>
@@ -10747,33 +10750,33 @@
         <w:rPr>
           <w:i/>
         </w:rPr>
-        <w:t xml:space="preserve"> accent (dark "Studio" for color accuracy). For one-brand consistency, the store should </w:t>
+        <w:t xml:space="preserve"> accent (dark "Studio" for color accuracy). The store keeps the same </w:t>
       </w:r>
       <w:r>
         <w:rPr>
           <w:b/>
           <w:i/>
         </w:rPr>
-        <w:t>consume the same `--mj-*` token set</w:t>
+        <w:t>`--mj-*` token structure + neutrals</w:t>
       </w:r>
       <w:r>
         <w:rPr>
           <w:i/>
         </w:rPr>
-        <w:t xml:space="preserve"> (Decision </w:t>
+        <w:t xml:space="preserve">, but </w:t>
       </w:r>
       <w:r>
         <w:rPr>
           <w:b/>
           <w:i/>
         </w:rPr>
-        <w:t>D12</w:t>
+        <w:t>Decision (D12): the storefront uses its own brand accent — Scandi sage/slate `#5b6b73` — *not* the CRM indigo</w:t>
       </w:r>
       <w:r>
         <w:rPr>
           <w:i/>
         </w:rPr>
-        <w:t xml:space="preserve">). The token roles below map 1:1 onto </w:t>
+        <w:t xml:space="preserve"> (compared side-by-side: </w:t>
       </w:r>
       <w:r>
         <w:rPr>
@@ -10781,13 +10784,13 @@
           <w:i/>
           <w:sz w:val="19"/>
         </w:rPr>
-        <w:t>--mj-*</w:t>
+        <w:t>../assets/MEJA-accent-comparison.pdf</w:t>
       </w:r>
       <w:r>
         <w:rPr>
           <w:i/>
         </w:rPr>
-        <w:t>; the 10 iterations remain useful exploration, with the warm/atelier directions (#1/#2/#3) the closest fit to Indigo Atelier.</w:t>
+        <w:t>). Layout, type roles, and neutrals stay shared; only the accent value differs.</w:t>
       </w:r>
     </w:p>
     <w:p>

--- a/word/MEJA-WebStore-Complete-Plan.docx
+++ b/word/MEJA-WebStore-Complete-Plan.docx
@@ -101,6 +101,14 @@
       </w:pPr>
       <w:r>
         <w:t>Integration Context (sibling apps)</w:t>
+      </w:r>
+    </w:p>
+    <w:p>
+      <w:pPr>
+        <w:pStyle w:val="ListNumber"/>
+      </w:pPr>
+      <w:r>
+        <w:t>API &amp; Job-Queue Contracts</w:t>
       </w:r>
     </w:p>
     <w:p>
@@ -15824,7 +15832,7 @@
           </w:tcPr>
           <w:p>
             <w:r>
-              <w:t>◐ in review</w:t>
+              <w:t>✓ approved</w:t>
             </w:r>
           </w:p>
         </w:tc>
@@ -15860,7 +15868,7 @@
           </w:tcPr>
           <w:p>
             <w:r>
-              <w:t>◐ in review</w:t>
+              <w:t>✓ approved</w:t>
             </w:r>
           </w:p>
         </w:tc>
@@ -15896,7 +15904,7 @@
           </w:tcPr>
           <w:p>
             <w:r>
-              <w:t>◐ in review</w:t>
+              <w:t>✓ approved</w:t>
             </w:r>
           </w:p>
         </w:tc>
@@ -15995,7 +16003,7 @@
           </w:tcPr>
           <w:p>
             <w:r>
-              <w:t>◐ in review</w:t>
+              <w:t>✓ approved</w:t>
             </w:r>
           </w:p>
         </w:tc>
@@ -16031,7 +16039,7 @@
           </w:tcPr>
           <w:p>
             <w:r>
-              <w:t>◐ in review</w:t>
+              <w:t>✓ approved</w:t>
             </w:r>
           </w:p>
         </w:tc>
@@ -16067,7 +16075,7 @@
           </w:tcPr>
           <w:p>
             <w:r>
-              <w:t>◐ in review</w:t>
+              <w:t>✓ approved</w:t>
             </w:r>
           </w:p>
         </w:tc>
@@ -16103,7 +16111,7 @@
           </w:tcPr>
           <w:p>
             <w:r>
-              <w:t>◐ in review</w:t>
+              <w:t>✓ approved</w:t>
             </w:r>
           </w:p>
         </w:tc>
@@ -16139,7 +16147,7 @@
           </w:tcPr>
           <w:p>
             <w:r>
-              <w:t>◐ in review</w:t>
+              <w:t>✓ approved</w:t>
             </w:r>
           </w:p>
         </w:tc>
@@ -16175,7 +16183,7 @@
           </w:tcPr>
           <w:p>
             <w:r>
-              <w:t>◐ in review</w:t>
+              <w:t>✓ approved</w:t>
             </w:r>
           </w:p>
         </w:tc>
@@ -16211,7 +16219,7 @@
           </w:tcPr>
           <w:p>
             <w:r>
-              <w:t>◐ in review</w:t>
+              <w:t>✓ approved</w:t>
             </w:r>
           </w:p>
         </w:tc>
@@ -16247,7 +16255,7 @@
           </w:tcPr>
           <w:p>
             <w:r>
-              <w:t>◐ in review</w:t>
+              <w:t>✓ approved</w:t>
             </w:r>
           </w:p>
         </w:tc>
@@ -16283,7 +16291,7 @@
           </w:tcPr>
           <w:p>
             <w:r>
-              <w:t>◐ in review</w:t>
+              <w:t>✓ approved</w:t>
             </w:r>
           </w:p>
         </w:tc>
@@ -16319,7 +16327,7 @@
           </w:tcPr>
           <w:p>
             <w:r>
-              <w:t>◐ in review</w:t>
+              <w:t>✓ approved</w:t>
             </w:r>
           </w:p>
         </w:tc>
@@ -16355,7 +16363,7 @@
           </w:tcPr>
           <w:p>
             <w:r>
-              <w:t>◐ in review</w:t>
+              <w:t>✓ approved</w:t>
             </w:r>
           </w:p>
         </w:tc>
@@ -16391,7 +16399,7 @@
           </w:tcPr>
           <w:p>
             <w:r>
-              <w:t>◐ in review</w:t>
+              <w:t>✓ approved</w:t>
             </w:r>
           </w:p>
         </w:tc>
@@ -25094,6 +25102,1744 @@
           <w:i/>
         </w:rPr>
         <w:t>These reconciliations are not yet applied to the Master Plan / UI Standard / Workflows — they're staged here for approval. On your go-ahead I'll fold them in (notably Decision D1, the integration-layer section, the pricing-authority decision, the listings taxonomy, and the design-token alignment).</w:t>
+      </w:r>
+    </w:p>
+    <w:p>
+      <w:r>
+        <w:br w:type="page"/>
+      </w:r>
+    </w:p>
+    <w:p>
+      <w:pPr>
+        <w:pStyle w:val="Title"/>
+      </w:pPr>
+      <w:r>
+        <w:t>MEJA WebStore — API &amp; Job-Queue Contracts</w:t>
+      </w:r>
+    </w:p>
+    <w:p>
+      <w:r>
+        <w:rPr>
+          <w:b/>
+        </w:rPr>
+        <w:t>Document type:</w:t>
+      </w:r>
+      <w:r>
+        <w:t xml:space="preserve"> Integration contract spec (for the CRM/engineering teams)</w:t>
+      </w:r>
+    </w:p>
+    <w:p>
+      <w:r>
+        <w:rPr>
+          <w:b/>
+        </w:rPr>
+        <w:t>Version:</w:t>
+      </w:r>
+      <w:r>
+        <w:t xml:space="preserve"> 1.0 (Draft)</w:t>
+      </w:r>
+    </w:p>
+    <w:p>
+      <w:r>
+        <w:rPr>
+          <w:b/>
+        </w:rPr>
+        <w:t>Date:</w:t>
+      </w:r>
+      <w:r>
+        <w:t xml:space="preserve"> 2026-06-13</w:t>
+      </w:r>
+    </w:p>
+    <w:p>
+      <w:r>
+        <w:rPr>
+          <w:b/>
+        </w:rPr>
+        <w:t>Machine-readable spec:</w:t>
+      </w:r>
+      <w:r>
+        <w:t xml:space="preserve"> </w:t>
+      </w:r>
+      <w:r>
+        <w:rPr>
+          <w:color w:val="1A4F8A"/>
+          <w:u w:val="single"/>
+        </w:rPr>
+        <w:t>`../api/openapi.yaml`</w:t>
+      </w:r>
+      <w:r>
+        <w:t xml:space="preserve"> (OpenAPI 3.1)</w:t>
+      </w:r>
+    </w:p>
+    <w:p>
+      <w:r>
+        <w:rPr>
+          <w:b/>
+        </w:rPr>
+        <w:t>Context:</w:t>
+      </w:r>
+      <w:r>
+        <w:t xml:space="preserve"> </w:t>
+      </w:r>
+      <w:r>
+        <w:rPr>
+          <w:color w:val="1A4F8A"/>
+          <w:u w:val="single"/>
+        </w:rPr>
+        <w:t>`05-Integration-Context.md`</w:t>
+      </w:r>
+      <w:r>
+        <w:t xml:space="preserve"> · </w:t>
+      </w:r>
+      <w:r>
+        <w:rPr>
+          <w:color w:val="1A4F8A"/>
+          <w:u w:val="single"/>
+        </w:rPr>
+        <w:t>`01-Master-Plan.md` §6</w:t>
+      </w:r>
+    </w:p>
+    <w:p>
+      <w:pPr>
+        <w:pBdr>
+          <w:bottom w:val="single" w:sz="6" w:space="1" w:color="BBBBBB"/>
+        </w:pBdr>
+      </w:pPr>
+    </w:p>
+    <w:p>
+      <w:pPr>
+        <w:pStyle w:val="Heading2"/>
+      </w:pPr>
+      <w:r>
+        <w:t>0. Principle</w:t>
+      </w:r>
+    </w:p>
+    <w:p>
+      <w:r>
+        <w:t xml:space="preserve">Integration is coordinated by </w:t>
+      </w:r>
+      <w:r>
+        <w:rPr>
+          <w:b/>
+        </w:rPr>
+        <w:t>MEJA‑CRM</w:t>
+      </w:r>
+      <w:r>
+        <w:t xml:space="preserve"> (the hub) via its </w:t>
+      </w:r>
+      <w:r>
+        <w:rPr>
+          <w:b/>
+        </w:rPr>
+        <w:t>typed job queue</w:t>
+      </w:r>
+      <w:r>
+        <w:t xml:space="preserve"> (</w:t>
+      </w:r>
+      <w:r>
+        <w:rPr>
+          <w:rFonts w:ascii="Consolas" w:hAnsi="Consolas"/>
+          <w:sz w:val="19"/>
+        </w:rPr>
+        <w:t>integration_jobs</w:t>
+      </w:r>
+      <w:r>
+        <w:t xml:space="preserve">) plus </w:t>
+      </w:r>
+      <w:r>
+        <w:rPr>
+          <w:b/>
+        </w:rPr>
+        <w:t>Shopify order webhooks</w:t>
+      </w:r>
+      <w:r>
+        <w:t xml:space="preserve">. No system calls another's internals directly. There are </w:t>
+      </w:r>
+      <w:r>
+        <w:rPr>
+          <w:b/>
+        </w:rPr>
+        <w:t>four contracts</w:t>
+      </w:r>
+      <w:r>
+        <w:t>:</w:t>
+      </w:r>
+    </w:p>
+    <w:tbl>
+      <w:tblPr>
+        <w:tblStyle w:val="LightGrid-Accent1"/>
+        <w:tblW w:type="auto" w:w="0"/>
+        <w:tblLayout w:type="autofit"/>
+        <w:tblLook w:firstColumn="1" w:firstRow="1" w:lastColumn="0" w:lastRow="0" w:noHBand="0" w:noVBand="1" w:val="04A0"/>
+      </w:tblPr>
+      <w:tblGrid>
+        <w:gridCol w:w="2412"/>
+        <w:gridCol w:w="2412"/>
+        <w:gridCol w:w="2412"/>
+        <w:gridCol w:w="2412"/>
+      </w:tblGrid>
+      <w:tr>
+        <w:tc>
+          <w:tcPr>
+            <w:tcW w:type="dxa" w:w="2412"/>
+          </w:tcPr>
+          <w:p>
+            <w:r>
+              <w:rPr>
+                <w:b/>
+              </w:rPr>
+              <w:t>#</w:t>
+            </w:r>
+          </w:p>
+        </w:tc>
+        <w:tc>
+          <w:tcPr>
+            <w:tcW w:type="dxa" w:w="2412"/>
+          </w:tcPr>
+          <w:p>
+            <w:r>
+              <w:rPr>
+                <w:b/>
+              </w:rPr>
+              <w:t>Contract</w:t>
+            </w:r>
+          </w:p>
+        </w:tc>
+        <w:tc>
+          <w:tcPr>
+            <w:tcW w:type="dxa" w:w="2412"/>
+          </w:tcPr>
+          <w:p>
+            <w:r>
+              <w:rPr>
+                <w:b/>
+              </w:rPr>
+              <w:t>Direction</w:t>
+            </w:r>
+          </w:p>
+        </w:tc>
+        <w:tc>
+          <w:tcPr>
+            <w:tcW w:type="dxa" w:w="2412"/>
+          </w:tcPr>
+          <w:p>
+            <w:r>
+              <w:rPr>
+                <w:b/>
+              </w:rPr>
+              <w:t>Transport</w:t>
+            </w:r>
+          </w:p>
+        </w:tc>
+      </w:tr>
+      <w:tr>
+        <w:tc>
+          <w:tcPr>
+            <w:tcW w:type="dxa" w:w="2412"/>
+          </w:tcPr>
+          <w:p>
+            <w:r>
+              <w:t>C1</w:t>
+            </w:r>
+          </w:p>
+        </w:tc>
+        <w:tc>
+          <w:tcPr>
+            <w:tcW w:type="dxa" w:w="2412"/>
+          </w:tcPr>
+          <w:p>
+            <w:r>
+              <w:rPr>
+                <w:b/>
+              </w:rPr>
+              <w:t>Job queue</w:t>
+            </w:r>
+            <w:r>
+              <w:t xml:space="preserve"> (worker + producer)</w:t>
+            </w:r>
+          </w:p>
+        </w:tc>
+        <w:tc>
+          <w:tcPr>
+            <w:tcW w:type="dxa" w:w="2412"/>
+          </w:tcPr>
+          <w:p>
+            <w:r>
+              <w:t>CRM ⇄ workers</w:t>
+            </w:r>
+          </w:p>
+        </w:tc>
+        <w:tc>
+          <w:tcPr>
+            <w:tcW w:type="dxa" w:w="2412"/>
+          </w:tcPr>
+          <w:p>
+            <w:r>
+              <w:t xml:space="preserve">REST, bearer </w:t>
+            </w:r>
+            <w:r>
+              <w:rPr>
+                <w:rFonts w:ascii="Consolas" w:hAnsi="Consolas"/>
+                <w:sz w:val="19"/>
+              </w:rPr>
+              <w:t>JOBS_WORKER_TOKEN</w:t>
+            </w:r>
+          </w:p>
+        </w:tc>
+      </w:tr>
+      <w:tr>
+        <w:tc>
+          <w:tcPr>
+            <w:tcW w:type="dxa" w:w="2412"/>
+          </w:tcPr>
+          <w:p>
+            <w:r>
+              <w:t>C2</w:t>
+            </w:r>
+          </w:p>
+        </w:tc>
+        <w:tc>
+          <w:tcPr>
+            <w:tcW w:type="dxa" w:w="2412"/>
+          </w:tcPr>
+          <w:p>
+            <w:r>
+              <w:rPr>
+                <w:b/>
+              </w:rPr>
+              <w:t>`shopify_push`</w:t>
+            </w:r>
+            <w:r>
+              <w:t xml:space="preserve"> (publish listing)</w:t>
+            </w:r>
+          </w:p>
+        </w:tc>
+        <w:tc>
+          <w:tcPr>
+            <w:tcW w:type="dxa" w:w="2412"/>
+          </w:tcPr>
+          <w:p>
+            <w:r>
+              <w:t>CRM → Shopify</w:t>
+            </w:r>
+          </w:p>
+        </w:tc>
+        <w:tc>
+          <w:tcPr>
+            <w:tcW w:type="dxa" w:w="2412"/>
+          </w:tcPr>
+          <w:p>
+            <w:r>
+              <w:t>job kind → Shopify Admin API</w:t>
+            </w:r>
+          </w:p>
+        </w:tc>
+      </w:tr>
+      <w:tr>
+        <w:tc>
+          <w:tcPr>
+            <w:tcW w:type="dxa" w:w="2412"/>
+          </w:tcPr>
+          <w:p>
+            <w:r>
+              <w:t>C3</w:t>
+            </w:r>
+          </w:p>
+        </w:tc>
+        <w:tc>
+          <w:tcPr>
+            <w:tcW w:type="dxa" w:w="2412"/>
+          </w:tcPr>
+          <w:p>
+            <w:r>
+              <w:rPr>
+                <w:b/>
+              </w:rPr>
+              <w:t>Order ingestion</w:t>
+            </w:r>
+          </w:p>
+        </w:tc>
+        <w:tc>
+          <w:tcPr>
+            <w:tcW w:type="dxa" w:w="2412"/>
+          </w:tcPr>
+          <w:p>
+            <w:r>
+              <w:t>Shopify → CRM</w:t>
+            </w:r>
+          </w:p>
+        </w:tc>
+        <w:tc>
+          <w:tcPr>
+            <w:tcW w:type="dxa" w:w="2412"/>
+          </w:tcPr>
+          <w:p>
+            <w:r>
+              <w:t xml:space="preserve">webhook (HMAC) → </w:t>
+            </w:r>
+            <w:r>
+              <w:rPr>
+                <w:rFonts w:ascii="Consolas" w:hAnsi="Consolas"/>
+                <w:sz w:val="19"/>
+              </w:rPr>
+              <w:t>store_orders</w:t>
+            </w:r>
+          </w:p>
+        </w:tc>
+      </w:tr>
+      <w:tr>
+        <w:tc>
+          <w:tcPr>
+            <w:tcW w:type="dxa" w:w="2412"/>
+          </w:tcPr>
+          <w:p>
+            <w:r>
+              <w:t>C4</w:t>
+            </w:r>
+          </w:p>
+        </w:tc>
+        <w:tc>
+          <w:tcPr>
+            <w:tcW w:type="dxa" w:w="2412"/>
+          </w:tcPr>
+          <w:p>
+            <w:r>
+              <w:rPr>
+                <w:b/>
+              </w:rPr>
+              <w:t>Render</w:t>
+            </w:r>
+            <w:r>
+              <w:t xml:space="preserve"> (</w:t>
+            </w:r>
+            <w:r>
+              <w:rPr>
+                <w:rFonts w:ascii="Consolas" w:hAnsi="Consolas"/>
+                <w:sz w:val="19"/>
+              </w:rPr>
+              <w:t>render_4k</w:t>
+            </w:r>
+            <w:r>
+              <w:t xml:space="preserve"> / build plan)</w:t>
+            </w:r>
+          </w:p>
+        </w:tc>
+        <w:tc>
+          <w:tcPr>
+            <w:tcW w:type="dxa" w:w="2412"/>
+          </w:tcPr>
+          <w:p>
+            <w:r>
+              <w:t>CRM → 4kGraphics</w:t>
+            </w:r>
+          </w:p>
+        </w:tc>
+        <w:tc>
+          <w:tcPr>
+            <w:tcW w:type="dxa" w:w="2412"/>
+          </w:tcPr>
+          <w:p>
+            <w:r>
+              <w:rPr>
+                <w:rFonts w:ascii="Consolas" w:hAnsi="Consolas"/>
+                <w:sz w:val="19"/>
+              </w:rPr>
+              <w:t>POST /v1/render</w:t>
+            </w:r>
+            <w:r>
+              <w:t xml:space="preserve">, </w:t>
+            </w:r>
+            <w:r>
+              <w:rPr>
+                <w:rFonts w:ascii="Consolas" w:hAnsi="Consolas"/>
+                <w:sz w:val="19"/>
+              </w:rPr>
+              <w:t>/v1/buildplan</w:t>
+            </w:r>
+          </w:p>
+        </w:tc>
+      </w:tr>
+    </w:tbl>
+    <w:p/>
+    <w:p>
+      <w:pPr>
+        <w:pBdr>
+          <w:bottom w:val="single" w:sz="6" w:space="1" w:color="BBBBBB"/>
+        </w:pBdr>
+      </w:pPr>
+    </w:p>
+    <w:p>
+      <w:pPr>
+        <w:pStyle w:val="Heading2"/>
+      </w:pPr>
+      <w:r>
+        <w:t>1. The job queue (C1)</w:t>
+      </w:r>
+    </w:p>
+    <w:p>
+      <w:r>
+        <w:t xml:space="preserve">The existing CRM contract: </w:t>
+      </w:r>
+      <w:r>
+        <w:rPr>
+          <w:b/>
+        </w:rPr>
+        <w:t>enqueue → atomic claim (`SKIP LOCKED`) → complete → fail-with-requeue (≤3×) → reap-stuck.</w:t>
+      </w:r>
+    </w:p>
+    <w:p>
+      <w:pPr>
+        <w:pStyle w:val="ListBullet"/>
+      </w:pPr>
+      <w:r>
+        <w:rPr>
+          <w:b/>
+        </w:rPr>
+        <w:t>Worker API:</w:t>
+      </w:r>
+      <w:r>
+        <w:t xml:space="preserve"> </w:t>
+      </w:r>
+      <w:r>
+        <w:rPr>
+          <w:rFonts w:ascii="Consolas" w:hAnsi="Consolas"/>
+          <w:sz w:val="19"/>
+        </w:rPr>
+        <w:t>POST /api/jobs/claim</w:t>
+      </w:r>
+      <w:r>
+        <w:t xml:space="preserve"> (claim next of given kinds), </w:t>
+      </w:r>
+      <w:r>
+        <w:rPr>
+          <w:rFonts w:ascii="Consolas" w:hAnsi="Consolas"/>
+          <w:sz w:val="19"/>
+        </w:rPr>
+        <w:t>POST /api/jobs/{id}</w:t>
+      </w:r>
+      <w:r>
+        <w:t xml:space="preserve"> (report </w:t>
+      </w:r>
+      <w:r>
+        <w:rPr>
+          <w:rFonts w:ascii="Consolas" w:hAnsi="Consolas"/>
+          <w:sz w:val="19"/>
+        </w:rPr>
+        <w:t>complete</w:t>
+      </w:r>
+      <w:r>
+        <w:t>/</w:t>
+      </w:r>
+      <w:r>
+        <w:rPr>
+          <w:rFonts w:ascii="Consolas" w:hAnsi="Consolas"/>
+          <w:sz w:val="19"/>
+        </w:rPr>
+        <w:t>failed</w:t>
+      </w:r>
+      <w:r>
+        <w:t xml:space="preserve">). Bearer </w:t>
+      </w:r>
+      <w:r>
+        <w:rPr>
+          <w:rFonts w:ascii="Consolas" w:hAnsi="Consolas"/>
+          <w:sz w:val="19"/>
+        </w:rPr>
+        <w:t>JOBS_WORKER_TOKEN</w:t>
+      </w:r>
+      <w:r>
+        <w:t>.</w:t>
+      </w:r>
+    </w:p>
+    <w:p>
+      <w:pPr>
+        <w:pStyle w:val="ListBullet"/>
+      </w:pPr>
+      <w:r>
+        <w:rPr>
+          <w:b/>
+        </w:rPr>
+        <w:t>Producer API:</w:t>
+      </w:r>
+      <w:r>
+        <w:t xml:space="preserve"> </w:t>
+      </w:r>
+      <w:r>
+        <w:rPr>
+          <w:rFonts w:ascii="Consolas" w:hAnsi="Consolas"/>
+          <w:sz w:val="19"/>
+        </w:rPr>
+        <w:t>POST /api/jobs</w:t>
+      </w:r>
+      <w:r>
+        <w:t xml:space="preserve"> with </w:t>
+      </w:r>
+      <w:r>
+        <w:rPr>
+          <w:rFonts w:ascii="Consolas" w:hAnsi="Consolas"/>
+          <w:sz w:val="19"/>
+        </w:rPr>
+        <w:t>{kind, idempotency_key, payload}</w:t>
+      </w:r>
+      <w:r>
+        <w:t>.</w:t>
+      </w:r>
+    </w:p>
+    <w:p>
+      <w:pPr>
+        <w:pStyle w:val="ListBullet"/>
+      </w:pPr>
+      <w:r>
+        <w:rPr>
+          <w:b/>
+        </w:rPr>
+        <w:t>Kinds:</w:t>
+      </w:r>
+      <w:r>
+        <w:t xml:space="preserve"> </w:t>
+      </w:r>
+      <w:r>
+        <w:rPr>
+          <w:rFonts w:ascii="Consolas" w:hAnsi="Consolas"/>
+          <w:sz w:val="19"/>
+        </w:rPr>
+        <w:t>render_4k</w:t>
+      </w:r>
+      <w:r>
+        <w:t xml:space="preserve"> · </w:t>
+      </w:r>
+      <w:r>
+        <w:rPr>
+          <w:rFonts w:ascii="Consolas" w:hAnsi="Consolas"/>
+          <w:sz w:val="19"/>
+        </w:rPr>
+        <w:t>atelier_import</w:t>
+      </w:r>
+      <w:r>
+        <w:t xml:space="preserve"> · </w:t>
+      </w:r>
+      <w:r>
+        <w:rPr>
+          <w:b/>
+        </w:rPr>
+        <w:t>`shopify_push`</w:t>
+      </w:r>
+      <w:r>
+        <w:t xml:space="preserve"> (new for the store).</w:t>
+      </w:r>
+    </w:p>
+    <w:p>
+      <w:pPr>
+        <w:pStyle w:val="ListBullet"/>
+      </w:pPr>
+      <w:r>
+        <w:rPr>
+          <w:b/>
+        </w:rPr>
+        <w:t>Materialization:</w:t>
+      </w:r>
+      <w:r>
+        <w:t xml:space="preserve"> results apply on completion only — a failed job is </w:t>
+      </w:r>
+      <w:r>
+        <w:rPr>
+          <w:b/>
+        </w:rPr>
+        <w:t>never half-built</w:t>
+      </w:r>
+      <w:r>
+        <w:t xml:space="preserve"> (e.g., </w:t>
+      </w:r>
+      <w:r>
+        <w:rPr>
+          <w:rFonts w:ascii="Consolas" w:hAnsi="Consolas"/>
+          <w:sz w:val="19"/>
+        </w:rPr>
+        <w:t>atelier_import</w:t>
+      </w:r>
+      <w:r>
+        <w:t xml:space="preserve"> builds a draft product; </w:t>
+      </w:r>
+      <w:r>
+        <w:rPr>
+          <w:rFonts w:ascii="Consolas" w:hAnsi="Consolas"/>
+          <w:sz w:val="19"/>
+        </w:rPr>
+        <w:t>render_4k</w:t>
+      </w:r>
+      <w:r>
+        <w:t xml:space="preserve"> records the image into </w:t>
+      </w:r>
+      <w:r>
+        <w:rPr>
+          <w:rFonts w:ascii="Consolas" w:hAnsi="Consolas"/>
+          <w:sz w:val="19"/>
+        </w:rPr>
+        <w:t>drive_files</w:t>
+      </w:r>
+      <w:r>
+        <w:t>).</w:t>
+      </w:r>
+    </w:p>
+    <w:p>
+      <w:r>
+        <w:rPr>
+          <w:i/>
+          <w:color w:val="666666"/>
+          <w:sz w:val="18"/>
+        </w:rPr>
+        <w:t>Diagram (Mermaid source — renders as a diagram on GitHub):</w:t>
+      </w:r>
+    </w:p>
+    <w:p>
+      <w:pPr>
+        <w:shd w:val="clear" w:color="auto" w:fill="F4F4F2"/>
+        <w:ind w:left="216" w:right="216"/>
+      </w:pPr>
+      <w:r>
+        <w:rPr>
+          <w:rFonts w:ascii="Consolas" w:hAnsi="Consolas"/>
+          <w:sz w:val="18"/>
+        </w:rPr>
+        <w:t>sequenceDiagram</w:t>
+      </w:r>
+      <w:r>
+        <w:br/>
+      </w:r>
+      <w:r>
+        <w:rPr>
+          <w:rFonts w:ascii="Consolas" w:hAnsi="Consolas"/>
+          <w:sz w:val="18"/>
+        </w:rPr>
+        <w:t xml:space="preserve">    participant P as Producer (CRM)</w:t>
+      </w:r>
+      <w:r>
+        <w:br/>
+      </w:r>
+      <w:r>
+        <w:rPr>
+          <w:rFonts w:ascii="Consolas" w:hAnsi="Consolas"/>
+          <w:sz w:val="18"/>
+        </w:rPr>
+        <w:t xml:space="preserve">    participant Q as integration_jobs</w:t>
+      </w:r>
+      <w:r>
+        <w:br/>
+      </w:r>
+      <w:r>
+        <w:rPr>
+          <w:rFonts w:ascii="Consolas" w:hAnsi="Consolas"/>
+          <w:sz w:val="18"/>
+        </w:rPr>
+        <w:t xml:space="preserve">    participant W as Worker</w:t>
+      </w:r>
+      <w:r>
+        <w:br/>
+      </w:r>
+      <w:r>
+        <w:rPr>
+          <w:rFonts w:ascii="Consolas" w:hAnsi="Consolas"/>
+          <w:sz w:val="18"/>
+        </w:rPr>
+        <w:t xml:space="preserve">    P-&gt;&gt;Q: enqueue(kind, idempotency_key, payload)</w:t>
+      </w:r>
+      <w:r>
+        <w:br/>
+      </w:r>
+      <w:r>
+        <w:rPr>
+          <w:rFonts w:ascii="Consolas" w:hAnsi="Consolas"/>
+          <w:sz w:val="18"/>
+        </w:rPr>
+        <w:t xml:space="preserve">    W-&gt;&gt;Q: POST /api/jobs/claim {kinds}</w:t>
+      </w:r>
+      <w:r>
+        <w:br/>
+      </w:r>
+      <w:r>
+        <w:rPr>
+          <w:rFonts w:ascii="Consolas" w:hAnsi="Consolas"/>
+          <w:sz w:val="18"/>
+        </w:rPr>
+        <w:t xml:space="preserve">    Q--&gt;&gt;W: job (lease held)</w:t>
+      </w:r>
+      <w:r>
+        <w:br/>
+      </w:r>
+      <w:r>
+        <w:rPr>
+          <w:rFonts w:ascii="Consolas" w:hAnsi="Consolas"/>
+          <w:sz w:val="18"/>
+        </w:rPr>
+        <w:t xml:space="preserve">    W-&gt;&gt;W: do work</w:t>
+      </w:r>
+      <w:r>
+        <w:br/>
+      </w:r>
+      <w:r>
+        <w:rPr>
+          <w:rFonts w:ascii="Consolas" w:hAnsi="Consolas"/>
+          <w:sz w:val="18"/>
+        </w:rPr>
+        <w:t xml:space="preserve">    W-&gt;&gt;Q: POST /api/jobs/{id} {status, result}</w:t>
+      </w:r>
+      <w:r>
+        <w:br/>
+      </w:r>
+      <w:r>
+        <w:rPr>
+          <w:rFonts w:ascii="Consolas" w:hAnsi="Consolas"/>
+          <w:sz w:val="18"/>
+        </w:rPr>
+        <w:t xml:space="preserve">    Q-&gt;&gt;Q: materialize result (or requeue ≤3x → reap)</w:t>
+      </w:r>
+    </w:p>
+    <w:p>
+      <w:pPr>
+        <w:pStyle w:val="Heading2"/>
+      </w:pPr>
+      <w:r>
+        <w:t xml:space="preserve">2. Publish a listing — </w:t>
+      </w:r>
+      <w:r>
+        <w:rPr>
+          <w:rFonts w:ascii="Consolas" w:hAnsi="Consolas"/>
+          <w:sz w:val="19"/>
+        </w:rPr>
+        <w:t>shopify_push</w:t>
+      </w:r>
+      <w:r>
+        <w:t xml:space="preserve"> (C2)</w:t>
+      </w:r>
+    </w:p>
+    <w:p>
+      <w:r>
+        <w:t xml:space="preserve">Producer on an </w:t>
+      </w:r>
+      <w:r>
+        <w:rPr>
+          <w:b/>
+        </w:rPr>
+        <w:t>accepted quote</w:t>
+      </w:r>
+      <w:r>
+        <w:t xml:space="preserve"> ("List on Shopify"). Payload: </w:t>
+      </w:r>
+      <w:r>
+        <w:rPr>
+          <w:rFonts w:ascii="Consolas" w:hAnsi="Consolas"/>
+          <w:sz w:val="19"/>
+        </w:rPr>
+        <w:t>quoteId</w:t>
+      </w:r>
+      <w:r>
+        <w:t xml:space="preserve"> (idempotency key), </w:t>
+      </w:r>
+      <w:r>
+        <w:rPr>
+          <w:rFonts w:ascii="Consolas" w:hAnsi="Consolas"/>
+          <w:sz w:val="19"/>
+        </w:rPr>
+        <w:t>listingKind</w:t>
+      </w:r>
+      <w:r>
+        <w:t xml:space="preserve"> (</w:t>
+      </w:r>
+      <w:r>
+        <w:rPr>
+          <w:rFonts w:ascii="Consolas" w:hAnsi="Consolas"/>
+          <w:sz w:val="19"/>
+        </w:rPr>
+        <w:t>catalog</w:t>
+      </w:r>
+      <w:r>
+        <w:t>/</w:t>
+      </w:r>
+      <w:r>
+        <w:rPr>
+          <w:rFonts w:ascii="Consolas" w:hAnsi="Consolas"/>
+          <w:sz w:val="19"/>
+        </w:rPr>
+        <w:t>private</w:t>
+      </w:r>
+      <w:r>
+        <w:t>/</w:t>
+      </w:r>
+      <w:r>
+        <w:rPr>
+          <w:rFonts w:ascii="Consolas" w:hAnsi="Consolas"/>
+          <w:sz w:val="19"/>
+        </w:rPr>
+        <w:t>shelf_template</w:t>
+      </w:r>
+      <w:r>
+        <w:t xml:space="preserve">), </w:t>
+      </w:r>
+      <w:r>
+        <w:rPr>
+          <w:rFonts w:ascii="Consolas" w:hAnsi="Consolas"/>
+          <w:sz w:val="19"/>
+        </w:rPr>
+        <w:t>productType</w:t>
+      </w:r>
+      <w:r>
+        <w:t xml:space="preserve">, </w:t>
+      </w:r>
+      <w:r>
+        <w:rPr>
+          <w:rFonts w:ascii="Consolas" w:hAnsi="Consolas"/>
+          <w:sz w:val="19"/>
+        </w:rPr>
+        <w:t>price</w:t>
+      </w:r>
+      <w:r>
+        <w:t xml:space="preserve"> (CRM-computed), </w:t>
+      </w:r>
+      <w:r>
+        <w:rPr>
+          <w:rFonts w:ascii="Consolas" w:hAnsi="Consolas"/>
+          <w:sz w:val="19"/>
+        </w:rPr>
+        <w:t>options</w:t>
+      </w:r>
+      <w:r>
+        <w:t xml:space="preserve">, </w:t>
+      </w:r>
+      <w:r>
+        <w:rPr>
+          <w:rFonts w:ascii="Consolas" w:hAnsi="Consolas"/>
+          <w:sz w:val="19"/>
+        </w:rPr>
+        <w:t>render4kUrl</w:t>
+      </w:r>
+      <w:r>
+        <w:t xml:space="preserve">, </w:t>
+      </w:r>
+      <w:r>
+        <w:rPr>
+          <w:rFonts w:ascii="Consolas" w:hAnsi="Consolas"/>
+          <w:sz w:val="19"/>
+        </w:rPr>
+        <w:t>customerScope</w:t>
+      </w:r>
+      <w:r>
+        <w:t xml:space="preserve"> (public, or private with </w:t>
+      </w:r>
+      <w:r>
+        <w:rPr>
+          <w:rFonts w:ascii="Consolas" w:hAnsi="Consolas"/>
+          <w:sz w:val="19"/>
+        </w:rPr>
+        <w:t>signedUrl</w:t>
+      </w:r>
+      <w:r>
+        <w:t>+</w:t>
+      </w:r>
+      <w:r>
+        <w:rPr>
+          <w:rFonts w:ascii="Consolas" w:hAnsi="Consolas"/>
+          <w:sz w:val="19"/>
+        </w:rPr>
+        <w:t>expiresAt</w:t>
+      </w:r>
+      <w:r>
+        <w:t>).</w:t>
+      </w:r>
+    </w:p>
+    <w:p>
+      <w:pPr>
+        <w:pStyle w:val="ListBullet"/>
+      </w:pPr>
+      <w:r>
+        <w:t xml:space="preserve">Creates/updates a </w:t>
+      </w:r>
+      <w:r>
+        <w:rPr>
+          <w:b/>
+        </w:rPr>
+        <w:t>base product</w:t>
+      </w:r>
+      <w:r>
+        <w:t xml:space="preserve"> in Shopify (Admin API) — </w:t>
+      </w:r>
+      <w:r>
+        <w:rPr>
+          <w:b/>
+        </w:rPr>
+        <w:t>never</w:t>
+      </w:r>
+      <w:r>
+        <w:t xml:space="preserve"> per-combination variants (§5.4).</w:t>
+      </w:r>
+    </w:p>
+    <w:p>
+      <w:pPr>
+        <w:pStyle w:val="ListBullet"/>
+      </w:pPr>
+      <w:r>
+        <w:rPr>
+          <w:b/>
+        </w:rPr>
+        <w:t>Configured line price</w:t>
+      </w:r>
+      <w:r>
+        <w:t xml:space="preserve"> is set server-side via </w:t>
+      </w:r>
+      <w:r>
+        <w:rPr>
+          <w:b/>
+        </w:rPr>
+        <w:t>Cart Transform Function</w:t>
+      </w:r>
+      <w:r>
+        <w:t xml:space="preserve"> (Plus) or </w:t>
+      </w:r>
+      <w:r>
+        <w:rPr>
+          <w:b/>
+        </w:rPr>
+        <w:t>Draft Orders</w:t>
+      </w:r>
+      <w:r>
+        <w:t xml:space="preserve"> (D10).</w:t>
+      </w:r>
+    </w:p>
+    <w:p>
+      <w:pPr>
+        <w:pStyle w:val="ListBullet"/>
+      </w:pPr>
+      <w:r>
+        <w:t xml:space="preserve">Private listings get </w:t>
+      </w:r>
+      <w:r>
+        <w:rPr>
+          <w:rFonts w:ascii="Consolas" w:hAnsi="Consolas"/>
+          <w:sz w:val="19"/>
+        </w:rPr>
+        <w:t>visibility=private</w:t>
+      </w:r>
+      <w:r>
+        <w:t xml:space="preserve"> metafield + signed expiring access (D5).</w:t>
+      </w:r>
+    </w:p>
+    <w:p>
+      <w:pPr>
+        <w:pStyle w:val="ListBullet"/>
+      </w:pPr>
+      <w:r>
+        <w:t xml:space="preserve">Powers Workflows </w:t>
+      </w:r>
+      <w:r>
+        <w:rPr>
+          <w:b/>
+        </w:rPr>
+        <w:t>B / D / F</w:t>
+      </w:r>
+      <w:r>
+        <w:t>.</w:t>
+      </w:r>
+    </w:p>
+    <w:p>
+      <w:pPr>
+        <w:pStyle w:val="Heading2"/>
+      </w:pPr>
+      <w:r>
+        <w:t>3. Order ingestion (C3)</w:t>
+      </w:r>
+    </w:p>
+    <w:p>
+      <w:r>
+        <w:rPr>
+          <w:rFonts w:ascii="Consolas" w:hAnsi="Consolas"/>
+          <w:sz w:val="19"/>
+        </w:rPr>
+        <w:t>POST /webhooks/shopify/orders</w:t>
+      </w:r>
+      <w:r>
+        <w:t xml:space="preserve"> handles </w:t>
+      </w:r>
+      <w:r>
+        <w:rPr>
+          <w:rFonts w:ascii="Consolas" w:hAnsi="Consolas"/>
+          <w:sz w:val="19"/>
+        </w:rPr>
+        <w:t>orders/create|paid|fulfilled</w:t>
+      </w:r>
+      <w:r>
+        <w:t xml:space="preserve">, </w:t>
+      </w:r>
+      <w:r>
+        <w:rPr>
+          <w:b/>
+        </w:rPr>
+        <w:t>HMAC-verified</w:t>
+      </w:r>
+      <w:r>
+        <w:t xml:space="preserve">, </w:t>
+      </w:r>
+      <w:r>
+        <w:rPr>
+          <w:b/>
+        </w:rPr>
+        <w:t>idempotent on Shopify order id</w:t>
+      </w:r>
+      <w:r>
+        <w:t>.</w:t>
+      </w:r>
+    </w:p>
+    <w:p>
+      <w:pPr>
+        <w:pStyle w:val="ListBullet"/>
+      </w:pPr>
+      <w:r>
+        <w:t xml:space="preserve">Writes </w:t>
+      </w:r>
+      <w:r>
+        <w:rPr>
+          <w:rFonts w:ascii="Consolas" w:hAnsi="Consolas"/>
+          <w:sz w:val="19"/>
+        </w:rPr>
+        <w:t>store_orders</w:t>
+      </w:r>
+      <w:r>
+        <w:t xml:space="preserve"> + </w:t>
+      </w:r>
+      <w:r>
+        <w:rPr>
+          <w:rFonts w:ascii="Consolas" w:hAnsi="Consolas"/>
+          <w:sz w:val="19"/>
+        </w:rPr>
+        <w:t>order_lines</w:t>
+      </w:r>
+      <w:r>
+        <w:t xml:space="preserve">; </w:t>
+      </w:r>
+      <w:r>
+        <w:rPr>
+          <w:b/>
+        </w:rPr>
+        <w:t>line-item properties carry `configId` + config snapshot + `render4kUrl`</w:t>
+      </w:r>
+      <w:r>
+        <w:t>.</w:t>
+      </w:r>
+    </w:p>
+    <w:p>
+      <w:pPr>
+        <w:pStyle w:val="ListBullet"/>
+      </w:pPr>
+      <w:r>
+        <w:t xml:space="preserve">Quote-linked → mark quote </w:t>
+      </w:r>
+      <w:r>
+        <w:rPr>
+          <w:b/>
+        </w:rPr>
+        <w:t>won</w:t>
+      </w:r>
+      <w:r>
+        <w:t xml:space="preserve"> + generate a </w:t>
+      </w:r>
+      <w:r>
+        <w:rPr>
+          <w:b/>
+        </w:rPr>
+        <w:t>work order</w:t>
+      </w:r>
+      <w:r>
+        <w:t xml:space="preserve"> (frozen </w:t>
+      </w:r>
+      <w:r>
+        <w:rPr>
+          <w:rFonts w:ascii="Consolas" w:hAnsi="Consolas"/>
+          <w:sz w:val="19"/>
+        </w:rPr>
+        <w:t>cut_parts</w:t>
+      </w:r>
+      <w:r>
+        <w:t xml:space="preserve">). No-quote buyer → </w:t>
+      </w:r>
+      <w:r>
+        <w:rPr>
+          <w:b/>
+        </w:rPr>
+        <w:t>auto-create CRM customer</w:t>
+      </w:r>
+      <w:r>
+        <w:t>.</w:t>
+      </w:r>
+    </w:p>
+    <w:p>
+      <w:pPr>
+        <w:pStyle w:val="ListBullet"/>
+      </w:pPr>
+      <w:r>
+        <w:t xml:space="preserve">Powers Workflow </w:t>
+      </w:r>
+      <w:r>
+        <w:rPr>
+          <w:b/>
+        </w:rPr>
+        <w:t>H</w:t>
+      </w:r>
+      <w:r>
+        <w:t>; review invite (</w:t>
+      </w:r>
+      <w:r>
+        <w:rPr>
+          <w:rFonts w:ascii="Consolas" w:hAnsi="Consolas"/>
+          <w:sz w:val="19"/>
+        </w:rPr>
+        <w:t>review_request</w:t>
+      </w:r>
+      <w:r>
+        <w:t xml:space="preserve">) fires after </w:t>
+      </w:r>
+      <w:r>
+        <w:rPr>
+          <w:rFonts w:ascii="Consolas" w:hAnsi="Consolas"/>
+          <w:sz w:val="19"/>
+        </w:rPr>
+        <w:t>orders/fulfilled</w:t>
+      </w:r>
+      <w:r>
+        <w:t xml:space="preserve"> (Workflow I).</w:t>
+      </w:r>
+    </w:p>
+    <w:p>
+      <w:pPr>
+        <w:pStyle w:val="Heading2"/>
+      </w:pPr>
+      <w:r>
+        <w:t>4. Render &amp; build plan (C4)</w:t>
+      </w:r>
+    </w:p>
+    <w:p>
+      <w:r>
+        <w:t>4kGraphics service (persistent host):</w:t>
+      </w:r>
+    </w:p>
+    <w:p>
+      <w:pPr>
+        <w:pStyle w:val="ListBullet"/>
+      </w:pPr>
+      <w:r>
+        <w:rPr>
+          <w:rFonts w:ascii="Consolas" w:hAnsi="Consolas"/>
+          <w:sz w:val="19"/>
+        </w:rPr>
+        <w:t>POST /v1/render</w:t>
+      </w:r>
+      <w:r>
+        <w:t xml:space="preserve"> </w:t>
+      </w:r>
+      <w:r>
+        <w:rPr>
+          <w:rFonts w:ascii="Consolas" w:hAnsi="Consolas"/>
+          <w:sz w:val="19"/>
+        </w:rPr>
+        <w:t>{spec, material, lighting, textureSize}</w:t>
+      </w:r>
+      <w:r>
+        <w:t xml:space="preserve"> → </w:t>
+      </w:r>
+      <w:r>
+        <w:rPr>
+          <w:b/>
+        </w:rPr>
+        <w:t>4K PNG</w:t>
+      </w:r>
+      <w:r>
+        <w:t>.</w:t>
+      </w:r>
+    </w:p>
+    <w:p>
+      <w:pPr>
+        <w:pStyle w:val="ListBullet"/>
+      </w:pPr>
+      <w:r>
+        <w:rPr>
+          <w:rFonts w:ascii="Consolas" w:hAnsi="Consolas"/>
+          <w:sz w:val="19"/>
+        </w:rPr>
+        <w:t>POST /v1/buildplan</w:t>
+      </w:r>
+      <w:r>
+        <w:t xml:space="preserve"> </w:t>
+      </w:r>
+      <w:r>
+        <w:rPr>
+          <w:rFonts w:ascii="Consolas" w:hAnsi="Consolas"/>
+          <w:sz w:val="19"/>
+        </w:rPr>
+        <w:t>{spec}</w:t>
+      </w:r>
+      <w:r>
+        <w:t xml:space="preserve"> → </w:t>
+      </w:r>
+      <w:r>
+        <w:rPr>
+          <w:b/>
+        </w:rPr>
+        <w:t>BuildPlan JSON</w:t>
+      </w:r>
+      <w:r>
+        <w:t xml:space="preserve"> (cut list, hardware, tools, steps, board-feet, shop-hours).</w:t>
+      </w:r>
+    </w:p>
+    <w:p>
+      <w:pPr>
+        <w:pStyle w:val="ListBullet"/>
+      </w:pPr>
+      <w:r>
+        <w:rPr>
+          <w:b/>
+        </w:rPr>
+        <w:t>`spec`</w:t>
+      </w:r>
+      <w:r>
+        <w:t xml:space="preserve"> is plain JSON in </w:t>
+      </w:r>
+      <w:r>
+        <w:rPr>
+          <w:b/>
+        </w:rPr>
+        <w:t>millimeters</w:t>
+      </w:r>
+      <w:r>
+        <w:t xml:space="preserve">; </w:t>
+      </w:r>
+      <w:r>
+        <w:rPr>
+          <w:rFonts w:ascii="Consolas" w:hAnsi="Consolas"/>
+          <w:sz w:val="19"/>
+        </w:rPr>
+        <w:t>kind ∈ {drawerbox, drawerunit, door, drawerfront, cabinet, bookshelf, table, endtable}</w:t>
+      </w:r>
+      <w:r>
+        <w:t>.</w:t>
+      </w:r>
+    </w:p>
+    <w:p>
+      <w:pPr>
+        <w:pStyle w:val="ListBullet"/>
+      </w:pPr>
+      <w:r>
+        <w:t xml:space="preserve">The embedded engine also renders client-side previews + </w:t>
+      </w:r>
+      <w:r>
+        <w:rPr>
+          <w:rFonts w:ascii="Consolas" w:hAnsi="Consolas"/>
+          <w:sz w:val="19"/>
+        </w:rPr>
+        <w:t>renderSnapshot()</w:t>
+      </w:r>
+      <w:r>
+        <w:t>/</w:t>
+      </w:r>
+      <w:r>
+        <w:rPr>
+          <w:rFonts w:ascii="Consolas" w:hAnsi="Consolas"/>
+          <w:sz w:val="19"/>
+        </w:rPr>
+        <w:t>getBuildPlan()</w:t>
+      </w:r>
+      <w:r>
+        <w:t xml:space="preserve"> — server </w:t>
+      </w:r>
+      <w:r>
+        <w:rPr>
+          <w:rFonts w:ascii="Consolas" w:hAnsi="Consolas"/>
+          <w:sz w:val="19"/>
+        </w:rPr>
+        <w:t>render_4k</w:t>
+      </w:r>
+      <w:r>
+        <w:t xml:space="preserve"> is for PDP/order assets. Powers Workflow </w:t>
+      </w:r>
+      <w:r>
+        <w:rPr>
+          <w:b/>
+        </w:rPr>
+        <w:t>G</w:t>
+      </w:r>
+      <w:r>
+        <w:t>.</w:t>
+      </w:r>
+    </w:p>
+    <w:p>
+      <w:pPr>
+        <w:pStyle w:val="ListBullet"/>
+      </w:pPr>
+      <w:r>
+        <w:rPr>
+          <w:b/>
+        </w:rPr>
+        <w:t>Render and cut list share one part layout</w:t>
+      </w:r>
+      <w:r>
+        <w:t xml:space="preserve"> — they can never disagree.</w:t>
+      </w:r>
+    </w:p>
+    <w:p>
+      <w:pPr>
+        <w:pBdr>
+          <w:bottom w:val="single" w:sz="6" w:space="1" w:color="BBBBBB"/>
+        </w:pBdr>
+      </w:pPr>
+    </w:p>
+    <w:p>
+      <w:pPr>
+        <w:pStyle w:val="Heading2"/>
+      </w:pPr>
+      <w:r>
+        <w:t>5. Cross-cutting rules</w:t>
+      </w:r>
+    </w:p>
+    <w:tbl>
+      <w:tblPr>
+        <w:tblStyle w:val="LightGrid-Accent1"/>
+        <w:tblW w:type="auto" w:w="0"/>
+        <w:tblLayout w:type="autofit"/>
+        <w:tblLook w:firstColumn="1" w:firstRow="1" w:lastColumn="0" w:lastRow="0" w:noHBand="0" w:noVBand="1" w:val="04A0"/>
+      </w:tblPr>
+      <w:tblGrid>
+        <w:gridCol w:w="4824"/>
+        <w:gridCol w:w="4824"/>
+      </w:tblGrid>
+      <w:tr>
+        <w:tc>
+          <w:tcPr>
+            <w:tcW w:type="dxa" w:w="4824"/>
+          </w:tcPr>
+          <w:p>
+            <w:r>
+              <w:rPr>
+                <w:b/>
+              </w:rPr>
+              <w:t>Concern</w:t>
+            </w:r>
+          </w:p>
+        </w:tc>
+        <w:tc>
+          <w:tcPr>
+            <w:tcW w:type="dxa" w:w="4824"/>
+          </w:tcPr>
+          <w:p>
+            <w:r>
+              <w:rPr>
+                <w:b/>
+              </w:rPr>
+              <w:t>Rule</w:t>
+            </w:r>
+          </w:p>
+        </w:tc>
+      </w:tr>
+      <w:tr>
+        <w:tc>
+          <w:tcPr>
+            <w:tcW w:type="dxa" w:w="4824"/>
+          </w:tcPr>
+          <w:p>
+            <w:r>
+              <w:rPr>
+                <w:b/>
+              </w:rPr>
+              <w:t>Auth</w:t>
+            </w:r>
+          </w:p>
+        </w:tc>
+        <w:tc>
+          <w:tcPr>
+            <w:tcW w:type="dxa" w:w="4824"/>
+          </w:tcPr>
+          <w:p>
+            <w:r>
+              <w:t xml:space="preserve">Workers: bearer </w:t>
+            </w:r>
+            <w:r>
+              <w:rPr>
+                <w:rFonts w:ascii="Consolas" w:hAnsi="Consolas"/>
+                <w:sz w:val="19"/>
+              </w:rPr>
+              <w:t>JOBS_WORKER_TOKEN</w:t>
+            </w:r>
+            <w:r>
+              <w:t>. Shopify webhooks: HMAC-SHA256 of raw body. Shopify Admin: OAuth. Private listings/render assets: short-lived signed URLs.</w:t>
+            </w:r>
+          </w:p>
+        </w:tc>
+      </w:tr>
+      <w:tr>
+        <w:tc>
+          <w:tcPr>
+            <w:tcW w:type="dxa" w:w="4824"/>
+          </w:tcPr>
+          <w:p>
+            <w:r>
+              <w:rPr>
+                <w:b/>
+              </w:rPr>
+              <w:t>Idempotency</w:t>
+            </w:r>
+          </w:p>
+        </w:tc>
+        <w:tc>
+          <w:tcPr>
+            <w:tcW w:type="dxa" w:w="4824"/>
+          </w:tcPr>
+          <w:p>
+            <w:r>
+              <w:rPr>
+                <w:rFonts w:ascii="Consolas" w:hAnsi="Consolas"/>
+                <w:sz w:val="19"/>
+              </w:rPr>
+              <w:t>shopify_push</w:t>
+            </w:r>
+            <w:r>
+              <w:t xml:space="preserve"> on </w:t>
+            </w:r>
+            <w:r>
+              <w:rPr>
+                <w:rFonts w:ascii="Consolas" w:hAnsi="Consolas"/>
+                <w:sz w:val="19"/>
+              </w:rPr>
+              <w:t>quoteId</w:t>
+            </w:r>
+            <w:r>
+              <w:t xml:space="preserve">; webhooks on order id; </w:t>
+            </w:r>
+            <w:r>
+              <w:rPr>
+                <w:rFonts w:ascii="Consolas" w:hAnsi="Consolas"/>
+                <w:sz w:val="19"/>
+              </w:rPr>
+              <w:t>render_4k</w:t>
+            </w:r>
+            <w:r>
+              <w:t xml:space="preserve"> on a config hash (cache reuse).</w:t>
+            </w:r>
+          </w:p>
+        </w:tc>
+      </w:tr>
+      <w:tr>
+        <w:tc>
+          <w:tcPr>
+            <w:tcW w:type="dxa" w:w="4824"/>
+          </w:tcPr>
+          <w:p>
+            <w:r>
+              <w:rPr>
+                <w:b/>
+              </w:rPr>
+              <w:t>Pricing authority</w:t>
+            </w:r>
+          </w:p>
+        </w:tc>
+        <w:tc>
+          <w:tcPr>
+            <w:tcW w:type="dxa" w:w="4824"/>
+          </w:tcPr>
+          <w:p>
+            <w:r>
+              <w:rPr>
+                <w:b/>
+              </w:rPr>
+              <w:t>CRM pricing engine only</w:t>
+            </w:r>
+            <w:r>
+              <w:t xml:space="preserve"> (D4). The store never computes price.</w:t>
+            </w:r>
+          </w:p>
+        </w:tc>
+      </w:tr>
+      <w:tr>
+        <w:tc>
+          <w:tcPr>
+            <w:tcW w:type="dxa" w:w="4824"/>
+          </w:tcPr>
+          <w:p>
+            <w:r>
+              <w:rPr>
+                <w:b/>
+              </w:rPr>
+              <w:t>Versioning</w:t>
+            </w:r>
+          </w:p>
+        </w:tc>
+        <w:tc>
+          <w:tcPr>
+            <w:tcW w:type="dxa" w:w="4824"/>
+          </w:tcPr>
+          <w:p>
+            <w:r>
+              <w:t xml:space="preserve">Every contract is </w:t>
+            </w:r>
+            <w:r>
+              <w:rPr>
+                <w:rFonts w:ascii="Consolas" w:hAnsi="Consolas"/>
+                <w:sz w:val="19"/>
+              </w:rPr>
+              <w:t>v1</w:t>
+            </w:r>
+            <w:r>
+              <w:t>-prefixed; breaking changes ship a new version with a published deprecation window.</w:t>
+            </w:r>
+          </w:p>
+        </w:tc>
+      </w:tr>
+      <w:tr>
+        <w:tc>
+          <w:tcPr>
+            <w:tcW w:type="dxa" w:w="4824"/>
+          </w:tcPr>
+          <w:p>
+            <w:r>
+              <w:rPr>
+                <w:b/>
+              </w:rPr>
+              <w:t>Reliability</w:t>
+            </w:r>
+          </w:p>
+        </w:tc>
+        <w:tc>
+          <w:tcPr>
+            <w:tcW w:type="dxa" w:w="4824"/>
+          </w:tcPr>
+          <w:p>
+            <w:r>
+              <w:t>Idempotent consumers; failed jobs requeue ≤3× then reap-stuck; correlation-ID tracing end-to-end.</w:t>
+            </w:r>
+          </w:p>
+        </w:tc>
+      </w:tr>
+      <w:tr>
+        <w:tc>
+          <w:tcPr>
+            <w:tcW w:type="dxa" w:w="4824"/>
+          </w:tcPr>
+          <w:p>
+            <w:r>
+              <w:rPr>
+                <w:b/>
+              </w:rPr>
+              <w:t>Money/IDs</w:t>
+            </w:r>
+          </w:p>
+        </w:tc>
+        <w:tc>
+          <w:tcPr>
+            <w:tcW w:type="dxa" w:w="4824"/>
+          </w:tcPr>
+          <w:p>
+            <w:r>
+              <w:rPr>
+                <w:rFonts w:ascii="Consolas" w:hAnsi="Consolas"/>
+                <w:sz w:val="19"/>
+              </w:rPr>
+              <w:t>numeric(12,2)</w:t>
+            </w:r>
+            <w:r>
+              <w:t xml:space="preserve"> (minor units over the wire), </w:t>
+            </w:r>
+            <w:r>
+              <w:rPr>
+                <w:rFonts w:ascii="Consolas" w:hAnsi="Consolas"/>
+                <w:sz w:val="19"/>
+              </w:rPr>
+              <w:t>uuid</w:t>
+            </w:r>
+            <w:r>
+              <w:t xml:space="preserve"> PKs, </w:t>
+            </w:r>
+            <w:r>
+              <w:rPr>
+                <w:rFonts w:ascii="Consolas" w:hAnsi="Consolas"/>
+                <w:sz w:val="19"/>
+              </w:rPr>
+              <w:t>timestamptz</w:t>
+            </w:r>
+            <w:r>
+              <w:t xml:space="preserve"> audit columns (CRM ERD).</w:t>
+            </w:r>
+          </w:p>
+        </w:tc>
+      </w:tr>
+    </w:tbl>
+    <w:p/>
+    <w:p>
+      <w:pPr>
+        <w:pStyle w:val="Heading2"/>
+      </w:pPr>
+      <w:r>
+        <w:t>6. Open items for the CRM team</w:t>
+      </w:r>
+    </w:p>
+    <w:p>
+      <w:pPr>
+        <w:pStyle w:val="ListNumber"/>
+      </w:pPr>
+      <w:r>
+        <w:t xml:space="preserve">Confirm </w:t>
+      </w:r>
+      <w:r>
+        <w:rPr>
+          <w:rFonts w:ascii="Consolas" w:hAnsi="Consolas"/>
+          <w:sz w:val="19"/>
+        </w:rPr>
+        <w:t>shopify_push</w:t>
+      </w:r>
+      <w:r>
+        <w:t xml:space="preserve"> is added as a job kind (Phase 7/8 in progress).</w:t>
+      </w:r>
+    </w:p>
+    <w:p>
+      <w:pPr>
+        <w:pStyle w:val="ListNumber"/>
+      </w:pPr>
+      <w:r>
+        <w:t>Confirm Cart Transform Function vs Draft Orders split (D10) for self-serve vs quote-pushed lines.</w:t>
+      </w:r>
+    </w:p>
+    <w:p>
+      <w:pPr>
+        <w:pStyle w:val="ListNumber"/>
+      </w:pPr>
+      <w:r>
+        <w:t>Confirm the render service host + callback/websocket channel for 4K-ready push to the storefront.</w:t>
+      </w:r>
+    </w:p>
+    <w:p>
+      <w:pPr>
+        <w:pStyle w:val="ListNumber"/>
+      </w:pPr>
+      <w:r>
+        <w:t xml:space="preserve">Confirm </w:t>
+      </w:r>
+      <w:r>
+        <w:rPr>
+          <w:rFonts w:ascii="Consolas" w:hAnsi="Consolas"/>
+          <w:sz w:val="19"/>
+        </w:rPr>
+        <w:t>review_request</w:t>
+      </w:r>
+      <w:r>
+        <w:t xml:space="preserve"> trigger + reviews-app ingestion (D13).</w:t>
+      </w:r>
+    </w:p>
+    <w:p>
+      <w:pPr>
+        <w:pBdr>
+          <w:bottom w:val="single" w:sz="6" w:space="1" w:color="BBBBBB"/>
+        </w:pBdr>
+      </w:pPr>
+    </w:p>
+    <w:p>
+      <w:r>
+        <w:rPr>
+          <w:i/>
+        </w:rPr>
+        <w:t>End of API &amp; Job-Queue Contracts (Draft v1.0). Pair with `api/openapi.yaml`.</w:t>
       </w:r>
     </w:p>
     <w:sectPr>
